--- a/00-首页/题组Word/第一轮·竞赛教材版/第一轮结构·4-晶体结构（学生版-打印版）.docx
+++ b/00-首页/题组Word/第一轮·竞赛教材版/第一轮结构·4-晶体结构（学生版-打印版）.docx
@@ -240,8 +240,8 @@
     <w:p>
       <w:pPr>
         <w:pStyle w:val="Compact"/>
+        <w:spacing w:before="0" w:after="0"/>
         <w:ind w:left="480" w:hanging="480"/>
-        <w:spacing w:after="0"/>
       </w:pPr>
       <w:r>
         <w:rPr>
@@ -292,99 +292,99 @@
     <w:p>
       <w:pPr>
         <w:pStyle w:val="Compact"/>
+        <w:spacing w:before="0" w:after="0"/>
         <w:ind w:left="480" w:hanging="480"/>
+      </w:pPr>
+      <w:r>
+        <w:rPr>
+          <w:rFonts w:ascii="Times New Roman" w:hAnsi="Times New Roman" w:eastAsia="Times New Roman" w:cs="Times New Roman"/>
+        </w:rPr>
+        <w:t xml:space="preserve">B. Au</w:t>
+      </w:r>
+      <w:r>
+        <w:rPr>
+          <w:rFonts w:ascii="Times New Roman" w:hAnsi="Times New Roman" w:eastAsia="Times New Roman" w:cs="Times New Roman"/>
+          <w:vertAlign w:val="subscript"/>
+        </w:rPr>
+        <w:t>4</w:t>
+      </w:r>
+      <w:r>
+        <w:rPr>
+          <w:rFonts w:ascii="Times New Roman" w:hAnsi="Times New Roman" w:eastAsia="Times New Roman" w:cs="Times New Roman"/>
+        </w:rPr>
+        <w:t>Cu</w:t>
+      </w:r>
+      <w:r>
+        <w:rPr>
+          <w:rFonts w:ascii="Times New Roman" w:hAnsi="Times New Roman" w:eastAsia="Times New Roman" w:cs="Times New Roman"/>
+          <w:vertAlign w:val="subscript"/>
+        </w:rPr>
+        <w:t>3</w:t>
+      </w:r>
+      <w:r>
+        <w:rPr>
+          <w:rFonts w:ascii="Times New Roman" w:hAnsi="Times New Roman" w:eastAsia="Times New Roman" w:cs="Times New Roman"/>
+        </w:rPr>
+        <w:t>H</w:t>
+      </w:r>
+      <w:r>
+        <w:rPr>
+          <w:rFonts w:ascii="Times New Roman" w:hAnsi="Times New Roman" w:eastAsia="Times New Roman" w:cs="Times New Roman"/>
+          <w:vertAlign w:val="subscript"/>
+        </w:rPr>
+        <w:t>4</w:t>
+      </w:r>
+      <w:r>
+        <w:rPr>
+          <w:rFonts w:ascii="Times New Roman" w:hAnsi="Times New Roman" w:eastAsia="Times New Roman" w:cs="Times New Roman"/>
+        </w:rPr>
+        <w:t xml:space="preserve">　　</w:t>
+      </w:r>
+    </w:p>
+    <w:p>
+      <w:pPr>
+        <w:pStyle w:val="Compact"/>
         <w:spacing w:before="0" w:after="0"/>
-      </w:pPr>
-      <w:r>
-        <w:rPr>
-          <w:rFonts w:ascii="Times New Roman" w:hAnsi="Times New Roman" w:eastAsia="Times New Roman" w:cs="Times New Roman"/>
-        </w:rPr>
-        <w:t xml:space="preserve">B. Au</w:t>
+        <w:ind w:left="480" w:hanging="480"/>
+      </w:pPr>
+      <w:r>
+        <w:rPr>
+          <w:rFonts w:ascii="Times New Roman" w:hAnsi="Times New Roman" w:eastAsia="Times New Roman" w:cs="Times New Roman"/>
+        </w:rPr>
+        <w:t xml:space="preserve">C. AuCu</w:t>
       </w:r>
       <w:r>
         <w:rPr>
           <w:rFonts w:ascii="Times New Roman" w:hAnsi="Times New Roman" w:eastAsia="Times New Roman" w:cs="Times New Roman"/>
           <w:vertAlign w:val="subscript"/>
         </w:rPr>
+        <w:t>3</w:t>
+      </w:r>
+      <w:r>
+        <w:rPr>
+          <w:rFonts w:ascii="Times New Roman" w:hAnsi="Times New Roman" w:eastAsia="Times New Roman" w:cs="Times New Roman"/>
+        </w:rPr>
+        <w:t>H</w:t>
+      </w:r>
+      <w:r>
+        <w:rPr>
+          <w:rFonts w:ascii="Times New Roman" w:hAnsi="Times New Roman" w:eastAsia="Times New Roman" w:cs="Times New Roman"/>
+          <w:vertAlign w:val="subscript"/>
+        </w:rPr>
         <w:t>4</w:t>
       </w:r>
       <w:r>
         <w:rPr>
           <w:rFonts w:ascii="Times New Roman" w:hAnsi="Times New Roman" w:eastAsia="Times New Roman" w:cs="Times New Roman"/>
         </w:rPr>
-        <w:t>Cu</w:t>
-      </w:r>
-      <w:r>
-        <w:rPr>
-          <w:rFonts w:ascii="Times New Roman" w:hAnsi="Times New Roman" w:eastAsia="Times New Roman" w:cs="Times New Roman"/>
-          <w:vertAlign w:val="subscript"/>
-        </w:rPr>
-        <w:t>3</w:t>
-      </w:r>
-      <w:r>
-        <w:rPr>
-          <w:rFonts w:ascii="Times New Roman" w:hAnsi="Times New Roman" w:eastAsia="Times New Roman" w:cs="Times New Roman"/>
-        </w:rPr>
-        <w:t>H</w:t>
-      </w:r>
-      <w:r>
-        <w:rPr>
-          <w:rFonts w:ascii="Times New Roman" w:hAnsi="Times New Roman" w:eastAsia="Times New Roman" w:cs="Times New Roman"/>
-          <w:vertAlign w:val="subscript"/>
-        </w:rPr>
-        <w:t>4</w:t>
-      </w:r>
-      <w:r>
-        <w:rPr>
-          <w:rFonts w:ascii="Times New Roman" w:hAnsi="Times New Roman" w:eastAsia="Times New Roman" w:cs="Times New Roman"/>
-        </w:rPr>
         <w:t xml:space="preserve">　　</w:t>
       </w:r>
     </w:p>
     <w:p>
       <w:pPr>
         <w:pStyle w:val="Compact"/>
+        <w:spacing w:before="0" w:after="0"/>
         <w:ind w:left="480" w:hanging="480"/>
-        <w:spacing w:before="0" w:after="0"/>
-      </w:pPr>
-      <w:r>
-        <w:rPr>
-          <w:rFonts w:ascii="Times New Roman" w:hAnsi="Times New Roman" w:eastAsia="Times New Roman" w:cs="Times New Roman"/>
-        </w:rPr>
-        <w:t xml:space="preserve">C. AuCu</w:t>
-      </w:r>
-      <w:r>
-        <w:rPr>
-          <w:rFonts w:ascii="Times New Roman" w:hAnsi="Times New Roman" w:eastAsia="Times New Roman" w:cs="Times New Roman"/>
-          <w:vertAlign w:val="subscript"/>
-        </w:rPr>
-        <w:t>3</w:t>
-      </w:r>
-      <w:r>
-        <w:rPr>
-          <w:rFonts w:ascii="Times New Roman" w:hAnsi="Times New Roman" w:eastAsia="Times New Roman" w:cs="Times New Roman"/>
-        </w:rPr>
-        <w:t>H</w:t>
-      </w:r>
-      <w:r>
-        <w:rPr>
-          <w:rFonts w:ascii="Times New Roman" w:hAnsi="Times New Roman" w:eastAsia="Times New Roman" w:cs="Times New Roman"/>
-          <w:vertAlign w:val="subscript"/>
-        </w:rPr>
-        <w:t>4</w:t>
-      </w:r>
-      <w:r>
-        <w:rPr>
-          <w:rFonts w:ascii="Times New Roman" w:hAnsi="Times New Roman" w:eastAsia="Times New Roman" w:cs="Times New Roman"/>
-        </w:rPr>
-        <w:t xml:space="preserve">　　</w:t>
-      </w:r>
-    </w:p>
-    <w:p>
-      <w:pPr>
-        <w:pStyle w:val="Compact"/>
-        <w:ind w:left="480" w:hanging="480"/>
-        <w:spacing w:before="0" w:after="36"/>
       </w:pPr>
       <w:r>
         <w:rPr>
@@ -580,6 +580,7 @@
     <w:p>
       <w:pPr>
         <w:pStyle w:val="Compact"/>
+        <w:spacing w:before="0" w:after="0"/>
       </w:pPr>
       <w:r>
         <w:rPr>
@@ -635,6 +636,7 @@
     <w:p>
       <w:pPr>
         <w:pStyle w:val="Compact"/>
+        <w:spacing w:before="0" w:after="0"/>
       </w:pPr>
       <w:r>
         <w:rPr>
@@ -652,6 +654,7 @@
     <w:p>
       <w:pPr>
         <w:pStyle w:val="Compact"/>
+        <w:spacing w:before="0" w:after="0"/>
       </w:pPr>
       <w:r>
         <w:rPr>
@@ -675,6 +678,7 @@
     <w:p>
       <w:pPr>
         <w:pStyle w:val="Compact"/>
+        <w:spacing w:before="0" w:after="0"/>
       </w:pPr>
       <w:r>
         <w:rPr>
@@ -1625,6 +1629,14 @@
       <w:tblPr>
         <w:tblStyle w:val="Table"/>
         <w:tblW w:type="auto" w:w="0"/>
+        <w:tblBorders>
+          <w:top w:val="single" w:sz="12" w:space="0" w:color="000000"/>
+          <w:left w:val="none" w:sz="0" w:space="0" w:color="auto"/>
+          <w:bottom w:val="single" w:sz="12" w:space="0" w:color="000000"/>
+          <w:right w:val="none" w:sz="0" w:space="0" w:color="auto"/>
+          <w:insideH w:val="none" w:sz="0" w:space="0" w:color="auto"/>
+          <w:insideV w:val="none" w:sz="0" w:space="0" w:color="auto"/>
+        </w:tblBorders>
         <w:tblLook w:firstRow="1" w:lastRow="0" w:firstColumn="0" w:lastColumn="0" w:noHBand="0" w:noVBand="0" w:val="0020"/>
       </w:tblPr>
       <w:tblGrid>
@@ -1636,7 +1648,11 @@
           <w:tblHeader w:val="on"/>
         </w:trPr>
         <w:tc>
-          <w:tcPr/>
+          <w:tcPr>
+            <w:tcBorders>
+              <w:bottom w:val="single" w:sz="8" w:space="0" w:color="000000"/>
+            </w:tcBorders>
+          </w:tcPr>
           <w:p>
             <w:pPr>
               <w:pStyle w:val="Compact"/>
@@ -1652,7 +1668,11 @@
           </w:p>
         </w:tc>
         <w:tc>
-          <w:tcPr/>
+          <w:tcPr>
+            <w:tcBorders>
+              <w:bottom w:val="single" w:sz="8" w:space="0" w:color="000000"/>
+            </w:tcBorders>
+          </w:tcPr>
           <w:p>
             <w:pPr>
               <w:pStyle w:val="Compact"/>
@@ -13120,6 +13140,7 @@
     <w:p>
       <w:pPr>
         <w:pStyle w:val="BodyText"/>
+        <w:spacing w:before="0" w:after="0"/>
       </w:pPr>
       <w:r>
         <w:rPr>
@@ -13198,6 +13219,7 @@
     <w:p>
       <w:pPr>
         <w:pStyle w:val="BodyText"/>
+        <w:spacing w:before="0" w:after="0"/>
       </w:pPr>
       <w:r>
         <w:rPr>
@@ -13227,6 +13249,7 @@
     <w:p>
       <w:pPr>
         <w:pStyle w:val="BodyText"/>
+        <w:spacing w:before="0" w:after="0"/>
       </w:pPr>
       <w:r>
         <w:rPr>
@@ -13244,6 +13267,7 @@
     <w:p>
       <w:pPr>
         <w:pStyle w:val="BodyText"/>
+        <w:spacing w:before="0" w:after="0"/>
       </w:pPr>
       <w:r>
         <w:rPr>
@@ -33334,6 +33358,14 @@
       <w:tblPr>
         <w:tblStyle w:val="Table"/>
         <w:tblW w:type="auto" w:w="0"/>
+        <w:tblBorders>
+          <w:top w:val="single" w:sz="12" w:space="0" w:color="000000"/>
+          <w:left w:val="none" w:sz="0" w:space="0" w:color="auto"/>
+          <w:bottom w:val="single" w:sz="12" w:space="0" w:color="000000"/>
+          <w:right w:val="none" w:sz="0" w:space="0" w:color="auto"/>
+          <w:insideH w:val="none" w:sz="0" w:space="0" w:color="auto"/>
+          <w:insideV w:val="none" w:sz="0" w:space="0" w:color="auto"/>
+        </w:tblBorders>
         <w:tblLook w:firstRow="1" w:lastRow="0" w:firstColumn="0" w:lastColumn="0" w:noHBand="0" w:noVBand="0" w:val="0020"/>
       </w:tblPr>
       <w:tblGrid>
@@ -33346,7 +33378,11 @@
           <w:tblHeader w:val="on"/>
         </w:trPr>
         <w:tc>
-          <w:tcPr/>
+          <w:tcPr>
+            <w:tcBorders>
+              <w:bottom w:val="single" w:sz="8" w:space="0" w:color="000000"/>
+            </w:tcBorders>
+          </w:tcPr>
           <w:p>
             <w:pPr>
               <w:pStyle w:val="Compact"/>
@@ -33362,7 +33398,11 @@
           </w:p>
         </w:tc>
         <w:tc>
-          <w:tcPr/>
+          <w:tcPr>
+            <w:tcBorders>
+              <w:bottom w:val="single" w:sz="8" w:space="0" w:color="000000"/>
+            </w:tcBorders>
+          </w:tcPr>
           <w:p>
             <w:pPr>
               <w:pStyle w:val="Compact"/>
@@ -33378,7 +33418,11 @@
           </w:p>
         </w:tc>
         <w:tc>
-          <w:tcPr/>
+          <w:tcPr>
+            <w:tcBorders>
+              <w:bottom w:val="single" w:sz="8" w:space="0" w:color="000000"/>
+            </w:tcBorders>
+          </w:tcPr>
           <w:p>
             <w:pPr>
               <w:pStyle w:val="Compact"/>
@@ -35725,6 +35769,14 @@
       <w:tblPr>
         <w:tblStyle w:val="Table"/>
         <w:tblW w:type="auto" w:w="0"/>
+        <w:tblBorders>
+          <w:top w:val="single" w:sz="12" w:space="0" w:color="000000"/>
+          <w:left w:val="none" w:sz="0" w:space="0" w:color="auto"/>
+          <w:bottom w:val="single" w:sz="12" w:space="0" w:color="000000"/>
+          <w:right w:val="none" w:sz="0" w:space="0" w:color="auto"/>
+          <w:insideH w:val="none" w:sz="0" w:space="0" w:color="auto"/>
+          <w:insideV w:val="none" w:sz="0" w:space="0" w:color="auto"/>
+        </w:tblBorders>
         <w:tblLook w:firstRow="1" w:lastRow="0" w:firstColumn="0" w:lastColumn="0" w:noHBand="0" w:noVBand="0" w:val="0020"/>
       </w:tblPr>
       <w:tblGrid>
@@ -35738,7 +35790,11 @@
           <w:tblHeader w:val="on"/>
         </w:trPr>
         <w:tc>
-          <w:tcPr/>
+          <w:tcPr>
+            <w:tcBorders>
+              <w:bottom w:val="single" w:sz="8" w:space="0" w:color="000000"/>
+            </w:tcBorders>
+          </w:tcPr>
           <w:p>
             <w:pPr>
               <w:pStyle w:val="Compact"/>
@@ -35754,7 +35810,11 @@
           </w:p>
         </w:tc>
         <w:tc>
-          <w:tcPr/>
+          <w:tcPr>
+            <w:tcBorders>
+              <w:bottom w:val="single" w:sz="8" w:space="0" w:color="000000"/>
+            </w:tcBorders>
+          </w:tcPr>
           <w:p>
             <w:pPr>
               <w:pStyle w:val="Compact"/>
@@ -35770,7 +35830,11 @@
           </w:p>
         </w:tc>
         <w:tc>
-          <w:tcPr/>
+          <w:tcPr>
+            <w:tcBorders>
+              <w:bottom w:val="single" w:sz="8" w:space="0" w:color="000000"/>
+            </w:tcBorders>
+          </w:tcPr>
           <w:p>
             <w:pPr>
               <w:pStyle w:val="Compact"/>
@@ -35786,7 +35850,11 @@
           </w:p>
         </w:tc>
         <w:tc>
-          <w:tcPr/>
+          <w:tcPr>
+            <w:tcBorders>
+              <w:bottom w:val="single" w:sz="8" w:space="0" w:color="000000"/>
+            </w:tcBorders>
+          </w:tcPr>
           <w:p>
             <w:pPr>
               <w:pStyle w:val="Compact"/>
@@ -44639,7 +44707,6 @@
     <w:bookmarkEnd w:id="262"/>
     <w:bookmarkEnd w:id="263"/>
     <w:sectPr>
-      <w:headerReference w:type="default" r:id="rId259"/>
       <w:footerReference w:type="default" r:id="rId9"/>
       <w:footnotePr>
         <w:numRestart w:val="eachSect"/>
@@ -44666,16 +44733,6 @@
       <w:rPr>
         <w:rFonts w:ascii="Times New Roman" w:hAnsi="Times New Roman" w:eastAsia="Times New Roman" w:cs="Times New Roman"/>
         <w:b w:val="0"/>
-        <w:color w:val="000000"/>
-        <w:sz w:val="20"/>
-      </w:rPr>
-      <w:t xml:space="preserve">第 </w:t>
-    </w:r>
-    <w:r>
-      <w:rPr>
-        <w:rFonts w:ascii="Times New Roman" w:hAnsi="Times New Roman" w:eastAsia="Times New Roman" w:cs="Times New Roman"/>
-        <w:b w:val="0"/>
-        <w:color w:val="000000"/>
         <w:sz w:val="20"/>
       </w:rPr>
       <w:fldChar w:fldCharType="begin"/>
@@ -44684,7 +44741,6 @@
       <w:rPr>
         <w:rFonts w:ascii="Times New Roman" w:hAnsi="Times New Roman" w:eastAsia="Times New Roman" w:cs="Times New Roman"/>
         <w:b w:val="0"/>
-        <w:color w:val="000000"/>
         <w:sz w:val="20"/>
       </w:rPr>
       <w:instrText xml:space="preserve"> PAGE </w:instrText>
@@ -44693,91 +44749,9 @@
       <w:rPr>
         <w:rFonts w:ascii="Times New Roman" w:hAnsi="Times New Roman" w:eastAsia="Times New Roman" w:cs="Times New Roman"/>
         <w:b w:val="0"/>
-        <w:color w:val="000000"/>
-        <w:sz w:val="20"/>
-      </w:rPr>
-      <w:fldChar w:fldCharType="separate"/>
-    </w:r>
-    <w:r>
-      <w:rPr>
-        <w:rFonts w:ascii="Times New Roman" w:hAnsi="Times New Roman" w:eastAsia="Times New Roman" w:cs="Times New Roman"/>
-        <w:b w:val="0"/>
-        <w:color w:val="000000"/>
-        <w:sz w:val="20"/>
-      </w:rPr>
-      <w:t>1</w:t>
-    </w:r>
-    <w:r>
-      <w:rPr>
-        <w:rFonts w:ascii="Times New Roman" w:hAnsi="Times New Roman" w:eastAsia="Times New Roman" w:cs="Times New Roman"/>
-        <w:b w:val="0"/>
-        <w:color w:val="000000"/>
         <w:sz w:val="20"/>
       </w:rPr>
       <w:fldChar w:fldCharType="end"/>
-    </w:r>
-    <w:r>
-      <w:rPr>
-        <w:rFonts w:ascii="Times New Roman" w:hAnsi="Times New Roman" w:eastAsia="Times New Roman" w:cs="Times New Roman"/>
-        <w:b w:val="0"/>
-        <w:color w:val="000000"/>
-        <w:sz w:val="20"/>
-      </w:rPr>
-      <w:t xml:space="preserve"> 页 / 共 </w:t>
-    </w:r>
-    <w:r>
-      <w:rPr>
-        <w:rFonts w:ascii="Times New Roman" w:hAnsi="Times New Roman" w:eastAsia="Times New Roman" w:cs="Times New Roman"/>
-        <w:b w:val="0"/>
-        <w:color w:val="000000"/>
-        <w:sz w:val="20"/>
-      </w:rPr>
-      <w:fldChar w:fldCharType="begin"/>
-    </w:r>
-    <w:r>
-      <w:rPr>
-        <w:rFonts w:ascii="Times New Roman" w:hAnsi="Times New Roman" w:eastAsia="Times New Roman" w:cs="Times New Roman"/>
-        <w:b w:val="0"/>
-        <w:color w:val="000000"/>
-        <w:sz w:val="20"/>
-      </w:rPr>
-      <w:instrText xml:space="preserve"> NUMPAGES </w:instrText>
-    </w:r>
-    <w:r>
-      <w:rPr>
-        <w:rFonts w:ascii="Times New Roman" w:hAnsi="Times New Roman" w:eastAsia="Times New Roman" w:cs="Times New Roman"/>
-        <w:b w:val="0"/>
-        <w:color w:val="000000"/>
-        <w:sz w:val="20"/>
-      </w:rPr>
-      <w:fldChar w:fldCharType="separate"/>
-    </w:r>
-    <w:r>
-      <w:rPr>
-        <w:rFonts w:ascii="Times New Roman" w:hAnsi="Times New Roman" w:eastAsia="Times New Roman" w:cs="Times New Roman"/>
-        <w:b w:val="0"/>
-        <w:color w:val="000000"/>
-        <w:sz w:val="20"/>
-      </w:rPr>
-      <w:t>1</w:t>
-    </w:r>
-    <w:r>
-      <w:rPr>
-        <w:rFonts w:ascii="Times New Roman" w:hAnsi="Times New Roman" w:eastAsia="Times New Roman" w:cs="Times New Roman"/>
-        <w:b w:val="0"/>
-        <w:color w:val="000000"/>
-        <w:sz w:val="20"/>
-      </w:rPr>
-      <w:fldChar w:fldCharType="end"/>
-    </w:r>
-    <w:r>
-      <w:rPr>
-        <w:rFonts w:ascii="Times New Roman" w:hAnsi="Times New Roman" w:eastAsia="Times New Roman" w:cs="Times New Roman"/>
-        <w:b w:val="0"/>
-        <w:color w:val="000000"/>
-        <w:sz w:val="20"/>
-      </w:rPr>
-      <w:t xml:space="preserve"> 页</w:t>
     </w:r>
   </w:p>
 </w:ftr>
@@ -44800,28 +44774,6 @@
     </w:p>
   </w:footnote>
 </w:footnotes>
-</file>
-
-<file path=word/header1.xml><?xml version="1.0" encoding="utf-8"?>
-<w:hdr xmlns:m="http://schemas.openxmlformats.org/officeDocument/2006/math" xmlns:mc="http://schemas.openxmlformats.org/markup-compatibility/2006" xmlns:mo="http://schemas.microsoft.com/office/mac/office/2008/main" xmlns:mv="urn:schemas-microsoft-com:mac:vml" xmlns:o="urn:schemas-microsoft-com:office:office" xmlns:r="http://schemas.openxmlformats.org/officeDocument/2006/relationships" xmlns:v="urn:schemas-microsoft-com:vml" xmlns:w10="urn:schemas-microsoft-com:office:word" xmlns:w14="http://schemas.microsoft.com/office/word/2010/wordml" xmlns:w="http://schemas.openxmlformats.org/wordprocessingml/2006/main" xmlns:wne="http://schemas.microsoft.com/office/word/2006/wordml" xmlns:wp14="http://schemas.microsoft.com/office/word/2010/wordprocessingDrawing" xmlns:wp="http://schemas.openxmlformats.org/drawingml/2006/wordprocessingDrawing" xmlns:wpc="http://schemas.microsoft.com/office/word/2010/wordprocessingCanvas" xmlns:wpg="http://schemas.microsoft.com/office/word/2010/wordprocessingGroup" xmlns:wpi="http://schemas.microsoft.com/office/word/2010/wordprocessingInk" xmlns:wps="http://schemas.microsoft.com/office/word/2010/wordprocessingShape" mc:Ignorable="w14 wp14">
-  <w:p>
-    <w:pPr>
-      <w:jc w:val="right"/>
-      <w:pBdr>
-        <w:bottom w:val="single" w:sz="4" w:space="2" w:color="000000"/>
-      </w:pBdr>
-    </w:pPr>
-    <w:r>
-      <w:rPr>
-        <w:rFonts w:ascii="Times New Roman" w:hAnsi="Times New Roman" w:eastAsia="Times New Roman" w:cs="Times New Roman"/>
-        <w:b w:val="0"/>
-        <w:color w:val="000000"/>
-        <w:sz w:val="18"/>
-      </w:rPr>
-      <w:t xml:space="preserve">第一轮结构化学 · 晶体结构 · 练习</w:t>
-    </w:r>
-  </w:p>
-</w:hdr>
 </file>
 
 <file path=word/numbering.xml><?xml version="1.0" encoding="utf-8"?>

--- a/00-首页/题组Word/第一轮·竞赛教材版/第一轮结构·4-晶体结构（学生版-打印版）.docx
+++ b/00-首页/题组Word/第一轮·竞赛教材版/第一轮结构·4-晶体结构（学生版-打印版）.docx
@@ -6,8 +6,9 @@
     <w:p>
       <w:pPr>
         <w:pStyle w:val="Heading1"/>
-        <w:spacing w:before="280" w:after="120"/>
+        <w:spacing w:before="0" w:after="240"/>
         <w:jc w:val="center"/>
+        <w:keepNext/>
       </w:pPr>
       <w:r>
         <w:rPr>
@@ -38,6 +39,60 @@
           <w:rFonts w:hint="eastAsia" w:ascii="Times New Roman" w:hAnsi="Times New Roman" w:eastAsia="SimHei" w:cs="Times New Roman"/>
         </w:rPr>
         <w:t>练习</w:t>
+      </w:r>
+    </w:p>
+    <w:p>
+      <w:pPr>
+        <w:pStyle w:val="BlockText"/>
+        <w:ind w:firstLine="420"/>
+      </w:pPr>
+      <w:r>
+        <w:rPr>
+          <w:rFonts w:hint="eastAsia" w:ascii="Times New Roman" w:hAnsi="Times New Roman" w:eastAsia="FangSong" w:cs="Times New Roman"/>
+        </w:rPr>
+        <w:t xml:space="preserve">共</w:t>
+      </w:r>
+      <w:r>
+        <w:rPr>
+          <w:rFonts w:ascii="Times New Roman" w:hAnsi="Times New Roman" w:eastAsia="Times New Roman" w:cs="Times New Roman"/>
+        </w:rPr>
+        <w:t xml:space="preserve"> 40 </w:t>
+      </w:r>
+      <w:r>
+        <w:rPr>
+          <w:rFonts w:hint="eastAsia" w:ascii="Times New Roman" w:hAnsi="Times New Roman" w:eastAsia="FangSong" w:cs="Times New Roman"/>
+        </w:rPr>
+        <w:t>题</w:t>
+      </w:r>
+      <w:r>
+        <w:rPr>
+          <w:rFonts w:hint="eastAsia" w:ascii="Times New Roman" w:hAnsi="Times New Roman" w:eastAsia="Times New Roman" w:cs="Times New Roman"/>
+        </w:rPr>
+        <w:t>。</w:t>
+      </w:r>
+      <w:r>
+        <w:rPr>
+          <w:rFonts w:hint="eastAsia" w:ascii="Times New Roman" w:hAnsi="Times New Roman" w:eastAsia="FangSong" w:cs="Times New Roman"/>
+        </w:rPr>
+        <w:t>建议先独立完成</w:t>
+      </w:r>
+      <w:r>
+        <w:rPr>
+          <w:rFonts w:hint="eastAsia" w:ascii="Times New Roman" w:hAnsi="Times New Roman" w:eastAsia="Times New Roman" w:cs="Times New Roman"/>
+        </w:rPr>
+        <w:t>，</w:t>
+      </w:r>
+      <w:r>
+        <w:rPr>
+          <w:rFonts w:hint="eastAsia" w:ascii="Times New Roman" w:hAnsi="Times New Roman" w:eastAsia="FangSong" w:cs="Times New Roman"/>
+        </w:rPr>
+        <w:t>再核对答案</w:t>
+      </w:r>
+      <w:r>
+        <w:rPr>
+          <w:rFonts w:hint="eastAsia" w:ascii="Times New Roman" w:hAnsi="Times New Roman" w:eastAsia="Times New Roman" w:cs="Times New Roman"/>
+        </w:rPr>
+        <w:t>。</w:t>
       </w:r>
     </w:p>
     <w:p>
@@ -54,7 +109,8 @@
     <w:p>
       <w:pPr>
         <w:pStyle w:val="Heading2"/>
-        <w:spacing w:before="280" w:after="120"/>
+        <w:spacing w:before="280" w:after="80"/>
+        <w:keepNext/>
       </w:pPr>
       <w:r>
         <w:rPr>
@@ -91,6 +147,7 @@
     <w:p>
       <w:pPr>
         <w:pStyle w:val="FirstParagraph"/>
+        <w:ind w:firstLine="420"/>
       </w:pPr>
       <w:r>
         <w:rPr>
@@ -240,8 +297,10 @@
     <w:p>
       <w:pPr>
         <w:pStyle w:val="Compact"/>
-        <w:spacing w:before="0" w:after="0"/>
-        <w:ind w:left="480" w:hanging="480"/>
+        <w:numPr>
+          <w:ilvl w:val="0"/>
+          <w:numId w:val="1001"/>
+        </w:numPr>
       </w:pPr>
       <w:r>
         <w:rPr>
@@ -281,25 +340,21 @@
           <w:vertAlign w:val="subscript"/>
         </w:rPr>
         <w:t>8</w:t>
-      </w:r>
-      <w:r>
-        <w:rPr>
-          <w:rFonts w:ascii="Times New Roman" w:hAnsi="Times New Roman" w:eastAsia="Times New Roman" w:cs="Times New Roman"/>
-        </w:rPr>
-        <w:t xml:space="preserve">　　</w:t>
       </w:r>
     </w:p>
     <w:p>
       <w:pPr>
         <w:pStyle w:val="Compact"/>
-        <w:spacing w:before="0" w:after="0"/>
-        <w:ind w:left="480" w:hanging="480"/>
-      </w:pPr>
-      <w:r>
-        <w:rPr>
-          <w:rFonts w:ascii="Times New Roman" w:hAnsi="Times New Roman" w:eastAsia="Times New Roman" w:cs="Times New Roman"/>
-        </w:rPr>
-        <w:t xml:space="preserve">B. Au</w:t>
+        <w:numPr>
+          <w:ilvl w:val="0"/>
+          <w:numId w:val="1001"/>
+        </w:numPr>
+      </w:pPr>
+      <w:r>
+        <w:rPr>
+          <w:rFonts w:ascii="Times New Roman" w:hAnsi="Times New Roman" w:eastAsia="Times New Roman" w:cs="Times New Roman"/>
+        </w:rPr>
+        <w:t>B. Au</w:t>
       </w:r>
       <w:r>
         <w:rPr>
@@ -333,25 +388,21 @@
           <w:vertAlign w:val="subscript"/>
         </w:rPr>
         <w:t>4</w:t>
-      </w:r>
-      <w:r>
-        <w:rPr>
-          <w:rFonts w:ascii="Times New Roman" w:hAnsi="Times New Roman" w:eastAsia="Times New Roman" w:cs="Times New Roman"/>
-        </w:rPr>
-        <w:t xml:space="preserve">　　</w:t>
       </w:r>
     </w:p>
     <w:p>
       <w:pPr>
         <w:pStyle w:val="Compact"/>
-        <w:spacing w:before="0" w:after="0"/>
-        <w:ind w:left="480" w:hanging="480"/>
-      </w:pPr>
-      <w:r>
-        <w:rPr>
-          <w:rFonts w:ascii="Times New Roman" w:hAnsi="Times New Roman" w:eastAsia="Times New Roman" w:cs="Times New Roman"/>
-        </w:rPr>
-        <w:t xml:space="preserve">C. AuCu</w:t>
+        <w:numPr>
+          <w:ilvl w:val="0"/>
+          <w:numId w:val="1001"/>
+        </w:numPr>
+      </w:pPr>
+      <w:r>
+        <w:rPr>
+          <w:rFonts w:ascii="Times New Roman" w:hAnsi="Times New Roman" w:eastAsia="Times New Roman" w:cs="Times New Roman"/>
+        </w:rPr>
+        <w:t>C. AuCu</w:t>
       </w:r>
       <w:r>
         <w:rPr>
@@ -372,25 +423,21 @@
           <w:vertAlign w:val="subscript"/>
         </w:rPr>
         <w:t>4</w:t>
-      </w:r>
-      <w:r>
-        <w:rPr>
-          <w:rFonts w:ascii="Times New Roman" w:hAnsi="Times New Roman" w:eastAsia="Times New Roman" w:cs="Times New Roman"/>
-        </w:rPr>
-        <w:t xml:space="preserve">　　</w:t>
       </w:r>
     </w:p>
     <w:p>
       <w:pPr>
         <w:pStyle w:val="Compact"/>
-        <w:spacing w:before="0" w:after="0"/>
-        <w:ind w:left="480" w:hanging="480"/>
-      </w:pPr>
-      <w:r>
-        <w:rPr>
-          <w:rFonts w:ascii="Times New Roman" w:hAnsi="Times New Roman" w:eastAsia="Times New Roman" w:cs="Times New Roman"/>
-        </w:rPr>
-        <w:t xml:space="preserve">D. AuCu</w:t>
+        <w:numPr>
+          <w:ilvl w:val="0"/>
+          <w:numId w:val="1001"/>
+        </w:numPr>
+      </w:pPr>
+      <w:r>
+        <w:rPr>
+          <w:rFonts w:ascii="Times New Roman" w:hAnsi="Times New Roman" w:eastAsia="Times New Roman" w:cs="Times New Roman"/>
+        </w:rPr>
+        <w:t>D. AuCu</w:t>
       </w:r>
       <w:r>
         <w:rPr>
@@ -415,13 +462,13 @@
     </w:p>
     <w:p>
       <w:pPr>
-        <w:spacing w:before="0" w:after="0"/>
-      </w:pPr>
-    </w:p>
-    <w:p>
-      <w:pPr>
-        <w:spacing w:before="0" w:after="0"/>
-      </w:pPr>
+        <w:spacing w:before="160" w:after="80"/>
+      </w:pPr>
+      <w:r>
+        <w:pict>
+          <v:rect style="width:0;height:1.5pt" o:hralign="center" o:hrstd="t" o:hr="t"/>
+        </w:pict>
+      </w:r>
     </w:p>
     <w:p>
       <w:pPr>
@@ -462,6 +509,7 @@
     <w:p>
       <w:pPr>
         <w:pStyle w:val="FirstParagraph"/>
+        <w:ind w:firstLine="420"/>
       </w:pPr>
       <w:r>
         <w:rPr>
@@ -537,7 +585,7 @@
         </w:rPr>
         <w:drawing>
           <wp:inline>
-            <wp:extent cx="3599997" cy="1196647"/>
+            <wp:extent cx="3600000" cy="1196647"/>
             <wp:effectExtent b="0" l="0" r="0" t="0"/>
             <wp:docPr descr="" title="" id="11" name="Picture"/>
             <a:graphic>
@@ -558,7 +606,7 @@
                   <pic:spPr bwMode="auto">
                     <a:xfrm>
                       <a:off x="0" y="0"/>
-                      <a:ext cx="3599997" cy="1196647"/>
+                      <a:ext cx="3600000" cy="1196647"/>
                     </a:xfrm>
                     <a:prstGeom prst="rect">
                       <a:avLst/>
@@ -580,7 +628,11 @@
     <w:p>
       <w:pPr>
         <w:pStyle w:val="Compact"/>
-        <w:spacing w:before="0" w:after="0"/>
+        <w:numPr>
+          <w:ilvl w:val="0"/>
+          <w:numId w:val="1002"/>
+        </w:numPr>
+        <w:ind w:firstLine="420"/>
       </w:pPr>
       <w:r>
         <w:rPr>
@@ -636,7 +688,11 @@
     <w:p>
       <w:pPr>
         <w:pStyle w:val="Compact"/>
-        <w:spacing w:before="0" w:after="0"/>
+        <w:numPr>
+          <w:ilvl w:val="0"/>
+          <w:numId w:val="1002"/>
+        </w:numPr>
+        <w:ind w:firstLine="420"/>
       </w:pPr>
       <w:r>
         <w:rPr>
@@ -654,7 +710,11 @@
     <w:p>
       <w:pPr>
         <w:pStyle w:val="Compact"/>
-        <w:spacing w:before="0" w:after="0"/>
+        <w:numPr>
+          <w:ilvl w:val="0"/>
+          <w:numId w:val="1002"/>
+        </w:numPr>
+        <w:ind w:firstLine="420"/>
       </w:pPr>
       <w:r>
         <w:rPr>
@@ -678,7 +738,11 @@
     <w:p>
       <w:pPr>
         <w:pStyle w:val="Compact"/>
-        <w:spacing w:before="0" w:after="0"/>
+        <w:numPr>
+          <w:ilvl w:val="0"/>
+          <w:numId w:val="1002"/>
+        </w:numPr>
+        <w:ind w:firstLine="420"/>
       </w:pPr>
       <w:r>
         <w:rPr>
@@ -737,13 +801,13 @@
     </w:p>
     <w:p>
       <w:pPr>
-        <w:spacing w:before="0" w:after="0"/>
-      </w:pPr>
-    </w:p>
-    <w:p>
-      <w:pPr>
-        <w:spacing w:before="0" w:after="0"/>
-      </w:pPr>
+        <w:spacing w:before="160" w:after="80"/>
+      </w:pPr>
+      <w:r>
+        <w:pict>
+          <v:rect style="width:0;height:1.5pt" o:hralign="center" o:hrstd="t" o:hr="t"/>
+        </w:pict>
+      </w:r>
     </w:p>
     <w:p>
       <w:pPr>
@@ -784,6 +848,7 @@
     <w:p>
       <w:pPr>
         <w:pStyle w:val="FirstParagraph"/>
+        <w:ind w:firstLine="420"/>
       </w:pPr>
       <w:r>
         <w:rPr>
@@ -1012,6 +1077,7 @@
           <w:ilvl w:val="0"/>
           <w:numId w:val="1003"/>
         </w:numPr>
+        <w:ind w:firstLine="420"/>
       </w:pPr>
       <w:r>
         <w:rPr>
@@ -1073,6 +1139,7 @@
           <w:ilvl w:val="0"/>
           <w:numId w:val="1003"/>
         </w:numPr>
+        <w:ind w:firstLine="420"/>
       </w:pPr>
       <w:r>
         <w:rPr>
@@ -1207,6 +1274,7 @@
     <w:p>
       <w:pPr>
         <w:pStyle w:val="FirstParagraph"/>
+        <w:ind w:firstLine="420"/>
       </w:pPr>
       <w:r>
         <w:rPr>
@@ -1442,7 +1510,7 @@
         </w:rPr>
         <w:drawing>
           <wp:inline>
-            <wp:extent cx="3584000" cy="2560000"/>
+            <wp:extent cx="3600000" cy="2560000"/>
             <wp:effectExtent b="0" l="0" r="0" t="0"/>
             <wp:docPr descr="" title="" id="15" name="Picture"/>
             <a:graphic>
@@ -1463,7 +1531,7 @@
                   <pic:spPr bwMode="auto">
                     <a:xfrm>
                       <a:off x="0" y="0"/>
-                      <a:ext cx="3584000" cy="2560000"/>
+                      <a:ext cx="3600000" cy="2560000"/>
                     </a:xfrm>
                     <a:prstGeom prst="rect">
                       <a:avLst/>
@@ -1494,7 +1562,7 @@
         </w:rPr>
         <w:drawing>
           <wp:inline>
-            <wp:extent cx="3183356" cy="2979440"/>
+            <wp:extent cx="3240000" cy="2979440"/>
             <wp:effectExtent b="0" l="0" r="0" t="0"/>
             <wp:docPr descr="" title="" id="18" name="Picture"/>
             <a:graphic>
@@ -1515,7 +1583,7 @@
                   <pic:spPr bwMode="auto">
                     <a:xfrm>
                       <a:off x="0" y="0"/>
-                      <a:ext cx="3183356" cy="2979440"/>
+                      <a:ext cx="3240000" cy="2979440"/>
                     </a:xfrm>
                     <a:prstGeom prst="rect">
                       <a:avLst/>
@@ -1536,28 +1604,13 @@
     </w:p>
     <w:p>
       <w:pPr>
-        <w:spacing w:before="0" w:after="0"/>
-      </w:pPr>
-    </w:p>
-    <w:p>
-      <w:pPr>
-        <w:spacing w:before="0" w:after="0"/>
-      </w:pPr>
-    </w:p>
-    <w:p>
-      <w:pPr>
-        <w:spacing w:before="0" w:after="0"/>
-      </w:pPr>
-    </w:p>
-    <w:p>
-      <w:pPr>
-        <w:spacing w:before="0" w:after="0"/>
-      </w:pPr>
-    </w:p>
-    <w:p>
-      <w:pPr>
-        <w:spacing w:before="0" w:after="0"/>
-      </w:pPr>
+        <w:spacing w:before="160" w:after="80"/>
+      </w:pPr>
+      <w:r>
+        <w:pict>
+          <v:rect style="width:0;height:1.5pt" o:hralign="center" o:hrstd="t" o:hr="t"/>
+        </w:pict>
+      </w:r>
     </w:p>
     <w:p>
       <w:pPr>
@@ -1599,6 +1652,7 @@
       <w:pPr>
         <w:pStyle w:val="FirstParagraph"/>
         <w:spacing w:after="80"/>
+        <w:ind w:firstLine="420"/>
       </w:pPr>
       <w:r>
         <w:rPr>
@@ -1629,15 +1683,16 @@
       <w:tblPr>
         <w:tblStyle w:val="Table"/>
         <w:tblW w:type="auto" w:w="0"/>
+        <w:tblLook w:firstRow="1" w:lastRow="0" w:firstColumn="0" w:lastColumn="0" w:noHBand="0" w:noVBand="0" w:val="0020"/>
+        <w:jc w:val="center"/>
         <w:tblBorders>
           <w:top w:val="single" w:sz="12" w:space="0" w:color="000000"/>
-          <w:left w:val="none" w:sz="0" w:space="0" w:color="auto"/>
           <w:bottom w:val="single" w:sz="12" w:space="0" w:color="000000"/>
-          <w:right w:val="none" w:sz="0" w:space="0" w:color="auto"/>
-          <w:insideH w:val="none" w:sz="0" w:space="0" w:color="auto"/>
-          <w:insideV w:val="none" w:sz="0" w:space="0" w:color="auto"/>
+          <w:left w:val="none"/>
+          <w:right w:val="none"/>
+          <w:insideH w:val="none"/>
+          <w:insideV w:val="none"/>
         </w:tblBorders>
-        <w:tblLook w:firstRow="1" w:lastRow="0" w:firstColumn="0" w:lastColumn="0" w:noHBand="0" w:noVBand="0" w:val="0020"/>
       </w:tblPr>
       <w:tblGrid>
         <w:gridCol w:w="3960"/>
@@ -1650,7 +1705,7 @@
         <w:tc>
           <w:tcPr>
             <w:tcBorders>
-              <w:bottom w:val="single" w:sz="8" w:space="0" w:color="000000"/>
+              <w:bottom w:val="single" w:sz="6" w:space="0" w:color="000000"/>
             </w:tcBorders>
           </w:tcPr>
           <w:p>
@@ -1670,7 +1725,7 @@
         <w:tc>
           <w:tcPr>
             <w:tcBorders>
-              <w:bottom w:val="single" w:sz="8" w:space="0" w:color="000000"/>
+              <w:bottom w:val="single" w:sz="6" w:space="0" w:color="000000"/>
             </w:tcBorders>
           </w:tcPr>
           <w:p>
@@ -1992,6 +2047,7 @@
           <w:numId w:val="1004"/>
         </w:numPr>
         <w:spacing w:before="120"/>
+        <w:ind w:firstLine="420"/>
       </w:pPr>
       <w:r>
         <w:rPr>
@@ -2355,6 +2411,7 @@
           <w:ilvl w:val="0"/>
           <w:numId w:val="1004"/>
         </w:numPr>
+        <w:ind w:firstLine="420"/>
       </w:pPr>
       <w:r>
         <w:rPr>
@@ -2387,6 +2444,7 @@
           <w:ilvl w:val="0"/>
           <w:numId w:val="1004"/>
         </w:numPr>
+        <w:ind w:firstLine="420"/>
       </w:pPr>
       <w:r>
         <w:rPr>
@@ -2529,7 +2587,7 @@
         </w:rPr>
         <w:drawing>
           <wp:inline>
-            <wp:extent cx="3600000" cy="2276821"/>
+            <wp:extent cx="3600000" cy="2245032"/>
             <wp:effectExtent b="0" l="0" r="0" t="0"/>
             <wp:docPr descr="" title="" id="22" name="Picture"/>
             <a:graphic>
@@ -2550,7 +2608,7 @@
                   <pic:spPr bwMode="auto">
                     <a:xfrm>
                       <a:off x="0" y="0"/>
-                      <a:ext cx="3600000" cy="2276821"/>
+                      <a:ext cx="3600000" cy="2245032"/>
                     </a:xfrm>
                     <a:prstGeom prst="rect">
                       <a:avLst/>
@@ -2581,7 +2639,7 @@
         </w:rPr>
         <w:drawing>
           <wp:inline>
-            <wp:extent cx="3600000" cy="2405310"/>
+            <wp:extent cx="3600000" cy="2379506"/>
             <wp:effectExtent b="0" l="0" r="0" t="0"/>
             <wp:docPr descr="" title="" id="25" name="Picture"/>
             <a:graphic>
@@ -2602,7 +2660,7 @@
                   <pic:spPr bwMode="auto">
                     <a:xfrm>
                       <a:off x="0" y="0"/>
-                      <a:ext cx="3600000" cy="2405310"/>
+                      <a:ext cx="3600000" cy="2379506"/>
                     </a:xfrm>
                     <a:prstGeom prst="rect">
                       <a:avLst/>
@@ -2623,28 +2681,13 @@
     </w:p>
     <w:p>
       <w:pPr>
-        <w:spacing w:before="0" w:after="0"/>
-      </w:pPr>
-    </w:p>
-    <w:p>
-      <w:pPr>
-        <w:spacing w:before="0" w:after="0"/>
-      </w:pPr>
-    </w:p>
-    <w:p>
-      <w:pPr>
-        <w:spacing w:before="0" w:after="0"/>
-      </w:pPr>
-    </w:p>
-    <w:p>
-      <w:pPr>
-        <w:spacing w:before="0" w:after="0"/>
-      </w:pPr>
-    </w:p>
-    <w:p>
-      <w:pPr>
-        <w:spacing w:before="0" w:after="0"/>
-      </w:pPr>
+        <w:spacing w:before="160" w:after="80"/>
+      </w:pPr>
+      <w:r>
+        <w:pict>
+          <v:rect style="width:0;height:1.5pt" o:hralign="center" o:hrstd="t" o:hr="t"/>
+        </w:pict>
+      </w:r>
     </w:p>
     <w:p>
       <w:pPr>
@@ -2685,6 +2728,7 @@
     <w:p>
       <w:pPr>
         <w:pStyle w:val="FirstParagraph"/>
+        <w:ind w:firstLine="420"/>
       </w:pPr>
       <w:r>
         <w:rPr>
@@ -2932,6 +2976,7 @@
           <w:ilvl w:val="0"/>
           <w:numId w:val="1005"/>
         </w:numPr>
+        <w:ind w:firstLine="420"/>
       </w:pPr>
       <w:r>
         <w:rPr>
@@ -3096,6 +3141,7 @@
           <w:ilvl w:val="0"/>
           <w:numId w:val="1005"/>
         </w:numPr>
+        <w:ind w:firstLine="420"/>
       </w:pPr>
       <w:r>
         <w:rPr>
@@ -3440,6 +3486,7 @@
           <w:ilvl w:val="0"/>
           <w:numId w:val="1005"/>
         </w:numPr>
+        <w:ind w:firstLine="420"/>
       </w:pPr>
       <w:r>
         <w:rPr>
@@ -4056,7 +4103,7 @@
         </w:rPr>
         <w:drawing>
           <wp:inline>
-            <wp:extent cx="3240000" cy="2872674"/>
+            <wp:extent cx="3240000" cy="2875850"/>
             <wp:effectExtent b="0" l="0" r="0" t="0"/>
             <wp:docPr descr="" title="" id="29" name="Picture"/>
             <a:graphic>
@@ -4077,7 +4124,7 @@
                   <pic:spPr bwMode="auto">
                     <a:xfrm>
                       <a:off x="0" y="0"/>
-                      <a:ext cx="3240000" cy="2872674"/>
+                      <a:ext cx="3240000" cy="2875850"/>
                     </a:xfrm>
                     <a:prstGeom prst="rect">
                       <a:avLst/>
@@ -4098,43 +4145,13 @@
     </w:p>
     <w:p>
       <w:pPr>
-        <w:spacing w:before="0" w:after="0"/>
-      </w:pPr>
-    </w:p>
-    <w:p>
-      <w:pPr>
-        <w:spacing w:before="0" w:after="0"/>
-      </w:pPr>
-    </w:p>
-    <w:p>
-      <w:pPr>
-        <w:spacing w:before="0" w:after="0"/>
-      </w:pPr>
-    </w:p>
-    <w:p>
-      <w:pPr>
-        <w:spacing w:before="0" w:after="0"/>
-      </w:pPr>
-    </w:p>
-    <w:p>
-      <w:pPr>
-        <w:spacing w:before="0" w:after="0"/>
-      </w:pPr>
-    </w:p>
-    <w:p>
-      <w:pPr>
-        <w:spacing w:before="0" w:after="0"/>
-      </w:pPr>
-    </w:p>
-    <w:p>
-      <w:pPr>
-        <w:spacing w:before="0" w:after="0"/>
-      </w:pPr>
-    </w:p>
-    <w:p>
-      <w:pPr>
-        <w:spacing w:before="0" w:after="0"/>
-      </w:pPr>
+        <w:spacing w:before="160" w:after="80"/>
+      </w:pPr>
+      <w:r>
+        <w:pict>
+          <v:rect style="width:0;height:1.5pt" o:hralign="center" o:hrstd="t" o:hr="t"/>
+        </w:pict>
+      </w:r>
     </w:p>
     <w:p>
       <w:pPr>
@@ -4175,6 +4192,7 @@
     <w:p>
       <w:pPr>
         <w:pStyle w:val="FirstParagraph"/>
+        <w:ind w:firstLine="420"/>
       </w:pPr>
       <w:r>
         <w:rPr>
@@ -4351,7 +4369,7 @@
         </w:rPr>
         <w:drawing>
           <wp:inline>
-            <wp:extent cx="3600000" cy="1874061"/>
+            <wp:extent cx="3600000" cy="1877142"/>
             <wp:effectExtent b="0" l="0" r="0" t="0"/>
             <wp:docPr descr="" title="" id="33" name="Picture"/>
             <a:graphic>
@@ -4372,7 +4390,7 @@
                   <pic:spPr bwMode="auto">
                     <a:xfrm>
                       <a:off x="0" y="0"/>
-                      <a:ext cx="3600000" cy="1874061"/>
+                      <a:ext cx="3600000" cy="1877142"/>
                     </a:xfrm>
                     <a:prstGeom prst="rect">
                       <a:avLst/>
@@ -4393,28 +4411,13 @@
     </w:p>
     <w:p>
       <w:pPr>
-        <w:spacing w:before="0" w:after="0"/>
-      </w:pPr>
-    </w:p>
-    <w:p>
-      <w:pPr>
-        <w:spacing w:before="0" w:after="0"/>
-      </w:pPr>
-    </w:p>
-    <w:p>
-      <w:pPr>
-        <w:spacing w:before="0" w:after="0"/>
-      </w:pPr>
-    </w:p>
-    <w:p>
-      <w:pPr>
-        <w:spacing w:before="0" w:after="0"/>
-      </w:pPr>
-    </w:p>
-    <w:p>
-      <w:pPr>
-        <w:spacing w:before="0" w:after="0"/>
-      </w:pPr>
+        <w:spacing w:before="160" w:after="80"/>
+      </w:pPr>
+      <w:r>
+        <w:pict>
+          <v:rect style="width:0;height:1.5pt" o:hralign="center" o:hrstd="t" o:hr="t"/>
+        </w:pict>
+      </w:r>
     </w:p>
     <w:p>
       <w:pPr>
@@ -4455,6 +4458,7 @@
     <w:p>
       <w:pPr>
         <w:pStyle w:val="FirstParagraph"/>
+        <w:ind w:firstLine="420"/>
       </w:pPr>
       <w:r>
         <w:rPr>
@@ -4779,7 +4783,7 @@
         </w:rPr>
         <w:drawing>
           <wp:inline>
-            <wp:extent cx="3229811" cy="3268842"/>
+            <wp:extent cx="3240000" cy="3268842"/>
             <wp:effectExtent b="0" l="0" r="0" t="0"/>
             <wp:docPr descr="" title="" id="37" name="Picture"/>
             <a:graphic>
@@ -4800,7 +4804,7 @@
                   <pic:spPr bwMode="auto">
                     <a:xfrm>
                       <a:off x="0" y="0"/>
-                      <a:ext cx="3229811" cy="3268842"/>
+                      <a:ext cx="3240000" cy="3268842"/>
                     </a:xfrm>
                     <a:prstGeom prst="rect">
                       <a:avLst/>
@@ -4821,28 +4825,13 @@
     </w:p>
     <w:p>
       <w:pPr>
-        <w:spacing w:before="0" w:after="0"/>
-      </w:pPr>
-    </w:p>
-    <w:p>
-      <w:pPr>
-        <w:spacing w:before="0" w:after="0"/>
-      </w:pPr>
-    </w:p>
-    <w:p>
-      <w:pPr>
-        <w:spacing w:before="0" w:after="0"/>
-      </w:pPr>
-    </w:p>
-    <w:p>
-      <w:pPr>
-        <w:spacing w:before="0" w:after="0"/>
-      </w:pPr>
-    </w:p>
-    <w:p>
-      <w:pPr>
-        <w:spacing w:before="0" w:after="0"/>
-      </w:pPr>
+        <w:spacing w:before="160" w:after="80"/>
+      </w:pPr>
+      <w:r>
+        <w:pict>
+          <v:rect style="width:0;height:1.5pt" o:hralign="center" o:hrstd="t" o:hr="t"/>
+        </w:pict>
+      </w:r>
     </w:p>
     <w:p>
       <w:pPr>
@@ -4883,6 +4872,7 @@
     <w:p>
       <w:pPr>
         <w:pStyle w:val="FirstParagraph"/>
+        <w:ind w:firstLine="420"/>
       </w:pPr>
       <w:r>
         <w:rPr>
@@ -4957,7 +4947,7 @@
         </w:rPr>
         <w:drawing>
           <wp:inline>
-            <wp:extent cx="2520000" cy="5001081"/>
+            <wp:extent cx="2520000" cy="5010810"/>
             <wp:effectExtent b="0" l="0" r="0" t="0"/>
             <wp:docPr descr="" title="" id="41" name="Picture"/>
             <a:graphic>
@@ -4978,7 +4968,7 @@
                   <pic:spPr bwMode="auto">
                     <a:xfrm>
                       <a:off x="0" y="0"/>
-                      <a:ext cx="2520000" cy="5001081"/>
+                      <a:ext cx="2520000" cy="5010810"/>
                     </a:xfrm>
                     <a:prstGeom prst="rect">
                       <a:avLst/>
@@ -4999,28 +4989,13 @@
     </w:p>
     <w:p>
       <w:pPr>
-        <w:spacing w:before="0" w:after="0"/>
-      </w:pPr>
-    </w:p>
-    <w:p>
-      <w:pPr>
-        <w:spacing w:before="0" w:after="0"/>
-      </w:pPr>
-    </w:p>
-    <w:p>
-      <w:pPr>
-        <w:spacing w:before="0" w:after="0"/>
-      </w:pPr>
-    </w:p>
-    <w:p>
-      <w:pPr>
-        <w:spacing w:before="0" w:after="0"/>
-      </w:pPr>
-    </w:p>
-    <w:p>
-      <w:pPr>
-        <w:spacing w:before="0" w:after="0"/>
-      </w:pPr>
+        <w:spacing w:before="160" w:after="80"/>
+      </w:pPr>
+      <w:r>
+        <w:pict>
+          <v:rect style="width:0;height:1.5pt" o:hralign="center" o:hrstd="t" o:hr="t"/>
+        </w:pict>
+      </w:r>
     </w:p>
     <w:p>
       <w:pPr>
@@ -5061,6 +5036,7 @@
     <w:p>
       <w:pPr>
         <w:pStyle w:val="FirstParagraph"/>
+        <w:ind w:firstLine="420"/>
       </w:pPr>
       <w:r>
         <w:rPr>
@@ -5732,7 +5708,7 @@
         </w:rPr>
         <w:drawing>
           <wp:inline>
-            <wp:extent cx="3240000" cy="3476353"/>
+            <wp:extent cx="3240000" cy="3483975"/>
             <wp:effectExtent b="0" l="0" r="0" t="0"/>
             <wp:docPr descr="" title="" id="45" name="Picture"/>
             <a:graphic>
@@ -5753,7 +5729,7 @@
                   <pic:spPr bwMode="auto">
                     <a:xfrm>
                       <a:off x="0" y="0"/>
-                      <a:ext cx="3240000" cy="3476353"/>
+                      <a:ext cx="3240000" cy="3483975"/>
                     </a:xfrm>
                     <a:prstGeom prst="rect">
                       <a:avLst/>
@@ -5796,7 +5772,7 @@
         </w:rPr>
         <w:drawing>
           <wp:inline>
-            <wp:extent cx="3231828" cy="3955034"/>
+            <wp:extent cx="3240000" cy="3955034"/>
             <wp:effectExtent b="0" l="0" r="0" t="0"/>
             <wp:docPr descr="" title="" id="48" name="Picture"/>
             <a:graphic>
@@ -5817,7 +5793,7 @@
                   <pic:spPr bwMode="auto">
                     <a:xfrm>
                       <a:off x="0" y="0"/>
-                      <a:ext cx="3231828" cy="3955034"/>
+                      <a:ext cx="3240000" cy="3955034"/>
                     </a:xfrm>
                     <a:prstGeom prst="rect">
                       <a:avLst/>
@@ -5848,7 +5824,7 @@
         </w:rPr>
         <w:drawing>
           <wp:inline>
-            <wp:extent cx="3240000" cy="3497143"/>
+            <wp:extent cx="3240000" cy="3504747"/>
             <wp:effectExtent b="0" l="0" r="0" t="0"/>
             <wp:docPr descr="" title="" id="51" name="Picture"/>
             <a:graphic>
@@ -5869,7 +5845,7 @@
                   <pic:spPr bwMode="auto">
                     <a:xfrm>
                       <a:off x="0" y="0"/>
-                      <a:ext cx="3240000" cy="3497143"/>
+                      <a:ext cx="3240000" cy="3504747"/>
                     </a:xfrm>
                     <a:prstGeom prst="rect">
                       <a:avLst/>
@@ -5900,7 +5876,7 @@
         </w:rPr>
         <w:drawing>
           <wp:inline>
-            <wp:extent cx="3009900" cy="3177834"/>
+            <wp:extent cx="3009900" cy="3225800"/>
             <wp:effectExtent b="0" l="0" r="0" t="0"/>
             <wp:docPr descr="" title="" id="54" name="Picture"/>
             <a:graphic>
@@ -5921,7 +5897,7 @@
                   <pic:spPr bwMode="auto">
                     <a:xfrm>
                       <a:off x="0" y="0"/>
-                      <a:ext cx="3009900" cy="3177834"/>
+                      <a:ext cx="3009900" cy="3225800"/>
                     </a:xfrm>
                     <a:prstGeom prst="rect">
                       <a:avLst/>
@@ -5955,12 +5931,13 @@
     <w:p>
       <w:pPr>
         <w:pStyle w:val="BodyText"/>
-      </w:pPr>
-      <w:r>
-        <w:rPr>
-          <w:rFonts w:ascii="Times New Roman" w:hAnsi="Times New Roman" w:eastAsia="Times New Roman" w:cs="Times New Roman"/>
-        </w:rPr>
-        <w:t xml:space="preserve">54-1C </w:t>
+        <w:ind w:firstLine="420"/>
+      </w:pPr>
+      <w:r>
+        <w:rPr>
+          <w:rFonts w:ascii="Times New Roman" w:hAnsi="Times New Roman" w:eastAsia="Times New Roman" w:cs="Times New Roman"/>
+        </w:rPr>
+        <w:t xml:space="preserve">(1)C </w:t>
       </w:r>
       <w:r>
         <w:rPr>
@@ -6098,14 +6075,12 @@
     </w:p>
     <w:p>
       <w:pPr>
-        <w:pStyle w:val="BodyText"/>
-      </w:pPr>
-      <w:r>
-        <w:rPr>
-          <w:rFonts w:ascii="Times New Roman" w:hAnsi="Times New Roman" w:eastAsia="Times New Roman" w:cs="Times New Roman"/>
-        </w:rPr>
-        <w:t xml:space="preserve">54-2 </w:t>
-      </w:r>
+        <w:numPr>
+          <w:ilvl w:val="0"/>
+          <w:numId w:val="1006"/>
+        </w:numPr>
+        <w:ind w:firstLine="420"/>
+      </w:pPr>
       <w:r>
         <w:rPr>
           <w:rFonts w:hint="eastAsia" w:ascii="Times New Roman" w:hAnsi="Times New Roman" w:eastAsia="FangSong" w:cs="Times New Roman"/>
@@ -6192,14 +6167,12 @@
     </w:p>
     <w:p>
       <w:pPr>
-        <w:pStyle w:val="BodyText"/>
-      </w:pPr>
-      <w:r>
-        <w:rPr>
-          <w:rFonts w:ascii="Times New Roman" w:hAnsi="Times New Roman" w:eastAsia="Times New Roman" w:cs="Times New Roman"/>
-        </w:rPr>
-        <w:t xml:space="preserve">54-3 </w:t>
-      </w:r>
+        <w:numPr>
+          <w:ilvl w:val="0"/>
+          <w:numId w:val="1006"/>
+        </w:numPr>
+        <w:ind w:firstLine="420"/>
+      </w:pPr>
       <w:r>
         <w:rPr>
           <w:rFonts w:hint="eastAsia" w:ascii="Times New Roman" w:hAnsi="Times New Roman" w:eastAsia="FangSong" w:cs="Times New Roman"/>
@@ -6280,14 +6253,12 @@
     </w:p>
     <w:p>
       <w:pPr>
-        <w:pStyle w:val="BodyText"/>
-      </w:pPr>
-      <w:r>
-        <w:rPr>
-          <w:rFonts w:ascii="Times New Roman" w:hAnsi="Times New Roman" w:eastAsia="Times New Roman" w:cs="Times New Roman"/>
-        </w:rPr>
-        <w:t xml:space="preserve">54-4 </w:t>
-      </w:r>
+        <w:numPr>
+          <w:ilvl w:val="0"/>
+          <w:numId w:val="1006"/>
+        </w:numPr>
+        <w:ind w:firstLine="420"/>
+      </w:pPr>
       <w:r>
         <w:rPr>
           <w:rFonts w:hint="eastAsia" w:ascii="Times New Roman" w:hAnsi="Times New Roman" w:eastAsia="FangSong" w:cs="Times New Roman"/>
@@ -6459,14 +6430,12 @@
     </w:p>
     <w:p>
       <w:pPr>
-        <w:pStyle w:val="BodyText"/>
-      </w:pPr>
-      <w:r>
-        <w:rPr>
-          <w:rFonts w:ascii="Times New Roman" w:hAnsi="Times New Roman" w:eastAsia="Times New Roman" w:cs="Times New Roman"/>
-        </w:rPr>
-        <w:t xml:space="preserve">54-5 </w:t>
-      </w:r>
+        <w:numPr>
+          <w:ilvl w:val="0"/>
+          <w:numId w:val="1006"/>
+        </w:numPr>
+        <w:ind w:firstLine="420"/>
+      </w:pPr>
       <w:r>
         <w:rPr>
           <w:rFonts w:hint="eastAsia" w:ascii="Times New Roman" w:hAnsi="Times New Roman" w:eastAsia="Times New Roman" w:cs="Times New Roman"/>
@@ -6718,14 +6687,12 @@
     </w:p>
     <w:p>
       <w:pPr>
-        <w:pStyle w:val="BodyText"/>
-      </w:pPr>
-      <w:r>
-        <w:rPr>
-          <w:rFonts w:ascii="Times New Roman" w:hAnsi="Times New Roman" w:eastAsia="Times New Roman" w:cs="Times New Roman"/>
-        </w:rPr>
-        <w:t xml:space="preserve">54-6 </w:t>
-      </w:r>
+        <w:numPr>
+          <w:ilvl w:val="0"/>
+          <w:numId w:val="1006"/>
+        </w:numPr>
+        <w:ind w:firstLine="420"/>
+      </w:pPr>
       <w:r>
         <w:rPr>
           <w:rFonts w:hint="eastAsia" w:ascii="Times New Roman" w:hAnsi="Times New Roman" w:eastAsia="FangSong" w:cs="Times New Roman"/>
@@ -6812,7 +6779,8 @@
     </w:p>
     <w:p>
       <w:pPr>
-        <w:pStyle w:val="BodyText"/>
+        <w:pStyle w:val="FirstParagraph"/>
+        <w:ind w:firstLine="420"/>
       </w:pPr>
       <w:r>
         <w:rPr>
@@ -6883,6 +6851,7 @@
     <w:p>
       <w:pPr>
         <w:pStyle w:val="BodyText"/>
+        <w:ind w:firstLine="420"/>
       </w:pPr>
       <w:r>
         <w:rPr>
@@ -7018,6 +6987,7 @@
     <w:p>
       <w:pPr>
         <w:pStyle w:val="BodyText"/>
+        <w:ind w:firstLine="420"/>
       </w:pPr>
       <w:r>
         <w:rPr>
@@ -7532,20 +7502,13 @@
     </w:p>
     <w:p>
       <w:pPr>
-        <w:pStyle w:val="BodyText"/>
-      </w:pPr>
-      <w:r>
-        <w:rPr>
-          <w:rFonts w:ascii="Times New Roman" w:hAnsi="Times New Roman" w:eastAsia="Times New Roman" w:cs="Times New Roman"/>
-        </w:rPr>
-        <w:t xml:space="preserve">54-8</w:t>
-      </w:r>
-      <w:r>
-        <w:rPr>
-          <w:rFonts w:ascii="Times New Roman" w:hAnsi="Times New Roman" w:eastAsia="Times New Roman" w:cs="Times New Roman"/>
-        </w:rPr>
-        <w:t xml:space="preserve"> </w:t>
-      </w:r>
+        <w:pStyle w:val="Compact"/>
+        <w:numPr>
+          <w:ilvl w:val="0"/>
+          <w:numId w:val="1007"/>
+        </w:numPr>
+        <w:ind w:firstLine="420"/>
+      </w:pPr>
       <m:oMath>
         <m:r>
           <m:t>γ</m:t>
@@ -7892,7 +7855,7 @@
     </w:p>
     <w:p>
       <w:pPr>
-        <w:pStyle w:val="BodyText"/>
+        <w:pStyle w:val="FirstParagraph"/>
         <w:spacing w:before="160" w:after="80"/>
         <w:jc w:val="center"/>
       </w:pPr>
@@ -7902,7 +7865,7 @@
         </w:rPr>
         <w:drawing>
           <wp:inline>
-            <wp:extent cx="2520000" cy="3901154"/>
+            <wp:extent cx="2520000" cy="3930717"/>
             <wp:effectExtent b="0" l="0" r="0" t="0"/>
             <wp:docPr descr="" title="" id="57" name="Picture"/>
             <a:graphic>
@@ -7923,7 +7886,7 @@
                   <pic:spPr bwMode="auto">
                     <a:xfrm>
                       <a:off x="0" y="0"/>
-                      <a:ext cx="2520000" cy="3901154"/>
+                      <a:ext cx="2520000" cy="3930717"/>
                     </a:xfrm>
                     <a:prstGeom prst="rect">
                       <a:avLst/>
@@ -7945,6 +7908,7 @@
     <w:p>
       <w:pPr>
         <w:pStyle w:val="BodyText"/>
+        <w:ind w:firstLine="420"/>
       </w:pPr>
       <w:r>
         <w:rPr>
@@ -7980,6 +7944,7 @@
     <w:p>
       <w:pPr>
         <w:pStyle w:val="BodyText"/>
+        <w:ind w:firstLine="420"/>
       </w:pPr>
       <w:r>
         <w:rPr>
@@ -8038,6 +8003,7 @@
     <w:p>
       <w:pPr>
         <w:pStyle w:val="BodyText"/>
+        <w:ind w:firstLine="420"/>
       </w:pPr>
       <w:r>
         <w:rPr>
@@ -8149,6 +8115,7 @@
     <w:p>
       <w:pPr>
         <w:pStyle w:val="BodyText"/>
+        <w:ind w:firstLine="420"/>
       </w:pPr>
       <w:r>
         <w:rPr>
@@ -8532,43 +8499,13 @@
     </w:p>
     <w:p>
       <w:pPr>
-        <w:spacing w:before="0" w:after="0"/>
-      </w:pPr>
-    </w:p>
-    <w:p>
-      <w:pPr>
-        <w:spacing w:before="0" w:after="0"/>
-      </w:pPr>
-    </w:p>
-    <w:p>
-      <w:pPr>
-        <w:spacing w:before="0" w:after="0"/>
-      </w:pPr>
-    </w:p>
-    <w:p>
-      <w:pPr>
-        <w:spacing w:before="0" w:after="0"/>
-      </w:pPr>
-    </w:p>
-    <w:p>
-      <w:pPr>
-        <w:spacing w:before="0" w:after="0"/>
-      </w:pPr>
-    </w:p>
-    <w:p>
-      <w:pPr>
-        <w:spacing w:before="0" w:after="0"/>
-      </w:pPr>
-    </w:p>
-    <w:p>
-      <w:pPr>
-        <w:spacing w:before="0" w:after="0"/>
-      </w:pPr>
-    </w:p>
-    <w:p>
-      <w:pPr>
-        <w:spacing w:before="0" w:after="0"/>
-      </w:pPr>
+        <w:spacing w:before="160" w:after="80"/>
+      </w:pPr>
+      <w:r>
+        <w:pict>
+          <v:rect style="width:0;height:1.5pt" o:hralign="center" o:hrstd="t" o:hr="t"/>
+        </w:pict>
+      </w:r>
     </w:p>
     <w:p>
       <w:pPr>
@@ -8609,6 +8546,7 @@
     <w:p>
       <w:pPr>
         <w:pStyle w:val="FirstParagraph"/>
+        <w:ind w:firstLine="420"/>
       </w:pPr>
       <w:r>
         <w:rPr>
@@ -9313,28 +9251,13 @@
     </w:p>
     <w:p>
       <w:pPr>
-        <w:spacing w:before="0" w:after="0"/>
-      </w:pPr>
-    </w:p>
-    <w:p>
-      <w:pPr>
-        <w:spacing w:before="0" w:after="0"/>
-      </w:pPr>
-    </w:p>
-    <w:p>
-      <w:pPr>
-        <w:spacing w:before="0" w:after="0"/>
-      </w:pPr>
-    </w:p>
-    <w:p>
-      <w:pPr>
-        <w:spacing w:before="0" w:after="0"/>
-      </w:pPr>
-    </w:p>
-    <w:p>
-      <w:pPr>
-        <w:spacing w:before="0" w:after="0"/>
-      </w:pPr>
+        <w:spacing w:before="160" w:after="80"/>
+      </w:pPr>
+      <w:r>
+        <w:pict>
+          <v:rect style="width:0;height:1.5pt" o:hralign="center" o:hrstd="t" o:hr="t"/>
+        </w:pict>
+      </w:r>
     </w:p>
     <w:p>
       <w:pPr>
@@ -9375,6 +9298,7 @@
     <w:p>
       <w:pPr>
         <w:pStyle w:val="FirstParagraph"/>
+        <w:ind w:firstLine="420"/>
       </w:pPr>
       <w:r>
         <w:rPr>
@@ -9543,7 +9467,7 @@
         </w:rPr>
         <w:drawing>
           <wp:inline>
-            <wp:extent cx="3240000" cy="2931972"/>
+            <wp:extent cx="3240000" cy="2957770"/>
             <wp:effectExtent b="0" l="0" r="0" t="0"/>
             <wp:docPr descr="" title="" id="62" name="Picture"/>
             <a:graphic>
@@ -9564,7 +9488,7 @@
                   <pic:spPr bwMode="auto">
                     <a:xfrm>
                       <a:off x="0" y="0"/>
-                      <a:ext cx="3240000" cy="2931972"/>
+                      <a:ext cx="3240000" cy="2957770"/>
                     </a:xfrm>
                     <a:prstGeom prst="rect">
                       <a:avLst/>
@@ -9585,28 +9509,13 @@
     </w:p>
     <w:p>
       <w:pPr>
-        <w:spacing w:before="0" w:after="0"/>
-      </w:pPr>
-    </w:p>
-    <w:p>
-      <w:pPr>
-        <w:spacing w:before="0" w:after="0"/>
-      </w:pPr>
-    </w:p>
-    <w:p>
-      <w:pPr>
-        <w:spacing w:before="0" w:after="0"/>
-      </w:pPr>
-    </w:p>
-    <w:p>
-      <w:pPr>
-        <w:spacing w:before="0" w:after="0"/>
-      </w:pPr>
-    </w:p>
-    <w:p>
-      <w:pPr>
-        <w:spacing w:before="0" w:after="0"/>
-      </w:pPr>
+        <w:spacing w:before="160" w:after="80"/>
+      </w:pPr>
+      <w:r>
+        <w:pict>
+          <v:rect style="width:0;height:1.5pt" o:hralign="center" o:hrstd="t" o:hr="t"/>
+        </w:pict>
+      </w:r>
     </w:p>
     <w:p>
       <w:pPr>
@@ -9647,6 +9556,7 @@
     <w:p>
       <w:pPr>
         <w:pStyle w:val="FirstParagraph"/>
+        <w:ind w:firstLine="420"/>
       </w:pPr>
       <w:r>
         <w:rPr>
@@ -9949,28 +9859,13 @@
     </w:p>
     <w:p>
       <w:pPr>
-        <w:spacing w:before="0" w:after="0"/>
-      </w:pPr>
-    </w:p>
-    <w:p>
-      <w:pPr>
-        <w:spacing w:before="0" w:after="0"/>
-      </w:pPr>
-    </w:p>
-    <w:p>
-      <w:pPr>
-        <w:spacing w:before="0" w:after="0"/>
-      </w:pPr>
-    </w:p>
-    <w:p>
-      <w:pPr>
-        <w:spacing w:before="0" w:after="0"/>
-      </w:pPr>
-    </w:p>
-    <w:p>
-      <w:pPr>
-        <w:spacing w:before="0" w:after="0"/>
-      </w:pPr>
+        <w:spacing w:before="160" w:after="80"/>
+      </w:pPr>
+      <w:r>
+        <w:pict>
+          <v:rect style="width:0;height:1.5pt" o:hralign="center" o:hrstd="t" o:hr="t"/>
+        </w:pict>
+      </w:r>
     </w:p>
     <w:p>
       <w:pPr>
@@ -10011,6 +9906,7 @@
     <w:p>
       <w:pPr>
         <w:pStyle w:val="FirstParagraph"/>
+        <w:ind w:firstLine="420"/>
       </w:pPr>
       <w:r>
         <w:rPr>
@@ -10108,7 +10004,7 @@
         </w:rPr>
         <w:drawing>
           <wp:inline>
-            <wp:extent cx="3213100" cy="3058252"/>
+            <wp:extent cx="3213100" cy="3073400"/>
             <wp:effectExtent b="0" l="0" r="0" t="0"/>
             <wp:docPr descr="" title="" id="67" name="Picture"/>
             <a:graphic>
@@ -10129,7 +10025,7 @@
                   <pic:spPr bwMode="auto">
                     <a:xfrm>
                       <a:off x="0" y="0"/>
-                      <a:ext cx="3213100" cy="3058252"/>
+                      <a:ext cx="3213100" cy="3073400"/>
                     </a:xfrm>
                     <a:prstGeom prst="rect">
                       <a:avLst/>
@@ -10150,28 +10046,13 @@
     </w:p>
     <w:p>
       <w:pPr>
-        <w:spacing w:before="0" w:after="0"/>
-      </w:pPr>
-    </w:p>
-    <w:p>
-      <w:pPr>
-        <w:spacing w:before="0" w:after="0"/>
-      </w:pPr>
-    </w:p>
-    <w:p>
-      <w:pPr>
-        <w:spacing w:before="0" w:after="0"/>
-      </w:pPr>
-    </w:p>
-    <w:p>
-      <w:pPr>
-        <w:spacing w:before="0" w:after="0"/>
-      </w:pPr>
-    </w:p>
-    <w:p>
-      <w:pPr>
-        <w:spacing w:before="0" w:after="0"/>
-      </w:pPr>
+        <w:spacing w:before="160" w:after="80"/>
+      </w:pPr>
+      <w:r>
+        <w:pict>
+          <v:rect style="width:0;height:1.5pt" o:hralign="center" o:hrstd="t" o:hr="t"/>
+        </w:pict>
+      </w:r>
     </w:p>
     <w:p>
       <w:pPr>
@@ -10212,6 +10093,7 @@
     <w:p>
       <w:pPr>
         <w:pStyle w:val="FirstParagraph"/>
+        <w:ind w:firstLine="420"/>
       </w:pPr>
       <w:r>
         <w:rPr>
@@ -10352,18 +10234,13 @@
     </w:p>
     <w:p>
       <w:pPr>
-        <w:spacing w:before="0" w:after="0"/>
-      </w:pPr>
-    </w:p>
-    <w:p>
-      <w:pPr>
-        <w:spacing w:before="0" w:after="0"/>
-      </w:pPr>
-    </w:p>
-    <w:p>
-      <w:pPr>
-        <w:spacing w:before="0" w:after="0"/>
-      </w:pPr>
+        <w:spacing w:before="160" w:after="80"/>
+      </w:pPr>
+      <w:r>
+        <w:pict>
+          <v:rect style="width:0;height:1.5pt" o:hralign="center" o:hrstd="t" o:hr="t"/>
+        </w:pict>
+      </w:r>
     </w:p>
     <w:p>
       <w:pPr>
@@ -10404,6 +10281,7 @@
     <w:p>
       <w:pPr>
         <w:pStyle w:val="FirstParagraph"/>
+        <w:ind w:firstLine="420"/>
       </w:pPr>
       <w:r>
         <w:rPr>
@@ -10940,28 +10818,13 @@
     </w:p>
     <w:p>
       <w:pPr>
-        <w:spacing w:before="0" w:after="0"/>
-      </w:pPr>
-    </w:p>
-    <w:p>
-      <w:pPr>
-        <w:spacing w:before="0" w:after="0"/>
-      </w:pPr>
-    </w:p>
-    <w:p>
-      <w:pPr>
-        <w:spacing w:before="0" w:after="0"/>
-      </w:pPr>
-    </w:p>
-    <w:p>
-      <w:pPr>
-        <w:spacing w:before="0" w:after="0"/>
-      </w:pPr>
-    </w:p>
-    <w:p>
-      <w:pPr>
-        <w:spacing w:before="0" w:after="0"/>
-      </w:pPr>
+        <w:spacing w:before="160" w:after="80"/>
+      </w:pPr>
+      <w:r>
+        <w:pict>
+          <v:rect style="width:0;height:1.5pt" o:hralign="center" o:hrstd="t" o:hr="t"/>
+        </w:pict>
+      </w:r>
     </w:p>
     <w:p>
       <w:pPr>
@@ -11002,6 +10865,7 @@
     <w:p>
       <w:pPr>
         <w:pStyle w:val="FirstParagraph"/>
+        <w:ind w:firstLine="420"/>
       </w:pPr>
       <w:r>
         <w:rPr>
@@ -11431,28 +11295,13 @@
     </w:p>
     <w:p>
       <w:pPr>
-        <w:spacing w:before="0" w:after="0"/>
-      </w:pPr>
-    </w:p>
-    <w:p>
-      <w:pPr>
-        <w:spacing w:before="0" w:after="0"/>
-      </w:pPr>
-    </w:p>
-    <w:p>
-      <w:pPr>
-        <w:spacing w:before="0" w:after="0"/>
-      </w:pPr>
-    </w:p>
-    <w:p>
-      <w:pPr>
-        <w:spacing w:before="0" w:after="0"/>
-      </w:pPr>
-    </w:p>
-    <w:p>
-      <w:pPr>
-        <w:spacing w:before="0" w:after="0"/>
-      </w:pPr>
+        <w:spacing w:before="160" w:after="80"/>
+      </w:pPr>
+      <w:r>
+        <w:pict>
+          <v:rect style="width:0;height:1.5pt" o:hralign="center" o:hrstd="t" o:hr="t"/>
+        </w:pict>
+      </w:r>
     </w:p>
     <w:p>
       <w:pPr>
@@ -11493,6 +11342,7 @@
     <w:p>
       <w:pPr>
         <w:pStyle w:val="FirstParagraph"/>
+        <w:ind w:firstLine="420"/>
       </w:pPr>
       <w:r>
         <w:rPr>
@@ -11857,28 +11707,13 @@
     </w:p>
     <w:p>
       <w:pPr>
-        <w:spacing w:before="0" w:after="0"/>
-      </w:pPr>
-    </w:p>
-    <w:p>
-      <w:pPr>
-        <w:spacing w:before="0" w:after="0"/>
-      </w:pPr>
-    </w:p>
-    <w:p>
-      <w:pPr>
-        <w:spacing w:before="0" w:after="0"/>
-      </w:pPr>
-    </w:p>
-    <w:p>
-      <w:pPr>
-        <w:spacing w:before="0" w:after="0"/>
-      </w:pPr>
-    </w:p>
-    <w:p>
-      <w:pPr>
-        <w:spacing w:before="0" w:after="0"/>
-      </w:pPr>
+        <w:spacing w:before="160" w:after="80"/>
+      </w:pPr>
+      <w:r>
+        <w:pict>
+          <v:rect style="width:0;height:1.5pt" o:hralign="center" o:hrstd="t" o:hr="t"/>
+        </w:pict>
+      </w:r>
     </w:p>
     <w:p>
       <w:pPr>
@@ -11919,6 +11754,7 @@
     <w:p>
       <w:pPr>
         <w:pStyle w:val="FirstParagraph"/>
+        <w:ind w:firstLine="420"/>
       </w:pPr>
       <w:r>
         <w:rPr>
@@ -11954,7 +11790,7 @@
         <w:rPr>
           <w:rFonts w:ascii="Times New Roman" w:hAnsi="Times New Roman" w:eastAsia="Times New Roman" w:cs="Times New Roman"/>
         </w:rPr>
-        <w:t xml:space="preserve">6-2 </w:t>
+        <w:t xml:space="preserve">(2) </w:t>
       </w:r>
       <w:r>
         <w:rPr>
@@ -11990,7 +11826,7 @@
         <w:rPr>
           <w:rFonts w:ascii="Times New Roman" w:hAnsi="Times New Roman" w:eastAsia="Times New Roman" w:cs="Times New Roman"/>
         </w:rPr>
-        <w:t xml:space="preserve">6-3 </w:t>
+        <w:t xml:space="preserve">(3) </w:t>
       </w:r>
       <w:r>
         <w:rPr>
@@ -12033,28 +11869,13 @@
     </w:p>
     <w:p>
       <w:pPr>
-        <w:spacing w:before="0" w:after="0"/>
-      </w:pPr>
-    </w:p>
-    <w:p>
-      <w:pPr>
-        <w:spacing w:before="0" w:after="0"/>
-      </w:pPr>
-    </w:p>
-    <w:p>
-      <w:pPr>
-        <w:spacing w:before="0" w:after="0"/>
-      </w:pPr>
-    </w:p>
-    <w:p>
-      <w:pPr>
-        <w:spacing w:before="0" w:after="0"/>
-      </w:pPr>
-    </w:p>
-    <w:p>
-      <w:pPr>
-        <w:spacing w:before="0" w:after="0"/>
-      </w:pPr>
+        <w:spacing w:before="160" w:after="80"/>
+      </w:pPr>
+      <w:r>
+        <w:pict>
+          <v:rect style="width:0;height:1.5pt" o:hralign="center" o:hrstd="t" o:hr="t"/>
+        </w:pict>
+      </w:r>
     </w:p>
     <w:p>
       <w:pPr>
@@ -12095,6 +11916,7 @@
     <w:p>
       <w:pPr>
         <w:pStyle w:val="FirstParagraph"/>
+        <w:ind w:firstLine="420"/>
       </w:pPr>
       <w:r>
         <w:rPr>
@@ -12377,7 +12199,7 @@
         </w:rPr>
         <w:drawing>
           <wp:inline>
-            <wp:extent cx="2615821" cy="2628900"/>
+            <wp:extent cx="2616200" cy="2628900"/>
             <wp:effectExtent b="0" l="0" r="0" t="0"/>
             <wp:docPr descr="" title="" id="82" name="Picture"/>
             <a:graphic>
@@ -12398,7 +12220,7 @@
                   <pic:spPr bwMode="auto">
                     <a:xfrm>
                       <a:off x="0" y="0"/>
-                      <a:ext cx="2615821" cy="2628900"/>
+                      <a:ext cx="2616200" cy="2628900"/>
                     </a:xfrm>
                     <a:prstGeom prst="rect">
                       <a:avLst/>
@@ -12451,8 +12273,9 @@
       <w:pPr>
         <w:numPr>
           <w:ilvl w:val="0"/>
-          <w:numId w:val="1006"/>
+          <w:numId w:val="1008"/>
         </w:numPr>
+        <w:ind w:firstLine="420"/>
       </w:pPr>
       <w:r>
         <w:rPr>
@@ -12601,8 +12424,9 @@
       <w:pPr>
         <w:numPr>
           <w:ilvl w:val="0"/>
-          <w:numId w:val="1006"/>
+          <w:numId w:val="1008"/>
         </w:numPr>
+        <w:ind w:firstLine="420"/>
       </w:pPr>
       <w:r>
         <w:rPr>
@@ -12633,8 +12457,9 @@
       <w:pPr>
         <w:numPr>
           <w:ilvl w:val="0"/>
-          <w:numId w:val="1006"/>
+          <w:numId w:val="1008"/>
         </w:numPr>
+        <w:ind w:firstLine="420"/>
       </w:pPr>
       <w:r>
         <w:rPr>
@@ -12879,43 +12704,13 @@
     </w:p>
     <w:p>
       <w:pPr>
-        <w:spacing w:before="0" w:after="0"/>
-      </w:pPr>
-    </w:p>
-    <w:p>
-      <w:pPr>
-        <w:spacing w:before="0" w:after="0"/>
-      </w:pPr>
-    </w:p>
-    <w:p>
-      <w:pPr>
-        <w:spacing w:before="0" w:after="0"/>
-      </w:pPr>
-    </w:p>
-    <w:p>
-      <w:pPr>
-        <w:spacing w:before="0" w:after="0"/>
-      </w:pPr>
-    </w:p>
-    <w:p>
-      <w:pPr>
-        <w:spacing w:before="0" w:after="0"/>
-      </w:pPr>
-    </w:p>
-    <w:p>
-      <w:pPr>
-        <w:spacing w:before="0" w:after="0"/>
-      </w:pPr>
-    </w:p>
-    <w:p>
-      <w:pPr>
-        <w:spacing w:before="0" w:after="0"/>
-      </w:pPr>
-    </w:p>
-    <w:p>
-      <w:pPr>
-        <w:spacing w:before="0" w:after="0"/>
-      </w:pPr>
+        <w:spacing w:before="160" w:after="80"/>
+      </w:pPr>
+      <w:r>
+        <w:pict>
+          <v:rect style="width:0;height:1.5pt" o:hralign="center" o:hrstd="t" o:hr="t"/>
+        </w:pict>
+      </w:r>
     </w:p>
     <w:p>
       <w:pPr>
@@ -12956,6 +12751,7 @@
     <w:p>
       <w:pPr>
         <w:pStyle w:val="FirstParagraph"/>
+        <w:ind w:firstLine="420"/>
       </w:pPr>
       <w:r>
         <w:rPr>
@@ -12982,7 +12778,7 @@
         </w:rPr>
         <w:drawing>
           <wp:inline>
-            <wp:extent cx="3240000" cy="3072620"/>
+            <wp:extent cx="3240000" cy="3096531"/>
             <wp:effectExtent b="0" l="0" r="0" t="0"/>
             <wp:docPr descr="" title="" id="86" name="Picture"/>
             <a:graphic>
@@ -13003,7 +12799,7 @@
                   <pic:spPr bwMode="auto">
                     <a:xfrm>
                       <a:off x="0" y="0"/>
-                      <a:ext cx="3240000" cy="3072620"/>
+                      <a:ext cx="3240000" cy="3096531"/>
                     </a:xfrm>
                     <a:prstGeom prst="rect">
                       <a:avLst/>
@@ -13025,6 +12821,7 @@
     <w:p>
       <w:pPr>
         <w:pStyle w:val="BodyText"/>
+        <w:ind w:firstLine="420"/>
       </w:pPr>
       <w:r>
         <w:rPr>
@@ -13045,7 +12842,7 @@
         </w:rPr>
         <w:drawing>
           <wp:inline>
-            <wp:extent cx="3240000" cy="3076913"/>
+            <wp:extent cx="3240000" cy="3120402"/>
             <wp:effectExtent b="0" l="0" r="0" t="0"/>
             <wp:docPr descr="" title="" id="89" name="Picture"/>
             <a:graphic>
@@ -13066,7 +12863,7 @@
                   <pic:spPr bwMode="auto">
                     <a:xfrm>
                       <a:off x="0" y="0"/>
-                      <a:ext cx="3240000" cy="3076913"/>
+                      <a:ext cx="3240000" cy="3120402"/>
                     </a:xfrm>
                     <a:prstGeom prst="rect">
                       <a:avLst/>
@@ -13088,6 +12885,7 @@
     <w:p>
       <w:pPr>
         <w:pStyle w:val="BodyText"/>
+        <w:ind w:firstLine="420"/>
       </w:pPr>
       <w:r>
         <w:rPr>
@@ -13099,6 +12897,7 @@
     <w:p>
       <w:pPr>
         <w:pStyle w:val="BodyText"/>
+        <w:ind w:firstLine="420"/>
       </w:pPr>
       <w:r>
         <w:rPr>
@@ -13140,7 +12939,7 @@
     <w:p>
       <w:pPr>
         <w:pStyle w:val="BodyText"/>
-        <w:spacing w:before="0" w:after="0"/>
+        <w:ind w:firstLine="420"/>
       </w:pPr>
       <w:r>
         <w:rPr>
@@ -13219,7 +13018,7 @@
     <w:p>
       <w:pPr>
         <w:pStyle w:val="BodyText"/>
-        <w:spacing w:before="0" w:after="0"/>
+        <w:ind w:firstLine="420"/>
       </w:pPr>
       <w:r>
         <w:rPr>
@@ -13249,7 +13048,7 @@
     <w:p>
       <w:pPr>
         <w:pStyle w:val="BodyText"/>
-        <w:spacing w:before="0" w:after="0"/>
+        <w:ind w:firstLine="420"/>
       </w:pPr>
       <w:r>
         <w:rPr>
@@ -13267,7 +13066,7 @@
     <w:p>
       <w:pPr>
         <w:pStyle w:val="BodyText"/>
-        <w:spacing w:before="0" w:after="0"/>
+        <w:ind w:firstLine="420"/>
       </w:pPr>
       <w:r>
         <w:rPr>
@@ -13296,13 +13095,13 @@
     </w:p>
     <w:p>
       <w:pPr>
-        <w:spacing w:before="0" w:after="0"/>
-      </w:pPr>
-    </w:p>
-    <w:p>
-      <w:pPr>
-        <w:spacing w:before="0" w:after="0"/>
-      </w:pPr>
+        <w:spacing w:before="160" w:after="80"/>
+      </w:pPr>
+      <w:r>
+        <w:pict>
+          <v:rect style="width:0;height:1.5pt" o:hralign="center" o:hrstd="t" o:hr="t"/>
+        </w:pict>
+      </w:r>
     </w:p>
     <w:p>
       <w:pPr>
@@ -13420,6 +13219,7 @@
     <w:p>
       <w:pPr>
         <w:pStyle w:val="BodyText"/>
+        <w:ind w:firstLine="420"/>
       </w:pPr>
       <w:r>
         <w:rPr>
@@ -13642,14 +13442,13 @@
     </w:p>
     <w:p>
       <w:pPr>
-        <w:pStyle w:val="BodyText"/>
-      </w:pPr>
-      <w:r>
-        <w:rPr>
-          <w:rFonts w:ascii="Times New Roman" w:hAnsi="Times New Roman" w:eastAsia="Times New Roman" w:cs="Times New Roman"/>
-        </w:rPr>
-        <w:t xml:space="preserve">3-1 </w:t>
-      </w:r>
+        <w:pStyle w:val="Compact"/>
+        <w:numPr>
+          <w:ilvl w:val="0"/>
+          <w:numId w:val="1009"/>
+        </w:numPr>
+        <w:ind w:firstLine="420"/>
+      </w:pPr>
       <w:r>
         <w:rPr>
           <w:rFonts w:hint="eastAsia" w:ascii="Times New Roman" w:hAnsi="Times New Roman" w:eastAsia="FangSong" w:cs="Times New Roman"/>
@@ -13841,7 +13640,7 @@
         <w:rPr>
           <w:rFonts w:hint="eastAsia" w:ascii="Times New Roman" w:hAnsi="Times New Roman" w:eastAsia="Times New Roman" w:cs="Times New Roman"/>
         </w:rPr>
-        <w:t>3-1-1</w:t>
+        <w:t>(1)①</w:t>
       </w:r>
       <w:r>
         <w:rPr>
@@ -13946,13 +13745,14 @@
     </w:p>
     <w:p>
       <w:pPr>
-        <w:pStyle w:val="BodyText"/>
-      </w:pPr>
-      <w:r>
-        <w:rPr>
-          <w:rFonts w:ascii="Times New Roman" w:hAnsi="Times New Roman" w:eastAsia="Times New Roman" w:cs="Times New Roman"/>
-        </w:rPr>
-        <w:t xml:space="preserve">3-1-1 12 </w:t>
+        <w:pStyle w:val="FirstParagraph"/>
+        <w:ind w:firstLine="420"/>
+      </w:pPr>
+      <w:r>
+        <w:rPr>
+          <w:rFonts w:ascii="Times New Roman" w:hAnsi="Times New Roman" w:eastAsia="Times New Roman" w:cs="Times New Roman"/>
+        </w:rPr>
+        <w:t xml:space="preserve">(1)① 12 </w:t>
       </w:r>
       <w:r>
         <w:rPr>
@@ -13964,12 +13764,13 @@
     <w:p>
       <w:pPr>
         <w:pStyle w:val="BodyText"/>
-      </w:pPr>
-      <w:r>
-        <w:rPr>
-          <w:rFonts w:ascii="Times New Roman" w:hAnsi="Times New Roman" w:eastAsia="Times New Roman" w:cs="Times New Roman"/>
-        </w:rPr>
-        <w:t xml:space="preserve">3-1-2 </w:t>
+        <w:ind w:firstLine="420"/>
+      </w:pPr>
+      <w:r>
+        <w:rPr>
+          <w:rFonts w:ascii="Times New Roman" w:hAnsi="Times New Roman" w:eastAsia="Times New Roman" w:cs="Times New Roman"/>
+        </w:rPr>
+        <w:t xml:space="preserve">(1)② </w:t>
       </w:r>
       <w:r>
         <w:rPr>
@@ -14075,7 +13876,7 @@
         <w:rPr>
           <w:rFonts w:ascii="Times New Roman" w:hAnsi="Times New Roman" w:eastAsia="Times New Roman" w:cs="Times New Roman"/>
         </w:rPr>
-        <w:t xml:space="preserve">3-1-2</w:t>
+        <w:t xml:space="preserve">(1)②</w:t>
       </w:r>
     </w:p>
     <w:p>
@@ -14154,6 +13955,7 @@
     <w:p>
       <w:pPr>
         <w:pStyle w:val="FirstParagraph"/>
+        <w:ind w:firstLine="420"/>
       </w:pPr>
       <w:r>
         <w:rPr>
@@ -14581,6 +14383,7 @@
     <w:p>
       <w:pPr>
         <w:pStyle w:val="FirstParagraph"/>
+        <w:ind w:firstLine="420"/>
       </w:pPr>
       <m:oMath>
         <m:oMathPr>
@@ -14798,7 +14601,7 @@
         </w:rPr>
         <w:drawing>
           <wp:inline>
-            <wp:extent cx="3240000" cy="2950468"/>
+            <wp:extent cx="3240000" cy="2960056"/>
             <wp:effectExtent b="0" l="0" r="0" t="0"/>
             <wp:docPr descr="" title="" id="96" name="Picture"/>
             <a:graphic>
@@ -14819,7 +14622,7 @@
                   <pic:spPr bwMode="auto">
                     <a:xfrm>
                       <a:off x="0" y="0"/>
-                      <a:ext cx="3240000" cy="2950468"/>
+                      <a:ext cx="3240000" cy="2960056"/>
                     </a:xfrm>
                     <a:prstGeom prst="rect">
                       <a:avLst/>
@@ -14866,12 +14669,13 @@
     <w:p>
       <w:pPr>
         <w:pStyle w:val="BodyText"/>
-      </w:pPr>
-      <w:r>
-        <w:rPr>
-          <w:rFonts w:hint="eastAsia" w:ascii="Times New Roman" w:hAnsi="Times New Roman" w:eastAsia="Times New Roman" w:cs="Times New Roman"/>
-        </w:rPr>
-        <w:t>3-2-1</w:t>
+        <w:ind w:firstLine="420"/>
+      </w:pPr>
+      <w:r>
+        <w:rPr>
+          <w:rFonts w:hint="eastAsia" w:ascii="Times New Roman" w:hAnsi="Times New Roman" w:eastAsia="Times New Roman" w:cs="Times New Roman"/>
+        </w:rPr>
+        <w:t>(2)①</w:t>
       </w:r>
       <w:r>
         <w:rPr>
@@ -14977,12 +14781,13 @@
     <w:p>
       <w:pPr>
         <w:pStyle w:val="BodyText"/>
-      </w:pPr>
-      <w:r>
-        <w:rPr>
-          <w:rFonts w:ascii="Times New Roman" w:hAnsi="Times New Roman" w:eastAsia="Times New Roman" w:cs="Times New Roman"/>
-        </w:rPr>
-        <w:t xml:space="preserve">3-2-1 8 </w:t>
+        <w:ind w:firstLine="420"/>
+      </w:pPr>
+      <w:r>
+        <w:rPr>
+          <w:rFonts w:ascii="Times New Roman" w:hAnsi="Times New Roman" w:eastAsia="Times New Roman" w:cs="Times New Roman"/>
+        </w:rPr>
+        <w:t xml:space="preserve">(2)① 8 </w:t>
       </w:r>
       <w:r>
         <w:rPr>
@@ -14994,12 +14799,13 @@
     <w:p>
       <w:pPr>
         <w:pStyle w:val="BodyText"/>
-      </w:pPr>
-      <w:r>
-        <w:rPr>
-          <w:rFonts w:hint="eastAsia" w:ascii="Times New Roman" w:hAnsi="Times New Roman" w:eastAsia="Times New Roman" w:cs="Times New Roman"/>
-        </w:rPr>
-        <w:t>3-2-2</w:t>
+        <w:ind w:firstLine="420"/>
+      </w:pPr>
+      <w:r>
+        <w:rPr>
+          <w:rFonts w:hint="eastAsia" w:ascii="Times New Roman" w:hAnsi="Times New Roman" w:eastAsia="Times New Roman" w:cs="Times New Roman"/>
+        </w:rPr>
+        <w:t>(2)②</w:t>
       </w:r>
       <w:r>
         <w:rPr>
@@ -15017,12 +14823,13 @@
     <w:p>
       <w:pPr>
         <w:pStyle w:val="BodyText"/>
-      </w:pPr>
-      <w:r>
-        <w:rPr>
-          <w:rFonts w:ascii="Times New Roman" w:hAnsi="Times New Roman" w:eastAsia="Times New Roman" w:cs="Times New Roman"/>
-        </w:rPr>
-        <w:t xml:space="preserve">3-2-2 </w:t>
+        <w:ind w:firstLine="420"/>
+      </w:pPr>
+      <w:r>
+        <w:rPr>
+          <w:rFonts w:ascii="Times New Roman" w:hAnsi="Times New Roman" w:eastAsia="Times New Roman" w:cs="Times New Roman"/>
+        </w:rPr>
+        <w:t xml:space="preserve">(2)② </w:t>
       </w:r>
       <w:r>
         <w:rPr>
@@ -15033,14 +14840,13 @@
     </w:p>
     <w:p>
       <w:pPr>
-        <w:pStyle w:val="BodyText"/>
-      </w:pPr>
-      <w:r>
-        <w:rPr>
-          <w:rFonts w:ascii="Times New Roman" w:hAnsi="Times New Roman" w:eastAsia="Times New Roman" w:cs="Times New Roman"/>
-        </w:rPr>
-        <w:t xml:space="preserve">3-3 </w:t>
-      </w:r>
+        <w:pStyle w:val="Compact"/>
+        <w:numPr>
+          <w:ilvl w:val="0"/>
+          <w:numId w:val="1010"/>
+        </w:numPr>
+        <w:ind w:firstLine="420"/>
+      </w:pPr>
       <w:r>
         <w:rPr>
           <w:rFonts w:hint="eastAsia" w:ascii="Times New Roman" w:hAnsi="Times New Roman" w:eastAsia="FangSong" w:cs="Times New Roman"/>
@@ -15224,7 +15030,7 @@
     </w:p>
     <w:p>
       <w:pPr>
-        <w:pStyle w:val="BodyText"/>
+        <w:pStyle w:val="FirstParagraph"/>
         <w:spacing w:before="160" w:after="80"/>
         <w:jc w:val="center"/>
       </w:pPr>
@@ -15302,12 +15108,13 @@
     <w:p>
       <w:pPr>
         <w:pStyle w:val="BodyText"/>
-      </w:pPr>
-      <w:r>
-        <w:rPr>
-          <w:rFonts w:hint="eastAsia" w:ascii="Times New Roman" w:hAnsi="Times New Roman" w:eastAsia="Times New Roman" w:cs="Times New Roman"/>
-        </w:rPr>
-        <w:t>3-3-1</w:t>
+        <w:ind w:firstLine="420"/>
+      </w:pPr>
+      <w:r>
+        <w:rPr>
+          <w:rFonts w:hint="eastAsia" w:ascii="Times New Roman" w:hAnsi="Times New Roman" w:eastAsia="Times New Roman" w:cs="Times New Roman"/>
+        </w:rPr>
+        <w:t>(3)①</w:t>
       </w:r>
       <w:r>
         <w:rPr>
@@ -15343,12 +15150,13 @@
     <w:p>
       <w:pPr>
         <w:pStyle w:val="BodyText"/>
-      </w:pPr>
-      <w:r>
-        <w:rPr>
-          <w:rFonts w:ascii="Times New Roman" w:hAnsi="Times New Roman" w:eastAsia="Times New Roman" w:cs="Times New Roman"/>
-        </w:rPr>
-        <w:t xml:space="preserve">3-3-1 </w:t>
+        <w:ind w:firstLine="420"/>
+      </w:pPr>
+      <w:r>
+        <w:rPr>
+          <w:rFonts w:ascii="Times New Roman" w:hAnsi="Times New Roman" w:eastAsia="Times New Roman" w:cs="Times New Roman"/>
+        </w:rPr>
+        <w:t xml:space="preserve">(3)① </w:t>
       </w:r>
       <w:r>
         <w:rPr>
@@ -15360,12 +15168,13 @@
     <w:p>
       <w:pPr>
         <w:pStyle w:val="BodyText"/>
-      </w:pPr>
-      <w:r>
-        <w:rPr>
-          <w:rFonts w:hint="eastAsia" w:ascii="Times New Roman" w:hAnsi="Times New Roman" w:eastAsia="Times New Roman" w:cs="Times New Roman"/>
-        </w:rPr>
-        <w:t>3-3-2</w:t>
+        <w:ind w:firstLine="420"/>
+      </w:pPr>
+      <w:r>
+        <w:rPr>
+          <w:rFonts w:hint="eastAsia" w:ascii="Times New Roman" w:hAnsi="Times New Roman" w:eastAsia="Times New Roman" w:cs="Times New Roman"/>
+        </w:rPr>
+        <w:t>(3)②</w:t>
       </w:r>
       <w:r>
         <w:rPr>
@@ -15401,12 +15210,13 @@
     <w:p>
       <w:pPr>
         <w:pStyle w:val="BodyText"/>
-      </w:pPr>
-      <w:r>
-        <w:rPr>
-          <w:rFonts w:ascii="Times New Roman" w:hAnsi="Times New Roman" w:eastAsia="Times New Roman" w:cs="Times New Roman"/>
-        </w:rPr>
-        <w:t xml:space="preserve">3-3-2 6 </w:t>
+        <w:ind w:firstLine="420"/>
+      </w:pPr>
+      <w:r>
+        <w:rPr>
+          <w:rFonts w:ascii="Times New Roman" w:hAnsi="Times New Roman" w:eastAsia="Times New Roman" w:cs="Times New Roman"/>
+        </w:rPr>
+        <w:t xml:space="preserve">(3)② 6 </w:t>
       </w:r>
       <w:r>
         <w:rPr>
@@ -15418,12 +15228,13 @@
     <w:p>
       <w:pPr>
         <w:pStyle w:val="BodyText"/>
-      </w:pPr>
-      <w:r>
-        <w:rPr>
-          <w:rFonts w:hint="eastAsia" w:ascii="Times New Roman" w:hAnsi="Times New Roman" w:eastAsia="Times New Roman" w:cs="Times New Roman"/>
-        </w:rPr>
-        <w:t>3-3-3</w:t>
+        <w:ind w:firstLine="420"/>
+      </w:pPr>
+      <w:r>
+        <w:rPr>
+          <w:rFonts w:hint="eastAsia" w:ascii="Times New Roman" w:hAnsi="Times New Roman" w:eastAsia="Times New Roman" w:cs="Times New Roman"/>
+        </w:rPr>
+        <w:t>(3)③</w:t>
       </w:r>
       <w:r>
         <w:rPr>
@@ -15720,12 +15531,13 @@
         <w:rPr>
           <w:rFonts w:ascii="Times New Roman" w:hAnsi="Times New Roman" w:eastAsia="Times New Roman" w:cs="Times New Roman"/>
         </w:rPr>
-        <w:t xml:space="preserve">3-3-3</w:t>
+        <w:t xml:space="preserve">(3)③</w:t>
       </w:r>
     </w:p>
     <w:p>
       <w:pPr>
         <w:pStyle w:val="BodyText"/>
+        <w:ind w:firstLine="420"/>
       </w:pPr>
       <w:r>
         <w:rPr>
@@ -15743,6 +15555,7 @@
     <w:p>
       <w:pPr>
         <w:pStyle w:val="BodyText"/>
+        <w:ind w:firstLine="420"/>
       </w:pPr>
       <w:r>
         <w:rPr>
@@ -15807,43 +15620,13 @@
     </w:p>
     <w:p>
       <w:pPr>
-        <w:spacing w:before="0" w:after="0"/>
-      </w:pPr>
-    </w:p>
-    <w:p>
-      <w:pPr>
-        <w:spacing w:before="0" w:after="0"/>
-      </w:pPr>
-    </w:p>
-    <w:p>
-      <w:pPr>
-        <w:spacing w:before="0" w:after="0"/>
-      </w:pPr>
-    </w:p>
-    <w:p>
-      <w:pPr>
-        <w:spacing w:before="0" w:after="0"/>
-      </w:pPr>
-    </w:p>
-    <w:p>
-      <w:pPr>
-        <w:spacing w:before="0" w:after="0"/>
-      </w:pPr>
-    </w:p>
-    <w:p>
-      <w:pPr>
-        <w:spacing w:before="0" w:after="0"/>
-      </w:pPr>
-    </w:p>
-    <w:p>
-      <w:pPr>
-        <w:spacing w:before="0" w:after="0"/>
-      </w:pPr>
-    </w:p>
-    <w:p>
-      <w:pPr>
-        <w:spacing w:before="0" w:after="0"/>
-      </w:pPr>
+        <w:spacing w:before="160" w:after="80"/>
+      </w:pPr>
+      <w:r>
+        <w:pict>
+          <v:rect style="width:0;height:1.5pt" o:hralign="center" o:hrstd="t" o:hr="t"/>
+        </w:pict>
+      </w:r>
     </w:p>
     <w:p>
       <w:pPr>
@@ -15884,6 +15667,7 @@
     <w:p>
       <w:pPr>
         <w:pStyle w:val="FirstParagraph"/>
+        <w:ind w:firstLine="420"/>
       </w:pPr>
       <w:r>
         <w:rPr>
@@ -16272,7 +16056,7 @@
         </w:rPr>
         <w:drawing>
           <wp:inline>
-            <wp:extent cx="3599998" cy="783529"/>
+            <wp:extent cx="3600000" cy="783529"/>
             <wp:effectExtent b="0" l="0" r="0" t="0"/>
             <wp:docPr descr="" title="" id="106" name="Picture"/>
             <a:graphic>
@@ -16293,7 +16077,7 @@
                   <pic:spPr bwMode="auto">
                     <a:xfrm>
                       <a:off x="0" y="0"/>
-                      <a:ext cx="3599998" cy="783529"/>
+                      <a:ext cx="3600000" cy="783529"/>
                     </a:xfrm>
                     <a:prstGeom prst="rect">
                       <a:avLst/>
@@ -16709,14 +16493,13 @@
     </w:p>
     <w:p>
       <w:pPr>
-        <w:pStyle w:val="BodyText"/>
-      </w:pPr>
-      <w:r>
-        <w:rPr>
-          <w:rFonts w:ascii="Times New Roman" w:hAnsi="Times New Roman" w:eastAsia="Times New Roman" w:cs="Times New Roman"/>
-        </w:rPr>
-        <w:t xml:space="preserve">5-1 </w:t>
-      </w:r>
+        <w:pStyle w:val="Compact"/>
+        <w:numPr>
+          <w:ilvl w:val="0"/>
+          <w:numId w:val="1011"/>
+        </w:numPr>
+        <w:ind w:firstLine="420"/>
+      </w:pPr>
       <w:r>
         <w:rPr>
           <w:rFonts w:hint="eastAsia" w:ascii="Times New Roman" w:hAnsi="Times New Roman" w:eastAsia="FangSong" w:cs="Times New Roman"/>
@@ -16741,18 +16524,16 @@
         </w:rPr>
         <w:t>。</w:t>
       </w:r>
-      <w:r>
-        <w:rPr>
-          <w:rFonts w:ascii="Times New Roman" w:hAnsi="Times New Roman" w:eastAsia="Times New Roman" w:cs="Times New Roman"/>
-        </w:rPr>
-        <w:t xml:space="preserve"> </w:t>
-      </w:r>
-      <w:r>
-        <w:rPr>
-          <w:rFonts w:ascii="Times New Roman" w:hAnsi="Times New Roman" w:eastAsia="Times New Roman" w:cs="Times New Roman"/>
-        </w:rPr>
-        <w:t xml:space="preserve">5-2 </w:t>
-      </w:r>
+    </w:p>
+    <w:p>
+      <w:pPr>
+        <w:pStyle w:val="Compact"/>
+        <w:numPr>
+          <w:ilvl w:val="0"/>
+          <w:numId w:val="1011"/>
+        </w:numPr>
+        <w:ind w:firstLine="420"/>
+      </w:pPr>
       <w:r>
         <w:rPr>
           <w:rFonts w:hint="eastAsia" w:ascii="Times New Roman" w:hAnsi="Times New Roman" w:eastAsia="Times New Roman" w:cs="Times New Roman"/>
@@ -16963,18 +16744,16 @@
         </w:rPr>
         <w:t>⼤。)</w:t>
       </w:r>
-      <w:r>
-        <w:rPr>
-          <w:rFonts w:ascii="Times New Roman" w:hAnsi="Times New Roman" w:eastAsia="Times New Roman" w:cs="Times New Roman"/>
-        </w:rPr>
-        <w:t xml:space="preserve"> </w:t>
-      </w:r>
-      <w:r>
-        <w:rPr>
-          <w:rFonts w:ascii="Times New Roman" w:hAnsi="Times New Roman" w:eastAsia="Times New Roman" w:cs="Times New Roman"/>
-        </w:rPr>
-        <w:t xml:space="preserve">5-3 </w:t>
-      </w:r>
+    </w:p>
+    <w:p>
+      <w:pPr>
+        <w:pStyle w:val="Compact"/>
+        <w:numPr>
+          <w:ilvl w:val="0"/>
+          <w:numId w:val="1011"/>
+        </w:numPr>
+        <w:ind w:firstLine="420"/>
+      </w:pPr>
       <w:r>
         <w:rPr>
           <w:rFonts w:hint="eastAsia" w:ascii="Times New Roman" w:hAnsi="Times New Roman" w:eastAsia="FangSong" w:cs="Times New Roman"/>
@@ -17065,18 +16844,16 @@
         </w:rPr>
         <w:t>：pm）。</w:t>
       </w:r>
-      <w:r>
-        <w:rPr>
-          <w:rFonts w:ascii="Times New Roman" w:hAnsi="Times New Roman" w:eastAsia="Times New Roman" w:cs="Times New Roman"/>
-        </w:rPr>
-        <w:t xml:space="preserve"> </w:t>
-      </w:r>
-      <w:r>
-        <w:rPr>
-          <w:rFonts w:ascii="Times New Roman" w:hAnsi="Times New Roman" w:eastAsia="Times New Roman" w:cs="Times New Roman"/>
-        </w:rPr>
-        <w:t xml:space="preserve">5-4 </w:t>
-      </w:r>
+    </w:p>
+    <w:p>
+      <w:pPr>
+        <w:pStyle w:val="Compact"/>
+        <w:numPr>
+          <w:ilvl w:val="0"/>
+          <w:numId w:val="1011"/>
+        </w:numPr>
+        <w:ind w:firstLine="420"/>
+      </w:pPr>
       <w:r>
         <w:rPr>
           <w:rFonts w:hint="eastAsia" w:ascii="Times New Roman" w:hAnsi="Times New Roman" w:eastAsia="FangSong" w:cs="Times New Roman"/>
@@ -17482,13 +17259,14 @@
     </w:p>
     <w:p>
       <w:pPr>
-        <w:pStyle w:val="BodyText"/>
-      </w:pPr>
-      <w:r>
-        <w:rPr>
-          <w:rFonts w:ascii="Times New Roman" w:hAnsi="Times New Roman" w:eastAsia="Times New Roman" w:cs="Times New Roman"/>
-        </w:rPr>
-        <w:t xml:space="preserve">5-4-1 </w:t>
+        <w:pStyle w:val="FirstParagraph"/>
+        <w:ind w:firstLine="420"/>
+      </w:pPr>
+      <w:r>
+        <w:rPr>
+          <w:rFonts w:ascii="Times New Roman" w:hAnsi="Times New Roman" w:eastAsia="Times New Roman" w:cs="Times New Roman"/>
+        </w:rPr>
+        <w:t xml:space="preserve">(4)① </w:t>
       </w:r>
       <w:r>
         <w:rPr>
@@ -17594,7 +17372,7 @@
         <w:rPr>
           <w:rFonts w:ascii="Times New Roman" w:hAnsi="Times New Roman" w:eastAsia="Times New Roman" w:cs="Times New Roman"/>
         </w:rPr>
-        <w:t xml:space="preserve">5-4-2 </w:t>
+        <w:t xml:space="preserve">(4)② </w:t>
       </w:r>
       <w:r>
         <w:rPr>
@@ -18229,43 +18007,13 @@
     </w:p>
     <w:p>
       <w:pPr>
-        <w:spacing w:before="0" w:after="0"/>
-      </w:pPr>
-    </w:p>
-    <w:p>
-      <w:pPr>
-        <w:spacing w:before="0" w:after="0"/>
-      </w:pPr>
-    </w:p>
-    <w:p>
-      <w:pPr>
-        <w:spacing w:before="0" w:after="0"/>
-      </w:pPr>
-    </w:p>
-    <w:p>
-      <w:pPr>
-        <w:spacing w:before="0" w:after="0"/>
-      </w:pPr>
-    </w:p>
-    <w:p>
-      <w:pPr>
-        <w:spacing w:before="0" w:after="0"/>
-      </w:pPr>
-    </w:p>
-    <w:p>
-      <w:pPr>
-        <w:spacing w:before="0" w:after="0"/>
-      </w:pPr>
-    </w:p>
-    <w:p>
-      <w:pPr>
-        <w:spacing w:before="0" w:after="0"/>
-      </w:pPr>
-    </w:p>
-    <w:p>
-      <w:pPr>
-        <w:spacing w:before="0" w:after="0"/>
-      </w:pPr>
+        <w:spacing w:before="160" w:after="80"/>
+      </w:pPr>
+      <w:r>
+        <w:pict>
+          <v:rect style="width:0;height:1.5pt" o:hralign="center" o:hrstd="t" o:hr="t"/>
+        </w:pict>
+      </w:r>
     </w:p>
     <w:p>
       <w:pPr>
@@ -18306,6 +18054,7 @@
     <w:p>
       <w:pPr>
         <w:pStyle w:val="FirstParagraph"/>
+        <w:ind w:firstLine="420"/>
       </w:pPr>
       <w:r>
         <w:rPr>
@@ -18629,14 +18378,13 @@
     </w:p>
     <w:p>
       <w:pPr>
-        <w:pStyle w:val="BodyText"/>
-      </w:pPr>
-      <w:r>
-        <w:rPr>
-          <w:rFonts w:ascii="Times New Roman" w:hAnsi="Times New Roman" w:eastAsia="Times New Roman" w:cs="Times New Roman"/>
-        </w:rPr>
-        <w:t xml:space="preserve">5-1 </w:t>
-      </w:r>
+        <w:pStyle w:val="Compact"/>
+        <w:numPr>
+          <w:ilvl w:val="0"/>
+          <w:numId w:val="1012"/>
+        </w:numPr>
+        <w:ind w:firstLine="420"/>
+      </w:pPr>
       <w:r>
         <w:rPr>
           <w:rFonts w:hint="eastAsia" w:ascii="Times New Roman" w:hAnsi="Times New Roman" w:eastAsia="FangSong" w:cs="Times New Roman"/>
@@ -18856,7 +18604,8 @@
     </w:p>
     <w:p>
       <w:pPr>
-        <w:pStyle w:val="BodyText"/>
+        <w:pStyle w:val="FirstParagraph"/>
+        <w:ind w:firstLine="420"/>
       </w:pPr>
       <w:r>
         <w:rPr>
@@ -19291,7 +19040,7 @@
         </w:rPr>
         <w:drawing>
           <wp:inline>
-            <wp:extent cx="3240000" cy="2455426"/>
+            <wp:extent cx="3240000" cy="2502321"/>
             <wp:effectExtent b="0" l="0" r="0" t="0"/>
             <wp:docPr descr="" title="" id="110" name="Picture"/>
             <a:graphic>
@@ -19312,7 +19061,7 @@
                   <pic:spPr bwMode="auto">
                     <a:xfrm>
                       <a:off x="0" y="0"/>
-                      <a:ext cx="3240000" cy="2455426"/>
+                      <a:ext cx="3240000" cy="2502321"/>
                     </a:xfrm>
                     <a:prstGeom prst="rect">
                       <a:avLst/>
@@ -19343,7 +19092,7 @@
         </w:rPr>
         <w:drawing>
           <wp:inline>
-            <wp:extent cx="3227583" cy="3696644"/>
+            <wp:extent cx="3240000" cy="3696644"/>
             <wp:effectExtent b="0" l="0" r="0" t="0"/>
             <wp:docPr descr="" title="" id="113" name="Picture"/>
             <a:graphic>
@@ -19364,7 +19113,7 @@
                   <pic:spPr bwMode="auto">
                     <a:xfrm>
                       <a:off x="0" y="0"/>
-                      <a:ext cx="3227583" cy="3696644"/>
+                      <a:ext cx="3240000" cy="3696644"/>
                     </a:xfrm>
                     <a:prstGeom prst="rect">
                       <a:avLst/>
@@ -19395,7 +19144,7 @@
         </w:rPr>
         <w:drawing>
           <wp:inline>
-            <wp:extent cx="3233629" cy="2860851"/>
+            <wp:extent cx="3240000" cy="2860851"/>
             <wp:effectExtent b="0" l="0" r="0" t="0"/>
             <wp:docPr descr="" title="" id="116" name="Picture"/>
             <a:graphic>
@@ -19416,7 +19165,7 @@
                   <pic:spPr bwMode="auto">
                     <a:xfrm>
                       <a:off x="0" y="0"/>
-                      <a:ext cx="3233629" cy="2860851"/>
+                      <a:ext cx="3240000" cy="2860851"/>
                     </a:xfrm>
                     <a:prstGeom prst="rect">
                       <a:avLst/>
@@ -19440,8 +19189,9 @@
         <w:pStyle w:val="Compact"/>
         <w:numPr>
           <w:ilvl w:val="0"/>
-          <w:numId w:val="1009"/>
+          <w:numId w:val="1015"/>
         </w:numPr>
+        <w:ind w:firstLine="420"/>
       </w:pPr>
       <w:r>
         <w:rPr>
@@ -19471,12 +19221,13 @@
     <w:p>
       <w:pPr>
         <w:pStyle w:val="FirstParagraph"/>
-      </w:pPr>
-      <w:r>
-        <w:rPr>
-          <w:rFonts w:ascii="Times New Roman" w:hAnsi="Times New Roman" w:eastAsia="Times New Roman" w:cs="Times New Roman"/>
-        </w:rPr>
-        <w:t xml:space="preserve">5-1-1 </w:t>
+        <w:ind w:firstLine="420"/>
+      </w:pPr>
+      <w:r>
+        <w:rPr>
+          <w:rFonts w:ascii="Times New Roman" w:hAnsi="Times New Roman" w:eastAsia="Times New Roman" w:cs="Times New Roman"/>
+        </w:rPr>
+        <w:t xml:space="preserve">(1)① </w:t>
       </w:r>
       <w:r>
         <w:rPr>
@@ -19530,7 +19281,7 @@
         <w:rPr>
           <w:rFonts w:ascii="Times New Roman" w:hAnsi="Times New Roman" w:eastAsia="Times New Roman" w:cs="Times New Roman"/>
         </w:rPr>
-        <w:t xml:space="preserve">5-1-2 </w:t>
+        <w:t xml:space="preserve">(1)② </w:t>
       </w:r>
       <w:r>
         <w:rPr>
@@ -20079,7 +19830,7 @@
         <w:rPr>
           <w:rFonts w:ascii="Times New Roman" w:hAnsi="Times New Roman" w:eastAsia="Times New Roman" w:cs="Times New Roman"/>
         </w:rPr>
-        <w:t xml:space="preserve">5-2 </w:t>
+        <w:t xml:space="preserve">(2) </w:t>
       </w:r>
       <w:r>
         <w:rPr>
@@ -20319,7 +20070,7 @@
         <w:rPr>
           <w:rFonts w:ascii="Times New Roman" w:hAnsi="Times New Roman" w:eastAsia="Times New Roman" w:cs="Times New Roman"/>
         </w:rPr>
-        <w:t xml:space="preserve">5-2-1 </w:t>
+        <w:t xml:space="preserve">(2)① </w:t>
       </w:r>
       <w:r>
         <w:rPr>
@@ -20343,7 +20094,7 @@
         <w:rPr>
           <w:rFonts w:ascii="Times New Roman" w:hAnsi="Times New Roman" w:eastAsia="Times New Roman" w:cs="Times New Roman"/>
         </w:rPr>
-        <w:t xml:space="preserve">5-2-2 </w:t>
+        <w:t xml:space="preserve">(2)② </w:t>
       </w:r>
       <w:r>
         <w:rPr>
@@ -20379,7 +20130,7 @@
         <w:rPr>
           <w:rFonts w:ascii="Times New Roman" w:hAnsi="Times New Roman" w:eastAsia="Times New Roman" w:cs="Times New Roman"/>
         </w:rPr>
-        <w:t xml:space="preserve">5-2-3 </w:t>
+        <w:t xml:space="preserve">(2)③ </w:t>
       </w:r>
       <w:r>
         <w:rPr>
@@ -20482,43 +20233,13 @@
     </w:p>
     <w:p>
       <w:pPr>
-        <w:spacing w:before="0" w:after="0"/>
-      </w:pPr>
-    </w:p>
-    <w:p>
-      <w:pPr>
-        <w:spacing w:before="0" w:after="0"/>
-      </w:pPr>
-    </w:p>
-    <w:p>
-      <w:pPr>
-        <w:spacing w:before="0" w:after="0"/>
-      </w:pPr>
-    </w:p>
-    <w:p>
-      <w:pPr>
-        <w:spacing w:before="0" w:after="0"/>
-      </w:pPr>
-    </w:p>
-    <w:p>
-      <w:pPr>
-        <w:spacing w:before="0" w:after="0"/>
-      </w:pPr>
-    </w:p>
-    <w:p>
-      <w:pPr>
-        <w:spacing w:before="0" w:after="0"/>
-      </w:pPr>
-    </w:p>
-    <w:p>
-      <w:pPr>
-        <w:spacing w:before="0" w:after="0"/>
-      </w:pPr>
-    </w:p>
-    <w:p>
-      <w:pPr>
-        <w:spacing w:before="0" w:after="0"/>
-      </w:pPr>
+        <w:spacing w:before="160" w:after="80"/>
+      </w:pPr>
+      <w:r>
+        <w:pict>
+          <v:rect style="width:0;height:1.5pt" o:hralign="center" o:hrstd="t" o:hr="t"/>
+        </w:pict>
+      </w:r>
     </w:p>
     <w:p>
       <w:pPr>
@@ -20559,6 +20280,7 @@
     <w:p>
       <w:pPr>
         <w:pStyle w:val="FirstParagraph"/>
+        <w:ind w:firstLine="420"/>
       </w:pPr>
       <w:r>
         <w:rPr>
@@ -20648,6 +20370,7 @@
     <w:p>
       <w:pPr>
         <w:pStyle w:val="BodyText"/>
+        <w:ind w:firstLine="420"/>
       </w:pPr>
       <w:r>
         <w:rPr>
@@ -20908,14 +20631,12 @@
     </w:p>
     <w:p>
       <w:pPr>
-        <w:pStyle w:val="BodyText"/>
-      </w:pPr>
-      <w:r>
-        <w:rPr>
-          <w:rFonts w:ascii="Times New Roman" w:hAnsi="Times New Roman" w:eastAsia="Times New Roman" w:cs="Times New Roman"/>
-        </w:rPr>
-        <w:t xml:space="preserve">6-1 </w:t>
-      </w:r>
+        <w:numPr>
+          <w:ilvl w:val="0"/>
+          <w:numId w:val="1016"/>
+        </w:numPr>
+        <w:ind w:firstLine="420"/>
+      </w:pPr>
       <w:r>
         <w:rPr>
           <w:rFonts w:hint="eastAsia" w:ascii="Times New Roman" w:hAnsi="Times New Roman" w:eastAsia="FangSong" w:cs="Times New Roman"/>
@@ -20979,14 +20700,12 @@
     </w:p>
     <w:p>
       <w:pPr>
-        <w:pStyle w:val="BodyText"/>
-      </w:pPr>
-      <w:r>
-        <w:rPr>
-          <w:rFonts w:ascii="Times New Roman" w:hAnsi="Times New Roman" w:eastAsia="Times New Roman" w:cs="Times New Roman"/>
-        </w:rPr>
-        <w:t xml:space="preserve">6-2 </w:t>
-      </w:r>
+        <w:numPr>
+          <w:ilvl w:val="0"/>
+          <w:numId w:val="1016"/>
+        </w:numPr>
+        <w:ind w:firstLine="420"/>
+      </w:pPr>
       <w:r>
         <w:rPr>
           <w:rFonts w:hint="eastAsia" w:ascii="Times New Roman" w:hAnsi="Times New Roman" w:eastAsia="FangSong" w:cs="Times New Roman"/>
@@ -21337,7 +21056,7 @@
     </w:p>
     <w:p>
       <w:pPr>
-        <w:pStyle w:val="BodyText"/>
+        <w:pStyle w:val="FirstParagraph"/>
         <w:spacing w:before="160" w:after="80"/>
         <w:jc w:val="center"/>
       </w:pPr>
@@ -21347,7 +21066,7 @@
         </w:rPr>
         <w:drawing>
           <wp:inline>
-            <wp:extent cx="3206073" cy="2714136"/>
+            <wp:extent cx="3240000" cy="2714136"/>
             <wp:effectExtent b="0" l="0" r="0" t="0"/>
             <wp:docPr descr="" title="" id="123" name="Picture"/>
             <a:graphic>
@@ -21368,7 +21087,7 @@
                   <pic:spPr bwMode="auto">
                     <a:xfrm>
                       <a:off x="0" y="0"/>
-                      <a:ext cx="3206073" cy="2714136"/>
+                      <a:ext cx="3240000" cy="2714136"/>
                     </a:xfrm>
                     <a:prstGeom prst="rect">
                       <a:avLst/>
@@ -21390,12 +21109,13 @@
     <w:p>
       <w:pPr>
         <w:pStyle w:val="BodyText"/>
-      </w:pPr>
-      <w:r>
-        <w:rPr>
-          <w:rFonts w:ascii="Times New Roman" w:hAnsi="Times New Roman" w:eastAsia="Times New Roman" w:cs="Times New Roman"/>
-        </w:rPr>
-        <w:t xml:space="preserve">6-2-1 </w:t>
+        <w:ind w:firstLine="420"/>
+      </w:pPr>
+      <w:r>
+        <w:rPr>
+          <w:rFonts w:ascii="Times New Roman" w:hAnsi="Times New Roman" w:eastAsia="Times New Roman" w:cs="Times New Roman"/>
+        </w:rPr>
+        <w:t xml:space="preserve">(2)① </w:t>
       </w:r>
       <w:r>
         <w:rPr>
@@ -21431,6 +21151,7 @@
     <w:p>
       <w:pPr>
         <w:pStyle w:val="BodyText"/>
+        <w:ind w:firstLine="420"/>
       </w:pPr>
       <w:r>
         <w:rPr>
@@ -21520,12 +21241,13 @@
     <w:p>
       <w:pPr>
         <w:pStyle w:val="BodyText"/>
-      </w:pPr>
-      <w:r>
-        <w:rPr>
-          <w:rFonts w:ascii="Times New Roman" w:hAnsi="Times New Roman" w:eastAsia="Times New Roman" w:cs="Times New Roman"/>
-        </w:rPr>
-        <w:t xml:space="preserve">6-2-2 </w:t>
+        <w:ind w:firstLine="420"/>
+      </w:pPr>
+      <w:r>
+        <w:rPr>
+          <w:rFonts w:ascii="Times New Roman" w:hAnsi="Times New Roman" w:eastAsia="Times New Roman" w:cs="Times New Roman"/>
+        </w:rPr>
+        <w:t xml:space="preserve">(2)② </w:t>
       </w:r>
       <w:r>
         <w:rPr>
@@ -21542,14 +21264,13 @@
     </w:p>
     <w:p>
       <w:pPr>
-        <w:pStyle w:val="BodyText"/>
-      </w:pPr>
-      <w:r>
-        <w:rPr>
-          <w:rFonts w:ascii="Times New Roman" w:hAnsi="Times New Roman" w:eastAsia="Times New Roman" w:cs="Times New Roman"/>
-        </w:rPr>
-        <w:t xml:space="preserve">6-3 </w:t>
-      </w:r>
+        <w:pStyle w:val="Compact"/>
+        <w:numPr>
+          <w:ilvl w:val="0"/>
+          <w:numId w:val="1017"/>
+        </w:numPr>
+        <w:ind w:firstLine="420"/>
+      </w:pPr>
       <w:r>
         <w:rPr>
           <w:rFonts w:hint="eastAsia" w:ascii="Times New Roman" w:hAnsi="Times New Roman" w:eastAsia="FangSong" w:cs="Times New Roman"/>
@@ -21571,7 +21292,8 @@
     </w:p>
     <w:p>
       <w:pPr>
-        <w:pStyle w:val="BodyText"/>
+        <w:pStyle w:val="FirstParagraph"/>
+        <w:ind w:firstLine="420"/>
       </w:pPr>
       <w:r>
         <w:rPr>
@@ -21700,12 +21422,13 @@
     <w:p>
       <w:pPr>
         <w:pStyle w:val="BodyText"/>
-      </w:pPr>
-      <w:r>
-        <w:rPr>
-          <w:rFonts w:ascii="Times New Roman" w:hAnsi="Times New Roman" w:eastAsia="Times New Roman" w:cs="Times New Roman"/>
-        </w:rPr>
-        <w:t xml:space="preserve">6-3-1 </w:t>
+        <w:ind w:firstLine="420"/>
+      </w:pPr>
+      <w:r>
+        <w:rPr>
+          <w:rFonts w:ascii="Times New Roman" w:hAnsi="Times New Roman" w:eastAsia="Times New Roman" w:cs="Times New Roman"/>
+        </w:rPr>
+        <w:t xml:space="preserve">(3)① </w:t>
       </w:r>
       <w:r>
         <w:rPr>
@@ -21809,12 +21532,13 @@
     <w:p>
       <w:pPr>
         <w:pStyle w:val="BodyText"/>
-      </w:pPr>
-      <w:r>
-        <w:rPr>
-          <w:rFonts w:ascii="Times New Roman" w:hAnsi="Times New Roman" w:eastAsia="Times New Roman" w:cs="Times New Roman"/>
-        </w:rPr>
-        <w:t xml:space="preserve">6-3-2 </w:t>
+        <w:ind w:firstLine="420"/>
+      </w:pPr>
+      <w:r>
+        <w:rPr>
+          <w:rFonts w:ascii="Times New Roman" w:hAnsi="Times New Roman" w:eastAsia="Times New Roman" w:cs="Times New Roman"/>
+        </w:rPr>
+        <w:t xml:space="preserve">(3)② </w:t>
       </w:r>
       <w:r>
         <w:rPr>
@@ -21942,12 +21666,13 @@
     <w:p>
       <w:pPr>
         <w:pStyle w:val="BodyText"/>
-      </w:pPr>
-      <w:r>
-        <w:rPr>
-          <w:rFonts w:ascii="Times New Roman" w:hAnsi="Times New Roman" w:eastAsia="Times New Roman" w:cs="Times New Roman"/>
-        </w:rPr>
-        <w:t xml:space="preserve">6-3-3 </w:t>
+        <w:ind w:firstLine="420"/>
+      </w:pPr>
+      <w:r>
+        <w:rPr>
+          <w:rFonts w:ascii="Times New Roman" w:hAnsi="Times New Roman" w:eastAsia="Times New Roman" w:cs="Times New Roman"/>
+        </w:rPr>
+        <w:t xml:space="preserve">(3)③ </w:t>
       </w:r>
       <w:r>
         <w:rPr>
@@ -22178,43 +21903,13 @@
     </w:p>
     <w:p>
       <w:pPr>
-        <w:spacing w:before="0" w:after="0"/>
-      </w:pPr>
-    </w:p>
-    <w:p>
-      <w:pPr>
-        <w:spacing w:before="0" w:after="0"/>
-      </w:pPr>
-    </w:p>
-    <w:p>
-      <w:pPr>
-        <w:spacing w:before="0" w:after="0"/>
-      </w:pPr>
-    </w:p>
-    <w:p>
-      <w:pPr>
-        <w:spacing w:before="0" w:after="0"/>
-      </w:pPr>
-    </w:p>
-    <w:p>
-      <w:pPr>
-        <w:spacing w:before="0" w:after="0"/>
-      </w:pPr>
-    </w:p>
-    <w:p>
-      <w:pPr>
-        <w:spacing w:before="0" w:after="0"/>
-      </w:pPr>
-    </w:p>
-    <w:p>
-      <w:pPr>
-        <w:spacing w:before="0" w:after="0"/>
-      </w:pPr>
-    </w:p>
-    <w:p>
-      <w:pPr>
-        <w:spacing w:before="0" w:after="0"/>
-      </w:pPr>
+        <w:spacing w:before="160" w:after="80"/>
+      </w:pPr>
+      <w:r>
+        <w:pict>
+          <v:rect style="width:0;height:1.5pt" o:hralign="center" o:hrstd="t" o:hr="t"/>
+        </w:pict>
+      </w:r>
     </w:p>
     <w:p>
       <w:pPr>
@@ -22255,6 +21950,7 @@
     <w:p>
       <w:pPr>
         <w:pStyle w:val="FirstParagraph"/>
+        <w:ind w:firstLine="420"/>
       </w:pPr>
       <w:r>
         <w:rPr>
@@ -23061,6 +22757,7 @@
     <w:p>
       <w:pPr>
         <w:pStyle w:val="BodyText"/>
+        <w:ind w:firstLine="420"/>
       </w:pPr>
       <w:r>
         <w:rPr>
@@ -23980,6 +23677,7 @@
     <w:p>
       <w:pPr>
         <w:pStyle w:val="BodyText"/>
+        <w:ind w:firstLine="420"/>
       </w:pPr>
       <w:r>
         <w:rPr>
@@ -24091,43 +23789,13 @@
     </w:p>
     <w:p>
       <w:pPr>
-        <w:spacing w:before="0" w:after="0"/>
-      </w:pPr>
-    </w:p>
-    <w:p>
-      <w:pPr>
-        <w:spacing w:before="0" w:after="0"/>
-      </w:pPr>
-    </w:p>
-    <w:p>
-      <w:pPr>
-        <w:spacing w:before="0" w:after="0"/>
-      </w:pPr>
-    </w:p>
-    <w:p>
-      <w:pPr>
-        <w:spacing w:before="0" w:after="0"/>
-      </w:pPr>
-    </w:p>
-    <w:p>
-      <w:pPr>
-        <w:spacing w:before="0" w:after="0"/>
-      </w:pPr>
-    </w:p>
-    <w:p>
-      <w:pPr>
-        <w:spacing w:before="0" w:after="0"/>
-      </w:pPr>
-    </w:p>
-    <w:p>
-      <w:pPr>
-        <w:spacing w:before="0" w:after="0"/>
-      </w:pPr>
-    </w:p>
-    <w:p>
-      <w:pPr>
-        <w:spacing w:before="0" w:after="0"/>
-      </w:pPr>
+        <w:spacing w:before="160" w:after="80"/>
+      </w:pPr>
+      <w:r>
+        <w:pict>
+          <v:rect style="width:0;height:1.5pt" o:hralign="center" o:hrstd="t" o:hr="t"/>
+        </w:pict>
+      </w:r>
     </w:p>
     <w:p>
       <w:pPr>
@@ -24168,6 +23836,7 @@
     <w:p>
       <w:pPr>
         <w:pStyle w:val="FirstParagraph"/>
+        <w:ind w:firstLine="420"/>
       </w:pPr>
       <w:r>
         <w:rPr>
@@ -24209,6 +23878,7 @@
     <w:p>
       <w:pPr>
         <w:pStyle w:val="BodyText"/>
+        <w:ind w:firstLine="420"/>
       </w:pPr>
       <w:r>
         <w:rPr>
@@ -24216,7 +23886,7 @@
           <w:b/>
           <w:bCs/>
         </w:rPr>
-        <w:t xml:space="preserve">7-1</w:t>
+        <w:t xml:space="preserve">(1)</w:t>
       </w:r>
       <w:r>
         <w:rPr>
@@ -24264,6 +23934,7 @@
     <w:p>
       <w:pPr>
         <w:pStyle w:val="BodyText"/>
+        <w:ind w:firstLine="420"/>
       </w:pPr>
       <w:r>
         <w:rPr>
@@ -24271,7 +23942,7 @@
           <w:b/>
           <w:bCs/>
         </w:rPr>
-        <w:t xml:space="preserve">7-2</w:t>
+        <w:t xml:space="preserve">(2)</w:t>
       </w:r>
       <w:r>
         <w:rPr>
@@ -24367,6 +24038,7 @@
     <w:p>
       <w:pPr>
         <w:pStyle w:val="BodyText"/>
+        <w:ind w:firstLine="420"/>
       </w:pPr>
       <w:r>
         <w:rPr>
@@ -24374,7 +24046,7 @@
           <w:b/>
           <w:bCs/>
         </w:rPr>
-        <w:t xml:space="preserve">7-3</w:t>
+        <w:t xml:space="preserve">(3)</w:t>
       </w:r>
       <w:r>
         <w:rPr>
@@ -24510,6 +24182,7 @@
     <w:p>
       <w:pPr>
         <w:pStyle w:val="BodyText"/>
+        <w:ind w:firstLine="420"/>
       </w:pPr>
       <w:r>
         <w:rPr>
@@ -24517,7 +24190,7 @@
           <w:b/>
           <w:bCs/>
         </w:rPr>
-        <w:t xml:space="preserve">7-4</w:t>
+        <w:t xml:space="preserve">(4)</w:t>
       </w:r>
       <w:r>
         <w:rPr>
@@ -24577,6 +24250,7 @@
     <w:p>
       <w:pPr>
         <w:pStyle w:val="BodyText"/>
+        <w:ind w:firstLine="420"/>
       </w:pPr>
       <w:r>
         <w:rPr>
@@ -24584,7 +24258,7 @@
           <w:b/>
           <w:bCs/>
         </w:rPr>
-        <w:t xml:space="preserve">7-5</w:t>
+        <w:t xml:space="preserve">(5)</w:t>
       </w:r>
       <w:r>
         <w:rPr>
@@ -24783,43 +24457,13 @@
     </w:p>
     <w:p>
       <w:pPr>
-        <w:spacing w:before="0" w:after="0"/>
-      </w:pPr>
-    </w:p>
-    <w:p>
-      <w:pPr>
-        <w:spacing w:before="0" w:after="0"/>
-      </w:pPr>
-    </w:p>
-    <w:p>
-      <w:pPr>
-        <w:spacing w:before="0" w:after="0"/>
-      </w:pPr>
-    </w:p>
-    <w:p>
-      <w:pPr>
-        <w:spacing w:before="0" w:after="0"/>
-      </w:pPr>
-    </w:p>
-    <w:p>
-      <w:pPr>
-        <w:spacing w:before="0" w:after="0"/>
-      </w:pPr>
-    </w:p>
-    <w:p>
-      <w:pPr>
-        <w:spacing w:before="0" w:after="0"/>
-      </w:pPr>
-    </w:p>
-    <w:p>
-      <w:pPr>
-        <w:spacing w:before="0" w:after="0"/>
-      </w:pPr>
-    </w:p>
-    <w:p>
-      <w:pPr>
-        <w:spacing w:before="0" w:after="0"/>
-      </w:pPr>
+        <w:spacing w:before="160" w:after="80"/>
+      </w:pPr>
+      <w:r>
+        <w:pict>
+          <v:rect style="width:0;height:1.5pt" o:hralign="center" o:hrstd="t" o:hr="t"/>
+        </w:pict>
+      </w:r>
     </w:p>
     <w:p>
       <w:pPr>
@@ -24860,6 +24504,7 @@
     <w:p>
       <w:pPr>
         <w:pStyle w:val="FirstParagraph"/>
+        <w:ind w:firstLine="420"/>
       </w:pPr>
       <w:r>
         <w:rPr>
@@ -24961,6 +24606,7 @@
     <w:p>
       <w:pPr>
         <w:pStyle w:val="BodyText"/>
+        <w:ind w:firstLine="420"/>
       </w:pPr>
       <w:r>
         <w:rPr>
@@ -25284,6 +24930,7 @@
     <w:p>
       <w:pPr>
         <w:pStyle w:val="BodyText"/>
+        <w:ind w:firstLine="420"/>
       </w:pPr>
       <w:r>
         <w:rPr>
@@ -25291,7 +24938,7 @@
           <w:b/>
           <w:bCs/>
         </w:rPr>
-        <w:t xml:space="preserve">5-1 </w:t>
+        <w:t xml:space="preserve">(1) </w:t>
       </w:r>
       <w:r>
         <w:rPr>
@@ -25305,12 +24952,13 @@
     <w:p>
       <w:pPr>
         <w:pStyle w:val="BodyText"/>
-      </w:pPr>
-      <w:r>
-        <w:rPr>
-          <w:rFonts w:ascii="Times New Roman" w:hAnsi="Times New Roman" w:eastAsia="Times New Roman" w:cs="Times New Roman"/>
-        </w:rPr>
-        <w:t xml:space="preserve">5-1-1 </w:t>
+        <w:ind w:firstLine="420"/>
+      </w:pPr>
+      <w:r>
+        <w:rPr>
+          <w:rFonts w:ascii="Times New Roman" w:hAnsi="Times New Roman" w:eastAsia="Times New Roman" w:cs="Times New Roman"/>
+        </w:rPr>
+        <w:t xml:space="preserve">(1)① </w:t>
       </w:r>
       <w:r>
         <w:rPr>
@@ -26094,6 +25742,7 @@
     <w:p>
       <w:pPr>
         <w:pStyle w:val="BodyText"/>
+        <w:ind w:firstLine="420"/>
       </w:pPr>
       <w:r>
         <w:rPr>
@@ -26129,12 +25778,13 @@
     <w:p>
       <w:pPr>
         <w:pStyle w:val="BodyText"/>
-      </w:pPr>
-      <w:r>
-        <w:rPr>
-          <w:rFonts w:ascii="Times New Roman" w:hAnsi="Times New Roman" w:eastAsia="Times New Roman" w:cs="Times New Roman"/>
-        </w:rPr>
-        <w:t xml:space="preserve">5-1-2 </w:t>
+        <w:ind w:firstLine="420"/>
+      </w:pPr>
+      <w:r>
+        <w:rPr>
+          <w:rFonts w:ascii="Times New Roman" w:hAnsi="Times New Roman" w:eastAsia="Times New Roman" w:cs="Times New Roman"/>
+        </w:rPr>
+        <w:t xml:space="preserve">(1)② </w:t>
       </w:r>
       <w:r>
         <w:rPr>
@@ -26601,6 +26251,7 @@
     <w:p>
       <w:pPr>
         <w:pStyle w:val="BodyText"/>
+        <w:ind w:firstLine="420"/>
       </w:pPr>
       <w:r>
         <w:rPr>
@@ -26722,6 +26373,7 @@
     <w:p>
       <w:pPr>
         <w:pStyle w:val="BodyText"/>
+        <w:ind w:firstLine="420"/>
       </w:pPr>
       <w:r>
         <w:rPr>
@@ -27018,6 +26670,7 @@
     <w:p>
       <w:pPr>
         <w:pStyle w:val="BodyText"/>
+        <w:ind w:firstLine="420"/>
       </w:pPr>
       <w:r>
         <w:rPr>
@@ -27025,7 +26678,7 @@
           <w:b/>
           <w:bCs/>
         </w:rPr>
-        <w:t xml:space="preserve">5-2 </w:t>
+        <w:t xml:space="preserve">(2) </w:t>
       </w:r>
       <w:r>
         <w:rPr>
@@ -27039,12 +26692,13 @@
     <w:p>
       <w:pPr>
         <w:pStyle w:val="BodyText"/>
-      </w:pPr>
-      <w:r>
-        <w:rPr>
-          <w:rFonts w:ascii="Times New Roman" w:hAnsi="Times New Roman" w:eastAsia="Times New Roman" w:cs="Times New Roman"/>
-        </w:rPr>
-        <w:t xml:space="preserve">5-2-1 </w:t>
+        <w:ind w:firstLine="420"/>
+      </w:pPr>
+      <w:r>
+        <w:rPr>
+          <w:rFonts w:ascii="Times New Roman" w:hAnsi="Times New Roman" w:eastAsia="Times New Roman" w:cs="Times New Roman"/>
+        </w:rPr>
+        <w:t xml:space="preserve">(2)① </w:t>
       </w:r>
       <w:r>
         <w:rPr>
@@ -27260,6 +26914,7 @@
     <w:p>
       <w:pPr>
         <w:pStyle w:val="BodyText"/>
+        <w:ind w:firstLine="420"/>
       </w:pPr>
       <w:r>
         <w:rPr>
@@ -27337,12 +26992,13 @@
     <w:p>
       <w:pPr>
         <w:pStyle w:val="BodyText"/>
-      </w:pPr>
-      <w:r>
-        <w:rPr>
-          <w:rFonts w:ascii="Times New Roman" w:hAnsi="Times New Roman" w:eastAsia="Times New Roman" w:cs="Times New Roman"/>
-        </w:rPr>
-        <w:t xml:space="preserve">5-2-2</w:t>
+        <w:ind w:firstLine="420"/>
+      </w:pPr>
+      <w:r>
+        <w:rPr>
+          <w:rFonts w:ascii="Times New Roman" w:hAnsi="Times New Roman" w:eastAsia="Times New Roman" w:cs="Times New Roman"/>
+        </w:rPr>
+        <w:t xml:space="preserve">(2)②</w:t>
       </w:r>
       <w:r>
         <w:rPr>
@@ -27496,6 +27152,7 @@
     <w:p>
       <w:pPr>
         <w:pStyle w:val="BodyText"/>
+        <w:ind w:firstLine="420"/>
       </w:pPr>
       <w:r>
         <w:rPr>
@@ -27555,6 +27212,7 @@
     <w:p>
       <w:pPr>
         <w:pStyle w:val="BodyText"/>
+        <w:ind w:firstLine="420"/>
       </w:pPr>
       <w:r>
         <w:rPr>
@@ -27614,6 +27272,7 @@
     <w:p>
       <w:pPr>
         <w:pStyle w:val="BodyText"/>
+        <w:ind w:firstLine="420"/>
       </w:pPr>
       <w:r>
         <w:rPr>
@@ -27764,6 +27423,7 @@
     <w:p>
       <w:pPr>
         <w:pStyle w:val="BodyText"/>
+        <w:ind w:firstLine="420"/>
       </w:pPr>
       <w:r>
         <w:rPr>
@@ -27771,7 +27431,7 @@
           <w:b/>
           <w:bCs/>
         </w:rPr>
-        <w:t xml:space="preserve">5-3 </w:t>
+        <w:t xml:space="preserve">(3) </w:t>
       </w:r>
       <w:r>
         <w:rPr>
@@ -27785,12 +27445,13 @@
     <w:p>
       <w:pPr>
         <w:pStyle w:val="BodyText"/>
-      </w:pPr>
-      <w:r>
-        <w:rPr>
-          <w:rFonts w:ascii="Times New Roman" w:hAnsi="Times New Roman" w:eastAsia="Times New Roman" w:cs="Times New Roman"/>
-        </w:rPr>
-        <w:t xml:space="preserve">5-3-1 </w:t>
+        <w:ind w:firstLine="420"/>
+      </w:pPr>
+      <w:r>
+        <w:rPr>
+          <w:rFonts w:ascii="Times New Roman" w:hAnsi="Times New Roman" w:eastAsia="Times New Roman" w:cs="Times New Roman"/>
+        </w:rPr>
+        <w:t xml:space="preserve">(3)① </w:t>
       </w:r>
       <w:r>
         <w:rPr>
@@ -28444,43 +28105,13 @@
     </w:p>
     <w:p>
       <w:pPr>
-        <w:spacing w:before="0" w:after="0"/>
-      </w:pPr>
-    </w:p>
-    <w:p>
-      <w:pPr>
-        <w:spacing w:before="0" w:after="0"/>
-      </w:pPr>
-    </w:p>
-    <w:p>
-      <w:pPr>
-        <w:spacing w:before="0" w:after="0"/>
-      </w:pPr>
-    </w:p>
-    <w:p>
-      <w:pPr>
-        <w:spacing w:before="0" w:after="0"/>
-      </w:pPr>
-    </w:p>
-    <w:p>
-      <w:pPr>
-        <w:spacing w:before="0" w:after="0"/>
-      </w:pPr>
-    </w:p>
-    <w:p>
-      <w:pPr>
-        <w:spacing w:before="0" w:after="0"/>
-      </w:pPr>
-    </w:p>
-    <w:p>
-      <w:pPr>
-        <w:spacing w:before="0" w:after="0"/>
-      </w:pPr>
-    </w:p>
-    <w:p>
-      <w:pPr>
-        <w:spacing w:before="0" w:after="0"/>
-      </w:pPr>
+        <w:spacing w:before="160" w:after="80"/>
+      </w:pPr>
+      <w:r>
+        <w:pict>
+          <v:rect style="width:0;height:1.5pt" o:hralign="center" o:hrstd="t" o:hr="t"/>
+        </w:pict>
+      </w:r>
     </w:p>
     <w:p>
       <w:pPr>
@@ -28521,6 +28152,7 @@
     <w:p>
       <w:pPr>
         <w:pStyle w:val="FirstParagraph"/>
+        <w:ind w:firstLine="420"/>
       </w:pPr>
       <w:r>
         <w:rPr>
@@ -29003,7 +28635,7 @@
         </w:rPr>
         <w:drawing>
           <wp:inline>
-            <wp:extent cx="3240000" cy="3635725"/>
+            <wp:extent cx="3240000" cy="3660458"/>
             <wp:effectExtent b="0" l="0" r="0" t="0"/>
             <wp:docPr descr="" title="" id="145" name="Picture"/>
             <a:graphic>
@@ -29024,7 +28656,7 @@
                   <pic:spPr bwMode="auto">
                     <a:xfrm>
                       <a:off x="0" y="0"/>
-                      <a:ext cx="3240000" cy="3635725"/>
+                      <a:ext cx="3240000" cy="3660458"/>
                     </a:xfrm>
                     <a:prstGeom prst="rect">
                       <a:avLst/>
@@ -29055,7 +28687,7 @@
         </w:rPr>
         <w:drawing>
           <wp:inline>
-            <wp:extent cx="3086100" cy="3708400"/>
+            <wp:extent cx="3086100" cy="3746500"/>
             <wp:effectExtent b="0" l="0" r="0" t="0"/>
             <wp:docPr descr="" title="" id="148" name="Picture"/>
             <a:graphic>
@@ -29076,7 +28708,7 @@
                   <pic:spPr bwMode="auto">
                     <a:xfrm>
                       <a:off x="0" y="0"/>
-                      <a:ext cx="3086100" cy="3708400"/>
+                      <a:ext cx="3086100" cy="3746500"/>
                     </a:xfrm>
                     <a:prstGeom prst="rect">
                       <a:avLst/>
@@ -29202,6 +28834,7 @@
     <w:p>
       <w:pPr>
         <w:pStyle w:val="BodyText"/>
+        <w:ind w:firstLine="420"/>
       </w:pPr>
       <w:r>
         <w:rPr>
@@ -29209,7 +28842,7 @@
           <w:b/>
           <w:bCs/>
         </w:rPr>
-        <w:t xml:space="preserve">6-1</w:t>
+        <w:t xml:space="preserve">(1)</w:t>
       </w:r>
       <w:r>
         <w:rPr>
@@ -29337,6 +28970,7 @@
     <w:p>
       <w:pPr>
         <w:pStyle w:val="BodyText"/>
+        <w:ind w:firstLine="420"/>
       </w:pPr>
       <w:r>
         <w:rPr>
@@ -29344,7 +28978,7 @@
           <w:b/>
           <w:bCs/>
         </w:rPr>
-        <w:t xml:space="preserve">6-2</w:t>
+        <w:t xml:space="preserve">(2)</w:t>
       </w:r>
       <w:r>
         <w:rPr>
@@ -29616,6 +29250,7 @@
     <w:p>
       <w:pPr>
         <w:pStyle w:val="BodyText"/>
+        <w:ind w:firstLine="420"/>
       </w:pPr>
       <w:r>
         <w:rPr>
@@ -29623,7 +29258,7 @@
           <w:b/>
           <w:bCs/>
         </w:rPr>
-        <w:t xml:space="preserve">6-3</w:t>
+        <w:t xml:space="preserve">(3)</w:t>
       </w:r>
       <w:r>
         <w:rPr>
@@ -29819,6 +29454,7 @@
     <w:p>
       <w:pPr>
         <w:pStyle w:val="BodyText"/>
+        <w:ind w:firstLine="420"/>
       </w:pPr>
       <w:r>
         <w:rPr>
@@ -29826,7 +29462,7 @@
           <w:b/>
           <w:bCs/>
         </w:rPr>
-        <w:t xml:space="preserve">6-4</w:t>
+        <w:t xml:space="preserve">(4)</w:t>
       </w:r>
       <w:r>
         <w:rPr>
@@ -30068,6 +29704,7 @@
     <w:p>
       <w:pPr>
         <w:pStyle w:val="BodyText"/>
+        <w:ind w:firstLine="420"/>
       </w:pPr>
       <w:r>
         <w:rPr>
@@ -30075,7 +29712,7 @@
           <w:b/>
           <w:bCs/>
         </w:rPr>
-        <w:t xml:space="preserve">6-5</w:t>
+        <w:t xml:space="preserve">(5)</w:t>
       </w:r>
       <w:r>
         <w:rPr>
@@ -30187,7 +29824,7 @@
         <w:rPr>
           <w:rFonts w:ascii="Times New Roman" w:hAnsi="Times New Roman" w:eastAsia="Times New Roman" w:cs="Times New Roman"/>
         </w:rPr>
-        <w:t xml:space="preserve"> pθ、473 K </w:t>
+        <w:t xml:space="preserve"> p°、473 K </w:t>
       </w:r>
       <w:r>
         <w:rPr>
@@ -30260,6 +29897,7 @@
     <w:p>
       <w:pPr>
         <w:pStyle w:val="BodyText"/>
+        <w:ind w:firstLine="420"/>
       </w:pPr>
       <w:r>
         <w:rPr>
@@ -30390,6 +30028,7 @@
     <w:p>
       <w:pPr>
         <w:pStyle w:val="BodyText"/>
+        <w:ind w:firstLine="420"/>
       </w:pPr>
       <w:r>
         <w:rPr>
@@ -30397,7 +30036,7 @@
           <w:b/>
           <w:bCs/>
         </w:rPr>
-        <w:t xml:space="preserve">6-6</w:t>
+        <w:t xml:space="preserve">(6)</w:t>
       </w:r>
       <w:r>
         <w:rPr>
@@ -30809,6 +30448,7 @@
     <w:p>
       <w:pPr>
         <w:pStyle w:val="BodyText"/>
+        <w:ind w:firstLine="420"/>
       </w:pPr>
       <w:r>
         <w:rPr>
@@ -30886,6 +30526,7 @@
     <w:p>
       <w:pPr>
         <w:pStyle w:val="BodyText"/>
+        <w:ind w:firstLine="420"/>
       </w:pPr>
       <w:r>
         <w:rPr>
@@ -30939,43 +30580,13 @@
     </w:p>
     <w:p>
       <w:pPr>
-        <w:spacing w:before="0" w:after="0"/>
-      </w:pPr>
-    </w:p>
-    <w:p>
-      <w:pPr>
-        <w:spacing w:before="0" w:after="0"/>
-      </w:pPr>
-    </w:p>
-    <w:p>
-      <w:pPr>
-        <w:spacing w:before="0" w:after="0"/>
-      </w:pPr>
-    </w:p>
-    <w:p>
-      <w:pPr>
-        <w:spacing w:before="0" w:after="0"/>
-      </w:pPr>
-    </w:p>
-    <w:p>
-      <w:pPr>
-        <w:spacing w:before="0" w:after="0"/>
-      </w:pPr>
-    </w:p>
-    <w:p>
-      <w:pPr>
-        <w:spacing w:before="0" w:after="0"/>
-      </w:pPr>
-    </w:p>
-    <w:p>
-      <w:pPr>
-        <w:spacing w:before="0" w:after="0"/>
-      </w:pPr>
-    </w:p>
-    <w:p>
-      <w:pPr>
-        <w:spacing w:before="0" w:after="0"/>
-      </w:pPr>
+        <w:spacing w:before="160" w:after="80"/>
+      </w:pPr>
+      <w:r>
+        <w:pict>
+          <v:rect style="width:0;height:1.5pt" o:hralign="center" o:hrstd="t" o:hr="t"/>
+        </w:pict>
+      </w:r>
     </w:p>
     <w:p>
       <w:pPr>
@@ -31016,6 +30627,7 @@
     <w:p>
       <w:pPr>
         <w:pStyle w:val="FirstParagraph"/>
+        <w:ind w:firstLine="420"/>
       </w:pPr>
       <w:r>
         <w:rPr>
@@ -31108,14 +30720,13 @@
     </w:p>
     <w:p>
       <w:pPr>
-        <w:pStyle w:val="BodyText"/>
-      </w:pPr>
-      <w:r>
-        <w:rPr>
-          <w:rFonts w:ascii="Times New Roman" w:hAnsi="Times New Roman" w:eastAsia="Times New Roman" w:cs="Times New Roman"/>
-        </w:rPr>
-        <w:t xml:space="preserve">5-1 </w:t>
-      </w:r>
+        <w:pStyle w:val="Compact"/>
+        <w:numPr>
+          <w:ilvl w:val="0"/>
+          <w:numId w:val="1018"/>
+        </w:numPr>
+        <w:ind w:firstLine="420"/>
+      </w:pPr>
       <w:r>
         <w:rPr>
           <w:rFonts w:hint="eastAsia" w:ascii="Times New Roman" w:hAnsi="Times New Roman" w:eastAsia="FangSong" w:cs="Times New Roman"/>
@@ -31251,7 +30862,7 @@
     </w:p>
     <w:p>
       <w:pPr>
-        <w:pStyle w:val="BodyText"/>
+        <w:pStyle w:val="FirstParagraph"/>
         <w:spacing w:before="160" w:after="80"/>
         <w:jc w:val="center"/>
       </w:pPr>
@@ -31261,7 +30872,7 @@
         </w:rPr>
         <w:drawing>
           <wp:inline>
-            <wp:extent cx="2527629" cy="2514600"/>
+            <wp:extent cx="2540000" cy="2514600"/>
             <wp:effectExtent b="0" l="0" r="0" t="0"/>
             <wp:docPr descr="" title="" id="158" name="Picture"/>
             <a:graphic>
@@ -31282,7 +30893,7 @@
                   <pic:spPr bwMode="auto">
                     <a:xfrm>
                       <a:off x="0" y="0"/>
-                      <a:ext cx="2527629" cy="2514600"/>
+                      <a:ext cx="2540000" cy="2514600"/>
                     </a:xfrm>
                     <a:prstGeom prst="rect">
                       <a:avLst/>
@@ -31325,7 +30936,7 @@
         </w:rPr>
         <w:drawing>
           <wp:inline>
-            <wp:extent cx="2565791" cy="2552700"/>
+            <wp:extent cx="2578100" cy="2552700"/>
             <wp:effectExtent b="0" l="0" r="0" t="0"/>
             <wp:docPr descr="" title="" id="161" name="Picture"/>
             <a:graphic>
@@ -31346,7 +30957,7 @@
                   <pic:spPr bwMode="auto">
                     <a:xfrm>
                       <a:off x="0" y="0"/>
-                      <a:ext cx="2565791" cy="2552700"/>
+                      <a:ext cx="2578100" cy="2552700"/>
                     </a:xfrm>
                     <a:prstGeom prst="rect">
                       <a:avLst/>
@@ -31389,7 +31000,7 @@
         </w:rPr>
         <w:drawing>
           <wp:inline>
-            <wp:extent cx="2551938" cy="2590800"/>
+            <wp:extent cx="2578100" cy="2590800"/>
             <wp:effectExtent b="0" l="0" r="0" t="0"/>
             <wp:docPr descr="" title="" id="164" name="Picture"/>
             <a:graphic>
@@ -31410,7 +31021,7 @@
                   <pic:spPr bwMode="auto">
                     <a:xfrm>
                       <a:off x="0" y="0"/>
-                      <a:ext cx="2551938" cy="2590800"/>
+                      <a:ext cx="2578100" cy="2590800"/>
                     </a:xfrm>
                     <a:prstGeom prst="rect">
                       <a:avLst/>
@@ -31444,12 +31055,13 @@
     <w:p>
       <w:pPr>
         <w:pStyle w:val="BodyText"/>
-      </w:pPr>
-      <w:r>
-        <w:rPr>
-          <w:rFonts w:ascii="Times New Roman" w:hAnsi="Times New Roman" w:eastAsia="Times New Roman" w:cs="Times New Roman"/>
-        </w:rPr>
-        <w:t xml:space="preserve">5-1-1 </w:t>
+        <w:ind w:firstLine="420"/>
+      </w:pPr>
+      <w:r>
+        <w:rPr>
+          <w:rFonts w:ascii="Times New Roman" w:hAnsi="Times New Roman" w:eastAsia="Times New Roman" w:cs="Times New Roman"/>
+        </w:rPr>
+        <w:t xml:space="preserve">(1)① </w:t>
       </w:r>
       <w:r>
         <w:rPr>
@@ -31515,12 +31127,13 @@
     <w:p>
       <w:pPr>
         <w:pStyle w:val="BodyText"/>
-      </w:pPr>
-      <w:r>
-        <w:rPr>
-          <w:rFonts w:ascii="Times New Roman" w:hAnsi="Times New Roman" w:eastAsia="Times New Roman" w:cs="Times New Roman"/>
-        </w:rPr>
-        <w:t xml:space="preserve">5-1-2 </w:t>
+        <w:ind w:firstLine="420"/>
+      </w:pPr>
+      <w:r>
+        <w:rPr>
+          <w:rFonts w:ascii="Times New Roman" w:hAnsi="Times New Roman" w:eastAsia="Times New Roman" w:cs="Times New Roman"/>
+        </w:rPr>
+        <w:t xml:space="preserve">(1)② </w:t>
       </w:r>
       <w:r>
         <w:rPr>
@@ -31573,20 +31186,13 @@
     </w:p>
     <w:p>
       <w:pPr>
-        <w:pStyle w:val="BodyText"/>
-      </w:pPr>
-      <w:r>
-        <w:rPr>
-          <w:rFonts w:ascii="Times New Roman" w:hAnsi="Times New Roman" w:eastAsia="Times New Roman" w:cs="Times New Roman"/>
-        </w:rPr>
-        <w:t xml:space="preserve">5-2</w:t>
-      </w:r>
-      <w:r>
-        <w:rPr>
-          <w:rFonts w:ascii="Times New Roman" w:hAnsi="Times New Roman" w:eastAsia="Times New Roman" w:cs="Times New Roman"/>
-        </w:rPr>
-        <w:t xml:space="preserve"> </w:t>
-      </w:r>
+        <w:pStyle w:val="Compact"/>
+        <w:numPr>
+          <w:ilvl w:val="0"/>
+          <w:numId w:val="1019"/>
+        </w:numPr>
+        <w:ind w:firstLine="420"/>
+      </w:pPr>
       <m:oMath>
         <m:oMathPr>
           <m:ctrlPr>
@@ -32022,13 +31628,14 @@
     </w:p>
     <w:p>
       <w:pPr>
-        <w:pStyle w:val="BodyText"/>
-      </w:pPr>
-      <w:r>
-        <w:rPr>
-          <w:rFonts w:ascii="Times New Roman" w:hAnsi="Times New Roman" w:eastAsia="Times New Roman" w:cs="Times New Roman"/>
-        </w:rPr>
-        <w:t xml:space="preserve">5-2-1 </w:t>
+        <w:pStyle w:val="FirstParagraph"/>
+        <w:ind w:firstLine="420"/>
+      </w:pPr>
+      <w:r>
+        <w:rPr>
+          <w:rFonts w:ascii="Times New Roman" w:hAnsi="Times New Roman" w:eastAsia="Times New Roman" w:cs="Times New Roman"/>
+        </w:rPr>
+        <w:t xml:space="preserve">(2)① </w:t>
       </w:r>
       <w:r>
         <w:rPr>
@@ -32058,12 +31665,13 @@
     <w:p>
       <w:pPr>
         <w:pStyle w:val="BodyText"/>
-      </w:pPr>
-      <w:r>
-        <w:rPr>
-          <w:rFonts w:ascii="Times New Roman" w:hAnsi="Times New Roman" w:eastAsia="Times New Roman" w:cs="Times New Roman"/>
-        </w:rPr>
-        <w:t xml:space="preserve">5-2-2 </w:t>
+        <w:ind w:firstLine="420"/>
+      </w:pPr>
+      <w:r>
+        <w:rPr>
+          <w:rFonts w:ascii="Times New Roman" w:hAnsi="Times New Roman" w:eastAsia="Times New Roman" w:cs="Times New Roman"/>
+        </w:rPr>
+        <w:t xml:space="preserve">(2)② </w:t>
       </w:r>
       <w:r>
         <w:rPr>
@@ -32225,12 +31833,13 @@
     <w:p>
       <w:pPr>
         <w:pStyle w:val="BodyText"/>
-      </w:pPr>
-      <w:r>
-        <w:rPr>
-          <w:rFonts w:ascii="Times New Roman" w:hAnsi="Times New Roman" w:eastAsia="Times New Roman" w:cs="Times New Roman"/>
-        </w:rPr>
-        <w:t xml:space="preserve">5-2-3 </w:t>
+        <w:ind w:firstLine="420"/>
+      </w:pPr>
+      <w:r>
+        <w:rPr>
+          <w:rFonts w:ascii="Times New Roman" w:hAnsi="Times New Roman" w:eastAsia="Times New Roman" w:cs="Times New Roman"/>
+        </w:rPr>
+        <w:t xml:space="preserve">(2)③ </w:t>
       </w:r>
       <w:r>
         <w:rPr>
@@ -32247,14 +31856,13 @@
     </w:p>
     <w:p>
       <w:pPr>
-        <w:pStyle w:val="BodyText"/>
-      </w:pPr>
-      <w:r>
-        <w:rPr>
-          <w:rFonts w:ascii="Times New Roman" w:hAnsi="Times New Roman" w:eastAsia="Times New Roman" w:cs="Times New Roman"/>
-        </w:rPr>
-        <w:t xml:space="preserve">5-3 </w:t>
-      </w:r>
+        <w:pStyle w:val="Compact"/>
+        <w:numPr>
+          <w:ilvl w:val="0"/>
+          <w:numId w:val="1020"/>
+        </w:numPr>
+        <w:ind w:firstLine="420"/>
+      </w:pPr>
       <w:r>
         <w:rPr>
           <w:rFonts w:hint="eastAsia" w:ascii="Times New Roman" w:hAnsi="Times New Roman" w:eastAsia="FangSong" w:cs="Times New Roman"/>
@@ -32407,7 +32015,7 @@
     </w:p>
     <w:p>
       <w:pPr>
-        <w:pStyle w:val="BodyText"/>
+        <w:pStyle w:val="FirstParagraph"/>
         <w:spacing w:before="160" w:after="80"/>
         <w:jc w:val="center"/>
       </w:pPr>
@@ -32417,7 +32025,7 @@
         </w:rPr>
         <w:drawing>
           <wp:inline>
-            <wp:extent cx="3240000" cy="3153103"/>
+            <wp:extent cx="3240000" cy="3178167"/>
             <wp:effectExtent b="0" l="0" r="0" t="0"/>
             <wp:docPr descr="" title="" id="167" name="Picture"/>
             <a:graphic>
@@ -32438,7 +32046,7 @@
                   <pic:spPr bwMode="auto">
                     <a:xfrm>
                       <a:off x="0" y="0"/>
-                      <a:ext cx="3240000" cy="3153103"/>
+                      <a:ext cx="3240000" cy="3178167"/>
                     </a:xfrm>
                     <a:prstGeom prst="rect">
                       <a:avLst/>
@@ -32469,7 +32077,7 @@
         </w:rPr>
         <w:drawing>
           <wp:inline>
-            <wp:extent cx="3240000" cy="3106517"/>
+            <wp:extent cx="3240000" cy="3142921"/>
             <wp:effectExtent b="0" l="0" r="0" t="0"/>
             <wp:docPr descr="" title="" id="170" name="Picture"/>
             <a:graphic>
@@ -32490,7 +32098,7 @@
                   <pic:spPr bwMode="auto">
                     <a:xfrm>
                       <a:off x="0" y="0"/>
-                      <a:ext cx="3240000" cy="3106517"/>
+                      <a:ext cx="3240000" cy="3142921"/>
                     </a:xfrm>
                     <a:prstGeom prst="rect">
                       <a:avLst/>
@@ -32573,7 +32181,7 @@
         </w:rPr>
         <w:drawing>
           <wp:inline>
-            <wp:extent cx="3240000" cy="3290039"/>
+            <wp:extent cx="3240000" cy="3352586"/>
             <wp:effectExtent b="0" l="0" r="0" t="0"/>
             <wp:docPr descr="" title="" id="176" name="Picture"/>
             <a:graphic>
@@ -32594,7 +32202,7 @@
                   <pic:spPr bwMode="auto">
                     <a:xfrm>
                       <a:off x="0" y="0"/>
-                      <a:ext cx="3240000" cy="3290039"/>
+                      <a:ext cx="3240000" cy="3352586"/>
                     </a:xfrm>
                     <a:prstGeom prst="rect">
                       <a:avLst/>
@@ -32646,6 +32254,7 @@
     <w:p>
       <w:pPr>
         <w:pStyle w:val="BodyText"/>
+        <w:ind w:firstLine="420"/>
       </w:pPr>
       <w:r>
         <w:rPr>
@@ -32698,43 +32307,13 @@
     </w:p>
     <w:p>
       <w:pPr>
-        <w:spacing w:before="0" w:after="0"/>
-      </w:pPr>
-    </w:p>
-    <w:p>
-      <w:pPr>
-        <w:spacing w:before="0" w:after="0"/>
-      </w:pPr>
-    </w:p>
-    <w:p>
-      <w:pPr>
-        <w:spacing w:before="0" w:after="0"/>
-      </w:pPr>
-    </w:p>
-    <w:p>
-      <w:pPr>
-        <w:spacing w:before="0" w:after="0"/>
-      </w:pPr>
-    </w:p>
-    <w:p>
-      <w:pPr>
-        <w:spacing w:before="0" w:after="0"/>
-      </w:pPr>
-    </w:p>
-    <w:p>
-      <w:pPr>
-        <w:spacing w:before="0" w:after="0"/>
-      </w:pPr>
-    </w:p>
-    <w:p>
-      <w:pPr>
-        <w:spacing w:before="0" w:after="0"/>
-      </w:pPr>
-    </w:p>
-    <w:p>
-      <w:pPr>
-        <w:spacing w:before="0" w:after="0"/>
-      </w:pPr>
+        <w:spacing w:before="160" w:after="80"/>
+      </w:pPr>
+      <w:r>
+        <w:pict>
+          <v:rect style="width:0;height:1.5pt" o:hralign="center" o:hrstd="t" o:hr="t"/>
+        </w:pict>
+      </w:r>
     </w:p>
     <w:p>
       <w:pPr>
@@ -32775,6 +32354,7 @@
     <w:p>
       <w:pPr>
         <w:pStyle w:val="FirstParagraph"/>
+        <w:ind w:firstLine="420"/>
       </w:pPr>
       <w:r>
         <w:rPr>
@@ -32950,6 +32530,7 @@
     <w:p>
       <w:pPr>
         <w:pStyle w:val="BodyText"/>
+        <w:ind w:firstLine="420"/>
       </w:pPr>
       <w:r>
         <w:rPr>
@@ -33129,6 +32710,7 @@
     <w:p>
       <w:pPr>
         <w:pStyle w:val="BodyText"/>
+        <w:ind w:firstLine="420"/>
       </w:pPr>
       <w:r>
         <w:rPr>
@@ -33158,6 +32740,7 @@
     <w:p>
       <w:pPr>
         <w:pStyle w:val="BodyText"/>
+        <w:ind w:firstLine="420"/>
       </w:pPr>
       <w:r>
         <w:rPr>
@@ -33165,7 +32748,7 @@
           <w:b/>
           <w:bCs/>
         </w:rPr>
-        <w:t xml:space="preserve">2-1</w:t>
+        <w:t xml:space="preserve">(1)</w:t>
       </w:r>
       <w:r>
         <w:rPr>
@@ -33225,6 +32808,7 @@
     <w:p>
       <w:pPr>
         <w:pStyle w:val="BodyText"/>
+        <w:ind w:firstLine="420"/>
       </w:pPr>
       <w:r>
         <w:rPr>
@@ -33232,7 +32816,7 @@
           <w:b/>
           <w:bCs/>
         </w:rPr>
-        <w:t xml:space="preserve">2-2</w:t>
+        <w:t xml:space="preserve">(2)</w:t>
       </w:r>
       <w:r>
         <w:rPr>
@@ -33293,8 +32877,9 @@
       <w:pPr>
         <w:numPr>
           <w:ilvl w:val="0"/>
-          <w:numId w:val="1010"/>
+          <w:numId w:val="1021"/>
         </w:numPr>
+        <w:ind w:firstLine="420"/>
       </w:pPr>
       <w:r>
         <w:rPr>
@@ -33313,9 +32898,10 @@
       <w:pPr>
         <w:numPr>
           <w:ilvl w:val="0"/>
-          <w:numId w:val="1010"/>
+          <w:numId w:val="1021"/>
         </w:numPr>
         <w:spacing w:after="80"/>
+        <w:ind w:firstLine="420"/>
       </w:pPr>
       <w:r>
         <w:rPr>
@@ -33358,15 +32944,16 @@
       <w:tblPr>
         <w:tblStyle w:val="Table"/>
         <w:tblW w:type="auto" w:w="0"/>
+        <w:tblLook w:firstRow="1" w:lastRow="0" w:firstColumn="0" w:lastColumn="0" w:noHBand="0" w:noVBand="0" w:val="0020"/>
+        <w:jc w:val="center"/>
         <w:tblBorders>
           <w:top w:val="single" w:sz="12" w:space="0" w:color="000000"/>
-          <w:left w:val="none" w:sz="0" w:space="0" w:color="auto"/>
           <w:bottom w:val="single" w:sz="12" w:space="0" w:color="000000"/>
-          <w:right w:val="none" w:sz="0" w:space="0" w:color="auto"/>
-          <w:insideH w:val="none" w:sz="0" w:space="0" w:color="auto"/>
-          <w:insideV w:val="none" w:sz="0" w:space="0" w:color="auto"/>
+          <w:left w:val="none"/>
+          <w:right w:val="none"/>
+          <w:insideH w:val="none"/>
+          <w:insideV w:val="none"/>
         </w:tblBorders>
-        <w:tblLook w:firstRow="1" w:lastRow="0" w:firstColumn="0" w:lastColumn="0" w:noHBand="0" w:noVBand="0" w:val="0020"/>
       </w:tblPr>
       <w:tblGrid>
         <w:gridCol w:w="2640"/>
@@ -33380,7 +32967,7 @@
         <w:tc>
           <w:tcPr>
             <w:tcBorders>
-              <w:bottom w:val="single" w:sz="8" w:space="0" w:color="000000"/>
+              <w:bottom w:val="single" w:sz="6" w:space="0" w:color="000000"/>
             </w:tcBorders>
           </w:tcPr>
           <w:p>
@@ -33400,7 +32987,7 @@
         <w:tc>
           <w:tcPr>
             <w:tcBorders>
-              <w:bottom w:val="single" w:sz="8" w:space="0" w:color="000000"/>
+              <w:bottom w:val="single" w:sz="6" w:space="0" w:color="000000"/>
             </w:tcBorders>
           </w:tcPr>
           <w:p>
@@ -33420,7 +33007,7 @@
         <w:tc>
           <w:tcPr>
             <w:tcBorders>
-              <w:bottom w:val="single" w:sz="8" w:space="0" w:color="000000"/>
+              <w:bottom w:val="single" w:sz="6" w:space="0" w:color="000000"/>
             </w:tcBorders>
           </w:tcPr>
           <w:p>
@@ -33896,6 +33483,7 @@
       <w:pPr>
         <w:pStyle w:val="BodyText"/>
         <w:spacing w:before="120"/>
+        <w:ind w:firstLine="420"/>
       </w:pPr>
       <w:r>
         <w:rPr>
@@ -33903,7 +33491,7 @@
           <w:b/>
           <w:bCs/>
         </w:rPr>
-        <w:t xml:space="preserve">2-3</w:t>
+        <w:t xml:space="preserve">(3)</w:t>
       </w:r>
       <w:r>
         <w:rPr>
@@ -33963,6 +33551,7 @@
     <w:p>
       <w:pPr>
         <w:pStyle w:val="BodyText"/>
+        <w:ind w:firstLine="420"/>
       </w:pPr>
       <w:r>
         <w:rPr>
@@ -33970,7 +33559,7 @@
           <w:b/>
           <w:bCs/>
         </w:rPr>
-        <w:t xml:space="preserve">2-4</w:t>
+        <w:t xml:space="preserve">(4)</w:t>
       </w:r>
       <w:r>
         <w:rPr>
@@ -34290,7 +33879,7 @@
         </w:rPr>
         <w:drawing>
           <wp:inline>
-            <wp:extent cx="3111500" cy="2818203"/>
+            <wp:extent cx="3111500" cy="2908300"/>
             <wp:effectExtent b="0" l="0" r="0" t="0"/>
             <wp:docPr descr="" title="" id="180" name="Picture"/>
             <a:graphic>
@@ -34311,7 +33900,7 @@
                   <pic:spPr bwMode="auto">
                     <a:xfrm>
                       <a:off x="0" y="0"/>
-                      <a:ext cx="3111500" cy="2818203"/>
+                      <a:ext cx="3111500" cy="2908300"/>
                     </a:xfrm>
                     <a:prstGeom prst="rect">
                       <a:avLst/>
@@ -34342,7 +33931,7 @@
         </w:rPr>
         <w:drawing>
           <wp:inline>
-            <wp:extent cx="3240000" cy="2561588"/>
+            <wp:extent cx="3240000" cy="2582775"/>
             <wp:effectExtent b="0" l="0" r="0" t="0"/>
             <wp:docPr descr="" title="" id="183" name="Picture"/>
             <a:graphic>
@@ -34363,7 +33952,7 @@
                   <pic:spPr bwMode="auto">
                     <a:xfrm>
                       <a:off x="0" y="0"/>
-                      <a:ext cx="3240000" cy="2561588"/>
+                      <a:ext cx="3240000" cy="2582775"/>
                     </a:xfrm>
                     <a:prstGeom prst="rect">
                       <a:avLst/>
@@ -34394,7 +33983,7 @@
         </w:rPr>
         <w:drawing>
           <wp:inline>
-            <wp:extent cx="3240000" cy="2474182"/>
+            <wp:extent cx="3240000" cy="2523913"/>
             <wp:effectExtent b="0" l="0" r="0" t="0"/>
             <wp:docPr descr="" title="" id="186" name="Picture"/>
             <a:graphic>
@@ -34415,7 +34004,7 @@
                   <pic:spPr bwMode="auto">
                     <a:xfrm>
                       <a:off x="0" y="0"/>
-                      <a:ext cx="3240000" cy="2474182"/>
+                      <a:ext cx="3240000" cy="2523913"/>
                     </a:xfrm>
                     <a:prstGeom prst="rect">
                       <a:avLst/>
@@ -34437,6 +34026,7 @@
     <w:p>
       <w:pPr>
         <w:pStyle w:val="BodyText"/>
+        <w:ind w:firstLine="420"/>
       </w:pPr>
       <w:r>
         <w:rPr>
@@ -34444,7 +34034,7 @@
           <w:b/>
           <w:bCs/>
         </w:rPr>
-        <w:t xml:space="preserve">2-5</w:t>
+        <w:t xml:space="preserve">(5)</w:t>
       </w:r>
       <w:r>
         <w:rPr>
@@ -34572,8 +34162,9 @@
       <w:pPr>
         <w:numPr>
           <w:ilvl w:val="0"/>
-          <w:numId w:val="1011"/>
+          <w:numId w:val="1022"/>
         </w:numPr>
+        <w:ind w:firstLine="420"/>
       </w:pPr>
       <w:r>
         <w:rPr>
@@ -34629,8 +34220,9 @@
       <w:pPr>
         <w:numPr>
           <w:ilvl w:val="0"/>
-          <w:numId w:val="1011"/>
+          <w:numId w:val="1022"/>
         </w:numPr>
+        <w:ind w:firstLine="420"/>
       </w:pPr>
       <w:r>
         <w:rPr>
@@ -34695,43 +34287,13 @@
     </w:p>
     <w:p>
       <w:pPr>
-        <w:spacing w:before="0" w:after="0"/>
-      </w:pPr>
-    </w:p>
-    <w:p>
-      <w:pPr>
-        <w:spacing w:before="0" w:after="0"/>
-      </w:pPr>
-    </w:p>
-    <w:p>
-      <w:pPr>
-        <w:spacing w:before="0" w:after="0"/>
-      </w:pPr>
-    </w:p>
-    <w:p>
-      <w:pPr>
-        <w:spacing w:before="0" w:after="0"/>
-      </w:pPr>
-    </w:p>
-    <w:p>
-      <w:pPr>
-        <w:spacing w:before="0" w:after="0"/>
-      </w:pPr>
-    </w:p>
-    <w:p>
-      <w:pPr>
-        <w:spacing w:before="0" w:after="0"/>
-      </w:pPr>
-    </w:p>
-    <w:p>
-      <w:pPr>
-        <w:spacing w:before="0" w:after="0"/>
-      </w:pPr>
-    </w:p>
-    <w:p>
-      <w:pPr>
-        <w:spacing w:before="0" w:after="0"/>
-      </w:pPr>
+        <w:spacing w:before="160" w:after="80"/>
+      </w:pPr>
+      <w:r>
+        <w:pict>
+          <v:rect style="width:0;height:1.5pt" o:hralign="center" o:hrstd="t" o:hr="t"/>
+        </w:pict>
+      </w:r>
     </w:p>
     <w:p>
       <w:pPr>
@@ -34772,6 +34334,7 @@
     <w:p>
       <w:pPr>
         <w:pStyle w:val="FirstParagraph"/>
+        <w:ind w:firstLine="420"/>
       </w:pPr>
       <w:r>
         <w:rPr>
@@ -35030,6 +34593,7 @@
     <w:p>
       <w:pPr>
         <w:pStyle w:val="BodyText"/>
+        <w:ind w:firstLine="420"/>
       </w:pPr>
       <w:r>
         <w:rPr>
@@ -35037,7 +34601,7 @@
           <w:b/>
           <w:bCs/>
         </w:rPr>
-        <w:t xml:space="preserve">9-1</w:t>
+        <w:t xml:space="preserve">(1)</w:t>
       </w:r>
       <w:r>
         <w:rPr>
@@ -35085,6 +34649,7 @@
     <w:p>
       <w:pPr>
         <w:pStyle w:val="BodyText"/>
+        <w:ind w:firstLine="420"/>
       </w:pPr>
       <w:r>
         <w:rPr>
@@ -35092,7 +34657,7 @@
           <w:b/>
           <w:bCs/>
         </w:rPr>
-        <w:t xml:space="preserve">9-2</w:t>
+        <w:t xml:space="preserve">(2)</w:t>
       </w:r>
       <w:r>
         <w:rPr>
@@ -35183,6 +34748,7 @@
     <w:p>
       <w:pPr>
         <w:pStyle w:val="BodyText"/>
+        <w:ind w:firstLine="420"/>
       </w:pPr>
       <w:r>
         <w:rPr>
@@ -35190,7 +34756,7 @@
           <w:b/>
           <w:bCs/>
         </w:rPr>
-        <w:t xml:space="preserve">9-3</w:t>
+        <w:t xml:space="preserve">(3)</w:t>
       </w:r>
       <w:r>
         <w:rPr>
@@ -35226,6 +34792,7 @@
     <w:p>
       <w:pPr>
         <w:pStyle w:val="BodyText"/>
+        <w:ind w:firstLine="420"/>
       </w:pPr>
       <w:r>
         <w:rPr>
@@ -35233,7 +34800,7 @@
           <w:b/>
           <w:bCs/>
         </w:rPr>
-        <w:t xml:space="preserve">9-4</w:t>
+        <w:t xml:space="preserve">(4)</w:t>
       </w:r>
       <w:r>
         <w:rPr>
@@ -35337,6 +34904,7 @@
     <w:p>
       <w:pPr>
         <w:pStyle w:val="BodyText"/>
+        <w:ind w:firstLine="420"/>
       </w:pPr>
       <w:r>
         <w:rPr>
@@ -35344,7 +34912,7 @@
           <w:b/>
           <w:bCs/>
         </w:rPr>
-        <w:t xml:space="preserve">9-5</w:t>
+        <w:t xml:space="preserve">(5)</w:t>
       </w:r>
       <w:r>
         <w:rPr>
@@ -35550,43 +35118,13 @@
     </w:p>
     <w:p>
       <w:pPr>
-        <w:spacing w:before="0" w:after="0"/>
-      </w:pPr>
-    </w:p>
-    <w:p>
-      <w:pPr>
-        <w:spacing w:before="0" w:after="0"/>
-      </w:pPr>
-    </w:p>
-    <w:p>
-      <w:pPr>
-        <w:spacing w:before="0" w:after="0"/>
-      </w:pPr>
-    </w:p>
-    <w:p>
-      <w:pPr>
-        <w:spacing w:before="0" w:after="0"/>
-      </w:pPr>
-    </w:p>
-    <w:p>
-      <w:pPr>
-        <w:spacing w:before="0" w:after="0"/>
-      </w:pPr>
-    </w:p>
-    <w:p>
-      <w:pPr>
-        <w:spacing w:before="0" w:after="0"/>
-      </w:pPr>
-    </w:p>
-    <w:p>
-      <w:pPr>
-        <w:spacing w:before="0" w:after="0"/>
-      </w:pPr>
-    </w:p>
-    <w:p>
-      <w:pPr>
-        <w:spacing w:before="0" w:after="0"/>
-      </w:pPr>
+        <w:spacing w:before="160" w:after="80"/>
+      </w:pPr>
+      <w:r>
+        <w:pict>
+          <v:rect style="width:0;height:1.5pt" o:hralign="center" o:hrstd="t" o:hr="t"/>
+        </w:pict>
+      </w:r>
     </w:p>
     <w:p>
       <w:pPr>
@@ -35627,6 +35165,7 @@
     <w:p>
       <w:pPr>
         <w:pStyle w:val="FirstParagraph"/>
+        <w:ind w:firstLine="420"/>
       </w:pPr>
       <w:r>
         <w:rPr>
@@ -35697,14 +35236,12 @@
     </w:p>
     <w:p>
       <w:pPr>
-        <w:pStyle w:val="BodyText"/>
-      </w:pPr>
-      <w:r>
-        <w:rPr>
-          <w:rFonts w:ascii="Times New Roman" w:hAnsi="Times New Roman" w:eastAsia="Times New Roman" w:cs="Times New Roman"/>
-        </w:rPr>
-        <w:t xml:space="preserve">6-1 </w:t>
-      </w:r>
+        <w:numPr>
+          <w:ilvl w:val="0"/>
+          <w:numId w:val="1023"/>
+        </w:numPr>
+        <w:ind w:firstLine="420"/>
+      </w:pPr>
       <w:r>
         <w:rPr>
           <w:rFonts w:hint="eastAsia" w:ascii="Times New Roman" w:hAnsi="Times New Roman" w:eastAsia="FangSong" w:cs="Times New Roman"/>
@@ -35720,14 +35257,12 @@
     </w:p>
     <w:p>
       <w:pPr>
-        <w:pStyle w:val="BodyText"/>
-      </w:pPr>
-      <w:r>
-        <w:rPr>
-          <w:rFonts w:ascii="Times New Roman" w:hAnsi="Times New Roman" w:eastAsia="Times New Roman" w:cs="Times New Roman"/>
-        </w:rPr>
-        <w:t xml:space="preserve">6-2 </w:t>
-      </w:r>
+        <w:numPr>
+          <w:ilvl w:val="0"/>
+          <w:numId w:val="1023"/>
+        </w:numPr>
+        <w:ind w:firstLine="420"/>
+      </w:pPr>
       <w:r>
         <w:rPr>
           <w:rFonts w:hint="eastAsia" w:ascii="Times New Roman" w:hAnsi="Times New Roman" w:eastAsia="FangSong" w:cs="Times New Roman"/>
@@ -35743,15 +35278,13 @@
     </w:p>
     <w:p>
       <w:pPr>
-        <w:pStyle w:val="BodyText"/>
+        <w:numPr>
+          <w:ilvl w:val="0"/>
+          <w:numId w:val="1023"/>
+        </w:numPr>
         <w:spacing w:after="80"/>
-      </w:pPr>
-      <w:r>
-        <w:rPr>
-          <w:rFonts w:ascii="Times New Roman" w:hAnsi="Times New Roman" w:eastAsia="Times New Roman" w:cs="Times New Roman"/>
-        </w:rPr>
-        <w:t xml:space="preserve">6-3 </w:t>
-      </w:r>
+        <w:ind w:firstLine="420"/>
+      </w:pPr>
       <w:r>
         <w:rPr>
           <w:rFonts w:hint="eastAsia" w:ascii="Times New Roman" w:hAnsi="Times New Roman" w:eastAsia="FangSong" w:cs="Times New Roman"/>
@@ -35769,15 +35302,16 @@
       <w:tblPr>
         <w:tblStyle w:val="Table"/>
         <w:tblW w:type="auto" w:w="0"/>
+        <w:tblLook w:firstRow="1" w:lastRow="0" w:firstColumn="0" w:lastColumn="0" w:noHBand="0" w:noVBand="0" w:val="0020"/>
+        <w:jc w:val="center"/>
         <w:tblBorders>
           <w:top w:val="single" w:sz="12" w:space="0" w:color="000000"/>
-          <w:left w:val="none" w:sz="0" w:space="0" w:color="auto"/>
           <w:bottom w:val="single" w:sz="12" w:space="0" w:color="000000"/>
-          <w:right w:val="none" w:sz="0" w:space="0" w:color="auto"/>
-          <w:insideH w:val="none" w:sz="0" w:space="0" w:color="auto"/>
-          <w:insideV w:val="none" w:sz="0" w:space="0" w:color="auto"/>
+          <w:left w:val="none"/>
+          <w:right w:val="none"/>
+          <w:insideH w:val="none"/>
+          <w:insideV w:val="none"/>
         </w:tblBorders>
-        <w:tblLook w:firstRow="1" w:lastRow="0" w:firstColumn="0" w:lastColumn="0" w:noHBand="0" w:noVBand="0" w:val="0020"/>
       </w:tblPr>
       <w:tblGrid>
         <w:gridCol w:w="1980"/>
@@ -35792,7 +35326,7 @@
         <w:tc>
           <w:tcPr>
             <w:tcBorders>
-              <w:bottom w:val="single" w:sz="8" w:space="0" w:color="000000"/>
+              <w:bottom w:val="single" w:sz="6" w:space="0" w:color="000000"/>
             </w:tcBorders>
           </w:tcPr>
           <w:p>
@@ -35812,7 +35346,7 @@
         <w:tc>
           <w:tcPr>
             <w:tcBorders>
-              <w:bottom w:val="single" w:sz="8" w:space="0" w:color="000000"/>
+              <w:bottom w:val="single" w:sz="6" w:space="0" w:color="000000"/>
             </w:tcBorders>
           </w:tcPr>
           <w:p>
@@ -35832,7 +35366,7 @@
         <w:tc>
           <w:tcPr>
             <w:tcBorders>
-              <w:bottom w:val="single" w:sz="8" w:space="0" w:color="000000"/>
+              <w:bottom w:val="single" w:sz="6" w:space="0" w:color="000000"/>
             </w:tcBorders>
           </w:tcPr>
           <w:p>
@@ -35852,7 +35386,7 @@
         <w:tc>
           <w:tcPr>
             <w:tcBorders>
-              <w:bottom w:val="single" w:sz="8" w:space="0" w:color="000000"/>
+              <w:bottom w:val="single" w:sz="6" w:space="0" w:color="000000"/>
             </w:tcBorders>
           </w:tcPr>
           <w:p>
@@ -36161,28 +35695,13 @@
     </w:tbl>
     <w:p>
       <w:pPr>
-        <w:spacing w:before="0" w:after="0"/>
-      </w:pPr>
-    </w:p>
-    <w:p>
-      <w:pPr>
-        <w:spacing w:before="0" w:after="0"/>
-      </w:pPr>
-    </w:p>
-    <w:p>
-      <w:pPr>
-        <w:spacing w:before="0" w:after="0"/>
-      </w:pPr>
-    </w:p>
-    <w:p>
-      <w:pPr>
-        <w:spacing w:before="0" w:after="0"/>
-      </w:pPr>
-    </w:p>
-    <w:p>
-      <w:pPr>
-        <w:spacing w:before="0" w:after="0"/>
-      </w:pPr>
+        <w:spacing w:before="160" w:after="80"/>
+      </w:pPr>
+      <w:r>
+        <w:pict>
+          <v:rect style="width:0;height:1.5pt" o:hralign="center" o:hrstd="t" o:hr="t"/>
+        </w:pict>
+      </w:r>
     </w:p>
     <w:p>
       <w:pPr>
@@ -36223,6 +35742,7 @@
     <w:p>
       <w:pPr>
         <w:pStyle w:val="FirstParagraph"/>
+        <w:ind w:firstLine="420"/>
       </w:pPr>
       <w:r>
         <w:rPr>
@@ -36506,6 +36026,7 @@
     <w:p>
       <w:pPr>
         <w:pStyle w:val="BodyText"/>
+        <w:ind w:firstLine="420"/>
       </w:pPr>
       <w:r>
         <w:rPr>
@@ -36513,7 +36034,7 @@
           <w:b/>
           <w:bCs/>
         </w:rPr>
-        <w:t xml:space="preserve">6-1</w:t>
+        <w:t xml:space="preserve">(1)</w:t>
       </w:r>
       <w:r>
         <w:rPr>
@@ -36663,6 +36184,7 @@
     <w:p>
       <w:pPr>
         <w:pStyle w:val="BodyText"/>
+        <w:ind w:firstLine="420"/>
       </w:pPr>
       <w:r>
         <w:rPr>
@@ -36670,7 +36192,7 @@
           <w:b/>
           <w:bCs/>
         </w:rPr>
-        <w:t xml:space="preserve">6-2</w:t>
+        <w:t xml:space="preserve">(2)</w:t>
       </w:r>
       <w:r>
         <w:rPr>
@@ -36754,6 +36276,7 @@
     <w:p>
       <w:pPr>
         <w:pStyle w:val="BodyText"/>
+        <w:ind w:firstLine="420"/>
       </w:pPr>
       <w:r>
         <w:rPr>
@@ -36761,7 +36284,7 @@
           <w:b/>
           <w:bCs/>
         </w:rPr>
-        <w:t xml:space="preserve">6-3</w:t>
+        <w:t xml:space="preserve">(3)</w:t>
       </w:r>
       <w:r>
         <w:rPr>
@@ -36970,43 +36493,13 @@
     </w:p>
     <w:p>
       <w:pPr>
-        <w:spacing w:before="0" w:after="0"/>
-      </w:pPr>
-    </w:p>
-    <w:p>
-      <w:pPr>
-        <w:spacing w:before="0" w:after="0"/>
-      </w:pPr>
-    </w:p>
-    <w:p>
-      <w:pPr>
-        <w:spacing w:before="0" w:after="0"/>
-      </w:pPr>
-    </w:p>
-    <w:p>
-      <w:pPr>
-        <w:spacing w:before="0" w:after="0"/>
-      </w:pPr>
-    </w:p>
-    <w:p>
-      <w:pPr>
-        <w:spacing w:before="0" w:after="0"/>
-      </w:pPr>
-    </w:p>
-    <w:p>
-      <w:pPr>
-        <w:spacing w:before="0" w:after="0"/>
-      </w:pPr>
-    </w:p>
-    <w:p>
-      <w:pPr>
-        <w:spacing w:before="0" w:after="0"/>
-      </w:pPr>
-    </w:p>
-    <w:p>
-      <w:pPr>
-        <w:spacing w:before="0" w:after="0"/>
-      </w:pPr>
+        <w:spacing w:before="160" w:after="80"/>
+      </w:pPr>
+      <w:r>
+        <w:pict>
+          <v:rect style="width:0;height:1.5pt" o:hralign="center" o:hrstd="t" o:hr="t"/>
+        </w:pict>
+      </w:r>
     </w:p>
     <w:p>
       <w:pPr>
@@ -37047,6 +36540,7 @@
     <w:p>
       <w:pPr>
         <w:pStyle w:val="FirstParagraph"/>
+        <w:ind w:firstLine="420"/>
       </w:pPr>
       <w:r>
         <w:rPr>
@@ -37253,6 +36747,7 @@
     <w:p>
       <w:pPr>
         <w:pStyle w:val="BodyText"/>
+        <w:ind w:firstLine="420"/>
       </w:pPr>
       <w:r>
         <w:rPr>
@@ -37260,7 +36755,7 @@
           <w:b/>
           <w:bCs/>
         </w:rPr>
-        <w:t xml:space="preserve">5-1</w:t>
+        <w:t xml:space="preserve">(1)</w:t>
       </w:r>
       <w:r>
         <w:rPr>
@@ -37309,6 +36804,7 @@
     <w:p>
       <w:pPr>
         <w:pStyle w:val="BodyText"/>
+        <w:ind w:firstLine="420"/>
       </w:pPr>
       <w:r>
         <w:rPr>
@@ -37316,7 +36812,7 @@
           <w:b/>
           <w:bCs/>
         </w:rPr>
-        <w:t xml:space="preserve">5-2</w:t>
+        <w:t xml:space="preserve">(2)</w:t>
       </w:r>
       <w:r>
         <w:rPr>
@@ -37364,6 +36860,7 @@
     <w:p>
       <w:pPr>
         <w:pStyle w:val="BodyText"/>
+        <w:ind w:firstLine="420"/>
       </w:pPr>
       <w:r>
         <w:rPr>
@@ -37371,7 +36868,7 @@
           <w:b/>
           <w:bCs/>
         </w:rPr>
-        <w:t xml:space="preserve">5-3</w:t>
+        <w:t xml:space="preserve">(3)</w:t>
       </w:r>
       <w:r>
         <w:rPr>
@@ -37443,6 +36940,7 @@
     <w:p>
       <w:pPr>
         <w:pStyle w:val="BodyText"/>
+        <w:ind w:firstLine="420"/>
       </w:pPr>
       <w:r>
         <w:rPr>
@@ -37450,7 +36948,7 @@
           <w:b/>
           <w:bCs/>
         </w:rPr>
-        <w:t xml:space="preserve">5-4</w:t>
+        <w:t xml:space="preserve">(4)</w:t>
       </w:r>
       <w:r>
         <w:rPr>
@@ -37504,6 +37002,7 @@
     <w:p>
       <w:pPr>
         <w:pStyle w:val="BodyText"/>
+        <w:ind w:firstLine="420"/>
       </w:pPr>
       <w:r>
         <w:rPr>
@@ -37511,7 +37010,7 @@
           <w:b/>
           <w:bCs/>
         </w:rPr>
-        <w:t xml:space="preserve">5-5</w:t>
+        <w:t xml:space="preserve">(5)</w:t>
       </w:r>
       <w:r>
         <w:rPr>
@@ -37684,7 +37183,7 @@
         </w:rPr>
         <w:drawing>
           <wp:inline>
-            <wp:extent cx="3600000" cy="1036676"/>
+            <wp:extent cx="3600000" cy="1062463"/>
             <wp:effectExtent b="0" l="0" r="0" t="0"/>
             <wp:docPr descr="" title="" id="193" name="Picture"/>
             <a:graphic>
@@ -37705,7 +37204,7 @@
                   <pic:spPr bwMode="auto">
                     <a:xfrm>
                       <a:off x="0" y="0"/>
-                      <a:ext cx="3600000" cy="1036676"/>
+                      <a:ext cx="3600000" cy="1062463"/>
                     </a:xfrm>
                     <a:prstGeom prst="rect">
                       <a:avLst/>
@@ -37728,8 +37227,9 @@
       <w:pPr>
         <w:numPr>
           <w:ilvl w:val="0"/>
-          <w:numId w:val="1012"/>
+          <w:numId w:val="1024"/>
         </w:numPr>
+        <w:ind w:firstLine="420"/>
       </w:pPr>
       <w:r>
         <w:rPr>
@@ -37748,8 +37248,9 @@
       <w:pPr>
         <w:numPr>
           <w:ilvl w:val="0"/>
-          <w:numId w:val="1012"/>
+          <w:numId w:val="1024"/>
         </w:numPr>
+        <w:ind w:firstLine="420"/>
       </w:pPr>
       <w:r>
         <w:rPr>
@@ -37768,8 +37269,9 @@
       <w:pPr>
         <w:numPr>
           <w:ilvl w:val="0"/>
-          <w:numId w:val="1012"/>
+          <w:numId w:val="1024"/>
         </w:numPr>
+        <w:ind w:firstLine="420"/>
       </w:pPr>
       <w:r>
         <w:rPr>
@@ -37798,43 +37300,13 @@
     </w:p>
     <w:p>
       <w:pPr>
-        <w:spacing w:before="0" w:after="0"/>
-      </w:pPr>
-    </w:p>
-    <w:p>
-      <w:pPr>
-        <w:spacing w:before="0" w:after="0"/>
-      </w:pPr>
-    </w:p>
-    <w:p>
-      <w:pPr>
-        <w:spacing w:before="0" w:after="0"/>
-      </w:pPr>
-    </w:p>
-    <w:p>
-      <w:pPr>
-        <w:spacing w:before="0" w:after="0"/>
-      </w:pPr>
-    </w:p>
-    <w:p>
-      <w:pPr>
-        <w:spacing w:before="0" w:after="0"/>
-      </w:pPr>
-    </w:p>
-    <w:p>
-      <w:pPr>
-        <w:spacing w:before="0" w:after="0"/>
-      </w:pPr>
-    </w:p>
-    <w:p>
-      <w:pPr>
-        <w:spacing w:before="0" w:after="0"/>
-      </w:pPr>
-    </w:p>
-    <w:p>
-      <w:pPr>
-        <w:spacing w:before="0" w:after="0"/>
-      </w:pPr>
+        <w:spacing w:before="160" w:after="80"/>
+      </w:pPr>
+      <w:r>
+        <w:pict>
+          <v:rect style="width:0;height:1.5pt" o:hralign="center" o:hrstd="t" o:hr="t"/>
+        </w:pict>
+      </w:r>
     </w:p>
     <w:p>
       <w:pPr>
@@ -37875,6 +37347,7 @@
     <w:p>
       <w:pPr>
         <w:pStyle w:val="FirstParagraph"/>
+        <w:ind w:firstLine="420"/>
       </w:pPr>
       <w:r>
         <w:rPr>
@@ -37971,6 +37444,7 @@
     <w:p>
       <w:pPr>
         <w:pStyle w:val="BodyText"/>
+        <w:ind w:firstLine="420"/>
       </w:pPr>
       <w:r>
         <w:rPr>
@@ -38123,14 +37597,13 @@
     </w:p>
     <w:p>
       <w:pPr>
-        <w:pStyle w:val="BodyText"/>
-      </w:pPr>
-      <w:r>
-        <w:rPr>
-          <w:rFonts w:ascii="Times New Roman" w:hAnsi="Times New Roman" w:eastAsia="Times New Roman" w:cs="Times New Roman"/>
-        </w:rPr>
-        <w:t xml:space="preserve">6-1 </w:t>
-      </w:r>
+        <w:pStyle w:val="Compact"/>
+        <w:numPr>
+          <w:ilvl w:val="0"/>
+          <w:numId w:val="1025"/>
+        </w:numPr>
+        <w:ind w:firstLine="420"/>
+      </w:pPr>
       <w:r>
         <w:rPr>
           <w:rFonts w:hint="eastAsia" w:ascii="Times New Roman" w:hAnsi="Times New Roman" w:eastAsia="FangSong" w:cs="Times New Roman"/>
@@ -38170,7 +37643,7 @@
     </w:p>
     <w:p>
       <w:pPr>
-        <w:pStyle w:val="BodyText"/>
+        <w:pStyle w:val="FirstParagraph"/>
         <w:spacing w:before="160" w:after="80"/>
         <w:jc w:val="center"/>
       </w:pPr>
@@ -38180,7 +37653,7 @@
         </w:rPr>
         <w:drawing>
           <wp:inline>
-            <wp:extent cx="3206868" cy="3184520"/>
+            <wp:extent cx="3240000" cy="3184520"/>
             <wp:effectExtent b="0" l="0" r="0" t="0"/>
             <wp:docPr descr="" title="" id="197" name="Picture"/>
             <a:graphic>
@@ -38201,7 +37674,7 @@
                   <pic:spPr bwMode="auto">
                     <a:xfrm>
                       <a:off x="0" y="0"/>
-                      <a:ext cx="3206868" cy="3184520"/>
+                      <a:ext cx="3240000" cy="3184520"/>
                     </a:xfrm>
                     <a:prstGeom prst="rect">
                       <a:avLst/>
@@ -38222,14 +37695,12 @@
     </w:p>
     <w:p>
       <w:pPr>
-        <w:pStyle w:val="BodyText"/>
-      </w:pPr>
-      <w:r>
-        <w:rPr>
-          <w:rFonts w:ascii="Times New Roman" w:hAnsi="Times New Roman" w:eastAsia="Times New Roman" w:cs="Times New Roman"/>
-        </w:rPr>
-        <w:t xml:space="preserve">6-2 </w:t>
-      </w:r>
+        <w:numPr>
+          <w:ilvl w:val="0"/>
+          <w:numId w:val="1026"/>
+        </w:numPr>
+        <w:ind w:firstLine="420"/>
+      </w:pPr>
       <w:r>
         <w:rPr>
           <w:rFonts w:hint="eastAsia" w:ascii="Times New Roman" w:hAnsi="Times New Roman" w:eastAsia="FangSong" w:cs="Times New Roman"/>
@@ -38298,14 +37769,12 @@
     </w:p>
     <w:p>
       <w:pPr>
-        <w:pStyle w:val="BodyText"/>
-      </w:pPr>
-      <w:r>
-        <w:rPr>
-          <w:rFonts w:ascii="Times New Roman" w:hAnsi="Times New Roman" w:eastAsia="Times New Roman" w:cs="Times New Roman"/>
-        </w:rPr>
-        <w:t xml:space="preserve">6-3 </w:t>
-      </w:r>
+        <w:numPr>
+          <w:ilvl w:val="0"/>
+          <w:numId w:val="1026"/>
+        </w:numPr>
+        <w:ind w:firstLine="420"/>
+      </w:pPr>
       <w:r>
         <w:rPr>
           <w:rFonts w:hint="eastAsia" w:ascii="Times New Roman" w:hAnsi="Times New Roman" w:eastAsia="FangSong" w:cs="Times New Roman"/>
@@ -38457,13 +37926,14 @@
     </w:p>
     <w:p>
       <w:pPr>
-        <w:pStyle w:val="BodyText"/>
-      </w:pPr>
-      <w:r>
-        <w:rPr>
-          <w:rFonts w:ascii="Times New Roman" w:hAnsi="Times New Roman" w:eastAsia="Times New Roman" w:cs="Times New Roman"/>
-        </w:rPr>
-        <w:t xml:space="preserve">6-3-1 </w:t>
+        <w:pStyle w:val="FirstParagraph"/>
+        <w:ind w:firstLine="420"/>
+      </w:pPr>
+      <w:r>
+        <w:rPr>
+          <w:rFonts w:ascii="Times New Roman" w:hAnsi="Times New Roman" w:eastAsia="Times New Roman" w:cs="Times New Roman"/>
+        </w:rPr>
+        <w:t xml:space="preserve">(3)① </w:t>
       </w:r>
       <w:r>
         <w:rPr>
@@ -38493,12 +37963,13 @@
     <w:p>
       <w:pPr>
         <w:pStyle w:val="BodyText"/>
-      </w:pPr>
-      <w:r>
-        <w:rPr>
-          <w:rFonts w:ascii="Times New Roman" w:hAnsi="Times New Roman" w:eastAsia="Times New Roman" w:cs="Times New Roman"/>
-        </w:rPr>
-        <w:t xml:space="preserve">6-3-2 </w:t>
+        <w:ind w:firstLine="420"/>
+      </w:pPr>
+      <w:r>
+        <w:rPr>
+          <w:rFonts w:ascii="Times New Roman" w:hAnsi="Times New Roman" w:eastAsia="Times New Roman" w:cs="Times New Roman"/>
+        </w:rPr>
+        <w:t xml:space="preserve">(3)② </w:t>
       </w:r>
       <w:r>
         <w:rPr>
@@ -38569,12 +38040,13 @@
     <w:p>
       <w:pPr>
         <w:pStyle w:val="BodyText"/>
-      </w:pPr>
-      <w:r>
-        <w:rPr>
-          <w:rFonts w:ascii="Times New Roman" w:hAnsi="Times New Roman" w:eastAsia="Times New Roman" w:cs="Times New Roman"/>
-        </w:rPr>
-        <w:t xml:space="preserve">6-3-3 </w:t>
+        <w:ind w:firstLine="420"/>
+      </w:pPr>
+      <w:r>
+        <w:rPr>
+          <w:rFonts w:ascii="Times New Roman" w:hAnsi="Times New Roman" w:eastAsia="Times New Roman" w:cs="Times New Roman"/>
+        </w:rPr>
+        <w:t xml:space="preserve">(3)③ </w:t>
       </w:r>
       <w:r>
         <w:rPr>
@@ -38702,43 +38174,13 @@
     </w:p>
     <w:p>
       <w:pPr>
-        <w:spacing w:before="0" w:after="0"/>
-      </w:pPr>
-    </w:p>
-    <w:p>
-      <w:pPr>
-        <w:spacing w:before="0" w:after="0"/>
-      </w:pPr>
-    </w:p>
-    <w:p>
-      <w:pPr>
-        <w:spacing w:before="0" w:after="0"/>
-      </w:pPr>
-    </w:p>
-    <w:p>
-      <w:pPr>
-        <w:spacing w:before="0" w:after="0"/>
-      </w:pPr>
-    </w:p>
-    <w:p>
-      <w:pPr>
-        <w:spacing w:before="0" w:after="0"/>
-      </w:pPr>
-    </w:p>
-    <w:p>
-      <w:pPr>
-        <w:spacing w:before="0" w:after="0"/>
-      </w:pPr>
-    </w:p>
-    <w:p>
-      <w:pPr>
-        <w:spacing w:before="0" w:after="0"/>
-      </w:pPr>
-    </w:p>
-    <w:p>
-      <w:pPr>
-        <w:spacing w:before="0" w:after="0"/>
-      </w:pPr>
+        <w:spacing w:before="160" w:after="80"/>
+      </w:pPr>
+      <w:r>
+        <w:pict>
+          <v:rect style="width:0;height:1.5pt" o:hralign="center" o:hrstd="t" o:hr="t"/>
+        </w:pict>
+      </w:r>
     </w:p>
     <w:p>
       <w:pPr>
@@ -38779,6 +38221,7 @@
     <w:p>
       <w:pPr>
         <w:pStyle w:val="FirstParagraph"/>
+        <w:ind w:firstLine="420"/>
       </w:pPr>
       <w:r>
         <w:rPr>
@@ -38820,6 +38263,7 @@
     <w:p>
       <w:pPr>
         <w:pStyle w:val="BodyText"/>
+        <w:ind w:firstLine="420"/>
       </w:pPr>
       <w:r>
         <w:rPr>
@@ -38827,7 +38271,7 @@
           <w:b/>
           <w:bCs/>
         </w:rPr>
-        <w:t xml:space="preserve">5-1</w:t>
+        <w:t xml:space="preserve">(1)</w:t>
       </w:r>
       <w:r>
         <w:rPr>
@@ -38923,6 +38367,7 @@
     <w:p>
       <w:pPr>
         <w:pStyle w:val="BodyText"/>
+        <w:ind w:firstLine="420"/>
       </w:pPr>
       <w:r>
         <w:rPr>
@@ -38930,7 +38375,7 @@
           <w:b/>
           <w:bCs/>
         </w:rPr>
-        <w:t xml:space="preserve">5-2</w:t>
+        <w:t xml:space="preserve">(2)</w:t>
       </w:r>
       <w:r>
         <w:rPr>
@@ -38990,6 +38435,7 @@
     <w:p>
       <w:pPr>
         <w:pStyle w:val="BodyText"/>
+        <w:ind w:firstLine="420"/>
       </w:pPr>
       <w:r>
         <w:rPr>
@@ -38997,7 +38443,7 @@
           <w:b/>
           <w:bCs/>
         </w:rPr>
-        <w:t xml:space="preserve">5-3</w:t>
+        <w:t xml:space="preserve">(3)</w:t>
       </w:r>
       <w:r>
         <w:rPr>
@@ -39254,8 +38700,9 @@
       <w:pPr>
         <w:numPr>
           <w:ilvl w:val="0"/>
-          <w:numId w:val="1013"/>
+          <w:numId w:val="1027"/>
         </w:numPr>
+        <w:ind w:firstLine="420"/>
       </w:pPr>
       <w:r>
         <w:rPr>
@@ -39342,8 +38789,9 @@
       <w:pPr>
         <w:numPr>
           <w:ilvl w:val="0"/>
-          <w:numId w:val="1013"/>
+          <w:numId w:val="1027"/>
         </w:numPr>
+        <w:ind w:firstLine="420"/>
       </w:pPr>
       <w:r>
         <w:rPr>
@@ -39495,43 +38943,13 @@
     </w:p>
     <w:p>
       <w:pPr>
-        <w:spacing w:before="0" w:after="0"/>
-      </w:pPr>
-    </w:p>
-    <w:p>
-      <w:pPr>
-        <w:spacing w:before="0" w:after="0"/>
-      </w:pPr>
-    </w:p>
-    <w:p>
-      <w:pPr>
-        <w:spacing w:before="0" w:after="0"/>
-      </w:pPr>
-    </w:p>
-    <w:p>
-      <w:pPr>
-        <w:spacing w:before="0" w:after="0"/>
-      </w:pPr>
-    </w:p>
-    <w:p>
-      <w:pPr>
-        <w:spacing w:before="0" w:after="0"/>
-      </w:pPr>
-    </w:p>
-    <w:p>
-      <w:pPr>
-        <w:spacing w:before="0" w:after="0"/>
-      </w:pPr>
-    </w:p>
-    <w:p>
-      <w:pPr>
-        <w:spacing w:before="0" w:after="0"/>
-      </w:pPr>
-    </w:p>
-    <w:p>
-      <w:pPr>
-        <w:spacing w:before="0" w:after="0"/>
-      </w:pPr>
+        <w:spacing w:before="160" w:after="80"/>
+      </w:pPr>
+      <w:r>
+        <w:pict>
+          <v:rect style="width:0;height:1.5pt" o:hralign="center" o:hrstd="t" o:hr="t"/>
+        </w:pict>
+      </w:r>
     </w:p>
     <w:p>
       <w:pPr>
@@ -39572,6 +38990,7 @@
     <w:p>
       <w:pPr>
         <w:pStyle w:val="FirstParagraph"/>
+        <w:ind w:firstLine="420"/>
       </w:pPr>
       <w:r>
         <w:rPr>
@@ -39664,14 +39083,13 @@
     </w:p>
     <w:p>
       <w:pPr>
-        <w:pStyle w:val="BodyText"/>
-      </w:pPr>
-      <w:r>
-        <w:rPr>
-          <w:rFonts w:ascii="Times New Roman" w:hAnsi="Times New Roman" w:eastAsia="Times New Roman" w:cs="Times New Roman"/>
-        </w:rPr>
-        <w:t xml:space="preserve">5-1 </w:t>
-      </w:r>
+        <w:pStyle w:val="Compact"/>
+        <w:numPr>
+          <w:ilvl w:val="0"/>
+          <w:numId w:val="1028"/>
+        </w:numPr>
+        <w:ind w:firstLine="420"/>
+      </w:pPr>
       <w:r>
         <w:rPr>
           <w:rFonts w:hint="eastAsia" w:ascii="Times New Roman" w:hAnsi="Times New Roman" w:eastAsia="FangSong" w:cs="Times New Roman"/>
@@ -39735,7 +39153,7 @@
     </w:p>
     <w:p>
       <w:pPr>
-        <w:pStyle w:val="BodyText"/>
+        <w:pStyle w:val="FirstParagraph"/>
         <w:spacing w:before="160" w:after="80"/>
         <w:jc w:val="center"/>
       </w:pPr>
@@ -39745,7 +39163,7 @@
         </w:rPr>
         <w:drawing>
           <wp:inline>
-            <wp:extent cx="3186128" cy="3594014"/>
+            <wp:extent cx="3240000" cy="3594014"/>
             <wp:effectExtent b="0" l="0" r="0" t="0"/>
             <wp:docPr descr="" title="" id="208" name="Picture"/>
             <a:graphic>
@@ -39766,7 +39184,7 @@
                   <pic:spPr bwMode="auto">
                     <a:xfrm>
                       <a:off x="0" y="0"/>
-                      <a:ext cx="3186128" cy="3594014"/>
+                      <a:ext cx="3240000" cy="3594014"/>
                     </a:xfrm>
                     <a:prstGeom prst="rect">
                       <a:avLst/>
@@ -39859,12 +39277,13 @@
     <w:p>
       <w:pPr>
         <w:pStyle w:val="BodyText"/>
-      </w:pPr>
-      <w:r>
-        <w:rPr>
-          <w:rFonts w:ascii="Times New Roman" w:hAnsi="Times New Roman" w:eastAsia="Times New Roman" w:cs="Times New Roman"/>
-        </w:rPr>
-        <w:t xml:space="preserve">5-1-1 </w:t>
+        <w:ind w:firstLine="420"/>
+      </w:pPr>
+      <w:r>
+        <w:rPr>
+          <w:rFonts w:ascii="Times New Roman" w:hAnsi="Times New Roman" w:eastAsia="Times New Roman" w:cs="Times New Roman"/>
+        </w:rPr>
+        <w:t xml:space="preserve">(1)① </w:t>
       </w:r>
       <w:r>
         <w:rPr>
@@ -39894,12 +39313,13 @@
     <w:p>
       <w:pPr>
         <w:pStyle w:val="BodyText"/>
-      </w:pPr>
-      <w:r>
-        <w:rPr>
-          <w:rFonts w:ascii="Times New Roman" w:hAnsi="Times New Roman" w:eastAsia="Times New Roman" w:cs="Times New Roman"/>
-        </w:rPr>
-        <w:t xml:space="preserve">5-1-2 </w:t>
+        <w:ind w:firstLine="420"/>
+      </w:pPr>
+      <w:r>
+        <w:rPr>
+          <w:rFonts w:ascii="Times New Roman" w:hAnsi="Times New Roman" w:eastAsia="Times New Roman" w:cs="Times New Roman"/>
+        </w:rPr>
+        <w:t xml:space="preserve">(1)② </w:t>
       </w:r>
       <w:r>
         <w:rPr>
@@ -39917,12 +39337,13 @@
     <w:p>
       <w:pPr>
         <w:pStyle w:val="BodyText"/>
-      </w:pPr>
-      <w:r>
-        <w:rPr>
-          <w:rFonts w:ascii="Times New Roman" w:hAnsi="Times New Roman" w:eastAsia="Times New Roman" w:cs="Times New Roman"/>
-        </w:rPr>
-        <w:t xml:space="preserve">5-1-3 </w:t>
+        <w:ind w:firstLine="420"/>
+      </w:pPr>
+      <w:r>
+        <w:rPr>
+          <w:rFonts w:ascii="Times New Roman" w:hAnsi="Times New Roman" w:eastAsia="Times New Roman" w:cs="Times New Roman"/>
+        </w:rPr>
+        <w:t xml:space="preserve">(1)③ </w:t>
       </w:r>
       <w:r>
         <w:rPr>
@@ -40004,12 +39425,13 @@
     <w:p>
       <w:pPr>
         <w:pStyle w:val="BodyText"/>
-      </w:pPr>
-      <w:r>
-        <w:rPr>
-          <w:rFonts w:ascii="Times New Roman" w:hAnsi="Times New Roman" w:eastAsia="Times New Roman" w:cs="Times New Roman"/>
-        </w:rPr>
-        <w:t xml:space="preserve">5-1-4 </w:t>
+        <w:ind w:firstLine="420"/>
+      </w:pPr>
+      <w:r>
+        <w:rPr>
+          <w:rFonts w:ascii="Times New Roman" w:hAnsi="Times New Roman" w:eastAsia="Times New Roman" w:cs="Times New Roman"/>
+        </w:rPr>
+        <w:t xml:space="preserve">(1)④ </w:t>
       </w:r>
       <w:r>
         <w:rPr>
@@ -40069,12 +39491,13 @@
     <w:p>
       <w:pPr>
         <w:pStyle w:val="BodyText"/>
-      </w:pPr>
-      <w:r>
-        <w:rPr>
-          <w:rFonts w:ascii="Times New Roman" w:hAnsi="Times New Roman" w:eastAsia="Times New Roman" w:cs="Times New Roman"/>
-        </w:rPr>
-        <w:t xml:space="preserve">5-1-5 </w:t>
+        <w:ind w:firstLine="420"/>
+      </w:pPr>
+      <w:r>
+        <w:rPr>
+          <w:rFonts w:ascii="Times New Roman" w:hAnsi="Times New Roman" w:eastAsia="Times New Roman" w:cs="Times New Roman"/>
+        </w:rPr>
+        <w:t xml:space="preserve">(1)⑤ </w:t>
       </w:r>
       <w:r>
         <w:rPr>
@@ -40265,14 +39688,13 @@
     </w:p>
     <w:p>
       <w:pPr>
-        <w:pStyle w:val="BodyText"/>
-      </w:pPr>
-      <w:r>
-        <w:rPr>
-          <w:rFonts w:ascii="Times New Roman" w:hAnsi="Times New Roman" w:eastAsia="Times New Roman" w:cs="Times New Roman"/>
-        </w:rPr>
-        <w:t xml:space="preserve">5-2 </w:t>
-      </w:r>
+        <w:pStyle w:val="Compact"/>
+        <w:numPr>
+          <w:ilvl w:val="0"/>
+          <w:numId w:val="1029"/>
+        </w:numPr>
+        <w:ind w:firstLine="420"/>
+      </w:pPr>
       <w:r>
         <w:rPr>
           <w:rFonts w:hint="eastAsia" w:ascii="Times New Roman" w:hAnsi="Times New Roman" w:eastAsia="FangSong" w:cs="Times New Roman"/>
@@ -40394,7 +39816,7 @@
     </w:p>
     <w:p>
       <w:pPr>
-        <w:pStyle w:val="BodyText"/>
+        <w:pStyle w:val="FirstParagraph"/>
         <w:spacing w:before="160" w:after="80"/>
         <w:jc w:val="center"/>
       </w:pPr>
@@ -40404,7 +39826,7 @@
         </w:rPr>
         <w:drawing>
           <wp:inline>
-            <wp:extent cx="3599998" cy="1943118"/>
+            <wp:extent cx="3600000" cy="1943118"/>
             <wp:effectExtent b="0" l="0" r="0" t="0"/>
             <wp:docPr descr="" title="" id="211" name="Picture"/>
             <a:graphic>
@@ -40425,7 +39847,7 @@
                   <pic:spPr bwMode="auto">
                     <a:xfrm>
                       <a:off x="0" y="0"/>
-                      <a:ext cx="3599998" cy="1943118"/>
+                      <a:ext cx="3600000" cy="1943118"/>
                     </a:xfrm>
                     <a:prstGeom prst="rect">
                       <a:avLst/>
@@ -40447,12 +39869,13 @@
     <w:p>
       <w:pPr>
         <w:pStyle w:val="BodyText"/>
-      </w:pPr>
-      <w:r>
-        <w:rPr>
-          <w:rFonts w:ascii="Times New Roman" w:hAnsi="Times New Roman" w:eastAsia="Times New Roman" w:cs="Times New Roman"/>
-        </w:rPr>
-        <w:t xml:space="preserve">5-2-1 </w:t>
+        <w:ind w:firstLine="420"/>
+      </w:pPr>
+      <w:r>
+        <w:rPr>
+          <w:rFonts w:ascii="Times New Roman" w:hAnsi="Times New Roman" w:eastAsia="Times New Roman" w:cs="Times New Roman"/>
+        </w:rPr>
+        <w:t xml:space="preserve">(2)① </w:t>
       </w:r>
       <w:r>
         <w:rPr>
@@ -40494,12 +39917,13 @@
     <w:p>
       <w:pPr>
         <w:pStyle w:val="BodyText"/>
-      </w:pPr>
-      <w:r>
-        <w:rPr>
-          <w:rFonts w:ascii="Times New Roman" w:hAnsi="Times New Roman" w:eastAsia="Times New Roman" w:cs="Times New Roman"/>
-        </w:rPr>
-        <w:t xml:space="preserve">5-2-2 </w:t>
+        <w:ind w:firstLine="420"/>
+      </w:pPr>
+      <w:r>
+        <w:rPr>
+          <w:rFonts w:ascii="Times New Roman" w:hAnsi="Times New Roman" w:eastAsia="Times New Roman" w:cs="Times New Roman"/>
+        </w:rPr>
+        <w:t xml:space="preserve">(2)② </w:t>
       </w:r>
       <w:r>
         <w:rPr>
@@ -40553,12 +39977,13 @@
     <w:p>
       <w:pPr>
         <w:pStyle w:val="BodyText"/>
-      </w:pPr>
-      <w:r>
-        <w:rPr>
-          <w:rFonts w:ascii="Times New Roman" w:hAnsi="Times New Roman" w:eastAsia="Times New Roman" w:cs="Times New Roman"/>
-        </w:rPr>
-        <w:t xml:space="preserve">5-2-3 Sr </w:t>
+        <w:ind w:firstLine="420"/>
+      </w:pPr>
+      <w:r>
+        <w:rPr>
+          <w:rFonts w:ascii="Times New Roman" w:hAnsi="Times New Roman" w:eastAsia="Times New Roman" w:cs="Times New Roman"/>
+        </w:rPr>
+        <w:t xml:space="preserve">(2)③ Sr </w:t>
       </w:r>
       <w:r>
         <w:rPr>
@@ -40577,8 +40002,9 @@
       <w:pPr>
         <w:numPr>
           <w:ilvl w:val="0"/>
-          <w:numId w:val="1014"/>
+          <w:numId w:val="1030"/>
         </w:numPr>
+        <w:ind w:firstLine="420"/>
       </w:pPr>
       <w:r>
         <w:rPr>
@@ -40591,8 +40017,9 @@
       <w:pPr>
         <w:numPr>
           <w:ilvl w:val="0"/>
-          <w:numId w:val="1014"/>
+          <w:numId w:val="1030"/>
         </w:numPr>
+        <w:ind w:firstLine="420"/>
       </w:pPr>
       <w:r>
         <w:rPr>
@@ -40605,8 +40032,9 @@
       <w:pPr>
         <w:numPr>
           <w:ilvl w:val="0"/>
-          <w:numId w:val="1014"/>
+          <w:numId w:val="1030"/>
         </w:numPr>
+        <w:ind w:firstLine="420"/>
       </w:pPr>
       <w:r>
         <w:rPr>
@@ -40619,8 +40047,9 @@
       <w:pPr>
         <w:numPr>
           <w:ilvl w:val="0"/>
-          <w:numId w:val="1014"/>
+          <w:numId w:val="1030"/>
         </w:numPr>
+        <w:ind w:firstLine="420"/>
       </w:pPr>
       <w:r>
         <w:rPr>
@@ -40631,43 +40060,13 @@
     </w:p>
     <w:p>
       <w:pPr>
-        <w:spacing w:before="0" w:after="0"/>
-      </w:pPr>
-    </w:p>
-    <w:p>
-      <w:pPr>
-        <w:spacing w:before="0" w:after="0"/>
-      </w:pPr>
-    </w:p>
-    <w:p>
-      <w:pPr>
-        <w:spacing w:before="0" w:after="0"/>
-      </w:pPr>
-    </w:p>
-    <w:p>
-      <w:pPr>
-        <w:spacing w:before="0" w:after="0"/>
-      </w:pPr>
-    </w:p>
-    <w:p>
-      <w:pPr>
-        <w:spacing w:before="0" w:after="0"/>
-      </w:pPr>
-    </w:p>
-    <w:p>
-      <w:pPr>
-        <w:spacing w:before="0" w:after="0"/>
-      </w:pPr>
-    </w:p>
-    <w:p>
-      <w:pPr>
-        <w:spacing w:before="0" w:after="0"/>
-      </w:pPr>
-    </w:p>
-    <w:p>
-      <w:pPr>
-        <w:spacing w:before="0" w:after="0"/>
-      </w:pPr>
+        <w:spacing w:before="160" w:after="80"/>
+      </w:pPr>
+      <w:r>
+        <w:pict>
+          <v:rect style="width:0;height:1.5pt" o:hralign="center" o:hrstd="t" o:hr="t"/>
+        </w:pict>
+      </w:r>
     </w:p>
     <w:p>
       <w:pPr>
@@ -40708,6 +40107,7 @@
     <w:p>
       <w:pPr>
         <w:pStyle w:val="FirstParagraph"/>
+        <w:ind w:firstLine="420"/>
       </w:pPr>
       <w:r>
         <w:rPr>
@@ -40924,7 +40324,7 @@
         </w:rPr>
         <w:drawing>
           <wp:inline>
-            <wp:extent cx="1800000" cy="1629474"/>
+            <wp:extent cx="1800000" cy="1638000"/>
             <wp:effectExtent b="0" l="0" r="0" t="0"/>
             <wp:docPr descr="" title="" id="215" name="Picture"/>
             <a:graphic>
@@ -40945,7 +40345,7 @@
                   <pic:spPr bwMode="auto">
                     <a:xfrm>
                       <a:off x="0" y="0"/>
-                      <a:ext cx="1800000" cy="1629474"/>
+                      <a:ext cx="1800000" cy="1638000"/>
                     </a:xfrm>
                     <a:prstGeom prst="rect">
                       <a:avLst/>
@@ -40976,7 +40376,7 @@
         </w:rPr>
         <w:drawing>
           <wp:inline>
-            <wp:extent cx="2552700" cy="2019300"/>
+            <wp:extent cx="2552700" cy="2057400"/>
             <wp:effectExtent b="0" l="0" r="0" t="0"/>
             <wp:docPr descr="" title="" id="218" name="Picture"/>
             <a:graphic>
@@ -40997,7 +40397,7 @@
                   <pic:spPr bwMode="auto">
                     <a:xfrm>
                       <a:off x="0" y="0"/>
-                      <a:ext cx="2552700" cy="2019300"/>
+                      <a:ext cx="2552700" cy="2057400"/>
                     </a:xfrm>
                     <a:prstGeom prst="rect">
                       <a:avLst/>
@@ -41028,7 +40428,7 @@
         </w:rPr>
         <w:drawing>
           <wp:inline>
-            <wp:extent cx="2628900" cy="2377899"/>
+            <wp:extent cx="2628900" cy="2413000"/>
             <wp:effectExtent b="0" l="0" r="0" t="0"/>
             <wp:docPr descr="" title="" id="221" name="Picture"/>
             <a:graphic>
@@ -41049,7 +40449,7 @@
                   <pic:spPr bwMode="auto">
                     <a:xfrm>
                       <a:off x="0" y="0"/>
-                      <a:ext cx="2628900" cy="2377899"/>
+                      <a:ext cx="2628900" cy="2413000"/>
                     </a:xfrm>
                     <a:prstGeom prst="rect">
                       <a:avLst/>
@@ -41080,7 +40480,7 @@
         </w:rPr>
         <w:drawing>
           <wp:inline>
-            <wp:extent cx="1524000" cy="1866900"/>
+            <wp:extent cx="1524000" cy="1943100"/>
             <wp:effectExtent b="0" l="0" r="0" t="0"/>
             <wp:docPr descr="" title="" id="224" name="Picture"/>
             <a:graphic>
@@ -41101,7 +40501,7 @@
                   <pic:spPr bwMode="auto">
                     <a:xfrm>
                       <a:off x="0" y="0"/>
-                      <a:ext cx="1524000" cy="1866900"/>
+                      <a:ext cx="1524000" cy="1943100"/>
                     </a:xfrm>
                     <a:prstGeom prst="rect">
                       <a:avLst/>
@@ -41132,7 +40532,7 @@
         </w:rPr>
         <w:drawing>
           <wp:inline>
-            <wp:extent cx="2273300" cy="2044700"/>
+            <wp:extent cx="2273300" cy="2133600"/>
             <wp:effectExtent b="0" l="0" r="0" t="0"/>
             <wp:docPr descr="" title="" id="227" name="Picture"/>
             <a:graphic>
@@ -41153,7 +40553,7 @@
                   <pic:spPr bwMode="auto">
                     <a:xfrm>
                       <a:off x="0" y="0"/>
-                      <a:ext cx="2273300" cy="2044700"/>
+                      <a:ext cx="2273300" cy="2133600"/>
                     </a:xfrm>
                     <a:prstGeom prst="rect">
                       <a:avLst/>
@@ -41227,6 +40627,7 @@
     <w:p>
       <w:pPr>
         <w:pStyle w:val="BodyText"/>
+        <w:ind w:firstLine="420"/>
       </w:pPr>
       <w:r>
         <w:rPr>
@@ -41234,7 +40635,7 @@
           <w:b/>
           <w:bCs/>
         </w:rPr>
-        <w:t xml:space="preserve">10-1</w:t>
+        <w:t xml:space="preserve">(1)</w:t>
       </w:r>
       <w:r>
         <w:rPr>
@@ -41441,6 +40842,7 @@
     <w:p>
       <w:pPr>
         <w:pStyle w:val="BodyText"/>
+        <w:ind w:firstLine="420"/>
       </w:pPr>
       <w:r>
         <w:rPr>
@@ -41448,7 +40850,7 @@
           <w:b/>
           <w:bCs/>
         </w:rPr>
-        <w:t xml:space="preserve">10-2</w:t>
+        <w:t xml:space="preserve">(2)</w:t>
       </w:r>
       <w:r>
         <w:rPr>
@@ -41582,6 +40984,7 @@
     <w:p>
       <w:pPr>
         <w:pStyle w:val="BodyText"/>
+        <w:ind w:firstLine="420"/>
       </w:pPr>
       <w:r>
         <w:rPr>
@@ -41589,7 +40992,7 @@
           <w:b/>
           <w:bCs/>
         </w:rPr>
-        <w:t xml:space="preserve">10-3</w:t>
+        <w:t xml:space="preserve">(3)</w:t>
       </w:r>
       <w:r>
         <w:rPr>
@@ -41737,6 +41140,7 @@
     <w:p>
       <w:pPr>
         <w:pStyle w:val="BodyText"/>
+        <w:ind w:firstLine="420"/>
       </w:pPr>
       <w:r>
         <w:rPr>
@@ -41744,7 +41148,7 @@
           <w:b/>
           <w:bCs/>
         </w:rPr>
-        <w:t xml:space="preserve">10-4</w:t>
+        <w:t xml:space="preserve">(4)</w:t>
       </w:r>
       <w:r>
         <w:rPr>
@@ -41958,43 +41362,13 @@
     </w:p>
     <w:p>
       <w:pPr>
-        <w:spacing w:before="0" w:after="0"/>
-      </w:pPr>
-    </w:p>
-    <w:p>
-      <w:pPr>
-        <w:spacing w:before="0" w:after="0"/>
-      </w:pPr>
-    </w:p>
-    <w:p>
-      <w:pPr>
-        <w:spacing w:before="0" w:after="0"/>
-      </w:pPr>
-    </w:p>
-    <w:p>
-      <w:pPr>
-        <w:spacing w:before="0" w:after="0"/>
-      </w:pPr>
-    </w:p>
-    <w:p>
-      <w:pPr>
-        <w:spacing w:before="0" w:after="0"/>
-      </w:pPr>
-    </w:p>
-    <w:p>
-      <w:pPr>
-        <w:spacing w:before="0" w:after="0"/>
-      </w:pPr>
-    </w:p>
-    <w:p>
-      <w:pPr>
-        <w:spacing w:before="0" w:after="0"/>
-      </w:pPr>
-    </w:p>
-    <w:p>
-      <w:pPr>
-        <w:spacing w:before="0" w:after="0"/>
-      </w:pPr>
+        <w:spacing w:before="160" w:after="80"/>
+      </w:pPr>
+      <w:r>
+        <w:pict>
+          <v:rect style="width:0;height:1.5pt" o:hralign="center" o:hrstd="t" o:hr="t"/>
+        </w:pict>
+      </w:r>
     </w:p>
     <w:p>
       <w:pPr>
@@ -42035,6 +41409,7 @@
     <w:p>
       <w:pPr>
         <w:pStyle w:val="FirstParagraph"/>
+        <w:ind w:firstLine="420"/>
       </w:pPr>
       <w:r>
         <w:rPr>
@@ -42089,8 +41464,9 @@
       <w:pPr>
         <w:numPr>
           <w:ilvl w:val="0"/>
-          <w:numId w:val="1015"/>
+          <w:numId w:val="1031"/>
         </w:numPr>
+        <w:ind w:firstLine="420"/>
       </w:pPr>
       <w:r>
         <w:rPr>
@@ -42336,8 +41712,9 @@
       <w:pPr>
         <w:numPr>
           <w:ilvl w:val="0"/>
-          <w:numId w:val="1015"/>
+          <w:numId w:val="1031"/>
         </w:numPr>
+        <w:ind w:firstLine="420"/>
       </w:pPr>
       <w:r>
         <w:rPr>
@@ -42647,8 +42024,9 @@
       <w:pPr>
         <w:numPr>
           <w:ilvl w:val="0"/>
-          <w:numId w:val="1015"/>
+          <w:numId w:val="1031"/>
         </w:numPr>
+        <w:ind w:firstLine="420"/>
       </w:pPr>
       <w:r>
         <w:rPr>
@@ -42837,8 +42215,9 @@
       <w:pPr>
         <w:numPr>
           <w:ilvl w:val="0"/>
-          <w:numId w:val="1015"/>
+          <w:numId w:val="1031"/>
         </w:numPr>
+        <w:ind w:firstLine="420"/>
       </w:pPr>
       <w:r>
         <w:rPr>
@@ -42893,8 +42272,9 @@
       <w:pPr>
         <w:numPr>
           <w:ilvl w:val="0"/>
-          <w:numId w:val="1015"/>
+          <w:numId w:val="1031"/>
         </w:numPr>
+        <w:ind w:firstLine="420"/>
       </w:pPr>
       <w:r>
         <w:rPr>
@@ -42949,8 +42329,9 @@
       <w:pPr>
         <w:numPr>
           <w:ilvl w:val="0"/>
-          <w:numId w:val="1015"/>
+          <w:numId w:val="1031"/>
         </w:numPr>
+        <w:ind w:firstLine="420"/>
       </w:pPr>
       <w:r>
         <w:rPr>
@@ -43043,7 +42424,7 @@
         </w:rPr>
         <w:drawing>
           <wp:inline>
-            <wp:extent cx="3124200" cy="3085310"/>
+            <wp:extent cx="3124200" cy="3086100"/>
             <wp:effectExtent b="0" l="0" r="0" t="0"/>
             <wp:docPr descr="" title="" id="234" name="Picture"/>
             <a:graphic>
@@ -43064,7 +42445,7 @@
                   <pic:spPr bwMode="auto">
                     <a:xfrm>
                       <a:off x="0" y="0"/>
-                      <a:ext cx="3124200" cy="3085310"/>
+                      <a:ext cx="3124200" cy="3086100"/>
                     </a:xfrm>
                     <a:prstGeom prst="rect">
                       <a:avLst/>
@@ -43085,43 +42466,13 @@
     </w:p>
     <w:p>
       <w:pPr>
-        <w:spacing w:before="0" w:after="0"/>
-      </w:pPr>
-    </w:p>
-    <w:p>
-      <w:pPr>
-        <w:spacing w:before="0" w:after="0"/>
-      </w:pPr>
-    </w:p>
-    <w:p>
-      <w:pPr>
-        <w:spacing w:before="0" w:after="0"/>
-      </w:pPr>
-    </w:p>
-    <w:p>
-      <w:pPr>
-        <w:spacing w:before="0" w:after="0"/>
-      </w:pPr>
-    </w:p>
-    <w:p>
-      <w:pPr>
-        <w:spacing w:before="0" w:after="0"/>
-      </w:pPr>
-    </w:p>
-    <w:p>
-      <w:pPr>
-        <w:spacing w:before="0" w:after="0"/>
-      </w:pPr>
-    </w:p>
-    <w:p>
-      <w:pPr>
-        <w:spacing w:before="0" w:after="0"/>
-      </w:pPr>
-    </w:p>
-    <w:p>
-      <w:pPr>
-        <w:spacing w:before="0" w:after="0"/>
-      </w:pPr>
+        <w:spacing w:before="160" w:after="80"/>
+      </w:pPr>
+      <w:r>
+        <w:pict>
+          <v:rect style="width:0;height:1.5pt" o:hralign="center" o:hrstd="t" o:hr="t"/>
+        </w:pict>
+      </w:r>
     </w:p>
     <w:p>
       <w:pPr>
@@ -43162,6 +42513,7 @@
     <w:p>
       <w:pPr>
         <w:pStyle w:val="FirstParagraph"/>
+        <w:ind w:firstLine="420"/>
       </w:pPr>
       <w:r>
         <w:rPr>
@@ -43442,8 +42794,9 @@
       <w:pPr>
         <w:numPr>
           <w:ilvl w:val="0"/>
-          <w:numId w:val="1016"/>
+          <w:numId w:val="1032"/>
         </w:numPr>
+        <w:ind w:firstLine="420"/>
       </w:pPr>
       <w:r>
         <w:rPr>
@@ -43547,8 +42900,9 @@
       <w:pPr>
         <w:numPr>
           <w:ilvl w:val="0"/>
-          <w:numId w:val="1016"/>
+          <w:numId w:val="1032"/>
         </w:numPr>
+        <w:ind w:firstLine="420"/>
       </w:pPr>
       <w:r>
         <w:rPr>
@@ -43770,8 +43124,9 @@
       <w:pPr>
         <w:numPr>
           <w:ilvl w:val="0"/>
-          <w:numId w:val="1016"/>
+          <w:numId w:val="1032"/>
         </w:numPr>
+        <w:ind w:firstLine="420"/>
       </w:pPr>
       <w:r>
         <w:rPr>
@@ -44064,7 +43419,7 @@
         </w:rPr>
         <w:drawing>
           <wp:inline>
-            <wp:extent cx="3240000" cy="3086836"/>
+            <wp:extent cx="3240000" cy="3146086"/>
             <wp:effectExtent b="0" l="0" r="0" t="0"/>
             <wp:docPr descr="" title="" id="238" name="Picture"/>
             <a:graphic>
@@ -44085,7 +43440,7 @@
                   <pic:spPr bwMode="auto">
                     <a:xfrm>
                       <a:off x="0" y="0"/>
-                      <a:ext cx="3240000" cy="3086836"/>
+                      <a:ext cx="3240000" cy="3146086"/>
                     </a:xfrm>
                     <a:prstGeom prst="rect">
                       <a:avLst/>
@@ -44128,7 +43483,7 @@
         </w:rPr>
         <w:drawing>
           <wp:inline>
-            <wp:extent cx="3073400" cy="2606554"/>
+            <wp:extent cx="3073400" cy="2667000"/>
             <wp:effectExtent b="0" l="0" r="0" t="0"/>
             <wp:docPr descr="" title="" id="241" name="Picture"/>
             <a:graphic>
@@ -44149,7 +43504,7 @@
                   <pic:spPr bwMode="auto">
                     <a:xfrm>
                       <a:off x="0" y="0"/>
-                      <a:ext cx="3073400" cy="2606554"/>
+                      <a:ext cx="3073400" cy="2667000"/>
                     </a:xfrm>
                     <a:prstGeom prst="rect">
                       <a:avLst/>
@@ -44192,7 +43547,7 @@
         </w:rPr>
         <w:drawing>
           <wp:inline>
-            <wp:extent cx="3240000" cy="3007649"/>
+            <wp:extent cx="3240000" cy="3024843"/>
             <wp:effectExtent b="0" l="0" r="0" t="0"/>
             <wp:docPr descr="" title="" id="244" name="Picture"/>
             <a:graphic>
@@ -44213,7 +43568,7 @@
                   <pic:spPr bwMode="auto">
                     <a:xfrm>
                       <a:off x="0" y="0"/>
-                      <a:ext cx="3240000" cy="3007649"/>
+                      <a:ext cx="3240000" cy="3024843"/>
                     </a:xfrm>
                     <a:prstGeom prst="rect">
                       <a:avLst/>
@@ -44256,7 +43611,7 @@
         </w:rPr>
         <w:drawing>
           <wp:inline>
-            <wp:extent cx="2235200" cy="2248348"/>
+            <wp:extent cx="2235200" cy="2336800"/>
             <wp:effectExtent b="0" l="0" r="0" t="0"/>
             <wp:docPr descr="" title="" id="247" name="Picture"/>
             <a:graphic>
@@ -44277,7 +43632,7 @@
                   <pic:spPr bwMode="auto">
                     <a:xfrm>
                       <a:off x="0" y="0"/>
-                      <a:ext cx="2235200" cy="2248348"/>
+                      <a:ext cx="2235200" cy="2336800"/>
                     </a:xfrm>
                     <a:prstGeom prst="rect">
                       <a:avLst/>
@@ -44320,7 +43675,7 @@
         </w:rPr>
         <w:drawing>
           <wp:inline>
-            <wp:extent cx="2946400" cy="2764684"/>
+            <wp:extent cx="2946400" cy="2768600"/>
             <wp:effectExtent b="0" l="0" r="0" t="0"/>
             <wp:docPr descr="" title="" id="250" name="Picture"/>
             <a:graphic>
@@ -44341,7 +43696,7 @@
                   <pic:spPr bwMode="auto">
                     <a:xfrm>
                       <a:off x="0" y="0"/>
-                      <a:ext cx="2946400" cy="2764684"/>
+                      <a:ext cx="2946400" cy="2768600"/>
                     </a:xfrm>
                     <a:prstGeom prst="rect">
                       <a:avLst/>
@@ -44384,7 +43739,7 @@
         </w:rPr>
         <w:drawing>
           <wp:inline>
-            <wp:extent cx="3429000" cy="2489200"/>
+            <wp:extent cx="3429000" cy="2552700"/>
             <wp:effectExtent b="0" l="0" r="0" t="0"/>
             <wp:docPr descr="" title="" id="253" name="Picture"/>
             <a:graphic>
@@ -44405,7 +43760,7 @@
                   <pic:spPr bwMode="auto">
                     <a:xfrm>
                       <a:off x="0" y="0"/>
-                      <a:ext cx="3429000" cy="2489200"/>
+                      <a:ext cx="3429000" cy="2552700"/>
                     </a:xfrm>
                     <a:prstGeom prst="rect">
                       <a:avLst/>
@@ -44448,7 +43803,7 @@
         </w:rPr>
         <w:drawing>
           <wp:inline>
-            <wp:extent cx="2781300" cy="2730500"/>
+            <wp:extent cx="2857500" cy="2730500"/>
             <wp:effectExtent b="0" l="0" r="0" t="0"/>
             <wp:docPr descr="" title="" id="256" name="Picture"/>
             <a:graphic>
@@ -44469,7 +43824,7 @@
                   <pic:spPr bwMode="auto">
                     <a:xfrm>
                       <a:off x="0" y="0"/>
-                      <a:ext cx="2781300" cy="2730500"/>
+                      <a:ext cx="2857500" cy="2730500"/>
                     </a:xfrm>
                     <a:prstGeom prst="rect">
                       <a:avLst/>
@@ -44512,7 +43867,7 @@
         </w:rPr>
         <w:drawing>
           <wp:inline>
-            <wp:extent cx="3009900" cy="2750426"/>
+            <wp:extent cx="3009900" cy="2768600"/>
             <wp:effectExtent b="0" l="0" r="0" t="0"/>
             <wp:docPr descr="" title="" id="259" name="Picture"/>
             <a:graphic>
@@ -44533,7 +43888,7 @@
                   <pic:spPr bwMode="auto">
                     <a:xfrm>
                       <a:off x="0" y="0"/>
-                      <a:ext cx="3009900" cy="2750426"/>
+                      <a:ext cx="3009900" cy="2768600"/>
                     </a:xfrm>
                     <a:prstGeom prst="rect">
                       <a:avLst/>
@@ -44569,8 +43924,9 @@
         <w:pStyle w:val="Compact"/>
         <w:numPr>
           <w:ilvl w:val="0"/>
-          <w:numId w:val="1017"/>
+          <w:numId w:val="1033"/>
         </w:numPr>
+        <w:ind w:firstLine="420"/>
       </w:pPr>
       <w:r>
         <w:rPr>
@@ -44655,43 +44011,13 @@
     </w:p>
     <w:p>
       <w:pPr>
-        <w:spacing w:before="0" w:after="0"/>
-      </w:pPr>
-    </w:p>
-    <w:p>
-      <w:pPr>
-        <w:spacing w:before="0" w:after="0"/>
-      </w:pPr>
-    </w:p>
-    <w:p>
-      <w:pPr>
-        <w:spacing w:before="0" w:after="0"/>
-      </w:pPr>
-    </w:p>
-    <w:p>
-      <w:pPr>
-        <w:spacing w:before="0" w:after="0"/>
-      </w:pPr>
-    </w:p>
-    <w:p>
-      <w:pPr>
-        <w:spacing w:before="0" w:after="0"/>
-      </w:pPr>
-    </w:p>
-    <w:p>
-      <w:pPr>
-        <w:spacing w:before="0" w:after="0"/>
-      </w:pPr>
-    </w:p>
-    <w:p>
-      <w:pPr>
-        <w:spacing w:before="0" w:after="0"/>
-      </w:pPr>
-    </w:p>
-    <w:p>
-      <w:pPr>
-        <w:spacing w:before="0" w:after="0"/>
-      </w:pPr>
+        <w:spacing w:before="160" w:after="80"/>
+      </w:pPr>
+      <w:r>
+        <w:pict>
+          <v:rect style="width:0;height:1.5pt" o:hralign="center" o:hrstd="t" o:hr="t"/>
+        </w:pict>
+      </w:r>
     </w:p>
     <w:p>
       <w:pPr>
@@ -44708,6 +44034,7 @@
     <w:bookmarkEnd w:id="263"/>
     <w:sectPr>
       <w:footerReference w:type="default" r:id="rId9"/>
+      <w:headerReference w:type="default" r:id="rId11"/>
       <w:footnotePr>
         <w:numRestart w:val="eachSect"/>
       </w:footnotePr>
@@ -44726,32 +44053,90 @@
 <w:ftr xmlns:m="http://schemas.openxmlformats.org/officeDocument/2006/math" xmlns:mc="http://schemas.openxmlformats.org/markup-compatibility/2006" xmlns:mo="http://schemas.microsoft.com/office/mac/office/2008/main" xmlns:mv="urn:schemas-microsoft-com:mac:vml" xmlns:o="urn:schemas-microsoft-com:office:office" xmlns:r="http://schemas.openxmlformats.org/officeDocument/2006/relationships" xmlns:v="urn:schemas-microsoft-com:vml" xmlns:w10="urn:schemas-microsoft-com:office:word" xmlns:w14="http://schemas.microsoft.com/office/word/2010/wordml" xmlns:w="http://schemas.openxmlformats.org/wordprocessingml/2006/main" xmlns:wne="http://schemas.microsoft.com/office/word/2006/wordml" xmlns:wp14="http://schemas.microsoft.com/office/word/2010/wordprocessingDrawing" xmlns:wp="http://schemas.openxmlformats.org/drawingml/2006/wordprocessingDrawing" xmlns:wpc="http://schemas.microsoft.com/office/word/2010/wordprocessingCanvas" xmlns:wpg="http://schemas.microsoft.com/office/word/2010/wordprocessingGroup" xmlns:wpi="http://schemas.microsoft.com/office/word/2010/wordprocessingInk" xmlns:wps="http://schemas.microsoft.com/office/word/2010/wordprocessingShape" mc:Ignorable="w14 wp14">
   <w:p>
     <w:pPr>
-      <w:pStyle w:val="Footer"/>
       <w:jc w:val="center"/>
     </w:pPr>
     <w:r>
       <w:rPr>
-        <w:rFonts w:ascii="Times New Roman" w:hAnsi="Times New Roman" w:eastAsia="Times New Roman" w:cs="Times New Roman"/>
-        <w:b w:val="0"/>
-        <w:sz w:val="20"/>
+        <w:color w:val="000000"/>
+        <w:sz w:val="18"/>
+      </w:rPr>
+      <w:t xml:space="preserve">第 </w:t>
+    </w:r>
+    <w:r>
+      <w:rPr>
+        <w:color w:val="000000"/>
+        <w:sz w:val="18"/>
       </w:rPr>
       <w:fldChar w:fldCharType="begin"/>
     </w:r>
     <w:r>
       <w:rPr>
-        <w:rFonts w:ascii="Times New Roman" w:hAnsi="Times New Roman" w:eastAsia="Times New Roman" w:cs="Times New Roman"/>
-        <w:b w:val="0"/>
-        <w:sz w:val="20"/>
+        <w:sz w:val="18"/>
       </w:rPr>
       <w:instrText xml:space="preserve"> PAGE </w:instrText>
     </w:r>
     <w:r>
       <w:rPr>
-        <w:rFonts w:ascii="Times New Roman" w:hAnsi="Times New Roman" w:eastAsia="Times New Roman" w:cs="Times New Roman"/>
-        <w:b w:val="0"/>
-        <w:sz w:val="20"/>
+        <w:sz w:val="18"/>
+      </w:rPr>
+      <w:fldChar w:fldCharType="separate"/>
+    </w:r>
+    <w:r>
+      <w:rPr>
+        <w:sz w:val="18"/>
+      </w:rPr>
+      <w:t>1</w:t>
+    </w:r>
+    <w:r>
+      <w:rPr>
+        <w:sz w:val="18"/>
       </w:rPr>
       <w:fldChar w:fldCharType="end"/>
+    </w:r>
+    <w:r>
+      <w:rPr>
+        <w:color w:val="000000"/>
+        <w:sz w:val="18"/>
+      </w:rPr>
+      <w:t xml:space="preserve"> 页 / 共 </w:t>
+    </w:r>
+    <w:r>
+      <w:rPr>
+        <w:color w:val="000000"/>
+        <w:sz w:val="18"/>
+      </w:rPr>
+      <w:fldChar w:fldCharType="begin"/>
+    </w:r>
+    <w:r>
+      <w:rPr>
+        <w:sz w:val="18"/>
+      </w:rPr>
+      <w:instrText xml:space="preserve"> NUMPAGES </w:instrText>
+    </w:r>
+    <w:r>
+      <w:rPr>
+        <w:sz w:val="18"/>
+      </w:rPr>
+      <w:fldChar w:fldCharType="separate"/>
+    </w:r>
+    <w:r>
+      <w:rPr>
+        <w:sz w:val="18"/>
+      </w:rPr>
+      <w:t>1</w:t>
+    </w:r>
+    <w:r>
+      <w:rPr>
+        <w:sz w:val="18"/>
+      </w:rPr>
+      <w:fldChar w:fldCharType="end"/>
+    </w:r>
+    <w:r>
+      <w:rPr>
+        <w:color w:val="000000"/>
+        <w:sz w:val="18"/>
+      </w:rPr>
+      <w:t xml:space="preserve"> 页</w:t>
     </w:r>
   </w:p>
 </w:ftr>
@@ -44774,6 +44159,26 @@
     </w:p>
   </w:footnote>
 </w:footnotes>
+</file>
+
+<file path=word/header1.xml><?xml version="1.0" encoding="utf-8"?>
+<w:hdr xmlns:m="http://schemas.openxmlformats.org/officeDocument/2006/math" xmlns:mc="http://schemas.openxmlformats.org/markup-compatibility/2006" xmlns:mo="http://schemas.microsoft.com/office/mac/office/2008/main" xmlns:mv="urn:schemas-microsoft-com:mac:vml" xmlns:o="urn:schemas-microsoft-com:office:office" xmlns:r="http://schemas.openxmlformats.org/officeDocument/2006/relationships" xmlns:v="urn:schemas-microsoft-com:vml" xmlns:w10="urn:schemas-microsoft-com:office:word" xmlns:w14="http://schemas.microsoft.com/office/word/2010/wordml" xmlns:w="http://schemas.openxmlformats.org/wordprocessingml/2006/main" xmlns:wne="http://schemas.microsoft.com/office/word/2006/wordml" xmlns:wp14="http://schemas.microsoft.com/office/word/2010/wordprocessingDrawing" xmlns:wp="http://schemas.openxmlformats.org/drawingml/2006/wordprocessingDrawing" xmlns:wpc="http://schemas.microsoft.com/office/word/2010/wordprocessingCanvas" xmlns:wpg="http://schemas.microsoft.com/office/word/2010/wordprocessingGroup" xmlns:wpi="http://schemas.microsoft.com/office/word/2010/wordprocessingInk" xmlns:wps="http://schemas.microsoft.com/office/word/2010/wordprocessingShape" mc:Ignorable="w14 wp14">
+  <w:p>
+    <w:pPr>
+      <w:jc w:val="right"/>
+      <w:pBdr>
+        <w:bottom w:val="single" w:sz="4" w:space="2" w:color="000000"/>
+      </w:pBdr>
+    </w:pPr>
+    <w:r>
+      <w:rPr>
+        <w:color w:val="000000"/>
+        <w:sz w:val="18"/>
+      </w:rPr>
+      <w:t>第一轮结构·4-晶体结构（学生版）</w:t>
+    </w:r>
+  </w:p>
+</w:hdr>
 </file>
 
 <file path=word/numbering.xml><?xml version="1.0" encoding="utf-8"?>
@@ -45034,6 +44439,261 @@
     </w:lvl>
     <w:lvl w:ilvl="8">
       <w:start w:val="1"/>
+      <w:numFmt w:val="decimal"/>
+      <w:lvlText w:val="(%9)"/>
+      <w:lvlJc w:val="left"/>
+      <w:pPr>
+        <w:ind w:left="6480" w:hanging="360"/>
+      </w:pPr>
+    </w:lvl>
+  </w:abstractNum>
+  <w:abstractNum w:abstractNumId="99432">
+    <w:nsid w:val="00A99432"/>
+    <w:multiLevelType w:val="multilevel"/>
+    <w:lvl w:ilvl="0">
+      <w:start w:val="2"/>
+      <w:numFmt w:val="decimal"/>
+      <w:lvlText w:val="(%1)"/>
+      <w:lvlJc w:val="left"/>
+      <w:pPr>
+        <w:ind w:left="720" w:hanging="360"/>
+      </w:pPr>
+    </w:lvl>
+    <w:lvl w:ilvl="1">
+      <w:start w:val="2"/>
+      <w:numFmt w:val="decimal"/>
+      <w:lvlText w:val="(%2)"/>
+      <w:lvlJc w:val="left"/>
+      <w:pPr>
+        <w:ind w:left="1440" w:hanging="360"/>
+      </w:pPr>
+    </w:lvl>
+    <w:lvl w:ilvl="2">
+      <w:start w:val="2"/>
+      <w:numFmt w:val="decimal"/>
+      <w:lvlText w:val="(%3)"/>
+      <w:lvlJc w:val="left"/>
+      <w:pPr>
+        <w:ind w:left="2160" w:hanging="360"/>
+      </w:pPr>
+    </w:lvl>
+    <w:lvl w:ilvl="3">
+      <w:start w:val="2"/>
+      <w:numFmt w:val="decimal"/>
+      <w:lvlText w:val="(%4)"/>
+      <w:lvlJc w:val="left"/>
+      <w:pPr>
+        <w:ind w:left="2880" w:hanging="360"/>
+      </w:pPr>
+    </w:lvl>
+    <w:lvl w:ilvl="4">
+      <w:start w:val="2"/>
+      <w:numFmt w:val="decimal"/>
+      <w:lvlText w:val="(%5)"/>
+      <w:lvlJc w:val="left"/>
+      <w:pPr>
+        <w:ind w:left="3600" w:hanging="360"/>
+      </w:pPr>
+    </w:lvl>
+    <w:lvl w:ilvl="5">
+      <w:start w:val="2"/>
+      <w:numFmt w:val="decimal"/>
+      <w:lvlText w:val="(%6)"/>
+      <w:lvlJc w:val="left"/>
+      <w:pPr>
+        <w:ind w:left="4320" w:hanging="360"/>
+      </w:pPr>
+    </w:lvl>
+    <w:lvl w:ilvl="6">
+      <w:start w:val="2"/>
+      <w:numFmt w:val="decimal"/>
+      <w:lvlText w:val="(%7)"/>
+      <w:lvlJc w:val="left"/>
+      <w:pPr>
+        <w:ind w:left="5040" w:hanging="360"/>
+      </w:pPr>
+    </w:lvl>
+    <w:lvl w:ilvl="7">
+      <w:start w:val="2"/>
+      <w:numFmt w:val="decimal"/>
+      <w:lvlText w:val="(%8)"/>
+      <w:lvlJc w:val="left"/>
+      <w:pPr>
+        <w:ind w:left="5760" w:hanging="360"/>
+      </w:pPr>
+    </w:lvl>
+    <w:lvl w:ilvl="8">
+      <w:start w:val="2"/>
+      <w:numFmt w:val="decimal"/>
+      <w:lvlText w:val="(%9)"/>
+      <w:lvlJc w:val="left"/>
+      <w:pPr>
+        <w:ind w:left="6480" w:hanging="360"/>
+      </w:pPr>
+    </w:lvl>
+  </w:abstractNum>
+  <w:abstractNum w:abstractNumId="99437">
+    <w:nsid w:val="00A99437"/>
+    <w:multiLevelType w:val="multilevel"/>
+    <w:lvl w:ilvl="0">
+      <w:start w:val="7"/>
+      <w:numFmt w:val="decimal"/>
+      <w:lvlText w:val="(%1)"/>
+      <w:lvlJc w:val="left"/>
+      <w:pPr>
+        <w:ind w:left="720" w:hanging="360"/>
+      </w:pPr>
+    </w:lvl>
+    <w:lvl w:ilvl="1">
+      <w:start w:val="7"/>
+      <w:numFmt w:val="decimal"/>
+      <w:lvlText w:val="(%2)"/>
+      <w:lvlJc w:val="left"/>
+      <w:pPr>
+        <w:ind w:left="1440" w:hanging="360"/>
+      </w:pPr>
+    </w:lvl>
+    <w:lvl w:ilvl="2">
+      <w:start w:val="7"/>
+      <w:numFmt w:val="decimal"/>
+      <w:lvlText w:val="(%3)"/>
+      <w:lvlJc w:val="left"/>
+      <w:pPr>
+        <w:ind w:left="2160" w:hanging="360"/>
+      </w:pPr>
+    </w:lvl>
+    <w:lvl w:ilvl="3">
+      <w:start w:val="7"/>
+      <w:numFmt w:val="decimal"/>
+      <w:lvlText w:val="(%4)"/>
+      <w:lvlJc w:val="left"/>
+      <w:pPr>
+        <w:ind w:left="2880" w:hanging="360"/>
+      </w:pPr>
+    </w:lvl>
+    <w:lvl w:ilvl="4">
+      <w:start w:val="7"/>
+      <w:numFmt w:val="decimal"/>
+      <w:lvlText w:val="(%5)"/>
+      <w:lvlJc w:val="left"/>
+      <w:pPr>
+        <w:ind w:left="3600" w:hanging="360"/>
+      </w:pPr>
+    </w:lvl>
+    <w:lvl w:ilvl="5">
+      <w:start w:val="7"/>
+      <w:numFmt w:val="decimal"/>
+      <w:lvlText w:val="(%6)"/>
+      <w:lvlJc w:val="left"/>
+      <w:pPr>
+        <w:ind w:left="4320" w:hanging="360"/>
+      </w:pPr>
+    </w:lvl>
+    <w:lvl w:ilvl="6">
+      <w:start w:val="7"/>
+      <w:numFmt w:val="decimal"/>
+      <w:lvlText w:val="(%7)"/>
+      <w:lvlJc w:val="left"/>
+      <w:pPr>
+        <w:ind w:left="5040" w:hanging="360"/>
+      </w:pPr>
+    </w:lvl>
+    <w:lvl w:ilvl="7">
+      <w:start w:val="7"/>
+      <w:numFmt w:val="decimal"/>
+      <w:lvlText w:val="(%8)"/>
+      <w:lvlJc w:val="left"/>
+      <w:pPr>
+        <w:ind w:left="5760" w:hanging="360"/>
+      </w:pPr>
+    </w:lvl>
+    <w:lvl w:ilvl="8">
+      <w:start w:val="7"/>
+      <w:numFmt w:val="decimal"/>
+      <w:lvlText w:val="(%9)"/>
+      <w:lvlJc w:val="left"/>
+      <w:pPr>
+        <w:ind w:left="6480" w:hanging="360"/>
+      </w:pPr>
+    </w:lvl>
+  </w:abstractNum>
+  <w:abstractNum w:abstractNumId="99433">
+    <w:nsid w:val="00A99433"/>
+    <w:multiLevelType w:val="multilevel"/>
+    <w:lvl w:ilvl="0">
+      <w:start w:val="3"/>
+      <w:numFmt w:val="decimal"/>
+      <w:lvlText w:val="(%1)"/>
+      <w:lvlJc w:val="left"/>
+      <w:pPr>
+        <w:ind w:left="720" w:hanging="360"/>
+      </w:pPr>
+    </w:lvl>
+    <w:lvl w:ilvl="1">
+      <w:start w:val="3"/>
+      <w:numFmt w:val="decimal"/>
+      <w:lvlText w:val="(%2)"/>
+      <w:lvlJc w:val="left"/>
+      <w:pPr>
+        <w:ind w:left="1440" w:hanging="360"/>
+      </w:pPr>
+    </w:lvl>
+    <w:lvl w:ilvl="2">
+      <w:start w:val="3"/>
+      <w:numFmt w:val="decimal"/>
+      <w:lvlText w:val="(%3)"/>
+      <w:lvlJc w:val="left"/>
+      <w:pPr>
+        <w:ind w:left="2160" w:hanging="360"/>
+      </w:pPr>
+    </w:lvl>
+    <w:lvl w:ilvl="3">
+      <w:start w:val="3"/>
+      <w:numFmt w:val="decimal"/>
+      <w:lvlText w:val="(%4)"/>
+      <w:lvlJc w:val="left"/>
+      <w:pPr>
+        <w:ind w:left="2880" w:hanging="360"/>
+      </w:pPr>
+    </w:lvl>
+    <w:lvl w:ilvl="4">
+      <w:start w:val="3"/>
+      <w:numFmt w:val="decimal"/>
+      <w:lvlText w:val="(%5)"/>
+      <w:lvlJc w:val="left"/>
+      <w:pPr>
+        <w:ind w:left="3600" w:hanging="360"/>
+      </w:pPr>
+    </w:lvl>
+    <w:lvl w:ilvl="5">
+      <w:start w:val="3"/>
+      <w:numFmt w:val="decimal"/>
+      <w:lvlText w:val="(%6)"/>
+      <w:lvlJc w:val="left"/>
+      <w:pPr>
+        <w:ind w:left="4320" w:hanging="360"/>
+      </w:pPr>
+    </w:lvl>
+    <w:lvl w:ilvl="6">
+      <w:start w:val="3"/>
+      <w:numFmt w:val="decimal"/>
+      <w:lvlText w:val="(%7)"/>
+      <w:lvlJc w:val="left"/>
+      <w:pPr>
+        <w:ind w:left="5040" w:hanging="360"/>
+      </w:pPr>
+    </w:lvl>
+    <w:lvl w:ilvl="7">
+      <w:start w:val="3"/>
+      <w:numFmt w:val="decimal"/>
+      <w:lvlText w:val="(%8)"/>
+      <w:lvlJc w:val="left"/>
+      <w:pPr>
+        <w:ind w:left="5760" w:hanging="360"/>
+      </w:pPr>
+    </w:lvl>
+    <w:lvl w:ilvl="8">
+      <w:start w:val="3"/>
       <w:numFmt w:val="decimal"/>
       <w:lvlText w:val="(%9)"/>
       <w:lvlJc w:val="left"/>
@@ -45482,6 +45142,66 @@
     </w:lvlOverride>
   </w:num>
   <w:num w:numId="1006">
+    <w:abstractNumId w:val="99432"/>
+    <w:lvlOverride w:ilvl="0">
+      <w:startOverride w:val="2"/>
+    </w:lvlOverride>
+    <w:lvlOverride w:ilvl="1">
+      <w:startOverride w:val="2"/>
+    </w:lvlOverride>
+    <w:lvlOverride w:ilvl="2">
+      <w:startOverride w:val="2"/>
+    </w:lvlOverride>
+    <w:lvlOverride w:ilvl="3">
+      <w:startOverride w:val="2"/>
+    </w:lvlOverride>
+    <w:lvlOverride w:ilvl="4">
+      <w:startOverride w:val="2"/>
+    </w:lvlOverride>
+    <w:lvlOverride w:ilvl="5">
+      <w:startOverride w:val="2"/>
+    </w:lvlOverride>
+    <w:lvlOverride w:ilvl="6">
+      <w:startOverride w:val="2"/>
+    </w:lvlOverride>
+    <w:lvlOverride w:ilvl="7">
+      <w:startOverride w:val="2"/>
+    </w:lvlOverride>
+    <w:lvlOverride w:ilvl="8">
+      <w:startOverride w:val="2"/>
+    </w:lvlOverride>
+  </w:num>
+  <w:num w:numId="1007">
+    <w:abstractNumId w:val="99437"/>
+    <w:lvlOverride w:ilvl="0">
+      <w:startOverride w:val="7"/>
+    </w:lvlOverride>
+    <w:lvlOverride w:ilvl="1">
+      <w:startOverride w:val="7"/>
+    </w:lvlOverride>
+    <w:lvlOverride w:ilvl="2">
+      <w:startOverride w:val="7"/>
+    </w:lvlOverride>
+    <w:lvlOverride w:ilvl="3">
+      <w:startOverride w:val="7"/>
+    </w:lvlOverride>
+    <w:lvlOverride w:ilvl="4">
+      <w:startOverride w:val="7"/>
+    </w:lvlOverride>
+    <w:lvlOverride w:ilvl="5">
+      <w:startOverride w:val="7"/>
+    </w:lvlOverride>
+    <w:lvlOverride w:ilvl="6">
+      <w:startOverride w:val="7"/>
+    </w:lvlOverride>
+    <w:lvlOverride w:ilvl="7">
+      <w:startOverride w:val="7"/>
+    </w:lvlOverride>
+    <w:lvlOverride w:ilvl="8">
+      <w:startOverride w:val="7"/>
+    </w:lvlOverride>
+  </w:num>
+  <w:num w:numId="1008">
     <w:abstractNumId w:val="99431"/>
     <w:lvlOverride w:ilvl="0">
       <w:startOverride w:val="1"/>
@@ -45511,8 +45231,8 @@
       <w:startOverride w:val="1"/>
     </w:lvlOverride>
   </w:num>
-  <w:num w:numId="1007">
-    <w:abstractNumId w:val="99731"/>
+  <w:num w:numId="1009">
+    <w:abstractNumId w:val="99431"/>
     <w:lvlOverride w:ilvl="0">
       <w:startOverride w:val="1"/>
     </w:lvlOverride>
@@ -45541,38 +45261,8 @@
       <w:startOverride w:val="1"/>
     </w:lvlOverride>
   </w:num>
-  <w:num w:numId="1008">
-    <w:abstractNumId w:val="99732"/>
-    <w:lvlOverride w:ilvl="0">
-      <w:startOverride w:val="2"/>
-    </w:lvlOverride>
-    <w:lvlOverride w:ilvl="1">
-      <w:startOverride w:val="2"/>
-    </w:lvlOverride>
-    <w:lvlOverride w:ilvl="2">
-      <w:startOverride w:val="2"/>
-    </w:lvlOverride>
-    <w:lvlOverride w:ilvl="3">
-      <w:startOverride w:val="2"/>
-    </w:lvlOverride>
-    <w:lvlOverride w:ilvl="4">
-      <w:startOverride w:val="2"/>
-    </w:lvlOverride>
-    <w:lvlOverride w:ilvl="5">
-      <w:startOverride w:val="2"/>
-    </w:lvlOverride>
-    <w:lvlOverride w:ilvl="6">
-      <w:startOverride w:val="2"/>
-    </w:lvlOverride>
-    <w:lvlOverride w:ilvl="7">
-      <w:startOverride w:val="2"/>
-    </w:lvlOverride>
-    <w:lvlOverride w:ilvl="8">
-      <w:startOverride w:val="2"/>
-    </w:lvlOverride>
-  </w:num>
-  <w:num w:numId="1009">
-    <w:abstractNumId w:val="99733"/>
+  <w:num w:numId="1010">
+    <w:abstractNumId w:val="99433"/>
     <w:lvlOverride w:ilvl="0">
       <w:startOverride w:val="3"/>
     </w:lvlOverride>
@@ -45599,36 +45289,6 @@
     </w:lvlOverride>
     <w:lvlOverride w:ilvl="8">
       <w:startOverride w:val="3"/>
-    </w:lvlOverride>
-  </w:num>
-  <w:num w:numId="1010">
-    <w:abstractNumId w:val="99431"/>
-    <w:lvlOverride w:ilvl="0">
-      <w:startOverride w:val="1"/>
-    </w:lvlOverride>
-    <w:lvlOverride w:ilvl="1">
-      <w:startOverride w:val="1"/>
-    </w:lvlOverride>
-    <w:lvlOverride w:ilvl="2">
-      <w:startOverride w:val="1"/>
-    </w:lvlOverride>
-    <w:lvlOverride w:ilvl="3">
-      <w:startOverride w:val="1"/>
-    </w:lvlOverride>
-    <w:lvlOverride w:ilvl="4">
-      <w:startOverride w:val="1"/>
-    </w:lvlOverride>
-    <w:lvlOverride w:ilvl="5">
-      <w:startOverride w:val="1"/>
-    </w:lvlOverride>
-    <w:lvlOverride w:ilvl="6">
-      <w:startOverride w:val="1"/>
-    </w:lvlOverride>
-    <w:lvlOverride w:ilvl="7">
-      <w:startOverride w:val="1"/>
-    </w:lvlOverride>
-    <w:lvlOverride w:ilvl="8">
-      <w:startOverride w:val="1"/>
     </w:lvlOverride>
   </w:num>
   <w:num w:numId="1011">
@@ -45692,7 +45352,7 @@
     </w:lvlOverride>
   </w:num>
   <w:num w:numId="1013">
-    <w:abstractNumId w:val="99431"/>
+    <w:abstractNumId w:val="99731"/>
     <w:lvlOverride w:ilvl="0">
       <w:startOverride w:val="1"/>
     </w:lvlOverride>
@@ -45722,63 +45382,63 @@
     </w:lvlOverride>
   </w:num>
   <w:num w:numId="1014">
-    <w:abstractNumId w:val="99731"/>
+    <w:abstractNumId w:val="99732"/>
     <w:lvlOverride w:ilvl="0">
-      <w:startOverride w:val="1"/>
+      <w:startOverride w:val="2"/>
     </w:lvlOverride>
     <w:lvlOverride w:ilvl="1">
-      <w:startOverride w:val="1"/>
+      <w:startOverride w:val="2"/>
     </w:lvlOverride>
     <w:lvlOverride w:ilvl="2">
-      <w:startOverride w:val="1"/>
+      <w:startOverride w:val="2"/>
     </w:lvlOverride>
     <w:lvlOverride w:ilvl="3">
-      <w:startOverride w:val="1"/>
+      <w:startOverride w:val="2"/>
     </w:lvlOverride>
     <w:lvlOverride w:ilvl="4">
-      <w:startOverride w:val="1"/>
+      <w:startOverride w:val="2"/>
     </w:lvlOverride>
     <w:lvlOverride w:ilvl="5">
-      <w:startOverride w:val="1"/>
+      <w:startOverride w:val="2"/>
     </w:lvlOverride>
     <w:lvlOverride w:ilvl="6">
-      <w:startOverride w:val="1"/>
+      <w:startOverride w:val="2"/>
     </w:lvlOverride>
     <w:lvlOverride w:ilvl="7">
-      <w:startOverride w:val="1"/>
+      <w:startOverride w:val="2"/>
     </w:lvlOverride>
     <w:lvlOverride w:ilvl="8">
-      <w:startOverride w:val="1"/>
+      <w:startOverride w:val="2"/>
     </w:lvlOverride>
   </w:num>
   <w:num w:numId="1015">
-    <w:abstractNumId w:val="99431"/>
+    <w:abstractNumId w:val="99733"/>
     <w:lvlOverride w:ilvl="0">
-      <w:startOverride w:val="1"/>
+      <w:startOverride w:val="3"/>
     </w:lvlOverride>
     <w:lvlOverride w:ilvl="1">
-      <w:startOverride w:val="1"/>
+      <w:startOverride w:val="3"/>
     </w:lvlOverride>
     <w:lvlOverride w:ilvl="2">
-      <w:startOverride w:val="1"/>
+      <w:startOverride w:val="3"/>
     </w:lvlOverride>
     <w:lvlOverride w:ilvl="3">
-      <w:startOverride w:val="1"/>
+      <w:startOverride w:val="3"/>
     </w:lvlOverride>
     <w:lvlOverride w:ilvl="4">
-      <w:startOverride w:val="1"/>
+      <w:startOverride w:val="3"/>
     </w:lvlOverride>
     <w:lvlOverride w:ilvl="5">
-      <w:startOverride w:val="1"/>
+      <w:startOverride w:val="3"/>
     </w:lvlOverride>
     <w:lvlOverride w:ilvl="6">
-      <w:startOverride w:val="1"/>
+      <w:startOverride w:val="3"/>
     </w:lvlOverride>
     <w:lvlOverride w:ilvl="7">
-      <w:startOverride w:val="1"/>
+      <w:startOverride w:val="3"/>
     </w:lvlOverride>
     <w:lvlOverride w:ilvl="8">
-      <w:startOverride w:val="1"/>
+      <w:startOverride w:val="3"/>
     </w:lvlOverride>
   </w:num>
   <w:num w:numId="1016">
@@ -45812,6 +45472,486 @@
     </w:lvlOverride>
   </w:num>
   <w:num w:numId="1017">
+    <w:abstractNumId w:val="99433"/>
+    <w:lvlOverride w:ilvl="0">
+      <w:startOverride w:val="3"/>
+    </w:lvlOverride>
+    <w:lvlOverride w:ilvl="1">
+      <w:startOverride w:val="3"/>
+    </w:lvlOverride>
+    <w:lvlOverride w:ilvl="2">
+      <w:startOverride w:val="3"/>
+    </w:lvlOverride>
+    <w:lvlOverride w:ilvl="3">
+      <w:startOverride w:val="3"/>
+    </w:lvlOverride>
+    <w:lvlOverride w:ilvl="4">
+      <w:startOverride w:val="3"/>
+    </w:lvlOverride>
+    <w:lvlOverride w:ilvl="5">
+      <w:startOverride w:val="3"/>
+    </w:lvlOverride>
+    <w:lvlOverride w:ilvl="6">
+      <w:startOverride w:val="3"/>
+    </w:lvlOverride>
+    <w:lvlOverride w:ilvl="7">
+      <w:startOverride w:val="3"/>
+    </w:lvlOverride>
+    <w:lvlOverride w:ilvl="8">
+      <w:startOverride w:val="3"/>
+    </w:lvlOverride>
+  </w:num>
+  <w:num w:numId="1018">
+    <w:abstractNumId w:val="99431"/>
+    <w:lvlOverride w:ilvl="0">
+      <w:startOverride w:val="1"/>
+    </w:lvlOverride>
+    <w:lvlOverride w:ilvl="1">
+      <w:startOverride w:val="1"/>
+    </w:lvlOverride>
+    <w:lvlOverride w:ilvl="2">
+      <w:startOverride w:val="1"/>
+    </w:lvlOverride>
+    <w:lvlOverride w:ilvl="3">
+      <w:startOverride w:val="1"/>
+    </w:lvlOverride>
+    <w:lvlOverride w:ilvl="4">
+      <w:startOverride w:val="1"/>
+    </w:lvlOverride>
+    <w:lvlOverride w:ilvl="5">
+      <w:startOverride w:val="1"/>
+    </w:lvlOverride>
+    <w:lvlOverride w:ilvl="6">
+      <w:startOverride w:val="1"/>
+    </w:lvlOverride>
+    <w:lvlOverride w:ilvl="7">
+      <w:startOverride w:val="1"/>
+    </w:lvlOverride>
+    <w:lvlOverride w:ilvl="8">
+      <w:startOverride w:val="1"/>
+    </w:lvlOverride>
+  </w:num>
+  <w:num w:numId="1019">
+    <w:abstractNumId w:val="99432"/>
+    <w:lvlOverride w:ilvl="0">
+      <w:startOverride w:val="2"/>
+    </w:lvlOverride>
+    <w:lvlOverride w:ilvl="1">
+      <w:startOverride w:val="2"/>
+    </w:lvlOverride>
+    <w:lvlOverride w:ilvl="2">
+      <w:startOverride w:val="2"/>
+    </w:lvlOverride>
+    <w:lvlOverride w:ilvl="3">
+      <w:startOverride w:val="2"/>
+    </w:lvlOverride>
+    <w:lvlOverride w:ilvl="4">
+      <w:startOverride w:val="2"/>
+    </w:lvlOverride>
+    <w:lvlOverride w:ilvl="5">
+      <w:startOverride w:val="2"/>
+    </w:lvlOverride>
+    <w:lvlOverride w:ilvl="6">
+      <w:startOverride w:val="2"/>
+    </w:lvlOverride>
+    <w:lvlOverride w:ilvl="7">
+      <w:startOverride w:val="2"/>
+    </w:lvlOverride>
+    <w:lvlOverride w:ilvl="8">
+      <w:startOverride w:val="2"/>
+    </w:lvlOverride>
+  </w:num>
+  <w:num w:numId="1020">
+    <w:abstractNumId w:val="99433"/>
+    <w:lvlOverride w:ilvl="0">
+      <w:startOverride w:val="3"/>
+    </w:lvlOverride>
+    <w:lvlOverride w:ilvl="1">
+      <w:startOverride w:val="3"/>
+    </w:lvlOverride>
+    <w:lvlOverride w:ilvl="2">
+      <w:startOverride w:val="3"/>
+    </w:lvlOverride>
+    <w:lvlOverride w:ilvl="3">
+      <w:startOverride w:val="3"/>
+    </w:lvlOverride>
+    <w:lvlOverride w:ilvl="4">
+      <w:startOverride w:val="3"/>
+    </w:lvlOverride>
+    <w:lvlOverride w:ilvl="5">
+      <w:startOverride w:val="3"/>
+    </w:lvlOverride>
+    <w:lvlOverride w:ilvl="6">
+      <w:startOverride w:val="3"/>
+    </w:lvlOverride>
+    <w:lvlOverride w:ilvl="7">
+      <w:startOverride w:val="3"/>
+    </w:lvlOverride>
+    <w:lvlOverride w:ilvl="8">
+      <w:startOverride w:val="3"/>
+    </w:lvlOverride>
+  </w:num>
+  <w:num w:numId="1021">
+    <w:abstractNumId w:val="99431"/>
+    <w:lvlOverride w:ilvl="0">
+      <w:startOverride w:val="1"/>
+    </w:lvlOverride>
+    <w:lvlOverride w:ilvl="1">
+      <w:startOverride w:val="1"/>
+    </w:lvlOverride>
+    <w:lvlOverride w:ilvl="2">
+      <w:startOverride w:val="1"/>
+    </w:lvlOverride>
+    <w:lvlOverride w:ilvl="3">
+      <w:startOverride w:val="1"/>
+    </w:lvlOverride>
+    <w:lvlOverride w:ilvl="4">
+      <w:startOverride w:val="1"/>
+    </w:lvlOverride>
+    <w:lvlOverride w:ilvl="5">
+      <w:startOverride w:val="1"/>
+    </w:lvlOverride>
+    <w:lvlOverride w:ilvl="6">
+      <w:startOverride w:val="1"/>
+    </w:lvlOverride>
+    <w:lvlOverride w:ilvl="7">
+      <w:startOverride w:val="1"/>
+    </w:lvlOverride>
+    <w:lvlOverride w:ilvl="8">
+      <w:startOverride w:val="1"/>
+    </w:lvlOverride>
+  </w:num>
+  <w:num w:numId="1022">
+    <w:abstractNumId w:val="99431"/>
+    <w:lvlOverride w:ilvl="0">
+      <w:startOverride w:val="1"/>
+    </w:lvlOverride>
+    <w:lvlOverride w:ilvl="1">
+      <w:startOverride w:val="1"/>
+    </w:lvlOverride>
+    <w:lvlOverride w:ilvl="2">
+      <w:startOverride w:val="1"/>
+    </w:lvlOverride>
+    <w:lvlOverride w:ilvl="3">
+      <w:startOverride w:val="1"/>
+    </w:lvlOverride>
+    <w:lvlOverride w:ilvl="4">
+      <w:startOverride w:val="1"/>
+    </w:lvlOverride>
+    <w:lvlOverride w:ilvl="5">
+      <w:startOverride w:val="1"/>
+    </w:lvlOverride>
+    <w:lvlOverride w:ilvl="6">
+      <w:startOverride w:val="1"/>
+    </w:lvlOverride>
+    <w:lvlOverride w:ilvl="7">
+      <w:startOverride w:val="1"/>
+    </w:lvlOverride>
+    <w:lvlOverride w:ilvl="8">
+      <w:startOverride w:val="1"/>
+    </w:lvlOverride>
+  </w:num>
+  <w:num w:numId="1023">
+    <w:abstractNumId w:val="99431"/>
+    <w:lvlOverride w:ilvl="0">
+      <w:startOverride w:val="1"/>
+    </w:lvlOverride>
+    <w:lvlOverride w:ilvl="1">
+      <w:startOverride w:val="1"/>
+    </w:lvlOverride>
+    <w:lvlOverride w:ilvl="2">
+      <w:startOverride w:val="1"/>
+    </w:lvlOverride>
+    <w:lvlOverride w:ilvl="3">
+      <w:startOverride w:val="1"/>
+    </w:lvlOverride>
+    <w:lvlOverride w:ilvl="4">
+      <w:startOverride w:val="1"/>
+    </w:lvlOverride>
+    <w:lvlOverride w:ilvl="5">
+      <w:startOverride w:val="1"/>
+    </w:lvlOverride>
+    <w:lvlOverride w:ilvl="6">
+      <w:startOverride w:val="1"/>
+    </w:lvlOverride>
+    <w:lvlOverride w:ilvl="7">
+      <w:startOverride w:val="1"/>
+    </w:lvlOverride>
+    <w:lvlOverride w:ilvl="8">
+      <w:startOverride w:val="1"/>
+    </w:lvlOverride>
+  </w:num>
+  <w:num w:numId="1024">
+    <w:abstractNumId w:val="99431"/>
+    <w:lvlOverride w:ilvl="0">
+      <w:startOverride w:val="1"/>
+    </w:lvlOverride>
+    <w:lvlOverride w:ilvl="1">
+      <w:startOverride w:val="1"/>
+    </w:lvlOverride>
+    <w:lvlOverride w:ilvl="2">
+      <w:startOverride w:val="1"/>
+    </w:lvlOverride>
+    <w:lvlOverride w:ilvl="3">
+      <w:startOverride w:val="1"/>
+    </w:lvlOverride>
+    <w:lvlOverride w:ilvl="4">
+      <w:startOverride w:val="1"/>
+    </w:lvlOverride>
+    <w:lvlOverride w:ilvl="5">
+      <w:startOverride w:val="1"/>
+    </w:lvlOverride>
+    <w:lvlOverride w:ilvl="6">
+      <w:startOverride w:val="1"/>
+    </w:lvlOverride>
+    <w:lvlOverride w:ilvl="7">
+      <w:startOverride w:val="1"/>
+    </w:lvlOverride>
+    <w:lvlOverride w:ilvl="8">
+      <w:startOverride w:val="1"/>
+    </w:lvlOverride>
+  </w:num>
+  <w:num w:numId="1025">
+    <w:abstractNumId w:val="99431"/>
+    <w:lvlOverride w:ilvl="0">
+      <w:startOverride w:val="1"/>
+    </w:lvlOverride>
+    <w:lvlOverride w:ilvl="1">
+      <w:startOverride w:val="1"/>
+    </w:lvlOverride>
+    <w:lvlOverride w:ilvl="2">
+      <w:startOverride w:val="1"/>
+    </w:lvlOverride>
+    <w:lvlOverride w:ilvl="3">
+      <w:startOverride w:val="1"/>
+    </w:lvlOverride>
+    <w:lvlOverride w:ilvl="4">
+      <w:startOverride w:val="1"/>
+    </w:lvlOverride>
+    <w:lvlOverride w:ilvl="5">
+      <w:startOverride w:val="1"/>
+    </w:lvlOverride>
+    <w:lvlOverride w:ilvl="6">
+      <w:startOverride w:val="1"/>
+    </w:lvlOverride>
+    <w:lvlOverride w:ilvl="7">
+      <w:startOverride w:val="1"/>
+    </w:lvlOverride>
+    <w:lvlOverride w:ilvl="8">
+      <w:startOverride w:val="1"/>
+    </w:lvlOverride>
+  </w:num>
+  <w:num w:numId="1026">
+    <w:abstractNumId w:val="99432"/>
+    <w:lvlOverride w:ilvl="0">
+      <w:startOverride w:val="2"/>
+    </w:lvlOverride>
+    <w:lvlOverride w:ilvl="1">
+      <w:startOverride w:val="2"/>
+    </w:lvlOverride>
+    <w:lvlOverride w:ilvl="2">
+      <w:startOverride w:val="2"/>
+    </w:lvlOverride>
+    <w:lvlOverride w:ilvl="3">
+      <w:startOverride w:val="2"/>
+    </w:lvlOverride>
+    <w:lvlOverride w:ilvl="4">
+      <w:startOverride w:val="2"/>
+    </w:lvlOverride>
+    <w:lvlOverride w:ilvl="5">
+      <w:startOverride w:val="2"/>
+    </w:lvlOverride>
+    <w:lvlOverride w:ilvl="6">
+      <w:startOverride w:val="2"/>
+    </w:lvlOverride>
+    <w:lvlOverride w:ilvl="7">
+      <w:startOverride w:val="2"/>
+    </w:lvlOverride>
+    <w:lvlOverride w:ilvl="8">
+      <w:startOverride w:val="2"/>
+    </w:lvlOverride>
+  </w:num>
+  <w:num w:numId="1027">
+    <w:abstractNumId w:val="99431"/>
+    <w:lvlOverride w:ilvl="0">
+      <w:startOverride w:val="1"/>
+    </w:lvlOverride>
+    <w:lvlOverride w:ilvl="1">
+      <w:startOverride w:val="1"/>
+    </w:lvlOverride>
+    <w:lvlOverride w:ilvl="2">
+      <w:startOverride w:val="1"/>
+    </w:lvlOverride>
+    <w:lvlOverride w:ilvl="3">
+      <w:startOverride w:val="1"/>
+    </w:lvlOverride>
+    <w:lvlOverride w:ilvl="4">
+      <w:startOverride w:val="1"/>
+    </w:lvlOverride>
+    <w:lvlOverride w:ilvl="5">
+      <w:startOverride w:val="1"/>
+    </w:lvlOverride>
+    <w:lvlOverride w:ilvl="6">
+      <w:startOverride w:val="1"/>
+    </w:lvlOverride>
+    <w:lvlOverride w:ilvl="7">
+      <w:startOverride w:val="1"/>
+    </w:lvlOverride>
+    <w:lvlOverride w:ilvl="8">
+      <w:startOverride w:val="1"/>
+    </w:lvlOverride>
+  </w:num>
+  <w:num w:numId="1028">
+    <w:abstractNumId w:val="99431"/>
+    <w:lvlOverride w:ilvl="0">
+      <w:startOverride w:val="1"/>
+    </w:lvlOverride>
+    <w:lvlOverride w:ilvl="1">
+      <w:startOverride w:val="1"/>
+    </w:lvlOverride>
+    <w:lvlOverride w:ilvl="2">
+      <w:startOverride w:val="1"/>
+    </w:lvlOverride>
+    <w:lvlOverride w:ilvl="3">
+      <w:startOverride w:val="1"/>
+    </w:lvlOverride>
+    <w:lvlOverride w:ilvl="4">
+      <w:startOverride w:val="1"/>
+    </w:lvlOverride>
+    <w:lvlOverride w:ilvl="5">
+      <w:startOverride w:val="1"/>
+    </w:lvlOverride>
+    <w:lvlOverride w:ilvl="6">
+      <w:startOverride w:val="1"/>
+    </w:lvlOverride>
+    <w:lvlOverride w:ilvl="7">
+      <w:startOverride w:val="1"/>
+    </w:lvlOverride>
+    <w:lvlOverride w:ilvl="8">
+      <w:startOverride w:val="1"/>
+    </w:lvlOverride>
+  </w:num>
+  <w:num w:numId="1029">
+    <w:abstractNumId w:val="99432"/>
+    <w:lvlOverride w:ilvl="0">
+      <w:startOverride w:val="2"/>
+    </w:lvlOverride>
+    <w:lvlOverride w:ilvl="1">
+      <w:startOverride w:val="2"/>
+    </w:lvlOverride>
+    <w:lvlOverride w:ilvl="2">
+      <w:startOverride w:val="2"/>
+    </w:lvlOverride>
+    <w:lvlOverride w:ilvl="3">
+      <w:startOverride w:val="2"/>
+    </w:lvlOverride>
+    <w:lvlOverride w:ilvl="4">
+      <w:startOverride w:val="2"/>
+    </w:lvlOverride>
+    <w:lvlOverride w:ilvl="5">
+      <w:startOverride w:val="2"/>
+    </w:lvlOverride>
+    <w:lvlOverride w:ilvl="6">
+      <w:startOverride w:val="2"/>
+    </w:lvlOverride>
+    <w:lvlOverride w:ilvl="7">
+      <w:startOverride w:val="2"/>
+    </w:lvlOverride>
+    <w:lvlOverride w:ilvl="8">
+      <w:startOverride w:val="2"/>
+    </w:lvlOverride>
+  </w:num>
+  <w:num w:numId="1030">
+    <w:abstractNumId w:val="99731"/>
+    <w:lvlOverride w:ilvl="0">
+      <w:startOverride w:val="1"/>
+    </w:lvlOverride>
+    <w:lvlOverride w:ilvl="1">
+      <w:startOverride w:val="1"/>
+    </w:lvlOverride>
+    <w:lvlOverride w:ilvl="2">
+      <w:startOverride w:val="1"/>
+    </w:lvlOverride>
+    <w:lvlOverride w:ilvl="3">
+      <w:startOverride w:val="1"/>
+    </w:lvlOverride>
+    <w:lvlOverride w:ilvl="4">
+      <w:startOverride w:val="1"/>
+    </w:lvlOverride>
+    <w:lvlOverride w:ilvl="5">
+      <w:startOverride w:val="1"/>
+    </w:lvlOverride>
+    <w:lvlOverride w:ilvl="6">
+      <w:startOverride w:val="1"/>
+    </w:lvlOverride>
+    <w:lvlOverride w:ilvl="7">
+      <w:startOverride w:val="1"/>
+    </w:lvlOverride>
+    <w:lvlOverride w:ilvl="8">
+      <w:startOverride w:val="1"/>
+    </w:lvlOverride>
+  </w:num>
+  <w:num w:numId="1031">
+    <w:abstractNumId w:val="99431"/>
+    <w:lvlOverride w:ilvl="0">
+      <w:startOverride w:val="1"/>
+    </w:lvlOverride>
+    <w:lvlOverride w:ilvl="1">
+      <w:startOverride w:val="1"/>
+    </w:lvlOverride>
+    <w:lvlOverride w:ilvl="2">
+      <w:startOverride w:val="1"/>
+    </w:lvlOverride>
+    <w:lvlOverride w:ilvl="3">
+      <w:startOverride w:val="1"/>
+    </w:lvlOverride>
+    <w:lvlOverride w:ilvl="4">
+      <w:startOverride w:val="1"/>
+    </w:lvlOverride>
+    <w:lvlOverride w:ilvl="5">
+      <w:startOverride w:val="1"/>
+    </w:lvlOverride>
+    <w:lvlOverride w:ilvl="6">
+      <w:startOverride w:val="1"/>
+    </w:lvlOverride>
+    <w:lvlOverride w:ilvl="7">
+      <w:startOverride w:val="1"/>
+    </w:lvlOverride>
+    <w:lvlOverride w:ilvl="8">
+      <w:startOverride w:val="1"/>
+    </w:lvlOverride>
+  </w:num>
+  <w:num w:numId="1032">
+    <w:abstractNumId w:val="99431"/>
+    <w:lvlOverride w:ilvl="0">
+      <w:startOverride w:val="1"/>
+    </w:lvlOverride>
+    <w:lvlOverride w:ilvl="1">
+      <w:startOverride w:val="1"/>
+    </w:lvlOverride>
+    <w:lvlOverride w:ilvl="2">
+      <w:startOverride w:val="1"/>
+    </w:lvlOverride>
+    <w:lvlOverride w:ilvl="3">
+      <w:startOverride w:val="1"/>
+    </w:lvlOverride>
+    <w:lvlOverride w:ilvl="4">
+      <w:startOverride w:val="1"/>
+    </w:lvlOverride>
+    <w:lvlOverride w:ilvl="5">
+      <w:startOverride w:val="1"/>
+    </w:lvlOverride>
+    <w:lvlOverride w:ilvl="6">
+      <w:startOverride w:val="1"/>
+    </w:lvlOverride>
+    <w:lvlOverride w:ilvl="7">
+      <w:startOverride w:val="1"/>
+    </w:lvlOverride>
+    <w:lvlOverride w:ilvl="8">
+      <w:startOverride w:val="1"/>
+    </w:lvlOverride>
+  </w:num>
+  <w:num w:numId="1033">
     <w:abstractNumId w:val="99434"/>
     <w:lvlOverride w:ilvl="0">
       <w:startOverride w:val="4"/>
@@ -45919,7 +46059,7 @@
     <ns0:rPr>
       <ns0:rFonts ns0:ascii="Times New Roman" ns0:cs="Times New Roman" ns0:eastAsia="SimHei" ns0:hAnsi="Times New Roman"/>
       <ns0:b/>
-      <ns0:color ns0:val="000000"/>
+      <ns0:color ns0:val="17324D"/>
       <ns0:sz ns0:val="44"/>
       <ns0:szCs ns0:val="56"/>
     </ns0:rPr>
@@ -46061,7 +46201,7 @@
     <ns0:rPr>
       <ns0:rFonts ns0:ascii="Times New Roman" ns0:cs="Times New Roman" ns0:eastAsia="SimHei" ns0:hAnsi="Times New Roman"/>
       <ns0:b/>
-      <ns0:color ns0:val="000000"/>
+      <ns0:color ns0:val="17324D"/>
       <ns0:sz ns0:val="32"/>
       <ns0:szCs ns0:val="40"/>
     </ns0:rPr>
@@ -46085,7 +46225,7 @@
     <ns0:rPr>
       <ns0:rFonts ns0:ascii="Times New Roman" ns0:cs="Times New Roman" ns0:eastAsia="SimHei" ns0:hAnsi="Times New Roman"/>
       <ns0:b/>
-      <ns0:color ns0:val="000000"/>
+      <ns0:color ns0:val="17324D"/>
       <ns0:sz ns0:val="28"/>
       <ns0:szCs ns0:val="32"/>
     </ns0:rPr>
@@ -46109,7 +46249,7 @@
     <ns0:rPr>
       <ns0:rFonts ns0:ascii="Times New Roman" ns0:cs="Times New Roman" ns0:eastAsia="SimHei" ns0:hAnsi="Times New Roman"/>
       <ns0:b/>
-      <ns0:color ns0:val="000000"/>
+      <ns0:color ns0:val="17324D"/>
       <ns0:sz ns0:val="25"/>
       <ns0:szCs ns0:val="28"/>
     </ns0:rPr>
@@ -46585,7 +46725,7 @@
     <w:rPr>
       <w:rFonts w:ascii="Times New Roman" w:hAnsi="Times New Roman" w:eastAsia="FangSong" w:cs="Times New Roman"/>
       <w:b/>
-      <w:color w:val="007020"/>
+      <w:color w:val="000000"/>
     </w:rPr>
   </w:style>
   <w:style w:type="character" w:customStyle="1" w:styleId="DataTypeTok">
@@ -46593,7 +46733,7 @@
     <w:basedOn w:val="VerbatimChar"/>
     <w:rPr>
       <w:rFonts w:ascii="Times New Roman" w:hAnsi="Times New Roman" w:eastAsia="FangSong" w:cs="Times New Roman"/>
-      <w:color w:val="902000"/>
+      <w:color w:val="000000"/>
     </w:rPr>
   </w:style>
   <w:style w:type="character" w:customStyle="1" w:styleId="DecValTok">
@@ -46601,7 +46741,7 @@
     <w:basedOn w:val="VerbatimChar"/>
     <w:rPr>
       <w:rFonts w:ascii="Times New Roman" w:hAnsi="Times New Roman" w:eastAsia="FangSong" w:cs="Times New Roman"/>
-      <w:color w:val="40a070"/>
+      <w:color w:val="000000"/>
     </w:rPr>
   </w:style>
   <w:style w:type="character" w:customStyle="1" w:styleId="BaseNTok">
@@ -46609,7 +46749,7 @@
     <w:basedOn w:val="VerbatimChar"/>
     <w:rPr>
       <w:rFonts w:ascii="Times New Roman" w:hAnsi="Times New Roman" w:eastAsia="FangSong" w:cs="Times New Roman"/>
-      <w:color w:val="40a070"/>
+      <w:color w:val="000000"/>
     </w:rPr>
   </w:style>
   <w:style w:type="character" w:customStyle="1" w:styleId="FloatTok">
@@ -46617,7 +46757,7 @@
     <w:basedOn w:val="VerbatimChar"/>
     <w:rPr>
       <w:rFonts w:ascii="Times New Roman" w:hAnsi="Times New Roman" w:eastAsia="FangSong" w:cs="Times New Roman"/>
-      <w:color w:val="40a070"/>
+      <w:color w:val="000000"/>
     </w:rPr>
   </w:style>
   <w:style w:type="character" w:customStyle="1" w:styleId="ConstantTok">
@@ -46625,7 +46765,7 @@
     <w:basedOn w:val="VerbatimChar"/>
     <w:rPr>
       <w:rFonts w:ascii="Times New Roman" w:hAnsi="Times New Roman" w:eastAsia="FangSong" w:cs="Times New Roman"/>
-      <w:color w:val="880000"/>
+      <w:color w:val="000000"/>
     </w:rPr>
   </w:style>
   <w:style w:type="character" w:customStyle="1" w:styleId="CharTok">
@@ -46633,7 +46773,7 @@
     <w:basedOn w:val="VerbatimChar"/>
     <w:rPr>
       <w:rFonts w:ascii="Times New Roman" w:hAnsi="Times New Roman" w:eastAsia="FangSong" w:cs="Times New Roman"/>
-      <w:color w:val="4070a0"/>
+      <w:color w:val="000000"/>
     </w:rPr>
   </w:style>
   <w:style w:type="character" w:customStyle="1" w:styleId="SpecialCharTok">
@@ -46641,7 +46781,7 @@
     <w:basedOn w:val="VerbatimChar"/>
     <w:rPr>
       <w:rFonts w:ascii="Times New Roman" w:hAnsi="Times New Roman" w:eastAsia="FangSong" w:cs="Times New Roman"/>
-      <w:color w:val="4070a0"/>
+      <w:color w:val="000000"/>
     </w:rPr>
   </w:style>
   <w:style w:type="character" w:customStyle="1" w:styleId="StringTok">
@@ -46649,7 +46789,7 @@
     <w:basedOn w:val="VerbatimChar"/>
     <w:rPr>
       <w:rFonts w:ascii="Times New Roman" w:hAnsi="Times New Roman" w:eastAsia="FangSong" w:cs="Times New Roman"/>
-      <w:color w:val="4070a0"/>
+      <w:color w:val="000000"/>
     </w:rPr>
   </w:style>
   <w:style w:type="character" w:customStyle="1" w:styleId="VerbatimStringTok">
@@ -46657,7 +46797,7 @@
     <w:basedOn w:val="VerbatimChar"/>
     <w:rPr>
       <w:rFonts w:ascii="Times New Roman" w:hAnsi="Times New Roman" w:eastAsia="FangSong" w:cs="Times New Roman"/>
-      <w:color w:val="4070a0"/>
+      <w:color w:val="000000"/>
     </w:rPr>
   </w:style>
   <w:style w:type="character" w:customStyle="1" w:styleId="SpecialStringTok">
@@ -46665,7 +46805,7 @@
     <w:basedOn w:val="VerbatimChar"/>
     <w:rPr>
       <w:rFonts w:ascii="Times New Roman" w:hAnsi="Times New Roman" w:eastAsia="FangSong" w:cs="Times New Roman"/>
-      <w:color w:val="bb6688"/>
+      <w:color w:val="000000"/>
     </w:rPr>
   </w:style>
   <w:style w:type="character" w:customStyle="1" w:styleId="ImportTok">
@@ -46674,7 +46814,7 @@
     <w:rPr>
       <w:rFonts w:ascii="Times New Roman" w:hAnsi="Times New Roman" w:eastAsia="FangSong" w:cs="Times New Roman"/>
       <w:b/>
-      <w:color w:val="008000"/>
+      <w:color w:val="000000"/>
     </w:rPr>
   </w:style>
   <w:style w:type="character" w:customStyle="1" w:styleId="CommentTok">
@@ -46683,7 +46823,7 @@
     <w:rPr>
       <w:rFonts w:ascii="Times New Roman" w:hAnsi="Times New Roman" w:eastAsia="FangSong" w:cs="Times New Roman"/>
       <w:i/>
-      <w:color w:val="60a0b0"/>
+      <w:color w:val="000000"/>
     </w:rPr>
   </w:style>
   <w:style w:type="character" w:customStyle="1" w:styleId="DocumentationTok">
@@ -46692,7 +46832,7 @@
     <w:rPr>
       <w:rFonts w:ascii="Times New Roman" w:hAnsi="Times New Roman" w:eastAsia="FangSong" w:cs="Times New Roman"/>
       <w:i/>
-      <w:color w:val="ba2121"/>
+      <w:color w:val="000000"/>
     </w:rPr>
   </w:style>
   <w:style w:type="character" w:customStyle="1" w:styleId="AnnotationTok">
@@ -46702,7 +46842,7 @@
       <w:rFonts w:ascii="Times New Roman" w:hAnsi="Times New Roman" w:eastAsia="FangSong" w:cs="Times New Roman"/>
       <w:b/>
       <w:i/>
-      <w:color w:val="60a0b0"/>
+      <w:color w:val="000000"/>
     </w:rPr>
   </w:style>
   <w:style w:type="character" w:customStyle="1" w:styleId="CommentVarTok">
@@ -46712,7 +46852,7 @@
       <w:rFonts w:ascii="Times New Roman" w:hAnsi="Times New Roman" w:eastAsia="FangSong" w:cs="Times New Roman"/>
       <w:b/>
       <w:i/>
-      <w:color w:val="60a0b0"/>
+      <w:color w:val="000000"/>
     </w:rPr>
   </w:style>
   <w:style w:type="character" w:customStyle="1" w:styleId="OtherTok">
@@ -46720,7 +46860,7 @@
     <w:basedOn w:val="VerbatimChar"/>
     <w:rPr>
       <w:rFonts w:ascii="Times New Roman" w:hAnsi="Times New Roman" w:eastAsia="FangSong" w:cs="Times New Roman"/>
-      <w:color w:val="007020"/>
+      <w:color w:val="000000"/>
     </w:rPr>
   </w:style>
   <w:style w:type="character" w:customStyle="1" w:styleId="FunctionTok">
@@ -46728,7 +46868,7 @@
     <w:basedOn w:val="VerbatimChar"/>
     <w:rPr>
       <w:rFonts w:ascii="Times New Roman" w:hAnsi="Times New Roman" w:eastAsia="FangSong" w:cs="Times New Roman"/>
-      <w:color w:val="06287e"/>
+      <w:color w:val="000000"/>
     </w:rPr>
   </w:style>
   <w:style w:type="character" w:customStyle="1" w:styleId="VariableTok">
@@ -46736,7 +46876,7 @@
     <w:basedOn w:val="VerbatimChar"/>
     <w:rPr>
       <w:rFonts w:ascii="Times New Roman" w:hAnsi="Times New Roman" w:eastAsia="FangSong" w:cs="Times New Roman"/>
-      <w:color w:val="19177c"/>
+      <w:color w:val="000000"/>
     </w:rPr>
   </w:style>
   <w:style w:type="character" w:customStyle="1" w:styleId="ControlFlowTok">
@@ -46745,7 +46885,7 @@
     <w:rPr>
       <w:rFonts w:ascii="Times New Roman" w:hAnsi="Times New Roman" w:eastAsia="FangSong" w:cs="Times New Roman"/>
       <w:b/>
-      <w:color w:val="007020"/>
+      <w:color w:val="000000"/>
     </w:rPr>
   </w:style>
   <w:style w:type="character" w:customStyle="1" w:styleId="OperatorTok">
@@ -46753,7 +46893,7 @@
     <w:basedOn w:val="VerbatimChar"/>
     <w:rPr>
       <w:rFonts w:ascii="Times New Roman" w:hAnsi="Times New Roman" w:eastAsia="FangSong" w:cs="Times New Roman"/>
-      <w:color w:val="666666"/>
+      <w:color w:val="000000"/>
     </w:rPr>
   </w:style>
   <w:style w:type="character" w:customStyle="1" w:styleId="BuiltInTok">
@@ -46761,7 +46901,7 @@
     <w:basedOn w:val="VerbatimChar"/>
     <w:rPr>
       <w:rFonts w:ascii="Times New Roman" w:hAnsi="Times New Roman" w:eastAsia="FangSong" w:cs="Times New Roman"/>
-      <w:color w:val="008000"/>
+      <w:color w:val="000000"/>
     </w:rPr>
   </w:style>
   <w:style w:type="character" w:customStyle="1" w:styleId="ExtensionTok">
@@ -46776,7 +46916,7 @@
     <w:basedOn w:val="VerbatimChar"/>
     <w:rPr>
       <w:rFonts w:ascii="Times New Roman" w:hAnsi="Times New Roman" w:eastAsia="FangSong" w:cs="Times New Roman"/>
-      <w:color w:val="bc7a00"/>
+      <w:color w:val="000000"/>
     </w:rPr>
   </w:style>
   <w:style w:type="character" w:customStyle="1" w:styleId="AttributeTok">
@@ -46784,7 +46924,7 @@
     <w:basedOn w:val="VerbatimChar"/>
     <w:rPr>
       <w:rFonts w:ascii="Times New Roman" w:hAnsi="Times New Roman" w:eastAsia="FangSong" w:cs="Times New Roman"/>
-      <w:color w:val="7d9029"/>
+      <w:color w:val="000000"/>
     </w:rPr>
   </w:style>
   <w:style w:type="character" w:customStyle="1" w:styleId="RegionMarkerTok">
@@ -46801,7 +46941,7 @@
       <w:rFonts w:ascii="Times New Roman" w:hAnsi="Times New Roman" w:eastAsia="FangSong" w:cs="Times New Roman"/>
       <w:b/>
       <w:i/>
-      <w:color w:val="60a0b0"/>
+      <w:color w:val="000000"/>
     </w:rPr>
   </w:style>
   <w:style w:type="character" w:customStyle="1" w:styleId="WarningTok">
@@ -46811,7 +46951,7 @@
       <w:rFonts w:ascii="Times New Roman" w:hAnsi="Times New Roman" w:eastAsia="FangSong" w:cs="Times New Roman"/>
       <w:b/>
       <w:i/>
-      <w:color w:val="60a0b0"/>
+      <w:color w:val="000000"/>
     </w:rPr>
   </w:style>
   <w:style w:type="character" w:customStyle="1" w:styleId="AlertTok">
@@ -46820,7 +46960,7 @@
     <w:rPr>
       <w:rFonts w:ascii="Times New Roman" w:hAnsi="Times New Roman" w:eastAsia="FangSong" w:cs="Times New Roman"/>
       <w:b/>
-      <w:color w:val="ff0000"/>
+      <w:color w:val="000000"/>
     </w:rPr>
   </w:style>
   <w:style w:type="character" w:customStyle="1" w:styleId="ErrorTok">
@@ -46829,7 +46969,7 @@
     <w:rPr>
       <w:rFonts w:ascii="Times New Roman" w:hAnsi="Times New Roman" w:eastAsia="FangSong" w:cs="Times New Roman"/>
       <w:b/>
-      <w:color w:val="ff0000"/>
+      <w:color w:val="000000"/>
     </w:rPr>
   </w:style>
   <w:style w:type="character" w:customStyle="1" w:styleId="NormalTok">

--- a/00-首页/题组Word/第一轮·竞赛教材版/第一轮结构·4-晶体结构（学生版-打印版）.docx
+++ b/00-首页/题组Word/第一轮·竞赛教材版/第一轮结构·4-晶体结构（学生版-打印版）.docx
@@ -4835,6 +4835,565 @@
     </w:p>
     <w:p>
       <w:pPr>
+        <w:numPr>
+          <w:ilvl w:val="0"/>
+          <w:numId w:val="1006"/>
+        </w:numPr>
+        <w:ind w:firstLine="420"/>
+      </w:pPr>
+      <w:r>
+        <w:rPr>
+          <w:rFonts w:hint="eastAsia" w:ascii="Times New Roman" w:hAnsi="Times New Roman" w:eastAsia="FangSong" w:cs="Times New Roman"/>
+        </w:rPr>
+        <w:t xml:space="preserve">计算</w:t>
+      </w:r>
+      <w:r>
+        <w:rPr>
+          <w:rFonts w:ascii="Times New Roman" w:hAnsi="Times New Roman" w:eastAsia="Times New Roman" w:cs="Times New Roman"/>
+        </w:rPr>
+        <w:t xml:space="preserve"> </w:t>
+      </w:r>
+      <m:oMath>
+        <m:oMathPr>
+          <m:ctrlPr>
+            <w:rPr>
+              <w:sz w:val="28"/>
+              <w:szCs w:val="28"/>
+            </w:rPr>
+          </m:ctrlPr>
+        </m:oMathPr>
+        <m:r>
+          <m:t>C</m:t>
+        </m:r>
+        <m:r>
+          <m:t>a</m:t>
+        </m:r>
+        <m:sSub>
+          <m:e>
+            <m:r>
+              <m:t>B</m:t>
+            </m:r>
+          </m:e>
+          <m:sub>
+            <m:r>
+              <m:t>x</m:t>
+            </m:r>
+          </m:sub>
+        </m:sSub>
+        <m:sSub>
+          <m:e>
+            <m:r>
+              <m:t>C</m:t>
+            </m:r>
+          </m:e>
+          <m:sub>
+            <m:r>
+              <m:t>y</m:t>
+            </m:r>
+          </m:sub>
+        </m:sSub>
+      </m:oMath>
+      <w:r>
+        <w:rPr>
+          <w:rFonts w:ascii="Times New Roman" w:hAnsi="Times New Roman" w:eastAsia="Times New Roman" w:cs="Times New Roman"/>
+        </w:rPr>
+        <w:t xml:space="preserve"> </w:t>
+      </w:r>
+      <w:r>
+        <w:rPr>
+          <w:rFonts w:hint="eastAsia" w:ascii="Times New Roman" w:hAnsi="Times New Roman" w:eastAsia="FangSong" w:cs="Times New Roman"/>
+        </w:rPr>
+        <w:t xml:space="preserve">的中</w:t>
+      </w:r>
+      <w:r>
+        <w:rPr>
+          <w:rFonts w:ascii="Times New Roman" w:hAnsi="Times New Roman" w:eastAsia="Times New Roman" w:cs="Times New Roman"/>
+        </w:rPr>
+        <w:t xml:space="preserve"> x </w:t>
+      </w:r>
+      <w:r>
+        <w:rPr>
+          <w:rFonts w:hint="eastAsia" w:ascii="Times New Roman" w:hAnsi="Times New Roman" w:eastAsia="FangSong" w:cs="Times New Roman"/>
+        </w:rPr>
+        <w:t xml:space="preserve">和</w:t>
+      </w:r>
+      <w:r>
+        <w:rPr>
+          <w:rFonts w:ascii="Times New Roman" w:hAnsi="Times New Roman" w:eastAsia="Times New Roman" w:cs="Times New Roman"/>
+        </w:rPr>
+        <w:t xml:space="preserve"> y </w:t>
+      </w:r>
+      <w:r>
+        <w:rPr>
+          <w:rFonts w:hint="eastAsia" w:ascii="Times New Roman" w:hAnsi="Times New Roman" w:eastAsia="FangSong" w:cs="Times New Roman"/>
+        </w:rPr>
+        <w:t>的值</w:t>
+      </w:r>
+      <w:r>
+        <w:rPr>
+          <w:rFonts w:hint="eastAsia" w:ascii="Times New Roman" w:hAnsi="Times New Roman" w:eastAsia="Times New Roman" w:cs="Times New Roman"/>
+        </w:rPr>
+        <w:t>。</w:t>
+      </w:r>
+    </w:p>
+    <w:p>
+      <w:pPr>
+        <w:numPr>
+          <w:ilvl w:val="0"/>
+          <w:numId w:val="1006"/>
+        </w:numPr>
+        <w:ind w:firstLine="420"/>
+      </w:pPr>
+      <w:r>
+        <w:rPr>
+          <w:rFonts w:hint="eastAsia" w:ascii="Times New Roman" w:hAnsi="Times New Roman" w:eastAsia="FangSong" w:cs="Times New Roman"/>
+        </w:rPr>
+        <w:t xml:space="preserve">请以</w:t>
+      </w:r>
+      <w:r>
+        <w:rPr>
+          <w:rFonts w:ascii="Times New Roman" w:hAnsi="Times New Roman" w:eastAsia="Times New Roman" w:cs="Times New Roman"/>
+        </w:rPr>
+        <w:t xml:space="preserve"> Ca </w:t>
+      </w:r>
+      <w:r>
+        <w:rPr>
+          <w:rFonts w:hint="eastAsia" w:ascii="Times New Roman" w:hAnsi="Times New Roman" w:eastAsia="FangSong" w:cs="Times New Roman"/>
+        </w:rPr>
+        <w:t>为晶胞原点</w:t>
+      </w:r>
+      <w:r>
+        <w:rPr>
+          <w:rFonts w:hint="eastAsia" w:ascii="Times New Roman" w:hAnsi="Times New Roman" w:eastAsia="Times New Roman" w:cs="Times New Roman"/>
+        </w:rPr>
+        <w:t>，</w:t>
+      </w:r>
+      <w:r>
+        <w:rPr>
+          <w:rFonts w:hint="eastAsia" w:ascii="Times New Roman" w:hAnsi="Times New Roman" w:eastAsia="FangSong" w:cs="Times New Roman"/>
+        </w:rPr>
+        <w:t>画出该半导体一个晶胞的结构</w:t>
+      </w:r>
+      <w:r>
+        <w:rPr>
+          <w:rFonts w:hint="eastAsia" w:ascii="Times New Roman" w:hAnsi="Times New Roman" w:eastAsia="Times New Roman" w:cs="Times New Roman"/>
+        </w:rPr>
+        <w:t>。</w:t>
+      </w:r>
+    </w:p>
+    <w:p>
+      <w:pPr>
+        <w:numPr>
+          <w:ilvl w:val="0"/>
+          <w:numId w:val="1006"/>
+        </w:numPr>
+        <w:ind w:firstLine="420"/>
+      </w:pPr>
+      <m:oMath>
+        <m:sSub>
+          <m:e>
+            <m:r>
+              <m:rPr>
+                <m:sty m:val="p"/>
+              </m:rPr>
+              <m:t>C</m:t>
+            </m:r>
+            <m:r>
+              <m:rPr>
+                <m:sty m:val="p"/>
+              </m:rPr>
+              <m:t>a</m:t>
+            </m:r>
+            <m:r>
+              <m:rPr>
+                <m:sty m:val="p"/>
+              </m:rPr>
+              <m:t>B</m:t>
+            </m:r>
+          </m:e>
+          <m:sub>
+            <m:r>
+              <m:t>z</m:t>
+            </m:r>
+          </m:sub>
+        </m:sSub>
+      </m:oMath>
+      <w:r>
+        <w:rPr>
+          <w:rFonts w:ascii="Times New Roman" w:hAnsi="Times New Roman" w:eastAsia="Times New Roman" w:cs="Times New Roman"/>
+        </w:rPr>
+        <w:t xml:space="preserve"> </w:t>
+      </w:r>
+      <w:r>
+        <w:rPr>
+          <w:rFonts w:hint="eastAsia" w:ascii="Times New Roman" w:hAnsi="Times New Roman" w:eastAsia="FangSong" w:cs="Times New Roman"/>
+        </w:rPr>
+        <w:t xml:space="preserve">的结构与</w:t>
+      </w:r>
+      <w:r>
+        <w:rPr>
+          <w:rFonts w:ascii="Times New Roman" w:hAnsi="Times New Roman" w:eastAsia="Times New Roman" w:cs="Times New Roman"/>
+        </w:rPr>
+        <w:t xml:space="preserve"> </w:t>
+      </w:r>
+      <m:oMath>
+        <m:oMathPr>
+          <m:ctrlPr>
+            <w:rPr>
+              <w:sz w:val="28"/>
+              <w:szCs w:val="28"/>
+            </w:rPr>
+          </m:ctrlPr>
+        </m:oMathPr>
+        <m:sSub>
+          <m:e>
+            <m:r>
+              <m:rPr>
+                <m:sty m:val="p"/>
+              </m:rPr>
+              <m:t>C</m:t>
+            </m:r>
+            <m:r>
+              <m:rPr>
+                <m:sty m:val="p"/>
+              </m:rPr>
+              <m:t>a</m:t>
+            </m:r>
+            <m:r>
+              <m:rPr>
+                <m:sty m:val="p"/>
+              </m:rPr>
+              <m:t>B</m:t>
+            </m:r>
+          </m:e>
+          <m:sub>
+            <m:r>
+              <m:t>2</m:t>
+            </m:r>
+          </m:sub>
+        </m:sSub>
+        <m:sSub>
+          <m:e>
+            <m:r>
+              <m:rPr>
+                <m:sty m:val="p"/>
+              </m:rPr>
+              <m:t>C</m:t>
+            </m:r>
+          </m:e>
+          <m:sub>
+            <m:r>
+              <m:t>2</m:t>
+            </m:r>
+          </m:sub>
+        </m:sSub>
+      </m:oMath>
+      <w:r>
+        <w:rPr>
+          <w:rFonts w:ascii="Times New Roman" w:hAnsi="Times New Roman" w:eastAsia="Times New Roman" w:cs="Times New Roman"/>
+        </w:rPr>
+        <w:t xml:space="preserve"> </w:t>
+      </w:r>
+      <w:r>
+        <w:rPr>
+          <w:rFonts w:hint="eastAsia" w:ascii="Times New Roman" w:hAnsi="Times New Roman" w:eastAsia="FangSong" w:cs="Times New Roman"/>
+        </w:rPr>
+        <w:t>的结构相似</w:t>
+      </w:r>
+      <w:r>
+        <w:rPr>
+          <w:rFonts w:hint="eastAsia" w:ascii="Times New Roman" w:hAnsi="Times New Roman" w:eastAsia="Times New Roman" w:cs="Times New Roman"/>
+        </w:rPr>
+        <w:t>，B</w:t>
+      </w:r>
+      <w:r>
+        <w:rPr>
+          <w:rFonts w:hint="eastAsia" w:ascii="Times New Roman" w:hAnsi="Times New Roman" w:eastAsia="FangSong" w:cs="Times New Roman"/>
+        </w:rPr>
+        <w:t>原子形成四元环和八元环连接的层状结构</w:t>
+      </w:r>
+      <w:r>
+        <w:rPr>
+          <w:rFonts w:hint="eastAsia" w:ascii="Times New Roman" w:hAnsi="Times New Roman" w:eastAsia="Times New Roman" w:cs="Times New Roman"/>
+        </w:rPr>
+        <w:t>，</w:t>
+      </w:r>
+      <w:r>
+        <w:rPr>
+          <w:rFonts w:hint="eastAsia" w:ascii="Times New Roman" w:hAnsi="Times New Roman" w:eastAsia="FangSong" w:cs="Times New Roman"/>
+        </w:rPr>
+        <w:t>且在</w:t>
+      </w:r>
+      <w:r>
+        <w:rPr>
+          <w:rFonts w:hint="eastAsia" w:ascii="Times New Roman" w:hAnsi="Times New Roman" w:eastAsia="Times New Roman" w:cs="Times New Roman"/>
+        </w:rPr>
+        <w:t>B</w:t>
+      </w:r>
+      <w:r>
+        <w:rPr>
+          <w:rFonts w:hint="eastAsia" w:ascii="Times New Roman" w:hAnsi="Times New Roman" w:eastAsia="FangSong" w:cs="Times New Roman"/>
+        </w:rPr>
+        <w:t>原子层中四元环的中心投影位置也有</w:t>
+      </w:r>
+      <w:r>
+        <w:rPr>
+          <w:rFonts w:hint="eastAsia" w:ascii="Times New Roman" w:hAnsi="Times New Roman" w:eastAsia="Times New Roman" w:cs="Times New Roman"/>
+        </w:rPr>
+        <w:t>B</w:t>
+      </w:r>
+      <w:r>
+        <w:rPr>
+          <w:rFonts w:hint="eastAsia" w:ascii="Times New Roman" w:hAnsi="Times New Roman" w:eastAsia="FangSong" w:cs="Times New Roman"/>
+        </w:rPr>
+        <w:t>原子</w:t>
+      </w:r>
+      <w:r>
+        <w:rPr>
+          <w:rFonts w:hint="eastAsia" w:ascii="Times New Roman" w:hAnsi="Times New Roman" w:eastAsia="Times New Roman" w:cs="Times New Roman"/>
+        </w:rPr>
+        <w:t>(</w:t>
+      </w:r>
+      <w:r>
+        <w:rPr>
+          <w:rFonts w:hint="eastAsia" w:ascii="Times New Roman" w:hAnsi="Times New Roman" w:eastAsia="FangSong" w:cs="Times New Roman"/>
+        </w:rPr>
+        <w:t>即四元环上下都有一个</w:t>
+      </w:r>
+      <w:r>
+        <w:rPr>
+          <w:rFonts w:hint="eastAsia" w:ascii="Times New Roman" w:hAnsi="Times New Roman" w:eastAsia="Times New Roman" w:cs="Times New Roman"/>
+        </w:rPr>
+        <w:t>B，</w:t>
+      </w:r>
+      <w:r>
+        <w:rPr>
+          <w:rFonts w:hint="eastAsia" w:ascii="Times New Roman" w:hAnsi="Times New Roman" w:eastAsia="FangSong" w:cs="Times New Roman"/>
+        </w:rPr>
+        <w:t>六个</w:t>
+      </w:r>
+      <w:r>
+        <w:rPr>
+          <w:rFonts w:hint="eastAsia" w:ascii="Times New Roman" w:hAnsi="Times New Roman" w:eastAsia="Times New Roman" w:cs="Times New Roman"/>
+        </w:rPr>
+        <w:t>B</w:t>
+      </w:r>
+      <w:r>
+        <w:rPr>
+          <w:rFonts w:hint="eastAsia" w:ascii="Times New Roman" w:hAnsi="Times New Roman" w:eastAsia="FangSong" w:cs="Times New Roman"/>
+        </w:rPr>
+        <w:t>形成八面体</w:t>
+      </w:r>
+      <w:r>
+        <w:rPr>
+          <w:rFonts w:hint="eastAsia" w:ascii="Times New Roman" w:hAnsi="Times New Roman" w:eastAsia="Times New Roman" w:cs="Times New Roman"/>
+        </w:rPr>
+        <w:t>)，Ca</w:t>
+      </w:r>
+      <w:r>
+        <w:rPr>
+          <w:rFonts w:hint="eastAsia" w:ascii="Times New Roman" w:hAnsi="Times New Roman" w:eastAsia="FangSong" w:cs="Times New Roman"/>
+        </w:rPr>
+        <w:t>原子在层间</w:t>
+      </w:r>
+      <w:r>
+        <w:rPr>
+          <w:rFonts w:hint="eastAsia" w:ascii="Times New Roman" w:hAnsi="Times New Roman" w:eastAsia="Times New Roman" w:cs="Times New Roman"/>
+        </w:rPr>
+        <w:t>，</w:t>
+      </w:r>
+      <w:r>
+        <w:rPr>
+          <w:rFonts w:hint="eastAsia" w:ascii="Times New Roman" w:hAnsi="Times New Roman" w:eastAsia="FangSong" w:cs="Times New Roman"/>
+        </w:rPr>
+        <w:t>金属原子</w:t>
+      </w:r>
+      <w:r>
+        <w:rPr>
+          <w:rFonts w:hint="eastAsia" w:ascii="Times New Roman" w:hAnsi="Times New Roman" w:eastAsia="Times New Roman" w:cs="Times New Roman"/>
+        </w:rPr>
+        <w:t>Ca</w:t>
+      </w:r>
+      <w:r>
+        <w:rPr>
+          <w:rFonts w:hint="eastAsia" w:ascii="Times New Roman" w:hAnsi="Times New Roman" w:eastAsia="FangSong" w:cs="Times New Roman"/>
+        </w:rPr>
+        <w:t>在</w:t>
+      </w:r>
+      <w:r>
+        <w:rPr>
+          <w:rFonts w:hint="eastAsia" w:ascii="Times New Roman" w:hAnsi="Times New Roman" w:eastAsia="Times New Roman" w:cs="Times New Roman"/>
+        </w:rPr>
+        <w:t>B</w:t>
+      </w:r>
+      <w:r>
+        <w:rPr>
+          <w:rFonts w:hint="eastAsia" w:ascii="Times New Roman" w:hAnsi="Times New Roman" w:eastAsia="FangSong" w:cs="Times New Roman"/>
+        </w:rPr>
+        <w:t>层上的投影也恰好处于</w:t>
+      </w:r>
+      <w:r>
+        <w:rPr>
+          <w:rFonts w:hint="eastAsia" w:ascii="Times New Roman" w:hAnsi="Times New Roman" w:eastAsia="Times New Roman" w:cs="Times New Roman"/>
+        </w:rPr>
+        <w:t>B</w:t>
+      </w:r>
+      <w:r>
+        <w:rPr>
+          <w:rFonts w:hint="eastAsia" w:ascii="Times New Roman" w:hAnsi="Times New Roman" w:eastAsia="FangSong" w:cs="Times New Roman"/>
+        </w:rPr>
+        <w:t>形成的八元环中心位置</w:t>
+      </w:r>
+      <w:r>
+        <w:rPr>
+          <w:rFonts w:hint="eastAsia" w:ascii="Times New Roman" w:hAnsi="Times New Roman" w:eastAsia="Times New Roman" w:cs="Times New Roman"/>
+        </w:rPr>
+        <w:t>。</w:t>
+      </w:r>
+      <w:r>
+        <w:rPr>
+          <w:rFonts w:hint="eastAsia" w:ascii="Times New Roman" w:hAnsi="Times New Roman" w:eastAsia="FangSong" w:cs="Times New Roman"/>
+        </w:rPr>
+        <w:t>已知层状化合物层间的距离大于普通的金属键或共价键</w:t>
+      </w:r>
+      <w:r>
+        <w:rPr>
+          <w:rFonts w:hint="eastAsia" w:ascii="Times New Roman" w:hAnsi="Times New Roman" w:eastAsia="Times New Roman" w:cs="Times New Roman"/>
+        </w:rPr>
+        <w:t>。</w:t>
+      </w:r>
+      <w:r>
+        <w:rPr>
+          <w:rFonts w:hint="eastAsia" w:ascii="Times New Roman" w:hAnsi="Times New Roman" w:eastAsia="FangSong" w:cs="Times New Roman"/>
+        </w:rPr>
+        <w:t>计算</w:t>
+      </w:r>
+      <w:r>
+        <w:rPr>
+          <w:rFonts w:ascii="Times New Roman" w:hAnsi="Times New Roman" w:eastAsia="Times New Roman" w:cs="Times New Roman"/>
+        </w:rPr>
+        <w:t xml:space="preserve"> </w:t>
+      </w:r>
+      <m:oMath>
+        <m:r>
+          <m:t>z</m:t>
+        </m:r>
+      </m:oMath>
+      <w:r>
+        <w:rPr>
+          <w:rFonts w:ascii="Times New Roman" w:hAnsi="Times New Roman" w:eastAsia="Times New Roman" w:cs="Times New Roman"/>
+        </w:rPr>
+        <w:t xml:space="preserve"> </w:t>
+      </w:r>
+      <w:r>
+        <w:rPr>
+          <w:rFonts w:hint="eastAsia" w:ascii="Times New Roman" w:hAnsi="Times New Roman" w:eastAsia="FangSong" w:cs="Times New Roman"/>
+        </w:rPr>
+        <w:t>的值</w:t>
+      </w:r>
+      <w:r>
+        <w:rPr>
+          <w:rFonts w:hint="eastAsia" w:ascii="Times New Roman" w:hAnsi="Times New Roman" w:eastAsia="Times New Roman" w:cs="Times New Roman"/>
+        </w:rPr>
+        <w:t>，</w:t>
+      </w:r>
+      <w:r>
+        <w:rPr>
+          <w:rFonts w:hint="eastAsia" w:ascii="Times New Roman" w:hAnsi="Times New Roman" w:eastAsia="FangSong" w:cs="Times New Roman"/>
+        </w:rPr>
+        <w:t>并画出</w:t>
+      </w:r>
+      <w:r>
+        <w:rPr>
+          <w:rFonts w:ascii="Times New Roman" w:hAnsi="Times New Roman" w:eastAsia="Times New Roman" w:cs="Times New Roman"/>
+        </w:rPr>
+        <w:t xml:space="preserve"> </w:t>
+      </w:r>
+      <m:oMath>
+        <m:sSub>
+          <m:e>
+            <m:r>
+              <m:rPr>
+                <m:sty m:val="p"/>
+              </m:rPr>
+              <m:t>C</m:t>
+            </m:r>
+            <m:r>
+              <m:rPr>
+                <m:sty m:val="p"/>
+              </m:rPr>
+              <m:t>a</m:t>
+            </m:r>
+            <m:r>
+              <m:rPr>
+                <m:sty m:val="p"/>
+              </m:rPr>
+              <m:t>B</m:t>
+            </m:r>
+          </m:e>
+          <m:sub>
+            <m:r>
+              <m:t>z</m:t>
+            </m:r>
+          </m:sub>
+        </m:sSub>
+      </m:oMath>
+      <w:r>
+        <w:rPr>
+          <w:rFonts w:ascii="Times New Roman" w:hAnsi="Times New Roman" w:eastAsia="Times New Roman" w:cs="Times New Roman"/>
+        </w:rPr>
+        <w:t xml:space="preserve"> </w:t>
+      </w:r>
+      <w:r>
+        <w:rPr>
+          <w:rFonts w:hint="eastAsia" w:ascii="Times New Roman" w:hAnsi="Times New Roman" w:eastAsia="FangSong" w:cs="Times New Roman"/>
+        </w:rPr>
+        <w:t xml:space="preserve">在</w:t>
+      </w:r>
+      <w:r>
+        <w:rPr>
+          <w:rFonts w:ascii="Times New Roman" w:hAnsi="Times New Roman" w:eastAsia="Times New Roman" w:cs="Times New Roman"/>
+        </w:rPr>
+        <w:t xml:space="preserve"> </w:t>
+      </w:r>
+      <m:oMath>
+        <m:sSub>
+          <m:e>
+            <m:r>
+              <m:rPr>
+                <m:sty m:val="bi"/>
+              </m:rPr>
+              <m:t>B</m:t>
+            </m:r>
+          </m:e>
+          <m:sub>
+            <m:r>
+              <m:t>z</m:t>
+            </m:r>
+          </m:sub>
+        </m:sSub>
+      </m:oMath>
+      <w:r>
+        <w:rPr>
+          <w:rFonts w:ascii="Times New Roman" w:hAnsi="Times New Roman" w:eastAsia="Times New Roman" w:cs="Times New Roman"/>
+        </w:rPr>
+        <w:t xml:space="preserve"> </w:t>
+      </w:r>
+      <w:r>
+        <w:rPr>
+          <w:rFonts w:hint="eastAsia" w:ascii="Times New Roman" w:hAnsi="Times New Roman" w:eastAsia="FangSong" w:cs="Times New Roman"/>
+        </w:rPr>
+        <w:t>层上的投影图</w:t>
+      </w:r>
+      <w:r>
+        <w:rPr>
+          <w:rFonts w:hint="eastAsia" w:ascii="Times New Roman" w:hAnsi="Times New Roman" w:eastAsia="Times New Roman" w:cs="Times New Roman"/>
+        </w:rPr>
+        <w:t>.</w:t>
+      </w:r>
+    </w:p>
+    <w:p>
+      <w:pPr>
         <w:spacing w:before="160" w:after="80"/>
       </w:pPr>
       <w:r>
@@ -6077,7 +6636,7 @@
       <w:pPr>
         <w:numPr>
           <w:ilvl w:val="0"/>
-          <w:numId w:val="1006"/>
+          <w:numId w:val="1007"/>
         </w:numPr>
         <w:ind w:firstLine="420"/>
       </w:pPr>
@@ -6169,7 +6728,7 @@
       <w:pPr>
         <w:numPr>
           <w:ilvl w:val="0"/>
-          <w:numId w:val="1006"/>
+          <w:numId w:val="1007"/>
         </w:numPr>
         <w:ind w:firstLine="420"/>
       </w:pPr>
@@ -6255,7 +6814,7 @@
       <w:pPr>
         <w:numPr>
           <w:ilvl w:val="0"/>
-          <w:numId w:val="1006"/>
+          <w:numId w:val="1007"/>
         </w:numPr>
         <w:ind w:firstLine="420"/>
       </w:pPr>
@@ -6432,7 +6991,7 @@
       <w:pPr>
         <w:numPr>
           <w:ilvl w:val="0"/>
-          <w:numId w:val="1006"/>
+          <w:numId w:val="1007"/>
         </w:numPr>
         <w:ind w:firstLine="420"/>
       </w:pPr>
@@ -6689,7 +7248,7 @@
       <w:pPr>
         <w:numPr>
           <w:ilvl w:val="0"/>
-          <w:numId w:val="1006"/>
+          <w:numId w:val="1007"/>
         </w:numPr>
         <w:ind w:firstLine="420"/>
       </w:pPr>
@@ -7505,7 +8064,7 @@
         <w:pStyle w:val="Compact"/>
         <w:numPr>
           <w:ilvl w:val="0"/>
-          <w:numId w:val="1007"/>
+          <w:numId w:val="1008"/>
         </w:numPr>
         <w:ind w:firstLine="420"/>
       </w:pPr>
@@ -9261,6 +9820,1100 @@
     </w:p>
     <w:p>
       <w:pPr>
+        <w:numPr>
+          <w:ilvl w:val="0"/>
+          <w:numId w:val="1009"/>
+        </w:numPr>
+        <w:ind w:firstLine="420"/>
+      </w:pPr>
+      <w:r>
+        <w:rPr>
+          <w:rFonts w:hint="eastAsia" w:ascii="Times New Roman" w:hAnsi="Times New Roman" w:eastAsia="FangSong" w:cs="Times New Roman"/>
+        </w:rPr>
+        <w:t>请说明压力升高时两个晶相的焓变如何</w:t>
+      </w:r>
+      <w:r>
+        <w:rPr>
+          <w:rFonts w:hint="eastAsia" w:ascii="Times New Roman" w:hAnsi="Times New Roman" w:eastAsia="Times New Roman" w:cs="Times New Roman"/>
+        </w:rPr>
+        <w:t>。(</w:t>
+      </w:r>
+      <w:r>
+        <w:rPr>
+          <w:rFonts w:hint="eastAsia" w:ascii="Times New Roman" w:hAnsi="Times New Roman" w:eastAsia="FangSong" w:cs="Times New Roman"/>
+        </w:rPr>
+        <w:t>升高或降低</w:t>
+      </w:r>
+      <w:r>
+        <w:rPr>
+          <w:rFonts w:hint="eastAsia" w:ascii="Times New Roman" w:hAnsi="Times New Roman" w:eastAsia="Times New Roman" w:cs="Times New Roman"/>
+        </w:rPr>
+        <w:t>)</w:t>
+      </w:r>
+    </w:p>
+    <w:p>
+      <w:pPr>
+        <w:numPr>
+          <w:ilvl w:val="0"/>
+          <w:numId w:val="1009"/>
+        </w:numPr>
+        <w:ind w:firstLine="420"/>
+      </w:pPr>
+      <w:r>
+        <w:rPr>
+          <w:rFonts w:hint="eastAsia" w:ascii="Times New Roman" w:hAnsi="Times New Roman" w:eastAsia="FangSong" w:cs="Times New Roman"/>
+        </w:rPr>
+        <w:t>随压力升高</w:t>
+      </w:r>
+      <w:r>
+        <w:rPr>
+          <w:rFonts w:hint="eastAsia" w:ascii="Times New Roman" w:hAnsi="Times New Roman" w:eastAsia="Times New Roman" w:cs="Times New Roman"/>
+        </w:rPr>
+        <w:t>，</w:t>
+      </w:r>
+      <w:r>
+        <w:rPr>
+          <w:rFonts w:hint="eastAsia" w:ascii="Times New Roman" w:hAnsi="Times New Roman" w:eastAsia="FangSong" w:cs="Times New Roman"/>
+        </w:rPr>
+        <w:t>在进行</w:t>
+      </w:r>
+      <w:r>
+        <w:rPr>
+          <w:rFonts w:ascii="Times New Roman" w:hAnsi="Times New Roman" w:eastAsia="Times New Roman" w:cs="Times New Roman"/>
+        </w:rPr>
+        <w:t xml:space="preserve"> X </w:t>
+      </w:r>
+      <w:r>
+        <w:rPr>
+          <w:rFonts w:hint="eastAsia" w:ascii="Times New Roman" w:hAnsi="Times New Roman" w:eastAsia="FangSong" w:cs="Times New Roman"/>
+        </w:rPr>
+        <w:t>射线衍射时</w:t>
+      </w:r>
+      <w:r>
+        <w:rPr>
+          <w:rFonts w:hint="eastAsia" w:ascii="Times New Roman" w:hAnsi="Times New Roman" w:eastAsia="Times New Roman" w:cs="Times New Roman"/>
+        </w:rPr>
+        <w:t>，</w:t>
+      </w:r>
+      <w:r>
+        <w:rPr>
+          <w:rFonts w:hint="eastAsia" w:ascii="Times New Roman" w:hAnsi="Times New Roman" w:eastAsia="FangSong" w:cs="Times New Roman"/>
+        </w:rPr>
+        <w:t>晶相中的衍射峰发生怎样的变化</w:t>
+      </w:r>
+      <w:r>
+        <w:rPr>
+          <w:rFonts w:hint="eastAsia" w:ascii="Times New Roman" w:hAnsi="Times New Roman" w:eastAsia="Times New Roman" w:cs="Times New Roman"/>
+        </w:rPr>
+        <w:t>？</w:t>
+      </w:r>
+      <w:r>
+        <w:rPr>
+          <w:rFonts w:hint="eastAsia" w:ascii="Times New Roman" w:hAnsi="Times New Roman" w:eastAsia="FangSong" w:cs="Times New Roman"/>
+        </w:rPr>
+        <w:t>简要说明原因</w:t>
+      </w:r>
+      <w:r>
+        <w:rPr>
+          <w:rFonts w:hint="eastAsia" w:ascii="Times New Roman" w:hAnsi="Times New Roman" w:eastAsia="Times New Roman" w:cs="Times New Roman"/>
+        </w:rPr>
+        <w:t>。</w:t>
+      </w:r>
+    </w:p>
+    <w:p>
+      <w:pPr>
+        <w:numPr>
+          <w:ilvl w:val="0"/>
+          <w:numId w:val="1009"/>
+        </w:numPr>
+        <w:ind w:firstLine="420"/>
+      </w:pPr>
+      <w:r>
+        <w:rPr>
+          <w:rFonts w:hint="eastAsia" w:ascii="Times New Roman" w:hAnsi="Times New Roman" w:eastAsia="FangSong" w:cs="Times New Roman"/>
+        </w:rPr>
+        <w:t>在第一个超导晶相中</w:t>
+      </w:r>
+      <w:r>
+        <w:rPr>
+          <w:rFonts w:hint="eastAsia" w:ascii="Times New Roman" w:hAnsi="Times New Roman" w:eastAsia="Times New Roman" w:cs="Times New Roman"/>
+        </w:rPr>
+        <w:t>，</w:t>
+      </w:r>
+      <w:r>
+        <w:rPr>
+          <w:rFonts w:hint="eastAsia" w:ascii="Times New Roman" w:hAnsi="Times New Roman" w:eastAsia="FangSong" w:cs="Times New Roman"/>
+        </w:rPr>
+        <w:t>其晶胞包含了两种链状结构</w:t>
+      </w:r>
+      <w:r>
+        <w:rPr>
+          <w:rFonts w:hint="eastAsia" w:ascii="Times New Roman" w:hAnsi="Times New Roman" w:eastAsia="Times New Roman" w:cs="Times New Roman"/>
+        </w:rPr>
+        <w:t>，</w:t>
+      </w:r>
+      <w:r>
+        <w:rPr>
+          <w:rFonts w:hint="eastAsia" w:ascii="Times New Roman" w:hAnsi="Times New Roman" w:eastAsia="FangSong" w:cs="Times New Roman"/>
+        </w:rPr>
+        <w:t>一是沿着</w:t>
+      </w:r>
+      <w:r>
+        <w:rPr>
+          <w:rFonts w:ascii="Times New Roman" w:hAnsi="Times New Roman" w:eastAsia="Times New Roman" w:cs="Times New Roman"/>
+        </w:rPr>
+        <w:t xml:space="preserve"> </w:t>
+      </w:r>
+      <m:oMath>
+        <m:r>
+          <m:t>c</m:t>
+        </m:r>
+      </m:oMath>
+      <w:r>
+        <w:rPr>
+          <w:rFonts w:ascii="Times New Roman" w:hAnsi="Times New Roman" w:eastAsia="Times New Roman" w:cs="Times New Roman"/>
+        </w:rPr>
+        <w:t xml:space="preserve"> </w:t>
+      </w:r>
+      <w:r>
+        <w:rPr>
+          <w:rFonts w:hint="eastAsia" w:ascii="Times New Roman" w:hAnsi="Times New Roman" w:eastAsia="FangSong" w:cs="Times New Roman"/>
+        </w:rPr>
+        <w:t xml:space="preserve">轴方向排的</w:t>
+      </w:r>
+      <w:r>
+        <w:rPr>
+          <w:rFonts w:ascii="Times New Roman" w:hAnsi="Times New Roman" w:eastAsia="Times New Roman" w:cs="Times New Roman"/>
+        </w:rPr>
+        <w:t xml:space="preserve"> </w:t>
+      </w:r>
+      <m:oMath>
+        <m:r>
+          <m:rPr>
+            <m:sty m:val="p"/>
+          </m:rPr>
+          <m:t>Z</m:t>
+        </m:r>
+        <m:r>
+          <m:rPr>
+            <m:sty m:val="p"/>
+          </m:rPr>
+          <m:t>r</m:t>
+        </m:r>
+        <m:r>
+          <m:rPr>
+            <m:sty m:val="p"/>
+          </m:rPr>
+          <m:t>T</m:t>
+        </m:r>
+        <m:sSub>
+          <m:e>
+            <m:r>
+              <m:rPr>
+                <m:sty m:val="p"/>
+              </m:rPr>
+              <m:t>e</m:t>
+            </m:r>
+          </m:e>
+          <m:sub>
+            <m:r>
+              <m:rPr>
+                <m:sty m:val="p"/>
+              </m:rPr>
+              <m:t>3</m:t>
+            </m:r>
+          </m:sub>
+        </m:sSub>
+      </m:oMath>
+      <w:r>
+        <w:rPr>
+          <w:rFonts w:ascii="Times New Roman" w:hAnsi="Times New Roman" w:eastAsia="Times New Roman" w:cs="Times New Roman"/>
+        </w:rPr>
+        <w:t xml:space="preserve"> </w:t>
+      </w:r>
+      <w:r>
+        <w:rPr>
+          <w:rFonts w:hint="eastAsia" w:ascii="Times New Roman" w:hAnsi="Times New Roman" w:eastAsia="FangSong" w:cs="Times New Roman"/>
+        </w:rPr>
+        <w:t>链</w:t>
+      </w:r>
+      <w:r>
+        <w:rPr>
+          <w:rFonts w:hint="eastAsia" w:ascii="Times New Roman" w:hAnsi="Times New Roman" w:eastAsia="Times New Roman" w:cs="Times New Roman"/>
+        </w:rPr>
+        <w:t>，</w:t>
+      </w:r>
+      <w:r>
+        <w:rPr>
+          <w:rFonts w:hint="eastAsia" w:ascii="Times New Roman" w:hAnsi="Times New Roman" w:eastAsia="FangSong" w:cs="Times New Roman"/>
+        </w:rPr>
+        <w:t>二是</w:t>
+      </w:r>
+      <w:r>
+        <w:rPr>
+          <w:rFonts w:hint="eastAsia" w:ascii="Times New Roman" w:hAnsi="Times New Roman" w:eastAsia="Times New Roman" w:cs="Times New Roman"/>
+        </w:rPr>
+        <w:t>Z</w:t>
+      </w:r>
+      <w:r>
+        <w:rPr>
+          <w:rFonts w:hint="eastAsia" w:ascii="Times New Roman" w:hAnsi="Times New Roman" w:eastAsia="FangSong" w:cs="Times New Roman"/>
+        </w:rPr>
+        <w:t>字形的</w:t>
+      </w:r>
+      <w:r>
+        <w:rPr>
+          <w:rFonts w:hint="eastAsia" w:ascii="Times New Roman" w:hAnsi="Times New Roman" w:eastAsia="Times New Roman" w:cs="Times New Roman"/>
+        </w:rPr>
+        <w:t>Te</w:t>
+      </w:r>
+      <w:r>
+        <w:rPr>
+          <w:rFonts w:hint="eastAsia" w:ascii="Times New Roman" w:hAnsi="Times New Roman" w:eastAsia="FangSong" w:cs="Times New Roman"/>
+        </w:rPr>
+        <w:t>单链</w:t>
+      </w:r>
+      <w:r>
+        <w:rPr>
+          <w:rFonts w:hint="eastAsia" w:ascii="Times New Roman" w:hAnsi="Times New Roman" w:eastAsia="Times New Roman" w:cs="Times New Roman"/>
+        </w:rPr>
+        <w:t>。</w:t>
+      </w:r>
+      <w:r>
+        <w:rPr>
+          <w:rFonts w:hint="eastAsia" w:ascii="Times New Roman" w:hAnsi="Times New Roman" w:eastAsia="FangSong" w:cs="Times New Roman"/>
+        </w:rPr>
+        <w:t>这两种链相互连接形成与</w:t>
+      </w:r>
+      <w:r>
+        <w:rPr>
+          <w:rFonts w:ascii="Times New Roman" w:hAnsi="Times New Roman" w:eastAsia="Times New Roman" w:cs="Times New Roman"/>
+        </w:rPr>
+        <w:t xml:space="preserve"> </w:t>
+      </w:r>
+      <m:oMath>
+        <m:r>
+          <m:t>a</m:t>
+        </m:r>
+      </m:oMath>
+      <w:r>
+        <w:rPr>
+          <w:rFonts w:ascii="Times New Roman" w:hAnsi="Times New Roman" w:eastAsia="Times New Roman" w:cs="Times New Roman"/>
+        </w:rPr>
+        <w:t xml:space="preserve"> </w:t>
+      </w:r>
+      <w:r>
+        <w:rPr>
+          <w:rFonts w:hint="eastAsia" w:ascii="Times New Roman" w:hAnsi="Times New Roman" w:eastAsia="FangSong" w:cs="Times New Roman"/>
+        </w:rPr>
+        <w:t>轴平行的层状结构</w:t>
+      </w:r>
+      <w:r>
+        <w:rPr>
+          <w:rFonts w:hint="eastAsia" w:ascii="Times New Roman" w:hAnsi="Times New Roman" w:eastAsia="Times New Roman" w:cs="Times New Roman"/>
+        </w:rPr>
+        <w:t>，</w:t>
+      </w:r>
+      <w:r>
+        <w:rPr>
+          <w:rFonts w:hint="eastAsia" w:ascii="Times New Roman" w:hAnsi="Times New Roman" w:eastAsia="FangSong" w:cs="Times New Roman"/>
+        </w:rPr>
+        <w:t>该层状结构沿着</w:t>
+      </w:r>
+      <w:r>
+        <w:rPr>
+          <w:rFonts w:ascii="Times New Roman" w:hAnsi="Times New Roman" w:eastAsia="Times New Roman" w:cs="Times New Roman"/>
+        </w:rPr>
+        <w:t xml:space="preserve"> </w:t>
+      </w:r>
+      <m:oMath>
+        <m:r>
+          <m:t>b</m:t>
+        </m:r>
+      </m:oMath>
+      <w:r>
+        <w:rPr>
+          <w:rFonts w:ascii="Times New Roman" w:hAnsi="Times New Roman" w:eastAsia="Times New Roman" w:cs="Times New Roman"/>
+        </w:rPr>
+        <w:t xml:space="preserve"> </w:t>
+      </w:r>
+      <w:r>
+        <w:rPr>
+          <w:rFonts w:hint="eastAsia" w:ascii="Times New Roman" w:hAnsi="Times New Roman" w:eastAsia="FangSong" w:cs="Times New Roman"/>
+        </w:rPr>
+        <w:t>轴方向堆积</w:t>
+      </w:r>
+      <w:r>
+        <w:rPr>
+          <w:rFonts w:hint="eastAsia" w:ascii="Times New Roman" w:hAnsi="Times New Roman" w:eastAsia="Times New Roman" w:cs="Times New Roman"/>
+        </w:rPr>
+        <w:t>。</w:t>
+      </w:r>
+      <w:r>
+        <w:rPr>
+          <w:rFonts w:hint="eastAsia" w:ascii="Times New Roman" w:hAnsi="Times New Roman" w:eastAsia="FangSong" w:cs="Times New Roman"/>
+        </w:rPr>
+        <w:t>相邻的两个单层沿着</w:t>
+      </w:r>
+      <w:r>
+        <w:rPr>
+          <w:rFonts w:ascii="Times New Roman" w:hAnsi="Times New Roman" w:eastAsia="Times New Roman" w:cs="Times New Roman"/>
+        </w:rPr>
+        <w:t xml:space="preserve"> </w:t>
+      </w:r>
+      <m:oMath>
+        <m:r>
+          <m:t>b</m:t>
+        </m:r>
+      </m:oMath>
+      <w:r>
+        <w:rPr>
+          <w:rFonts w:ascii="Times New Roman" w:hAnsi="Times New Roman" w:eastAsia="Times New Roman" w:cs="Times New Roman"/>
+        </w:rPr>
+        <w:t xml:space="preserve"> </w:t>
+      </w:r>
+      <w:r>
+        <w:rPr>
+          <w:rFonts w:hint="eastAsia" w:ascii="Times New Roman" w:hAnsi="Times New Roman" w:eastAsia="FangSong" w:cs="Times New Roman"/>
+        </w:rPr>
+        <w:t xml:space="preserve">轴方向的投影仅在</w:t>
+      </w:r>
+      <w:r>
+        <w:rPr>
+          <w:rFonts w:ascii="Times New Roman" w:hAnsi="Times New Roman" w:eastAsia="Times New Roman" w:cs="Times New Roman"/>
+        </w:rPr>
+        <w:t xml:space="preserve"> </w:t>
+      </w:r>
+      <m:oMath>
+        <m:r>
+          <m:t>a</m:t>
+        </m:r>
+      </m:oMath>
+      <w:r>
+        <w:rPr>
+          <w:rFonts w:ascii="Times New Roman" w:hAnsi="Times New Roman" w:eastAsia="Times New Roman" w:cs="Times New Roman"/>
+        </w:rPr>
+        <w:t xml:space="preserve"> </w:t>
+      </w:r>
+      <w:r>
+        <w:rPr>
+          <w:rFonts w:hint="eastAsia" w:ascii="Times New Roman" w:hAnsi="Times New Roman" w:eastAsia="FangSong" w:cs="Times New Roman"/>
+        </w:rPr>
+        <w:t>轴方向错开</w:t>
+      </w:r>
+      <w:r>
+        <w:rPr>
+          <w:rFonts w:hint="eastAsia" w:ascii="Times New Roman" w:hAnsi="Times New Roman" w:eastAsia="Times New Roman" w:cs="Times New Roman"/>
+        </w:rPr>
+        <w:t>1/2</w:t>
+      </w:r>
+      <w:r>
+        <w:rPr>
+          <w:rFonts w:hint="eastAsia" w:ascii="Times New Roman" w:hAnsi="Times New Roman" w:eastAsia="FangSong" w:cs="Times New Roman"/>
+        </w:rPr>
+        <w:t>单位</w:t>
+      </w:r>
+      <w:r>
+        <w:rPr>
+          <w:rFonts w:hint="eastAsia" w:ascii="Times New Roman" w:hAnsi="Times New Roman" w:eastAsia="Times New Roman" w:cs="Times New Roman"/>
+        </w:rPr>
+        <w:t>。</w:t>
+      </w:r>
+      <w:r>
+        <w:rPr>
+          <w:rFonts w:hint="eastAsia" w:ascii="Times New Roman" w:hAnsi="Times New Roman" w:eastAsia="FangSong" w:cs="Times New Roman"/>
+        </w:rPr>
+        <w:t>请画出这种单层结构示意图</w:t>
+      </w:r>
+      <w:r>
+        <w:rPr>
+          <w:rFonts w:hint="eastAsia" w:ascii="Times New Roman" w:hAnsi="Times New Roman" w:eastAsia="Times New Roman" w:cs="Times New Roman"/>
+        </w:rPr>
+        <w:t>，Zr</w:t>
+      </w:r>
+      <w:r>
+        <w:rPr>
+          <w:rFonts w:hint="eastAsia" w:ascii="Times New Roman" w:hAnsi="Times New Roman" w:eastAsia="FangSong" w:cs="Times New Roman"/>
+        </w:rPr>
+        <w:t>用圆形</w:t>
+      </w:r>
+      <w:r>
+        <w:rPr>
+          <w:rFonts w:hint="eastAsia" w:ascii="Times New Roman" w:hAnsi="Times New Roman" w:eastAsia="Times New Roman" w:cs="Times New Roman"/>
+        </w:rPr>
+        <w:t>，Te</w:t>
+      </w:r>
+      <w:r>
+        <w:rPr>
+          <w:rFonts w:hint="eastAsia" w:ascii="Times New Roman" w:hAnsi="Times New Roman" w:eastAsia="FangSong" w:cs="Times New Roman"/>
+        </w:rPr>
+        <w:t>用三角形表示</w:t>
+      </w:r>
+      <w:r>
+        <w:rPr>
+          <w:rFonts w:hint="eastAsia" w:ascii="Times New Roman" w:hAnsi="Times New Roman" w:eastAsia="Times New Roman" w:cs="Times New Roman"/>
+        </w:rPr>
+        <w:t>，</w:t>
+      </w:r>
+      <w:r>
+        <w:rPr>
+          <w:rFonts w:hint="eastAsia" w:ascii="Times New Roman" w:hAnsi="Times New Roman" w:eastAsia="FangSong" w:cs="Times New Roman"/>
+        </w:rPr>
+        <w:t>且在</w:t>
+      </w:r>
+      <w:r>
+        <w:rPr>
+          <w:rFonts w:ascii="Times New Roman" w:hAnsi="Times New Roman" w:eastAsia="Times New Roman" w:cs="Times New Roman"/>
+        </w:rPr>
+        <w:t xml:space="preserve"> </w:t>
+      </w:r>
+      <m:oMath>
+        <m:r>
+          <m:t>a</m:t>
+        </m:r>
+      </m:oMath>
+      <w:r>
+        <w:rPr>
+          <w:rFonts w:ascii="Times New Roman" w:hAnsi="Times New Roman" w:eastAsia="Times New Roman" w:cs="Times New Roman"/>
+        </w:rPr>
+        <w:t xml:space="preserve"> </w:t>
+      </w:r>
+      <w:r>
+        <w:rPr>
+          <w:rFonts w:hint="eastAsia" w:ascii="Times New Roman" w:hAnsi="Times New Roman" w:eastAsia="FangSong" w:cs="Times New Roman"/>
+        </w:rPr>
+        <w:t xml:space="preserve">轴和</w:t>
+      </w:r>
+      <w:r>
+        <w:rPr>
+          <w:rFonts w:ascii="Times New Roman" w:hAnsi="Times New Roman" w:eastAsia="Times New Roman" w:cs="Times New Roman"/>
+        </w:rPr>
+        <w:t xml:space="preserve"> </w:t>
+      </w:r>
+      <m:oMath>
+        <m:r>
+          <m:t>c</m:t>
+        </m:r>
+      </m:oMath>
+      <w:r>
+        <w:rPr>
+          <w:rFonts w:ascii="Times New Roman" w:hAnsi="Times New Roman" w:eastAsia="Times New Roman" w:cs="Times New Roman"/>
+        </w:rPr>
+        <w:t xml:space="preserve"> </w:t>
+      </w:r>
+      <w:r>
+        <w:rPr>
+          <w:rFonts w:hint="eastAsia" w:ascii="Times New Roman" w:hAnsi="Times New Roman" w:eastAsia="FangSong" w:cs="Times New Roman"/>
+        </w:rPr>
+        <w:t xml:space="preserve">轴均包含至少三单元的</w:t>
+      </w:r>
+      <w:r>
+        <w:rPr>
+          <w:rFonts w:ascii="Times New Roman" w:hAnsi="Times New Roman" w:eastAsia="Times New Roman" w:cs="Times New Roman"/>
+        </w:rPr>
+        <w:t xml:space="preserve"> </w:t>
+      </w:r>
+      <m:oMath>
+        <m:r>
+          <m:rPr>
+            <m:sty m:val="p"/>
+          </m:rPr>
+          <m:t>Z</m:t>
+        </m:r>
+        <m:r>
+          <m:rPr>
+            <m:sty m:val="p"/>
+          </m:rPr>
+          <m:t>r</m:t>
+        </m:r>
+        <m:r>
+          <m:rPr>
+            <m:sty m:val="p"/>
+          </m:rPr>
+          <m:t>T</m:t>
+        </m:r>
+        <m:sSub>
+          <m:e>
+            <m:r>
+              <m:rPr>
+                <m:sty m:val="p"/>
+              </m:rPr>
+              <m:t>e</m:t>
+            </m:r>
+          </m:e>
+          <m:sub>
+            <m:r>
+              <m:rPr>
+                <m:sty m:val="p"/>
+              </m:rPr>
+              <m:t>5</m:t>
+            </m:r>
+          </m:sub>
+        </m:sSub>
+      </m:oMath>
+      <w:r>
+        <w:rPr>
+          <w:rFonts w:ascii="Times New Roman" w:hAnsi="Times New Roman" w:eastAsia="Times New Roman" w:cs="Times New Roman"/>
+        </w:rPr>
+        <w:t xml:space="preserve"> </w:t>
+      </w:r>
+      <w:r>
+        <w:rPr>
+          <w:rFonts w:hint="eastAsia" w:ascii="Times New Roman" w:hAnsi="Times New Roman" w:eastAsia="FangSong" w:cs="Times New Roman"/>
+        </w:rPr>
+        <w:t>结构</w:t>
+      </w:r>
+      <w:r>
+        <w:rPr>
+          <w:rFonts w:hint="eastAsia" w:ascii="Times New Roman" w:hAnsi="Times New Roman" w:eastAsia="Times New Roman" w:cs="Times New Roman"/>
+        </w:rPr>
+        <w:t>。</w:t>
+      </w:r>
+    </w:p>
+    <w:p>
+      <w:pPr>
+        <w:numPr>
+          <w:ilvl w:val="0"/>
+          <w:numId w:val="1009"/>
+        </w:numPr>
+        <w:ind w:firstLine="420"/>
+      </w:pPr>
+      <w:r>
+        <w:rPr>
+          <w:rFonts w:hint="eastAsia" w:ascii="Times New Roman" w:hAnsi="Times New Roman" w:eastAsia="FangSong" w:cs="Times New Roman"/>
+        </w:rPr>
+        <w:t xml:space="preserve">晶相的晶胞参数为</w:t>
+      </w:r>
+      <w:r>
+        <w:rPr>
+          <w:rFonts w:ascii="Times New Roman" w:hAnsi="Times New Roman" w:eastAsia="Times New Roman" w:cs="Times New Roman"/>
+        </w:rPr>
+        <w:t xml:space="preserve"> </w:t>
+      </w:r>
+      <w:r>
+        <w:rPr>
+          <w:rFonts w:hint="eastAsia" w:ascii="Times New Roman" w:hAnsi="Times New Roman" w:eastAsia="Times New Roman" w:cs="Times New Roman"/>
+        </w:rPr>
+        <w:t xml:space="preserve">4.0496Å，15.7808Å，13.8454Å，</w:t>
+      </w:r>
+      <w:r>
+        <w:rPr>
+          <w:rFonts w:ascii="Times New Roman" w:hAnsi="Times New Roman" w:eastAsia="Times New Roman" w:cs="Times New Roman"/>
+        </w:rPr>
+        <w:t xml:space="preserve"> </w:t>
+      </w:r>
+      <m:oMath>
+        <m:oMathPr>
+          <m:ctrlPr>
+            <w:rPr>
+              <w:sz w:val="28"/>
+              <w:szCs w:val="28"/>
+            </w:rPr>
+          </m:ctrlPr>
+        </m:oMathPr>
+        <m:r>
+          <m:t>α</m:t>
+        </m:r>
+        <m:r>
+          <m:rPr>
+            <m:sty m:val="p"/>
+          </m:rPr>
+          <m:t>=</m:t>
+        </m:r>
+        <m:r>
+          <m:t>β</m:t>
+        </m:r>
+        <m:r>
+          <m:rPr>
+            <m:sty m:val="p"/>
+          </m:rPr>
+          <m:t>=</m:t>
+        </m:r>
+        <m:r>
+          <m:t>γ</m:t>
+        </m:r>
+        <m:r>
+          <m:rPr>
+            <m:sty m:val="p"/>
+          </m:rPr>
+          <m:t>=</m:t>
+        </m:r>
+        <m:sSup>
+          <m:e>
+            <m:r>
+              <m:t>90</m:t>
+            </m:r>
+          </m:e>
+          <m:sup>
+            <m:r>
+              <m:rPr>
+                <m:sty m:val="p"/>
+              </m:rPr>
+              <m:t>∘</m:t>
+            </m:r>
+          </m:sup>
+        </m:sSup>
+      </m:oMath>
+      <w:r>
+        <w:rPr>
+          <w:rFonts w:ascii="Times New Roman" w:hAnsi="Times New Roman" w:eastAsia="Times New Roman" w:cs="Times New Roman"/>
+        </w:rPr>
+        <w:t xml:space="preserve"> </w:t>
+      </w:r>
+      <w:r>
+        <w:rPr>
+          <w:rFonts w:hint="eastAsia" w:ascii="Times New Roman" w:hAnsi="Times New Roman" w:eastAsia="Times New Roman" w:cs="Times New Roman"/>
+        </w:rPr>
+        <w:t>。</w:t>
+      </w:r>
+      <w:r>
+        <w:rPr>
+          <w:rFonts w:hint="eastAsia" w:ascii="Times New Roman" w:hAnsi="Times New Roman" w:eastAsia="FangSong" w:cs="Times New Roman"/>
+        </w:rPr>
+        <w:t>晶胞中的一个</w:t>
+      </w:r>
+      <w:r>
+        <w:rPr>
+          <w:rFonts w:ascii="Times New Roman" w:hAnsi="Times New Roman" w:eastAsia="Times New Roman" w:cs="Times New Roman"/>
+        </w:rPr>
+        <w:t xml:space="preserve"> Zr </w:t>
+      </w:r>
+      <w:r>
+        <w:rPr>
+          <w:rFonts w:hint="eastAsia" w:ascii="Times New Roman" w:hAnsi="Times New Roman" w:eastAsia="FangSong" w:cs="Times New Roman"/>
+        </w:rPr>
+        <w:t xml:space="preserve">原子和</w:t>
+      </w:r>
+      <w:r>
+        <w:rPr>
+          <w:rFonts w:ascii="Times New Roman" w:hAnsi="Times New Roman" w:eastAsia="Times New Roman" w:cs="Times New Roman"/>
+        </w:rPr>
+        <w:t xml:space="preserve"> 3 </w:t>
+      </w:r>
+      <w:r>
+        <w:rPr>
+          <w:rFonts w:hint="eastAsia" w:ascii="Times New Roman" w:hAnsi="Times New Roman" w:eastAsia="FangSong" w:cs="Times New Roman"/>
+        </w:rPr>
+        <w:t xml:space="preserve">种化学环境不同的</w:t>
+      </w:r>
+      <w:r>
+        <w:rPr>
+          <w:rFonts w:ascii="Times New Roman" w:hAnsi="Times New Roman" w:eastAsia="Times New Roman" w:cs="Times New Roman"/>
+        </w:rPr>
+        <w:t xml:space="preserve"> Te </w:t>
+      </w:r>
+      <w:r>
+        <w:rPr>
+          <w:rFonts w:hint="eastAsia" w:ascii="Times New Roman" w:hAnsi="Times New Roman" w:eastAsia="FangSong" w:cs="Times New Roman"/>
+        </w:rPr>
+        <w:t xml:space="preserve">原子的分数坐标分别为</w:t>
+      </w:r>
+      <w:r>
+        <w:rPr>
+          <w:rFonts w:ascii="Times New Roman" w:hAnsi="Times New Roman" w:eastAsia="Times New Roman" w:cs="Times New Roman"/>
+        </w:rPr>
+        <w:t xml:space="preserve"> Zr(0, 0, </w:t>
+      </w:r>
+      <w:r>
+        <w:rPr>
+          <w:rFonts w:hint="eastAsia" w:ascii="Times New Roman" w:hAnsi="Times New Roman" w:eastAsia="Times New Roman" w:cs="Times New Roman"/>
+        </w:rPr>
+        <w:t xml:space="preserve">0)，</w:t>
+      </w:r>
+      <w:r>
+        <w:rPr>
+          <w:rFonts w:ascii="Times New Roman" w:hAnsi="Times New Roman" w:eastAsia="Times New Roman" w:cs="Times New Roman"/>
+        </w:rPr>
+        <w:t xml:space="preserve"> </w:t>
+      </w:r>
+      <m:oMath>
+        <m:oMathPr>
+          <m:ctrlPr>
+            <w:rPr>
+              <w:sz w:val="28"/>
+              <w:szCs w:val="28"/>
+            </w:rPr>
+          </m:ctrlPr>
+        </m:oMathPr>
+        <m:sSub>
+          <m:e>
+            <m:r>
+              <m:rPr>
+                <m:sty m:val="p"/>
+              </m:rPr>
+              <m:t>T</m:t>
+            </m:r>
+            <m:r>
+              <m:rPr>
+                <m:sty m:val="p"/>
+              </m:rPr>
+              <m:t>e</m:t>
+            </m:r>
+          </m:e>
+          <m:sub>
+            <m:r>
+              <m:t>1</m:t>
+            </m:r>
+          </m:sub>
+        </m:sSub>
+        <m:r>
+          <m:rPr>
+            <m:sty m:val="p"/>
+          </m:rPr>
+          <m:t>(</m:t>
+        </m:r>
+        <m:r>
+          <m:t>0</m:t>
+        </m:r>
+        <m:r>
+          <m:rPr>
+            <m:sty m:val="p"/>
+          </m:rPr>
+          <m:t>,</m:t>
+        </m:r>
+        <m:r>
+          <m:t>0.35868</m:t>
+        </m:r>
+        <m:r>
+          <m:rPr>
+            <m:sty m:val="p"/>
+          </m:rPr>
+          <m:t>,</m:t>
+        </m:r>
+        <m:r>
+          <m:t>0</m:t>
+        </m:r>
+        <m:r>
+          <m:rPr>
+            <m:sty m:val="p"/>
+          </m:rPr>
+          <m:t>)</m:t>
+        </m:r>
+      </m:oMath>
+      <w:r>
+        <w:rPr>
+          <w:rFonts w:ascii="Times New Roman" w:hAnsi="Times New Roman" w:eastAsia="Times New Roman" w:cs="Times New Roman"/>
+        </w:rPr>
+        <w:t xml:space="preserve"> </w:t>
+      </w:r>
+      <w:r>
+        <w:rPr>
+          <w:rFonts w:hint="eastAsia" w:ascii="Times New Roman" w:hAnsi="Times New Roman" w:eastAsia="Times New Roman" w:cs="Times New Roman"/>
+        </w:rPr>
+        <w:t xml:space="preserve">，</w:t>
+      </w:r>
+      <w:r>
+        <w:rPr>
+          <w:rFonts w:ascii="Times New Roman" w:hAnsi="Times New Roman" w:eastAsia="Times New Roman" w:cs="Times New Roman"/>
+        </w:rPr>
+        <w:t xml:space="preserve"> </w:t>
+      </w:r>
+      <m:oMath>
+        <m:oMathPr>
+          <m:ctrlPr>
+            <w:rPr>
+              <w:sz w:val="28"/>
+              <w:szCs w:val="28"/>
+            </w:rPr>
+          </m:ctrlPr>
+        </m:oMathPr>
+        <m:sSub>
+          <m:e>
+            <m:r>
+              <m:rPr>
+                <m:sty m:val="p"/>
+              </m:rPr>
+              <m:t>T</m:t>
+            </m:r>
+            <m:r>
+              <m:rPr>
+                <m:sty m:val="p"/>
+              </m:rPr>
+              <m:t>e</m:t>
+            </m:r>
+          </m:e>
+          <m:sub>
+            <m:r>
+              <m:t>2</m:t>
+            </m:r>
+          </m:sub>
+        </m:sSub>
+        <m:r>
+          <m:rPr>
+            <m:sty m:val="p"/>
+          </m:rPr>
+          <m:t>(</m:t>
+        </m:r>
+        <m:r>
+          <m:t>0</m:t>
+        </m:r>
+        <m:r>
+          <m:rPr>
+            <m:sty m:val="p"/>
+          </m:rPr>
+          <m:t>,</m:t>
+        </m:r>
+        <m:r>
+          <m:t>0.60640</m:t>
+        </m:r>
+        <m:r>
+          <m:rPr>
+            <m:sty m:val="p"/>
+          </m:rPr>
+          <m:t>,</m:t>
+        </m:r>
+        <m:r>
+          <m:rPr>
+            <m:sty m:val="p"/>
+          </m:rPr>
+          <m:t>−</m:t>
+        </m:r>
+        <m:r>
+          <m:t>0.10017</m:t>
+        </m:r>
+        <m:r>
+          <m:rPr>
+            <m:sty m:val="p"/>
+          </m:rPr>
+          <m:t>)</m:t>
+        </m:r>
+      </m:oMath>
+      <w:r>
+        <w:rPr>
+          <w:rFonts w:ascii="Times New Roman" w:hAnsi="Times New Roman" w:eastAsia="Times New Roman" w:cs="Times New Roman"/>
+        </w:rPr>
+        <w:t xml:space="preserve"> </w:t>
+      </w:r>
+      <w:r>
+        <w:rPr>
+          <w:rFonts w:hint="eastAsia" w:ascii="Times New Roman" w:hAnsi="Times New Roman" w:eastAsia="Times New Roman" w:cs="Times New Roman"/>
+        </w:rPr>
+        <w:t xml:space="preserve">，</w:t>
+      </w:r>
+      <w:r>
+        <w:rPr>
+          <w:rFonts w:ascii="Times New Roman" w:hAnsi="Times New Roman" w:eastAsia="Times New Roman" w:cs="Times New Roman"/>
+        </w:rPr>
+        <w:t xml:space="preserve"> </w:t>
+      </w:r>
+      <m:oMath>
+        <m:oMathPr>
+          <m:ctrlPr>
+            <w:rPr>
+              <w:sz w:val="28"/>
+              <w:szCs w:val="28"/>
+            </w:rPr>
+          </m:ctrlPr>
+        </m:oMathPr>
+        <m:sSub>
+          <m:e>
+            <m:r>
+              <m:rPr>
+                <m:sty m:val="p"/>
+              </m:rPr>
+              <m:t>T</m:t>
+            </m:r>
+            <m:r>
+              <m:rPr>
+                <m:sty m:val="p"/>
+              </m:rPr>
+              <m:t>e</m:t>
+            </m:r>
+          </m:e>
+          <m:sub>
+            <m:r>
+              <m:t>3</m:t>
+            </m:r>
+          </m:sub>
+        </m:sSub>
+        <m:r>
+          <m:rPr>
+            <m:sty m:val="p"/>
+          </m:rPr>
+          <m:t>(</m:t>
+        </m:r>
+        <m:r>
+          <m:t>0</m:t>
+        </m:r>
+        <m:r>
+          <m:rPr>
+            <m:sty m:val="p"/>
+          </m:rPr>
+          <m:t>,</m:t>
+        </m:r>
+        <m:r>
+          <m:rPr>
+            <m:sty m:val="p"/>
+          </m:rPr>
+          <m:t>−</m:t>
+        </m:r>
+        <m:r>
+          <m:t>0.09973</m:t>
+        </m:r>
+        <m:r>
+          <m:rPr>
+            <m:sty m:val="p"/>
+          </m:rPr>
+          <m:t>,</m:t>
+        </m:r>
+        <m:r>
+          <m:t>0.18410</m:t>
+        </m:r>
+        <m:r>
+          <m:rPr>
+            <m:sty m:val="p"/>
+          </m:rPr>
+          <m:t>)</m:t>
+        </m:r>
+      </m:oMath>
+      <w:r>
+        <w:rPr>
+          <w:rFonts w:ascii="Times New Roman" w:hAnsi="Times New Roman" w:eastAsia="Times New Roman" w:cs="Times New Roman"/>
+        </w:rPr>
+        <w:t xml:space="preserve"> </w:t>
+      </w:r>
+      <w:r>
+        <w:rPr>
+          <w:rFonts w:hint="eastAsia" w:ascii="Times New Roman" w:hAnsi="Times New Roman" w:eastAsia="Times New Roman" w:cs="Times New Roman"/>
+        </w:rPr>
+        <w:t>。</w:t>
+      </w:r>
+      <w:r>
+        <w:rPr>
+          <w:rFonts w:hint="eastAsia" w:ascii="Times New Roman" w:hAnsi="Times New Roman" w:eastAsia="FangSong" w:cs="Times New Roman"/>
+        </w:rPr>
+        <w:t>回答在晶相的晶胞中包含几个</w:t>
+      </w:r>
+      <w:r>
+        <w:rPr>
+          <w:rFonts w:ascii="Times New Roman" w:hAnsi="Times New Roman" w:eastAsia="Times New Roman" w:cs="Times New Roman"/>
+        </w:rPr>
+        <w:t xml:space="preserve"> ZrTe</w:t>
+      </w:r>
+      <w:r>
+        <w:rPr>
+          <w:rFonts w:ascii="Times New Roman" w:hAnsi="Times New Roman" w:eastAsia="Times New Roman" w:cs="Times New Roman"/>
+          <w:vertAlign w:val="subscript"/>
+        </w:rPr>
+        <w:t>5</w:t>
+      </w:r>
+      <w:r>
+        <w:rPr>
+          <w:rFonts w:ascii="Times New Roman" w:hAnsi="Times New Roman" w:eastAsia="Times New Roman" w:cs="Times New Roman"/>
+        </w:rPr>
+        <w:t xml:space="preserve"> </w:t>
+      </w:r>
+      <w:r>
+        <w:rPr>
+          <w:rFonts w:hint="eastAsia" w:ascii="Times New Roman" w:hAnsi="Times New Roman" w:eastAsia="FangSong" w:cs="Times New Roman"/>
+        </w:rPr>
+        <w:t>单元</w:t>
+      </w:r>
+      <w:r>
+        <w:rPr>
+          <w:rFonts w:hint="eastAsia" w:ascii="Times New Roman" w:hAnsi="Times New Roman" w:eastAsia="Times New Roman" w:cs="Times New Roman"/>
+        </w:rPr>
+        <w:t>，</w:t>
+      </w:r>
+      <w:r>
+        <w:rPr>
+          <w:rFonts w:hint="eastAsia" w:ascii="Times New Roman" w:hAnsi="Times New Roman" w:eastAsia="FangSong" w:cs="Times New Roman"/>
+        </w:rPr>
+        <w:t>并计算该晶相的密度</w:t>
+      </w:r>
+      <w:r>
+        <w:rPr>
+          <w:rFonts w:hint="eastAsia" w:ascii="Times New Roman" w:hAnsi="Times New Roman" w:eastAsia="Times New Roman" w:cs="Times New Roman"/>
+        </w:rPr>
+        <w:t>。</w:t>
+      </w:r>
+    </w:p>
+    <w:p>
+      <w:pPr>
+        <w:numPr>
+          <w:ilvl w:val="0"/>
+          <w:numId w:val="1009"/>
+        </w:numPr>
+        <w:ind w:firstLine="420"/>
+      </w:pPr>
+      <w:r>
+        <w:rPr>
+          <w:rFonts w:hint="eastAsia" w:ascii="Times New Roman" w:hAnsi="Times New Roman" w:eastAsia="FangSong" w:cs="Times New Roman"/>
+        </w:rPr>
+        <w:t>写出在第一个超导晶相中</w:t>
+      </w:r>
+      <w:r>
+        <w:rPr>
+          <w:rFonts w:hint="eastAsia" w:ascii="Times New Roman" w:hAnsi="Times New Roman" w:eastAsia="Times New Roman" w:cs="Times New Roman"/>
+        </w:rPr>
+        <w:t>，Zr</w:t>
+      </w:r>
+      <w:r>
+        <w:rPr>
+          <w:rFonts w:ascii="Times New Roman" w:hAnsi="Times New Roman" w:eastAsia="Times New Roman" w:cs="Times New Roman"/>
+        </w:rPr>
+        <w:t xml:space="preserve"> </w:t>
+      </w:r>
+      <w:r>
+        <w:rPr>
+          <w:rFonts w:hint="eastAsia" w:ascii="Times New Roman" w:hAnsi="Times New Roman" w:eastAsia="FangSong" w:cs="Times New Roman"/>
+        </w:rPr>
+        <w:t xml:space="preserve">和</w:t>
+      </w:r>
+      <w:r>
+        <w:rPr>
+          <w:rFonts w:ascii="Times New Roman" w:hAnsi="Times New Roman" w:eastAsia="Times New Roman" w:cs="Times New Roman"/>
+        </w:rPr>
+        <w:t xml:space="preserve"> Te </w:t>
+      </w:r>
+      <w:r>
+        <w:rPr>
+          <w:rFonts w:hint="eastAsia" w:ascii="Times New Roman" w:hAnsi="Times New Roman" w:eastAsia="FangSong" w:cs="Times New Roman"/>
+        </w:rPr>
+        <w:t>的配位数</w:t>
+      </w:r>
+      <w:r>
+        <w:rPr>
+          <w:rFonts w:hint="eastAsia" w:ascii="Times New Roman" w:hAnsi="Times New Roman" w:eastAsia="Times New Roman" w:cs="Times New Roman"/>
+        </w:rPr>
+        <w:t>。</w:t>
+      </w:r>
+    </w:p>
+    <w:p>
+      <w:pPr>
+        <w:numPr>
+          <w:ilvl w:val="0"/>
+          <w:numId w:val="1009"/>
+        </w:numPr>
+        <w:ind w:firstLine="420"/>
+      </w:pPr>
+      <w:r>
+        <w:rPr>
+          <w:rFonts w:hint="eastAsia" w:ascii="Times New Roman" w:hAnsi="Times New Roman" w:eastAsia="FangSong" w:cs="Times New Roman"/>
+        </w:rPr>
+        <w:t xml:space="preserve">试计算第一个超导晶相中三种</w:t>
+      </w:r>
+      <w:r>
+        <w:rPr>
+          <w:rFonts w:ascii="Times New Roman" w:hAnsi="Times New Roman" w:eastAsia="Times New Roman" w:cs="Times New Roman"/>
+        </w:rPr>
+        <w:t xml:space="preserve"> Zr-Te </w:t>
+      </w:r>
+      <w:r>
+        <w:rPr>
+          <w:rFonts w:hint="eastAsia" w:ascii="Times New Roman" w:hAnsi="Times New Roman" w:eastAsia="FangSong" w:cs="Times New Roman"/>
+        </w:rPr>
+        <w:t>键键长</w:t>
+      </w:r>
+      <w:r>
+        <w:rPr>
+          <w:rFonts w:hint="eastAsia" w:ascii="Times New Roman" w:hAnsi="Times New Roman" w:eastAsia="Times New Roman" w:cs="Times New Roman"/>
+        </w:rPr>
+        <w:t>。</w:t>
+      </w:r>
+    </w:p>
+    <w:p>
+      <w:pPr>
         <w:spacing w:before="160" w:after="80"/>
       </w:pPr>
       <w:r>
@@ -9869,6 +11522,590 @@
     </w:p>
     <w:p>
       <w:pPr>
+        <w:numPr>
+          <w:ilvl w:val="0"/>
+          <w:numId w:val="1010"/>
+        </w:numPr>
+        <w:ind w:firstLine="420"/>
+      </w:pPr>
+      <w:r>
+        <w:rPr>
+          <w:rFonts w:hint="eastAsia" w:ascii="Times New Roman" w:hAnsi="Times New Roman" w:eastAsia="FangSong" w:cs="Times New Roman"/>
+        </w:rPr>
+        <w:t>写出该氢化物中氢的存在形式</w:t>
+      </w:r>
+      <w:r>
+        <w:rPr>
+          <w:rFonts w:hint="eastAsia" w:ascii="Times New Roman" w:hAnsi="Times New Roman" w:eastAsia="Times New Roman" w:cs="Times New Roman"/>
+        </w:rPr>
+        <w:t>，</w:t>
+      </w:r>
+      <w:r>
+        <w:rPr>
+          <w:rFonts w:hint="eastAsia" w:ascii="Times New Roman" w:hAnsi="Times New Roman" w:eastAsia="FangSong" w:cs="Times New Roman"/>
+        </w:rPr>
+        <w:t>并简述理由</w:t>
+      </w:r>
+      <w:r>
+        <w:rPr>
+          <w:rFonts w:hint="eastAsia" w:ascii="Times New Roman" w:hAnsi="Times New Roman" w:eastAsia="Times New Roman" w:cs="Times New Roman"/>
+        </w:rPr>
+        <w:t>。</w:t>
+      </w:r>
+    </w:p>
+    <w:p>
+      <w:pPr>
+        <w:numPr>
+          <w:ilvl w:val="0"/>
+          <w:numId w:val="1010"/>
+        </w:numPr>
+        <w:ind w:firstLine="420"/>
+      </w:pPr>
+      <w:r>
+        <w:rPr>
+          <w:rFonts w:hint="eastAsia" w:ascii="Times New Roman" w:hAnsi="Times New Roman" w:eastAsia="FangSong" w:cs="Times New Roman"/>
+        </w:rPr>
+        <w:t>将上述氢化物与金属镍在一定条件下用球磨机研磨</w:t>
+      </w:r>
+      <w:r>
+        <w:rPr>
+          <w:rFonts w:hint="eastAsia" w:ascii="Times New Roman" w:hAnsi="Times New Roman" w:eastAsia="Times New Roman" w:cs="Times New Roman"/>
+        </w:rPr>
+        <w:t>，</w:t>
+      </w:r>
+      <w:r>
+        <w:rPr>
+          <w:rFonts w:hint="eastAsia" w:ascii="Times New Roman" w:hAnsi="Times New Roman" w:eastAsia="FangSong" w:cs="Times New Roman"/>
+        </w:rPr>
+        <w:t>可制得化学式为</w:t>
+      </w:r>
+      <w:r>
+        <w:rPr>
+          <w:rFonts w:ascii="Times New Roman" w:hAnsi="Times New Roman" w:eastAsia="Times New Roman" w:cs="Times New Roman"/>
+        </w:rPr>
+        <w:t xml:space="preserve"> </w:t>
+      </w:r>
+      <m:oMath>
+        <m:oMathPr>
+          <m:ctrlPr>
+            <w:rPr>
+              <w:sz w:val="28"/>
+              <w:szCs w:val="28"/>
+            </w:rPr>
+          </m:ctrlPr>
+        </m:oMathPr>
+        <m:r>
+          <m:t>M</m:t>
+        </m:r>
+        <m:sSub>
+          <m:e>
+            <m:r>
+              <m:t>g</m:t>
+            </m:r>
+          </m:e>
+          <m:sub>
+            <m:r>
+              <m:t>2</m:t>
+            </m:r>
+          </m:sub>
+        </m:sSub>
+        <m:r>
+          <m:t>N</m:t>
+        </m:r>
+        <m:r>
+          <m:t>i</m:t>
+        </m:r>
+        <m:sSub>
+          <m:e>
+            <m:r>
+              <m:t>H</m:t>
+            </m:r>
+          </m:e>
+          <m:sub>
+            <m:r>
+              <m:t>4</m:t>
+            </m:r>
+          </m:sub>
+        </m:sSub>
+      </m:oMath>
+      <w:r>
+        <w:rPr>
+          <w:rFonts w:ascii="Times New Roman" w:hAnsi="Times New Roman" w:eastAsia="Times New Roman" w:cs="Times New Roman"/>
+        </w:rPr>
+        <w:t xml:space="preserve"> </w:t>
+      </w:r>
+      <w:r>
+        <w:rPr>
+          <w:rFonts w:hint="eastAsia" w:ascii="Times New Roman" w:hAnsi="Times New Roman" w:eastAsia="FangSong" w:cs="Times New Roman"/>
+        </w:rPr>
+        <w:t>的化合物</w:t>
+      </w:r>
+      <w:r>
+        <w:rPr>
+          <w:rFonts w:hint="eastAsia" w:ascii="Times New Roman" w:hAnsi="Times New Roman" w:eastAsia="Times New Roman" w:cs="Times New Roman"/>
+        </w:rPr>
+        <w:t>。X-</w:t>
+      </w:r>
+      <w:r>
+        <w:rPr>
+          <w:rFonts w:hint="eastAsia" w:ascii="Times New Roman" w:hAnsi="Times New Roman" w:eastAsia="FangSong" w:cs="Times New Roman"/>
+        </w:rPr>
+        <w:t>射线衍射分析表明</w:t>
+      </w:r>
+      <w:r>
+        <w:rPr>
+          <w:rFonts w:hint="eastAsia" w:ascii="Times New Roman" w:hAnsi="Times New Roman" w:eastAsia="Times New Roman" w:cs="Times New Roman"/>
+        </w:rPr>
+        <w:t>，</w:t>
+      </w:r>
+      <w:r>
+        <w:rPr>
+          <w:rFonts w:hint="eastAsia" w:ascii="Times New Roman" w:hAnsi="Times New Roman" w:eastAsia="FangSong" w:cs="Times New Roman"/>
+        </w:rPr>
+        <w:t>该化合物的立方晶胞的面心和顶点均被镍原子占据</w:t>
+      </w:r>
+      <w:r>
+        <w:rPr>
+          <w:rFonts w:hint="eastAsia" w:ascii="Times New Roman" w:hAnsi="Times New Roman" w:eastAsia="Times New Roman" w:cs="Times New Roman"/>
+        </w:rPr>
+        <w:t>，</w:t>
+      </w:r>
+      <w:r>
+        <w:rPr>
+          <w:rFonts w:hint="eastAsia" w:ascii="Times New Roman" w:hAnsi="Times New Roman" w:eastAsia="FangSong" w:cs="Times New Roman"/>
+        </w:rPr>
+        <w:t>所有镁原子的配位数都相等</w:t>
+      </w:r>
+      <w:r>
+        <w:rPr>
+          <w:rFonts w:hint="eastAsia" w:ascii="Times New Roman" w:hAnsi="Times New Roman" w:eastAsia="Times New Roman" w:cs="Times New Roman"/>
+        </w:rPr>
+        <w:t>。</w:t>
+      </w:r>
+      <w:r>
+        <w:rPr>
+          <w:rFonts w:hint="eastAsia" w:ascii="Times New Roman" w:hAnsi="Times New Roman" w:eastAsia="FangSong" w:cs="Times New Roman"/>
+        </w:rPr>
+        <w:t>推断镁原子在</w:t>
+      </w:r>
+      <w:r>
+        <w:rPr>
+          <w:rFonts w:ascii="Times New Roman" w:hAnsi="Times New Roman" w:eastAsia="Times New Roman" w:cs="Times New Roman"/>
+        </w:rPr>
+        <w:t xml:space="preserve"> </w:t>
+      </w:r>
+      <m:oMath>
+        <m:oMathPr>
+          <m:ctrlPr>
+            <w:rPr>
+              <w:sz w:val="28"/>
+              <w:szCs w:val="28"/>
+            </w:rPr>
+          </m:ctrlPr>
+        </m:oMathPr>
+        <m:r>
+          <m:t>M</m:t>
+        </m:r>
+        <m:sSub>
+          <m:e>
+            <m:r>
+              <m:t>g</m:t>
+            </m:r>
+          </m:e>
+          <m:sub>
+            <m:r>
+              <m:t>2</m:t>
+            </m:r>
+          </m:sub>
+        </m:sSub>
+        <m:r>
+          <m:t>N</m:t>
+        </m:r>
+        <m:r>
+          <m:t>i</m:t>
+        </m:r>
+        <m:sSub>
+          <m:e>
+            <m:r>
+              <m:t>H</m:t>
+            </m:r>
+          </m:e>
+          <m:sub>
+            <m:r>
+              <m:t>4</m:t>
+            </m:r>
+          </m:sub>
+        </m:sSub>
+      </m:oMath>
+      <w:r>
+        <w:rPr>
+          <w:rFonts w:ascii="Times New Roman" w:hAnsi="Times New Roman" w:eastAsia="Times New Roman" w:cs="Times New Roman"/>
+        </w:rPr>
+        <w:t xml:space="preserve"> </w:t>
+      </w:r>
+      <w:r>
+        <w:rPr>
+          <w:rFonts w:hint="eastAsia" w:ascii="Times New Roman" w:hAnsi="Times New Roman" w:eastAsia="FangSong" w:cs="Times New Roman"/>
+        </w:rPr>
+        <w:t>晶胞中的位置</w:t>
+      </w:r>
+      <w:r>
+        <w:rPr>
+          <w:rFonts w:hint="eastAsia" w:ascii="Times New Roman" w:hAnsi="Times New Roman" w:eastAsia="Times New Roman" w:cs="Times New Roman"/>
+        </w:rPr>
+        <w:t>(</w:t>
+      </w:r>
+      <w:r>
+        <w:rPr>
+          <w:rFonts w:hint="eastAsia" w:ascii="Times New Roman" w:hAnsi="Times New Roman" w:eastAsia="FangSong" w:cs="Times New Roman"/>
+        </w:rPr>
+        <w:t>写出推理过程</w:t>
+      </w:r>
+      <w:r>
+        <w:rPr>
+          <w:rFonts w:hint="eastAsia" w:ascii="Times New Roman" w:hAnsi="Times New Roman" w:eastAsia="Times New Roman" w:cs="Times New Roman"/>
+        </w:rPr>
+        <w:t>)。</w:t>
+      </w:r>
+    </w:p>
+    <w:p>
+      <w:pPr>
+        <w:numPr>
+          <w:ilvl w:val="0"/>
+          <w:numId w:val="1010"/>
+        </w:numPr>
+        <w:ind w:firstLine="420"/>
+      </w:pPr>
+      <w:r>
+        <w:rPr>
+          <w:rFonts w:hint="eastAsia" w:ascii="Times New Roman" w:hAnsi="Times New Roman" w:eastAsia="FangSong" w:cs="Times New Roman"/>
+        </w:rPr>
+        <w:t>实验测定</w:t>
+      </w:r>
+      <w:r>
+        <w:rPr>
+          <w:rFonts w:hint="eastAsia" w:ascii="Times New Roman" w:hAnsi="Times New Roman" w:eastAsia="Times New Roman" w:cs="Times New Roman"/>
+        </w:rPr>
+        <w:t>，</w:t>
+      </w:r>
+      <w:r>
+        <w:rPr>
+          <w:rFonts w:hint="eastAsia" w:ascii="Times New Roman" w:hAnsi="Times New Roman" w:eastAsia="FangSong" w:cs="Times New Roman"/>
+        </w:rPr>
+        <w:t>上述</w:t>
+      </w:r>
+      <w:r>
+        <w:rPr>
+          <w:rFonts w:ascii="Times New Roman" w:hAnsi="Times New Roman" w:eastAsia="Times New Roman" w:cs="Times New Roman"/>
+        </w:rPr>
+        <w:t xml:space="preserve"> </w:t>
+      </w:r>
+      <m:oMath>
+        <m:oMathPr>
+          <m:ctrlPr>
+            <w:rPr>
+              <w:sz w:val="28"/>
+              <w:szCs w:val="28"/>
+            </w:rPr>
+          </m:ctrlPr>
+        </m:oMathPr>
+        <m:r>
+          <m:t>M</m:t>
+        </m:r>
+        <m:sSub>
+          <m:e>
+            <m:r>
+              <m:t>g</m:t>
+            </m:r>
+          </m:e>
+          <m:sub>
+            <m:r>
+              <m:t>2</m:t>
+            </m:r>
+          </m:sub>
+        </m:sSub>
+        <m:r>
+          <m:t>N</m:t>
+        </m:r>
+        <m:r>
+          <m:t>i</m:t>
+        </m:r>
+        <m:sSub>
+          <m:e>
+            <m:r>
+              <m:t>H</m:t>
+            </m:r>
+          </m:e>
+          <m:sub>
+            <m:r>
+              <m:t>4</m:t>
+            </m:r>
+          </m:sub>
+        </m:sSub>
+      </m:oMath>
+      <w:r>
+        <w:rPr>
+          <w:rFonts w:ascii="Times New Roman" w:hAnsi="Times New Roman" w:eastAsia="Times New Roman" w:cs="Times New Roman"/>
+        </w:rPr>
+        <w:t xml:space="preserve"> </w:t>
+      </w:r>
+      <w:r>
+        <w:rPr>
+          <w:rFonts w:hint="eastAsia" w:ascii="Times New Roman" w:hAnsi="Times New Roman" w:eastAsia="FangSong" w:cs="Times New Roman"/>
+        </w:rPr>
+        <w:t xml:space="preserve">晶体的晶胞参数为</w:t>
+      </w:r>
+      <w:r>
+        <w:rPr>
+          <w:rFonts w:ascii="Times New Roman" w:hAnsi="Times New Roman" w:eastAsia="Times New Roman" w:cs="Times New Roman"/>
+        </w:rPr>
+        <w:t xml:space="preserve"> </w:t>
+      </w:r>
+      <w:r>
+        <w:rPr>
+          <w:rFonts w:hint="eastAsia" w:ascii="Times New Roman" w:hAnsi="Times New Roman" w:eastAsia="Times New Roman" w:cs="Times New Roman"/>
+        </w:rPr>
+        <w:t>646.5pm，</w:t>
+      </w:r>
+      <w:r>
+        <w:rPr>
+          <w:rFonts w:hint="eastAsia" w:ascii="Times New Roman" w:hAnsi="Times New Roman" w:eastAsia="FangSong" w:cs="Times New Roman"/>
+        </w:rPr>
+        <w:t>计算该晶体中镁和镍的核间距</w:t>
+      </w:r>
+      <w:r>
+        <w:rPr>
+          <w:rFonts w:hint="eastAsia" w:ascii="Times New Roman" w:hAnsi="Times New Roman" w:eastAsia="Times New Roman" w:cs="Times New Roman"/>
+        </w:rPr>
+        <w:t>。</w:t>
+      </w:r>
+      <w:r>
+        <w:rPr>
+          <w:rFonts w:hint="eastAsia" w:ascii="Times New Roman" w:hAnsi="Times New Roman" w:eastAsia="FangSong" w:cs="Times New Roman"/>
+        </w:rPr>
+        <w:t>已知镁和镍的原子半径分别为</w:t>
+      </w:r>
+      <w:r>
+        <w:rPr>
+          <w:rFonts w:ascii="Times New Roman" w:hAnsi="Times New Roman" w:eastAsia="Times New Roman" w:cs="Times New Roman"/>
+        </w:rPr>
+        <w:t xml:space="preserve"> 159.9pm </w:t>
+      </w:r>
+      <w:r>
+        <w:rPr>
+          <w:rFonts w:hint="eastAsia" w:ascii="Times New Roman" w:hAnsi="Times New Roman" w:eastAsia="FangSong" w:cs="Times New Roman"/>
+        </w:rPr>
+        <w:t xml:space="preserve">和</w:t>
+      </w:r>
+      <w:r>
+        <w:rPr>
+          <w:rFonts w:ascii="Times New Roman" w:hAnsi="Times New Roman" w:eastAsia="Times New Roman" w:cs="Times New Roman"/>
+        </w:rPr>
+        <w:t xml:space="preserve"> 124.6pm。</w:t>
+      </w:r>
+    </w:p>
+    <w:p>
+      <w:pPr>
+        <w:numPr>
+          <w:ilvl w:val="0"/>
+          <w:numId w:val="1010"/>
+        </w:numPr>
+        <w:ind w:firstLine="420"/>
+      </w:pPr>
+      <w:r>
+        <w:rPr>
+          <w:rFonts w:hint="eastAsia" w:ascii="Times New Roman" w:hAnsi="Times New Roman" w:eastAsia="FangSong" w:cs="Times New Roman"/>
+        </w:rPr>
+        <w:t>若以材料中氢的密度与液态氢密度之比定义储氢材料的储氢能力</w:t>
+      </w:r>
+      <w:r>
+        <w:rPr>
+          <w:rFonts w:hint="eastAsia" w:ascii="Times New Roman" w:hAnsi="Times New Roman" w:eastAsia="Times New Roman" w:cs="Times New Roman"/>
+        </w:rPr>
+        <w:t>，</w:t>
+      </w:r>
+      <w:r>
+        <w:rPr>
+          <w:rFonts w:hint="eastAsia" w:ascii="Times New Roman" w:hAnsi="Times New Roman" w:eastAsia="FangSong" w:cs="Times New Roman"/>
+        </w:rPr>
+        <w:t>计算</w:t>
+      </w:r>
+      <w:r>
+        <w:rPr>
+          <w:rFonts w:ascii="Times New Roman" w:hAnsi="Times New Roman" w:eastAsia="Times New Roman" w:cs="Times New Roman"/>
+        </w:rPr>
+        <w:t xml:space="preserve"> </w:t>
+      </w:r>
+      <m:oMath>
+        <m:oMathPr>
+          <m:ctrlPr>
+            <w:rPr>
+              <w:sz w:val="28"/>
+              <w:szCs w:val="28"/>
+            </w:rPr>
+          </m:ctrlPr>
+        </m:oMathPr>
+        <m:r>
+          <m:rPr>
+            <m:sty m:val="p"/>
+          </m:rPr>
+          <m:t>M</m:t>
+        </m:r>
+        <m:sSub>
+          <m:e>
+            <m:r>
+              <m:rPr>
+                <m:sty m:val="p"/>
+              </m:rPr>
+              <m:t>g</m:t>
+            </m:r>
+          </m:e>
+          <m:sub>
+            <m:r>
+              <m:rPr>
+                <m:sty m:val="p"/>
+              </m:rPr>
+              <m:t>2</m:t>
+            </m:r>
+          </m:sub>
+        </m:sSub>
+        <m:r>
+          <m:rPr>
+            <m:sty m:val="p"/>
+          </m:rPr>
+          <m:t>N</m:t>
+        </m:r>
+        <m:r>
+          <m:rPr>
+            <m:sty m:val="p"/>
+          </m:rPr>
+          <m:t>i</m:t>
+        </m:r>
+        <m:sSub>
+          <m:e>
+            <m:r>
+              <m:rPr>
+                <m:sty m:val="p"/>
+              </m:rPr>
+              <m:t>H</m:t>
+            </m:r>
+          </m:e>
+          <m:sub>
+            <m:r>
+              <m:rPr>
+                <m:sty m:val="p"/>
+              </m:rPr>
+              <m:t>4</m:t>
+            </m:r>
+          </m:sub>
+        </m:sSub>
+      </m:oMath>
+      <w:r>
+        <w:rPr>
+          <w:rFonts w:ascii="Times New Roman" w:hAnsi="Times New Roman" w:eastAsia="Times New Roman" w:cs="Times New Roman"/>
+        </w:rPr>
+        <w:t xml:space="preserve"> </w:t>
+      </w:r>
+      <w:r>
+        <w:rPr>
+          <w:rFonts w:hint="eastAsia" w:ascii="Times New Roman" w:hAnsi="Times New Roman" w:eastAsia="FangSong" w:cs="Times New Roman"/>
+        </w:rPr>
+        <w:t>的储氢能力</w:t>
+      </w:r>
+      <w:r>
+        <w:rPr>
+          <w:rFonts w:hint="eastAsia" w:ascii="Times New Roman" w:hAnsi="Times New Roman" w:eastAsia="Times New Roman" w:cs="Times New Roman"/>
+        </w:rPr>
+        <w:t>(</w:t>
+      </w:r>
+      <w:r>
+        <w:rPr>
+          <w:rFonts w:hint="eastAsia" w:ascii="Times New Roman" w:hAnsi="Times New Roman" w:eastAsia="FangSong" w:cs="Times New Roman"/>
+        </w:rPr>
+        <w:t>假定氢可全部放出</w:t>
+      </w:r>
+      <w:r>
+        <w:rPr>
+          <w:rFonts w:hint="eastAsia" w:ascii="Times New Roman" w:hAnsi="Times New Roman" w:eastAsia="Times New Roman" w:cs="Times New Roman"/>
+        </w:rPr>
+        <w:t>：</w:t>
+      </w:r>
+      <w:r>
+        <w:rPr>
+          <w:rFonts w:hint="eastAsia" w:ascii="Times New Roman" w:hAnsi="Times New Roman" w:eastAsia="FangSong" w:cs="Times New Roman"/>
+        </w:rPr>
+        <w:t>液氢的密度为</w:t>
+      </w:r>
+      <w:r>
+        <w:rPr>
+          <w:rFonts w:ascii="Times New Roman" w:hAnsi="Times New Roman" w:eastAsia="Times New Roman" w:cs="Times New Roman"/>
+        </w:rPr>
+        <w:t xml:space="preserve"> </w:t>
+      </w:r>
+      <m:oMath>
+        <m:oMathPr>
+          <m:ctrlPr>
+            <w:rPr>
+              <w:sz w:val="28"/>
+              <w:szCs w:val="28"/>
+            </w:rPr>
+          </m:ctrlPr>
+        </m:oMathPr>
+        <m:r>
+          <m:t>0.0708</m:t>
+        </m:r>
+        <m:r>
+          <m:rPr>
+            <m:sty m:val="p"/>
+          </m:rPr>
+          <m:t>g</m:t>
+        </m:r>
+        <m:r>
+          <m:rPr>
+            <m:sty m:val="p"/>
+          </m:rPr>
+          <m:t>/</m:t>
+        </m:r>
+        <m:r>
+          <m:rPr>
+            <m:sty m:val="p"/>
+          </m:rPr>
+          <m:t>c</m:t>
+        </m:r>
+        <m:sSup>
+          <m:e>
+            <m:r>
+              <m:rPr>
+                <m:sty m:val="p"/>
+              </m:rPr>
+              <m:t>m</m:t>
+            </m:r>
+          </m:e>
+          <m:sup>
+            <m:r>
+              <m:rPr>
+                <m:sty m:val="p"/>
+              </m:rPr>
+              <m:t>3</m:t>
+            </m:r>
+          </m:sup>
+        </m:sSup>
+      </m:oMath>
+      <w:r>
+        <w:rPr>
+          <w:rFonts w:ascii="Times New Roman" w:hAnsi="Times New Roman" w:eastAsia="Times New Roman" w:cs="Times New Roman"/>
+        </w:rPr>
+        <w:t xml:space="preserve"> </w:t>
+      </w:r>
+      <w:r>
+        <w:rPr>
+          <w:rFonts w:ascii="Times New Roman" w:hAnsi="Times New Roman" w:eastAsia="Times New Roman" w:cs="Times New Roman"/>
+        </w:rPr>
+        <w:t xml:space="preserve">)</w:t>
+      </w:r>
+    </w:p>
+    <w:p>
+      <w:pPr>
         <w:spacing w:before="160" w:after="80"/>
       </w:pPr>
       <w:r>
@@ -10056,6 +12293,222 @@
     </w:p>
     <w:p>
       <w:pPr>
+        <w:numPr>
+          <w:ilvl w:val="0"/>
+          <w:numId w:val="1011"/>
+        </w:numPr>
+        <w:ind w:firstLine="420"/>
+      </w:pPr>
+      <w:r>
+        <w:rPr>
+          <w:rFonts w:hint="eastAsia" w:ascii="Times New Roman" w:hAnsi="Times New Roman" w:eastAsia="FangSong" w:cs="Times New Roman"/>
+        </w:rPr>
+        <w:t xml:space="preserve">写出</w:t>
+      </w:r>
+      <w:r>
+        <w:rPr>
+          <w:rFonts w:ascii="Times New Roman" w:hAnsi="Times New Roman" w:eastAsia="Times New Roman" w:cs="Times New Roman"/>
+        </w:rPr>
+        <w:t xml:space="preserve"> A </w:t>
+      </w:r>
+      <w:r>
+        <w:rPr>
+          <w:rFonts w:hint="eastAsia" w:ascii="Times New Roman" w:hAnsi="Times New Roman" w:eastAsia="FangSong" w:cs="Times New Roman"/>
+        </w:rPr>
+        <w:t>氧化物的化学式和结构基元</w:t>
+      </w:r>
+      <w:r>
+        <w:rPr>
+          <w:rFonts w:hint="eastAsia" w:ascii="Times New Roman" w:hAnsi="Times New Roman" w:eastAsia="Times New Roman" w:cs="Times New Roman"/>
+        </w:rPr>
+        <w:t>，</w:t>
+      </w:r>
+      <w:r>
+        <w:rPr>
+          <w:rFonts w:hint="eastAsia" w:ascii="Times New Roman" w:hAnsi="Times New Roman" w:eastAsia="FangSong" w:cs="Times New Roman"/>
+        </w:rPr>
+        <w:t>指出晶体中氧离子的配位数</w:t>
+      </w:r>
+      <w:r>
+        <w:rPr>
+          <w:rFonts w:hint="eastAsia" w:ascii="Times New Roman" w:hAnsi="Times New Roman" w:eastAsia="Times New Roman" w:cs="Times New Roman"/>
+        </w:rPr>
+        <w:t>。</w:t>
+      </w:r>
+    </w:p>
+    <w:p>
+      <w:pPr>
+        <w:numPr>
+          <w:ilvl w:val="0"/>
+          <w:numId w:val="1011"/>
+        </w:numPr>
+        <w:ind w:firstLine="420"/>
+      </w:pPr>
+      <w:r>
+        <w:rPr>
+          <w:rFonts w:hint="eastAsia" w:ascii="Times New Roman" w:hAnsi="Times New Roman" w:eastAsia="FangSong" w:cs="Times New Roman"/>
+        </w:rPr>
+        <w:t xml:space="preserve">已知晶胞参数</w:t>
+      </w:r>
+      <w:r>
+        <w:rPr>
+          <w:rFonts w:ascii="Times New Roman" w:hAnsi="Times New Roman" w:eastAsia="Times New Roman" w:cs="Times New Roman"/>
+        </w:rPr>
+        <w:t xml:space="preserve"> </w:t>
+      </w:r>
+      <w:r>
+        <w:rPr>
+          <w:rFonts w:hint="eastAsia" w:ascii="Times New Roman" w:hAnsi="Times New Roman" w:eastAsia="Times New Roman" w:cs="Times New Roman"/>
+        </w:rPr>
+        <w:t>a=545.5pm，</w:t>
+      </w:r>
+      <w:r>
+        <w:rPr>
+          <w:rFonts w:hint="eastAsia" w:ascii="Times New Roman" w:hAnsi="Times New Roman" w:eastAsia="FangSong" w:cs="Times New Roman"/>
+        </w:rPr>
+        <w:t>设</w:t>
+      </w:r>
+      <w:r>
+        <w:rPr>
+          <w:rFonts w:ascii="Times New Roman" w:hAnsi="Times New Roman" w:eastAsia="Times New Roman" w:cs="Times New Roman"/>
+        </w:rPr>
+        <w:t xml:space="preserve"> A </w:t>
+      </w:r>
+      <w:r>
+        <w:rPr>
+          <w:rFonts w:hint="eastAsia" w:ascii="Times New Roman" w:hAnsi="Times New Roman" w:eastAsia="FangSong" w:cs="Times New Roman"/>
+        </w:rPr>
+        <w:t xml:space="preserve">的摩尔质量为</w:t>
+      </w:r>
+      <w:r>
+        <w:rPr>
+          <w:rFonts w:ascii="Times New Roman" w:hAnsi="Times New Roman" w:eastAsia="Times New Roman" w:cs="Times New Roman"/>
+        </w:rPr>
+        <w:t xml:space="preserve"> </w:t>
+      </w:r>
+      <w:r>
+        <w:rPr>
+          <w:rFonts w:hint="eastAsia" w:ascii="Times New Roman" w:hAnsi="Times New Roman" w:eastAsia="Times New Roman" w:cs="Times New Roman"/>
+        </w:rPr>
+        <w:t>MA，</w:t>
+      </w:r>
+      <w:r>
+        <w:rPr>
+          <w:rFonts w:hint="eastAsia" w:ascii="Times New Roman" w:hAnsi="Times New Roman" w:eastAsia="FangSong" w:cs="Times New Roman"/>
+        </w:rPr>
+        <w:t>计算晶体的理论密度</w:t>
+      </w:r>
+      <w:r>
+        <w:rPr>
+          <w:rFonts w:hint="eastAsia" w:ascii="Times New Roman" w:hAnsi="Times New Roman" w:eastAsia="Times New Roman" w:cs="Times New Roman"/>
+        </w:rPr>
+        <w:t>。</w:t>
+      </w:r>
+    </w:p>
+    <w:p>
+      <w:pPr>
+        <w:numPr>
+          <w:ilvl w:val="0"/>
+          <w:numId w:val="1011"/>
+        </w:numPr>
+        <w:ind w:firstLine="420"/>
+      </w:pPr>
+      <w:r>
+        <w:rPr>
+          <w:rFonts w:hint="eastAsia" w:ascii="Times New Roman" w:hAnsi="Times New Roman" w:eastAsia="FangSong" w:cs="Times New Roman"/>
+        </w:rPr>
+        <w:t xml:space="preserve">计算</w:t>
+      </w:r>
+      <w:r>
+        <w:rPr>
+          <w:rFonts w:ascii="Times New Roman" w:hAnsi="Times New Roman" w:eastAsia="Times New Roman" w:cs="Times New Roman"/>
+        </w:rPr>
+        <w:t xml:space="preserve"> A-A </w:t>
+      </w:r>
+      <w:r>
+        <w:rPr>
+          <w:rFonts w:hint="eastAsia" w:ascii="Times New Roman" w:hAnsi="Times New Roman" w:eastAsia="FangSong" w:cs="Times New Roman"/>
+        </w:rPr>
+        <w:t xml:space="preserve">和</w:t>
+      </w:r>
+      <w:r>
+        <w:rPr>
+          <w:rFonts w:ascii="Times New Roman" w:hAnsi="Times New Roman" w:eastAsia="Times New Roman" w:cs="Times New Roman"/>
+        </w:rPr>
+        <w:t xml:space="preserve"> A-0 </w:t>
+      </w:r>
+      <w:r>
+        <w:rPr>
+          <w:rFonts w:hint="eastAsia" w:ascii="Times New Roman" w:hAnsi="Times New Roman" w:eastAsia="FangSong" w:cs="Times New Roman"/>
+        </w:rPr>
+        <w:t>的最小间距</w:t>
+      </w:r>
+      <w:r>
+        <w:rPr>
+          <w:rFonts w:hint="eastAsia" w:ascii="Times New Roman" w:hAnsi="Times New Roman" w:eastAsia="Times New Roman" w:cs="Times New Roman"/>
+        </w:rPr>
+        <w:t>。</w:t>
+      </w:r>
+    </w:p>
+    <w:p>
+      <w:pPr>
+        <w:numPr>
+          <w:ilvl w:val="0"/>
+          <w:numId w:val="1011"/>
+        </w:numPr>
+        <w:ind w:firstLine="420"/>
+      </w:pPr>
+      <w:r>
+        <w:rPr>
+          <w:rFonts w:hint="eastAsia" w:ascii="Times New Roman" w:hAnsi="Times New Roman" w:eastAsia="FangSong" w:cs="Times New Roman"/>
+        </w:rPr>
+        <w:t xml:space="preserve">若晶胞中一半</w:t>
+      </w:r>
+      <w:r>
+        <w:rPr>
+          <w:rFonts w:ascii="Times New Roman" w:hAnsi="Times New Roman" w:eastAsia="Times New Roman" w:cs="Times New Roman"/>
+        </w:rPr>
+        <w:t xml:space="preserve"> A </w:t>
+      </w:r>
+      <w:r>
+        <w:rPr>
+          <w:rFonts w:hint="eastAsia" w:ascii="Times New Roman" w:hAnsi="Times New Roman" w:eastAsia="FangSong" w:cs="Times New Roman"/>
+        </w:rPr>
+        <w:t xml:space="preserve">离子被</w:t>
+      </w:r>
+      <w:r>
+        <w:rPr>
+          <w:rFonts w:ascii="Times New Roman" w:hAnsi="Times New Roman" w:eastAsia="Times New Roman" w:cs="Times New Roman"/>
+        </w:rPr>
+        <w:t xml:space="preserve"> B </w:t>
+      </w:r>
+      <w:r>
+        <w:rPr>
+          <w:rFonts w:hint="eastAsia" w:ascii="Times New Roman" w:hAnsi="Times New Roman" w:eastAsia="FangSong" w:cs="Times New Roman"/>
+        </w:rPr>
+        <w:t>离子取代</w:t>
+      </w:r>
+      <w:r>
+        <w:rPr>
+          <w:rFonts w:hint="eastAsia" w:ascii="Times New Roman" w:hAnsi="Times New Roman" w:eastAsia="Times New Roman" w:cs="Times New Roman"/>
+        </w:rPr>
+        <w:t>，</w:t>
+      </w:r>
+      <w:r>
+        <w:rPr>
+          <w:rFonts w:hint="eastAsia" w:ascii="Times New Roman" w:hAnsi="Times New Roman" w:eastAsia="FangSong" w:cs="Times New Roman"/>
+        </w:rPr>
+        <w:t>请指出</w:t>
+      </w:r>
+      <w:r>
+        <w:rPr>
+          <w:rFonts w:hint="eastAsia" w:ascii="Times New Roman" w:hAnsi="Times New Roman" w:eastAsia="Times New Roman" w:cs="Times New Roman"/>
+        </w:rPr>
+        <w:t>：</w:t>
+      </w:r>
+    </w:p>
+    <w:p>
+      <w:pPr>
         <w:spacing w:before="160" w:after="80"/>
       </w:pPr>
       <w:r>
@@ -10244,6 +12697,96 @@
     </w:p>
     <w:p>
       <w:pPr>
+        <w:numPr>
+          <w:ilvl w:val="0"/>
+          <w:numId w:val="1012"/>
+        </w:numPr>
+        <w:ind w:firstLine="420"/>
+      </w:pPr>
+      <w:r>
+        <w:rPr>
+          <w:rFonts w:hint="eastAsia" w:ascii="Times New Roman" w:hAnsi="Times New Roman" w:eastAsia="FangSong" w:cs="Times New Roman"/>
+        </w:rPr>
+        <w:t xml:space="preserve">写出图中标有</w:t>
+      </w:r>
+      <w:r>
+        <w:rPr>
+          <w:rFonts w:ascii="Times New Roman" w:hAnsi="Times New Roman" w:eastAsia="Times New Roman" w:cs="Times New Roman"/>
+        </w:rPr>
+        <w:t xml:space="preserve"> 1, 2, 3, 4, 5, 6, 7 </w:t>
+      </w:r>
+      <w:r>
+        <w:rPr>
+          <w:rFonts w:hint="eastAsia" w:ascii="Times New Roman" w:hAnsi="Times New Roman" w:eastAsia="FangSong" w:cs="Times New Roman"/>
+        </w:rPr>
+        <w:t>的原子或离子的元素符号</w:t>
+      </w:r>
+      <w:r>
+        <w:rPr>
+          <w:rFonts w:hint="eastAsia" w:ascii="Times New Roman" w:hAnsi="Times New Roman" w:eastAsia="Times New Roman" w:cs="Times New Roman"/>
+        </w:rPr>
+        <w:t>。</w:t>
+      </w:r>
+    </w:p>
+    <w:p>
+      <w:pPr>
+        <w:numPr>
+          <w:ilvl w:val="0"/>
+          <w:numId w:val="1012"/>
+        </w:numPr>
+        <w:ind w:firstLine="420"/>
+      </w:pPr>
+      <w:r>
+        <w:rPr>
+          <w:rFonts w:hint="eastAsia" w:ascii="Times New Roman" w:hAnsi="Times New Roman" w:eastAsia="FangSong" w:cs="Times New Roman"/>
+        </w:rPr>
+        <w:t xml:space="preserve">在右图基础上补上与</w:t>
+      </w:r>
+      <w:r>
+        <w:rPr>
+          <w:rFonts w:ascii="Times New Roman" w:hAnsi="Times New Roman" w:eastAsia="Times New Roman" w:cs="Times New Roman"/>
+        </w:rPr>
+        <w:t xml:space="preserve"> 3、5 </w:t>
+      </w:r>
+      <w:r>
+        <w:rPr>
+          <w:rFonts w:hint="eastAsia" w:ascii="Times New Roman" w:hAnsi="Times New Roman" w:eastAsia="FangSong" w:cs="Times New Roman"/>
+        </w:rPr>
+        <w:t>原子或离子相邻的其他原子或离子</w:t>
+      </w:r>
+      <w:r>
+        <w:rPr>
+          <w:rFonts w:hint="eastAsia" w:ascii="Times New Roman" w:hAnsi="Times New Roman" w:eastAsia="Times New Roman" w:cs="Times New Roman"/>
+        </w:rPr>
+        <w:t>，</w:t>
+      </w:r>
+      <w:r>
+        <w:rPr>
+          <w:rFonts w:hint="eastAsia" w:ascii="Times New Roman" w:hAnsi="Times New Roman" w:eastAsia="FangSong" w:cs="Times New Roman"/>
+        </w:rPr>
+        <w:t>再用连线表示它们与</w:t>
+      </w:r>
+      <w:r>
+        <w:rPr>
+          <w:rFonts w:ascii="Times New Roman" w:hAnsi="Times New Roman" w:eastAsia="Times New Roman" w:cs="Times New Roman"/>
+        </w:rPr>
+        <w:t xml:space="preserve"> Mg </w:t>
+      </w:r>
+      <w:r>
+        <w:rPr>
+          <w:rFonts w:hint="eastAsia" w:ascii="Times New Roman" w:hAnsi="Times New Roman" w:eastAsia="FangSong" w:cs="Times New Roman"/>
+        </w:rPr>
+        <w:t>的配位关系</w:t>
+      </w:r>
+      <w:r>
+        <w:rPr>
+          <w:rFonts w:hint="eastAsia" w:ascii="Times New Roman" w:hAnsi="Times New Roman" w:eastAsia="Times New Roman" w:cs="Times New Roman"/>
+        </w:rPr>
+        <w:t>。</w:t>
+      </w:r>
+    </w:p>
+    <w:p>
+      <w:pPr>
         <w:spacing w:before="160" w:after="80"/>
       </w:pPr>
       <w:r>
@@ -11305,6 +13848,144 @@
     </w:p>
     <w:p>
       <w:pPr>
+        <w:numPr>
+          <w:ilvl w:val="0"/>
+          <w:numId w:val="1013"/>
+        </w:numPr>
+        <w:ind w:firstLine="420"/>
+      </w:pPr>
+      <w:r>
+        <w:rPr>
+          <w:rFonts w:hint="eastAsia" w:ascii="Times New Roman" w:hAnsi="Times New Roman" w:eastAsia="FangSong" w:cs="Times New Roman"/>
+        </w:rPr>
+        <w:t xml:space="preserve">据题推出</w:t>
+      </w:r>
+      <w:r>
+        <w:rPr>
+          <w:rFonts w:ascii="Times New Roman" w:hAnsi="Times New Roman" w:eastAsia="Times New Roman" w:cs="Times New Roman"/>
+        </w:rPr>
+        <w:t xml:space="preserve"> M、A </w:t>
+      </w:r>
+      <w:r>
+        <w:rPr>
+          <w:rFonts w:hint="eastAsia" w:ascii="Times New Roman" w:hAnsi="Times New Roman" w:eastAsia="FangSong" w:cs="Times New Roman"/>
+        </w:rPr>
+        <w:t>各为何种元素</w:t>
+      </w:r>
+      <w:r>
+        <w:rPr>
+          <w:rFonts w:hint="eastAsia" w:ascii="Times New Roman" w:hAnsi="Times New Roman" w:eastAsia="Times New Roman" w:cs="Times New Roman"/>
+        </w:rPr>
+        <w:t>？</w:t>
+      </w:r>
+    </w:p>
+    <w:p>
+      <w:pPr>
+        <w:numPr>
+          <w:ilvl w:val="0"/>
+          <w:numId w:val="1013"/>
+        </w:numPr>
+        <w:ind w:firstLine="420"/>
+      </w:pPr>
+      <w:r>
+        <w:rPr>
+          <w:rFonts w:hint="eastAsia" w:ascii="Times New Roman" w:hAnsi="Times New Roman" w:eastAsia="FangSong" w:cs="Times New Roman"/>
+        </w:rPr>
+        <w:t>请根据相应数据和分析</w:t>
+      </w:r>
+      <w:r>
+        <w:rPr>
+          <w:rFonts w:hint="eastAsia" w:ascii="Times New Roman" w:hAnsi="Times New Roman" w:eastAsia="Times New Roman" w:cs="Times New Roman"/>
+        </w:rPr>
+        <w:t>，</w:t>
+      </w:r>
+      <w:r>
+        <w:rPr>
+          <w:rFonts w:hint="eastAsia" w:ascii="Times New Roman" w:hAnsi="Times New Roman" w:eastAsia="FangSong" w:cs="Times New Roman"/>
+        </w:rPr>
+        <w:t>在图中将两种晶胞分别补充完整</w:t>
+      </w:r>
+      <w:r>
+        <w:rPr>
+          <w:rFonts w:hint="eastAsia" w:ascii="Times New Roman" w:hAnsi="Times New Roman" w:eastAsia="Times New Roman" w:cs="Times New Roman"/>
+        </w:rPr>
+        <w:t>。(</w:t>
+      </w:r>
+      <w:r>
+        <w:rPr>
+          <w:rFonts w:hint="eastAsia" w:ascii="Times New Roman" w:hAnsi="Times New Roman" w:eastAsia="FangSong" w:cs="Times New Roman"/>
+        </w:rPr>
+        <w:t>画黑球代表</w:t>
+      </w:r>
+      <w:r>
+        <w:rPr>
+          <w:rFonts w:ascii="Times New Roman" w:hAnsi="Times New Roman" w:eastAsia="Times New Roman" w:cs="Times New Roman"/>
+        </w:rPr>
+        <w:t xml:space="preserve"> </w:t>
+      </w:r>
+      <w:r>
+        <w:rPr>
+          <w:rFonts w:hint="eastAsia" w:ascii="Times New Roman" w:hAnsi="Times New Roman" w:eastAsia="Times New Roman" w:cs="Times New Roman"/>
+        </w:rPr>
+        <w:t>M，</w:t>
+      </w:r>
+      <w:r>
+        <w:rPr>
+          <w:rFonts w:hint="eastAsia" w:ascii="Times New Roman" w:hAnsi="Times New Roman" w:eastAsia="FangSong" w:cs="Times New Roman"/>
+        </w:rPr>
+        <w:t>白球代表</w:t>
+      </w:r>
+      <w:r>
+        <w:rPr>
+          <w:rFonts w:ascii="Times New Roman" w:hAnsi="Times New Roman" w:eastAsia="Times New Roman" w:cs="Times New Roman"/>
+        </w:rPr>
+        <w:t xml:space="preserve"> A)</w:t>
+      </w:r>
+    </w:p>
+    <w:p>
+      <w:pPr>
+        <w:numPr>
+          <w:ilvl w:val="0"/>
+          <w:numId w:val="1013"/>
+        </w:numPr>
+        <w:ind w:firstLine="420"/>
+      </w:pPr>
+      <w:r>
+        <w:rPr>
+          <w:rFonts w:hint="eastAsia" w:ascii="Times New Roman" w:hAnsi="Times New Roman" w:eastAsia="FangSong" w:cs="Times New Roman"/>
+        </w:rPr>
+        <w:t>请分别计算两种晶相情况下晶体的密度</w:t>
+      </w:r>
+      <w:r>
+        <w:rPr>
+          <w:rFonts w:hint="eastAsia" w:ascii="Times New Roman" w:hAnsi="Times New Roman" w:eastAsia="Times New Roman" w:cs="Times New Roman"/>
+        </w:rPr>
+        <w:t>。</w:t>
+      </w:r>
+    </w:p>
+    <w:p>
+      <w:pPr>
+        <w:numPr>
+          <w:ilvl w:val="0"/>
+          <w:numId w:val="1013"/>
+        </w:numPr>
+        <w:ind w:firstLine="420"/>
+      </w:pPr>
+      <w:r>
+        <w:rPr>
+          <w:rFonts w:hint="eastAsia" w:ascii="Times New Roman" w:hAnsi="Times New Roman" w:eastAsia="FangSong" w:cs="Times New Roman"/>
+        </w:rPr>
+        <w:t>请写出图中四方晶胞的两种对称元素</w:t>
+      </w:r>
+      <w:r>
+        <w:rPr>
+          <w:rFonts w:hint="eastAsia" w:ascii="Times New Roman" w:hAnsi="Times New Roman" w:eastAsia="Times New Roman" w:cs="Times New Roman"/>
+        </w:rPr>
+        <w:t>。</w:t>
+      </w:r>
+    </w:p>
+    <w:p>
+      <w:pPr>
         <w:spacing w:before="160" w:after="80"/>
       </w:pPr>
       <w:r>
@@ -11713,6 +14394,451 @@
         <w:pict>
           <v:rect style="width:0;height:1.5pt" o:hralign="center" o:hrstd="t" o:hr="t"/>
         </w:pict>
+      </w:r>
+    </w:p>
+    <w:p>
+      <w:pPr>
+        <w:numPr>
+          <w:ilvl w:val="0"/>
+          <w:numId w:val="1014"/>
+        </w:numPr>
+        <w:ind w:firstLine="420"/>
+      </w:pPr>
+      <w:r>
+        <w:rPr>
+          <w:rFonts w:hint="eastAsia" w:ascii="Times New Roman" w:hAnsi="Times New Roman" w:eastAsia="FangSong" w:cs="Times New Roman"/>
+        </w:rPr>
+        <w:t xml:space="preserve">简要说明加入熔点高的</w:t>
+      </w:r>
+      <w:r>
+        <w:rPr>
+          <w:rFonts w:ascii="Times New Roman" w:hAnsi="Times New Roman" w:eastAsia="Times New Roman" w:cs="Times New Roman"/>
+        </w:rPr>
+        <w:t xml:space="preserve"> KCl </w:t>
+      </w:r>
+      <w:r>
+        <w:rPr>
+          <w:rFonts w:hint="eastAsia" w:ascii="Times New Roman" w:hAnsi="Times New Roman" w:eastAsia="FangSong" w:cs="Times New Roman"/>
+        </w:rPr>
+        <w:t>反而使电解温度大大下降的原因</w:t>
+      </w:r>
+      <w:r>
+        <w:rPr>
+          <w:rFonts w:hint="eastAsia" w:ascii="Times New Roman" w:hAnsi="Times New Roman" w:eastAsia="Times New Roman" w:cs="Times New Roman"/>
+        </w:rPr>
+        <w:t>。</w:t>
+      </w:r>
+    </w:p>
+    <w:p>
+      <w:pPr>
+        <w:numPr>
+          <w:ilvl w:val="0"/>
+          <w:numId w:val="1014"/>
+        </w:numPr>
+        <w:ind w:firstLine="420"/>
+      </w:pPr>
+      <w:r>
+        <w:rPr>
+          <w:rFonts w:hint="eastAsia" w:ascii="Times New Roman" w:hAnsi="Times New Roman" w:eastAsia="FangSong" w:cs="Times New Roman"/>
+        </w:rPr>
+        <w:t>有人认为</w:t>
+      </w:r>
+      <w:r>
+        <w:rPr>
+          <w:rFonts w:hint="eastAsia" w:ascii="Times New Roman" w:hAnsi="Times New Roman" w:eastAsia="Times New Roman" w:cs="Times New Roman"/>
+        </w:rPr>
+        <w:t>，LiCl</w:t>
+      </w:r>
+      <w:r>
+        <w:rPr>
+          <w:rFonts w:ascii="Times New Roman" w:hAnsi="Times New Roman" w:eastAsia="Times New Roman" w:cs="Times New Roman"/>
+        </w:rPr>
+        <w:t xml:space="preserve"> </w:t>
+      </w:r>
+      <w:r>
+        <w:rPr>
+          <w:rFonts w:hint="eastAsia" w:ascii="Times New Roman" w:hAnsi="Times New Roman" w:eastAsia="FangSong" w:cs="Times New Roman"/>
+        </w:rPr>
+        <w:t xml:space="preserve">和</w:t>
+      </w:r>
+      <w:r>
+        <w:rPr>
+          <w:rFonts w:ascii="Times New Roman" w:hAnsi="Times New Roman" w:eastAsia="Times New Roman" w:cs="Times New Roman"/>
+        </w:rPr>
+        <w:t xml:space="preserve"> KCl </w:t>
+      </w:r>
+      <w:r>
+        <w:rPr>
+          <w:rFonts w:hint="eastAsia" w:ascii="Times New Roman" w:hAnsi="Times New Roman" w:eastAsia="FangSong" w:cs="Times New Roman"/>
+        </w:rPr>
+        <w:t>可形成固溶体</w:t>
+      </w:r>
+      <w:r>
+        <w:rPr>
+          <w:rFonts w:hint="eastAsia" w:ascii="Times New Roman" w:hAnsi="Times New Roman" w:eastAsia="Times New Roman" w:cs="Times New Roman"/>
+        </w:rPr>
+        <w:t>(</w:t>
+      </w:r>
+      <w:r>
+        <w:rPr>
+          <w:rFonts w:hint="eastAsia" w:ascii="Times New Roman" w:hAnsi="Times New Roman" w:eastAsia="FangSong" w:cs="Times New Roman"/>
+        </w:rPr>
+        <w:t>并画出了</w:t>
+      </w:r>
+      <w:r>
+        <w:rPr>
+          <w:rFonts w:hint="eastAsia" w:ascii="Times New Roman" w:hAnsi="Times New Roman" w:eastAsia="Times New Roman" w:cs="Times New Roman"/>
+        </w:rPr>
+        <w:t>”</w:t>
+      </w:r>
+      <w:r>
+        <w:rPr>
+          <w:rFonts w:hint="eastAsia" w:ascii="Times New Roman" w:hAnsi="Times New Roman" w:eastAsia="FangSong" w:cs="Times New Roman"/>
+        </w:rPr>
+        <w:t>固溶体的晶胞</w:t>
+      </w:r>
+      <w:r>
+        <w:rPr>
+          <w:rFonts w:hint="eastAsia" w:ascii="Times New Roman" w:hAnsi="Times New Roman" w:eastAsia="Times New Roman" w:cs="Times New Roman"/>
+        </w:rPr>
+        <w:t>”)。</w:t>
+      </w:r>
+      <w:r>
+        <w:rPr>
+          <w:rFonts w:hint="eastAsia" w:ascii="Times New Roman" w:hAnsi="Times New Roman" w:eastAsia="FangSong" w:cs="Times New Roman"/>
+        </w:rPr>
+        <w:t>但实验表明</w:t>
+      </w:r>
+      <w:r>
+        <w:rPr>
+          <w:rFonts w:hint="eastAsia" w:ascii="Times New Roman" w:hAnsi="Times New Roman" w:eastAsia="Times New Roman" w:cs="Times New Roman"/>
+        </w:rPr>
+        <w:t>，</w:t>
+      </w:r>
+      <w:r>
+        <w:rPr>
+          <w:rFonts w:hint="eastAsia" w:ascii="Times New Roman" w:hAnsi="Times New Roman" w:eastAsia="FangSong" w:cs="Times New Roman"/>
+        </w:rPr>
+        <w:t>液相</w:t>
+      </w:r>
+      <w:r>
+        <w:rPr>
+          <w:rFonts w:ascii="Times New Roman" w:hAnsi="Times New Roman" w:eastAsia="Times New Roman" w:cs="Times New Roman"/>
+        </w:rPr>
+        <w:t xml:space="preserve"> LiCl </w:t>
+      </w:r>
+      <w:r>
+        <w:rPr>
+          <w:rFonts w:hint="eastAsia" w:ascii="Times New Roman" w:hAnsi="Times New Roman" w:eastAsia="FangSong" w:cs="Times New Roman"/>
+        </w:rPr>
+        <w:t xml:space="preserve">和</w:t>
+      </w:r>
+      <w:r>
+        <w:rPr>
+          <w:rFonts w:ascii="Times New Roman" w:hAnsi="Times New Roman" w:eastAsia="Times New Roman" w:cs="Times New Roman"/>
+        </w:rPr>
+        <w:t xml:space="preserve"> KCl </w:t>
+      </w:r>
+      <w:r>
+        <w:rPr>
+          <w:rFonts w:hint="eastAsia" w:ascii="Times New Roman" w:hAnsi="Times New Roman" w:eastAsia="FangSong" w:cs="Times New Roman"/>
+        </w:rPr>
+        <w:t>能以任意比例混溶而它们的固相完全不混溶</w:t>
+      </w:r>
+      <w:r>
+        <w:rPr>
+          <w:rFonts w:hint="eastAsia" w:ascii="Times New Roman" w:hAnsi="Times New Roman" w:eastAsia="Times New Roman" w:cs="Times New Roman"/>
+        </w:rPr>
+        <w:t>(</w:t>
+      </w:r>
+      <w:r>
+        <w:rPr>
+          <w:rFonts w:hint="eastAsia" w:ascii="Times New Roman" w:hAnsi="Times New Roman" w:eastAsia="FangSong" w:cs="Times New Roman"/>
+        </w:rPr>
+        <w:t>即不能生成固溶体</w:t>
+      </w:r>
+      <w:r>
+        <w:rPr>
+          <w:rFonts w:hint="eastAsia" w:ascii="Times New Roman" w:hAnsi="Times New Roman" w:eastAsia="Times New Roman" w:cs="Times New Roman"/>
+        </w:rPr>
+        <w:t>)。</w:t>
+      </w:r>
+      <w:r>
+        <w:rPr>
+          <w:rFonts w:hint="eastAsia" w:ascii="Times New Roman" w:hAnsi="Times New Roman" w:eastAsia="FangSong" w:cs="Times New Roman"/>
+        </w:rPr>
+        <w:t>请解释在固相中完全不混溶的主要原因</w:t>
+      </w:r>
+      <w:r>
+        <w:rPr>
+          <w:rFonts w:hint="eastAsia" w:ascii="Times New Roman" w:hAnsi="Times New Roman" w:eastAsia="Times New Roman" w:cs="Times New Roman"/>
+        </w:rPr>
+        <w:t>。</w:t>
+      </w:r>
+    </w:p>
+    <w:p>
+      <w:pPr>
+        <w:numPr>
+          <w:ilvl w:val="0"/>
+          <w:numId w:val="1014"/>
+        </w:numPr>
+        <w:ind w:firstLine="420"/>
+      </w:pPr>
+      <w:r>
+        <w:rPr>
+          <w:rFonts w:hint="eastAsia" w:ascii="Times New Roman" w:hAnsi="Times New Roman" w:eastAsia="FangSong" w:cs="Times New Roman"/>
+        </w:rPr>
+        <w:t xml:space="preserve">写出计算</w:t>
+      </w:r>
+      <w:r>
+        <w:rPr>
+          <w:rFonts w:ascii="Times New Roman" w:hAnsi="Times New Roman" w:eastAsia="Times New Roman" w:cs="Times New Roman"/>
+        </w:rPr>
+        <w:t xml:space="preserve"> LiCl </w:t>
+      </w:r>
+      <w:r>
+        <w:rPr>
+          <w:rFonts w:hint="eastAsia" w:ascii="Times New Roman" w:hAnsi="Times New Roman" w:eastAsia="FangSong" w:cs="Times New Roman"/>
+        </w:rPr>
+        <w:t xml:space="preserve">和</w:t>
+      </w:r>
+      <w:r>
+        <w:rPr>
+          <w:rFonts w:ascii="Times New Roman" w:hAnsi="Times New Roman" w:eastAsia="Times New Roman" w:cs="Times New Roman"/>
+        </w:rPr>
+        <w:t xml:space="preserve"> KCl </w:t>
+      </w:r>
+      <w:r>
+        <w:rPr>
+          <w:rFonts w:hint="eastAsia" w:ascii="Times New Roman" w:hAnsi="Times New Roman" w:eastAsia="FangSong" w:cs="Times New Roman"/>
+        </w:rPr>
+        <w:t>两种晶体密度之比的表达式</w:t>
+      </w:r>
+      <w:r>
+        <w:rPr>
+          <w:rFonts w:hint="eastAsia" w:ascii="Times New Roman" w:hAnsi="Times New Roman" w:eastAsia="Times New Roman" w:cs="Times New Roman"/>
+        </w:rPr>
+        <w:t>(</w:t>
+      </w:r>
+      <w:r>
+        <w:rPr>
+          <w:rFonts w:hint="eastAsia" w:ascii="Times New Roman" w:hAnsi="Times New Roman" w:eastAsia="FangSong" w:cs="Times New Roman"/>
+        </w:rPr>
+        <w:t>须包含离子半径的符号</w:t>
+      </w:r>
+      <w:r>
+        <w:rPr>
+          <w:rFonts w:hint="eastAsia" w:ascii="Times New Roman" w:hAnsi="Times New Roman" w:eastAsia="Times New Roman" w:cs="Times New Roman"/>
+        </w:rPr>
+        <w:t>)。</w:t>
+      </w:r>
+    </w:p>
+    <w:p>
+      <w:pPr>
+        <w:numPr>
+          <w:ilvl w:val="0"/>
+          <w:numId w:val="1014"/>
+        </w:numPr>
+        <w:ind w:firstLine="420"/>
+      </w:pPr>
+      <w:r>
+        <w:rPr>
+          <w:rFonts w:hint="eastAsia" w:ascii="Times New Roman" w:hAnsi="Times New Roman" w:eastAsia="FangSong" w:cs="Times New Roman"/>
+        </w:rPr>
+        <w:t xml:space="preserve">在</w:t>
+      </w:r>
+      <w:r>
+        <w:rPr>
+          <w:rFonts w:ascii="Times New Roman" w:hAnsi="Times New Roman" w:eastAsia="Times New Roman" w:cs="Times New Roman"/>
+        </w:rPr>
+        <w:t xml:space="preserve"> KCl </w:t>
+      </w:r>
+      <w:r>
+        <w:rPr>
+          <w:rFonts w:hint="eastAsia" w:ascii="Times New Roman" w:hAnsi="Times New Roman" w:eastAsia="FangSong" w:cs="Times New Roman"/>
+        </w:rPr>
+        <w:t xml:space="preserve">晶体中</w:t>
+      </w:r>
+      <w:r>
+        <w:rPr>
+          <w:rFonts w:ascii="Times New Roman" w:hAnsi="Times New Roman" w:eastAsia="Times New Roman" w:cs="Times New Roman"/>
+        </w:rPr>
+        <w:t xml:space="preserve"> </w:t>
+      </w:r>
+      <m:oMath>
+        <m:sSup>
+          <m:e>
+            <m:r>
+              <m:rPr>
+                <m:sty m:val="p"/>
+              </m:rPr>
+              <m:t>K</m:t>
+            </m:r>
+          </m:e>
+          <m:sup>
+            <m:r>
+              <m:rPr>
+                <m:sty m:val="p"/>
+              </m:rPr>
+              <m:t>+</m:t>
+            </m:r>
+          </m:sup>
+        </m:sSup>
+      </m:oMath>
+      <w:r>
+        <w:rPr>
+          <w:rFonts w:ascii="Times New Roman" w:hAnsi="Times New Roman" w:eastAsia="Times New Roman" w:cs="Times New Roman"/>
+        </w:rPr>
+        <w:t xml:space="preserve"> </w:t>
+      </w:r>
+      <w:r>
+        <w:rPr>
+          <w:rFonts w:hint="eastAsia" w:ascii="Times New Roman" w:hAnsi="Times New Roman" w:eastAsia="FangSong" w:cs="Times New Roman"/>
+        </w:rPr>
+        <w:t xml:space="preserve">离子占据由</w:t>
+      </w:r>
+      <w:r>
+        <w:rPr>
+          <w:rFonts w:ascii="Times New Roman" w:hAnsi="Times New Roman" w:eastAsia="Times New Roman" w:cs="Times New Roman"/>
+        </w:rPr>
+        <w:t xml:space="preserve"> </w:t>
+      </w:r>
+      <m:oMath>
+        <m:sSup>
+          <m:e>
+            <m:r>
+              <m:rPr>
+                <m:sty m:val="p"/>
+              </m:rPr>
+              <m:t>C</m:t>
+            </m:r>
+            <m:r>
+              <m:rPr>
+                <m:sty m:val="p"/>
+              </m:rPr>
+              <m:t>l</m:t>
+            </m:r>
+          </m:e>
+          <m:sup>
+            <m:r>
+              <m:rPr>
+                <m:sty m:val="p"/>
+              </m:rPr>
+              <m:t>−</m:t>
+            </m:r>
+          </m:sup>
+        </m:sSup>
+      </m:oMath>
+      <w:r>
+        <w:rPr>
+          <w:rFonts w:ascii="Times New Roman" w:hAnsi="Times New Roman" w:eastAsia="Times New Roman" w:cs="Times New Roman"/>
+        </w:rPr>
+        <w:t xml:space="preserve"> </w:t>
+      </w:r>
+      <w:r>
+        <w:rPr>
+          <w:rFonts w:hint="eastAsia" w:ascii="Times New Roman" w:hAnsi="Times New Roman" w:eastAsia="FangSong" w:cs="Times New Roman"/>
+        </w:rPr>
+        <w:t>离子围成的八面体空隙</w:t>
+      </w:r>
+      <w:r>
+        <w:rPr>
+          <w:rFonts w:hint="eastAsia" w:ascii="Times New Roman" w:hAnsi="Times New Roman" w:eastAsia="Times New Roman" w:cs="Times New Roman"/>
+        </w:rPr>
+        <w:t>,</w:t>
+      </w:r>
+      <w:r>
+        <w:rPr>
+          <w:rFonts w:ascii="Times New Roman" w:hAnsi="Times New Roman" w:eastAsia="Times New Roman" w:cs="Times New Roman"/>
+        </w:rPr>
+        <w:t xml:space="preserve"> </w:t>
+      </w:r>
+      <w:r>
+        <w:rPr>
+          <w:rFonts w:hint="eastAsia" w:ascii="Times New Roman" w:hAnsi="Times New Roman" w:eastAsia="FangSong" w:cs="Times New Roman"/>
+        </w:rPr>
+        <w:t>计算相距最近的八面体空隙中心之间的距离</w:t>
+      </w:r>
+      <w:r>
+        <w:rPr>
+          <w:rFonts w:hint="eastAsia" w:ascii="Times New Roman" w:hAnsi="Times New Roman" w:eastAsia="Times New Roman" w:cs="Times New Roman"/>
+        </w:rPr>
+        <w:t>。</w:t>
+      </w:r>
+      <w:r>
+        <w:rPr>
+          <w:rFonts w:ascii="Times New Roman" w:hAnsi="Times New Roman" w:eastAsia="Times New Roman" w:cs="Times New Roman"/>
+        </w:rPr>
+        <w:br/>
+      </w:r>
+    </w:p>
+    <w:p>
+      <w:pPr>
+        <w:numPr>
+          <w:ilvl w:val="0"/>
+          <w:numId w:val="1014"/>
+        </w:numPr>
+        <w:ind w:firstLine="420"/>
+      </w:pPr>
+      <w:r>
+        <w:rPr>
+          <w:rFonts w:hint="eastAsia" w:ascii="Times New Roman" w:hAnsi="Times New Roman" w:eastAsia="FangSong" w:cs="Times New Roman"/>
+        </w:rPr>
+        <w:t>实验证明</w:t>
+      </w:r>
+      <w:r>
+        <w:rPr>
+          <w:rFonts w:hint="eastAsia" w:ascii="Times New Roman" w:hAnsi="Times New Roman" w:eastAsia="Times New Roman" w:cs="Times New Roman"/>
+        </w:rPr>
+        <w:t>,</w:t>
+      </w:r>
+      <w:r>
+        <w:rPr>
+          <w:rFonts w:ascii="Times New Roman" w:hAnsi="Times New Roman" w:eastAsia="Times New Roman" w:cs="Times New Roman"/>
+        </w:rPr>
+        <w:t xml:space="preserve"> </w:t>
+      </w:r>
+      <w:r>
+        <w:rPr>
+          <w:rFonts w:hint="eastAsia" w:ascii="Times New Roman" w:hAnsi="Times New Roman" w:eastAsia="FangSong" w:cs="Times New Roman"/>
+        </w:rPr>
+        <w:t>即使产生了阳离子空位</w:t>
+      </w:r>
+      <w:r>
+        <w:rPr>
+          <w:rFonts w:hint="eastAsia" w:ascii="Times New Roman" w:hAnsi="Times New Roman" w:eastAsia="Times New Roman" w:cs="Times New Roman"/>
+        </w:rPr>
+        <w:t>,</w:t>
+      </w:r>
+      <w:r>
+        <w:rPr>
+          <w:rFonts w:ascii="Times New Roman" w:hAnsi="Times New Roman" w:eastAsia="Times New Roman" w:cs="Times New Roman"/>
+        </w:rPr>
+        <w:t xml:space="preserve"> KCl </w:t>
+      </w:r>
+      <w:r>
+        <w:rPr>
+          <w:rFonts w:hint="eastAsia" w:ascii="Times New Roman" w:hAnsi="Times New Roman" w:eastAsia="FangSong" w:cs="Times New Roman"/>
+        </w:rPr>
+        <w:t>晶体在室温下也不导电</w:t>
+      </w:r>
+      <w:r>
+        <w:rPr>
+          <w:rFonts w:hint="eastAsia" w:ascii="Times New Roman" w:hAnsi="Times New Roman" w:eastAsia="Times New Roman" w:cs="Times New Roman"/>
+        </w:rPr>
+        <w:t>。</w:t>
+      </w:r>
+      <w:r>
+        <w:rPr>
+          <w:rFonts w:hint="eastAsia" w:ascii="Times New Roman" w:hAnsi="Times New Roman" w:eastAsia="FangSong" w:cs="Times New Roman"/>
+        </w:rPr>
+        <w:t>请通过计算加以说明</w:t>
+      </w:r>
+      <w:r>
+        <w:rPr>
+          <w:rFonts w:hint="eastAsia" w:ascii="Times New Roman" w:hAnsi="Times New Roman" w:eastAsia="Times New Roman" w:cs="Times New Roman"/>
+        </w:rPr>
+        <w:t>。</w:t>
       </w:r>
     </w:p>
     <w:p>
@@ -12273,7 +15399,7 @@
       <w:pPr>
         <w:numPr>
           <w:ilvl w:val="0"/>
-          <w:numId w:val="1008"/>
+          <w:numId w:val="1015"/>
         </w:numPr>
         <w:ind w:firstLine="420"/>
       </w:pPr>
@@ -12424,7 +15550,7 @@
       <w:pPr>
         <w:numPr>
           <w:ilvl w:val="0"/>
-          <w:numId w:val="1008"/>
+          <w:numId w:val="1015"/>
         </w:numPr>
         <w:ind w:firstLine="420"/>
       </w:pPr>
@@ -12457,7 +15583,7 @@
       <w:pPr>
         <w:numPr>
           <w:ilvl w:val="0"/>
-          <w:numId w:val="1008"/>
+          <w:numId w:val="1015"/>
         </w:numPr>
         <w:ind w:firstLine="420"/>
       </w:pPr>
@@ -12515,12 +15641,18 @@
           </m:rPr>
           <m:t>⋅</m:t>
         </m:r>
-        <m:r>
-          <m:t>c</m:t>
-        </m:r>
         <m:sSup>
           <m:e>
             <m:r>
+              <m:rPr>
+                <m:sty m:val="p"/>
+              </m:rPr>
+              <m:t>c</m:t>
+            </m:r>
+            <m:r>
+              <m:rPr>
+                <m:sty m:val="p"/>
+              </m:rPr>
               <m:t>m</m:t>
             </m:r>
           </m:e>
@@ -12601,9 +15733,15 @@
           <m:t> </m:t>
         </m:r>
         <m:r>
+          <m:rPr>
+            <m:sty m:val="p"/>
+          </m:rPr>
           <m:t>c</m:t>
         </m:r>
         <m:r>
+          <m:rPr>
+            <m:sty m:val="p"/>
+          </m:rPr>
           <m:t>m</m:t>
         </m:r>
       </m:oMath>
@@ -13445,7 +16583,7 @@
         <w:pStyle w:val="Compact"/>
         <w:numPr>
           <w:ilvl w:val="0"/>
-          <w:numId w:val="1009"/>
+          <w:numId w:val="1016"/>
         </w:numPr>
         <w:ind w:firstLine="420"/>
       </w:pPr>
@@ -14843,7 +17981,7 @@
         <w:pStyle w:val="Compact"/>
         <w:numPr>
           <w:ilvl w:val="0"/>
-          <w:numId w:val="1010"/>
+          <w:numId w:val="1017"/>
         </w:numPr>
         <w:ind w:firstLine="420"/>
       </w:pPr>
@@ -16496,7 +19634,7 @@
         <w:pStyle w:val="Compact"/>
         <w:numPr>
           <w:ilvl w:val="0"/>
-          <w:numId w:val="1011"/>
+          <w:numId w:val="1018"/>
         </w:numPr>
         <w:ind w:firstLine="420"/>
       </w:pPr>
@@ -16530,7 +19668,7 @@
         <w:pStyle w:val="Compact"/>
         <w:numPr>
           <w:ilvl w:val="0"/>
-          <w:numId w:val="1011"/>
+          <w:numId w:val="1018"/>
         </w:numPr>
         <w:ind w:firstLine="420"/>
       </w:pPr>
@@ -16750,7 +19888,7 @@
         <w:pStyle w:val="Compact"/>
         <w:numPr>
           <w:ilvl w:val="0"/>
-          <w:numId w:val="1011"/>
+          <w:numId w:val="1018"/>
         </w:numPr>
         <w:ind w:firstLine="420"/>
       </w:pPr>
@@ -16850,7 +19988,7 @@
         <w:pStyle w:val="Compact"/>
         <w:numPr>
           <w:ilvl w:val="0"/>
-          <w:numId w:val="1011"/>
+          <w:numId w:val="1018"/>
         </w:numPr>
         <w:ind w:firstLine="420"/>
       </w:pPr>
@@ -18381,7 +21519,7 @@
         <w:pStyle w:val="Compact"/>
         <w:numPr>
           <w:ilvl w:val="0"/>
-          <w:numId w:val="1012"/>
+          <w:numId w:val="1019"/>
         </w:numPr>
         <w:ind w:firstLine="420"/>
       </w:pPr>
@@ -19189,7 +22327,7 @@
         <w:pStyle w:val="Compact"/>
         <w:numPr>
           <w:ilvl w:val="0"/>
-          <w:numId w:val="1015"/>
+          <w:numId w:val="1022"/>
         </w:numPr>
         <w:ind w:firstLine="420"/>
       </w:pPr>
@@ -20633,7 +23771,7 @@
       <w:pPr>
         <w:numPr>
           <w:ilvl w:val="0"/>
-          <w:numId w:val="1016"/>
+          <w:numId w:val="1023"/>
         </w:numPr>
         <w:ind w:firstLine="420"/>
       </w:pPr>
@@ -20702,7 +23840,7 @@
       <w:pPr>
         <w:numPr>
           <w:ilvl w:val="0"/>
-          <w:numId w:val="1016"/>
+          <w:numId w:val="1023"/>
         </w:numPr>
         <w:ind w:firstLine="420"/>
       </w:pPr>
@@ -21267,7 +24405,7 @@
         <w:pStyle w:val="Compact"/>
         <w:numPr>
           <w:ilvl w:val="0"/>
-          <w:numId w:val="1017"/>
+          <w:numId w:val="1024"/>
         </w:numPr>
         <w:ind w:firstLine="420"/>
       </w:pPr>
@@ -26523,9 +29661,15 @@
           <m:t>0.126</m:t>
         </m:r>
         <m:r>
+          <m:rPr>
+            <m:sty m:val="p"/>
+          </m:rPr>
           <m:t>n</m:t>
         </m:r>
         <m:r>
+          <m:rPr>
+            <m:sty m:val="p"/>
+          </m:rPr>
           <m:t>m</m:t>
         </m:r>
       </m:oMath>
@@ -26587,9 +29731,15 @@
           <m:t>0.0615</m:t>
         </m:r>
         <m:r>
+          <m:rPr>
+            <m:sty m:val="p"/>
+          </m:rPr>
           <m:t>n</m:t>
         </m:r>
         <m:r>
+          <m:rPr>
+            <m:sty m:val="p"/>
+          </m:rPr>
           <m:t>m</m:t>
         </m:r>
       </m:oMath>
@@ -26648,9 +29798,15 @@
           <m:t>0.140</m:t>
         </m:r>
         <m:r>
+          <m:rPr>
+            <m:sty m:val="p"/>
+          </m:rPr>
           <m:t>n</m:t>
         </m:r>
         <m:r>
+          <m:rPr>
+            <m:sty m:val="p"/>
+          </m:rPr>
           <m:t>m</m:t>
         </m:r>
       </m:oMath>
@@ -26785,12 +29941,18 @@
           </m:rPr>
           <m:t>/</m:t>
         </m:r>
-        <m:r>
-          <m:t>c</m:t>
-        </m:r>
         <m:sSup>
           <m:e>
             <m:r>
+              <m:rPr>
+                <m:sty m:val="p"/>
+              </m:rPr>
+              <m:t>c</m:t>
+            </m:r>
+            <m:r>
+              <m:rPr>
+                <m:sty m:val="p"/>
+              </m:rPr>
               <m:t>m</m:t>
             </m:r>
           </m:e>
@@ -26846,12 +30008,18 @@
           </m:rPr>
           <m:t>/</m:t>
         </m:r>
-        <m:r>
-          <m:t>c</m:t>
-        </m:r>
         <m:sSup>
           <m:e>
             <m:r>
+              <m:rPr>
+                <m:sty m:val="p"/>
+              </m:rPr>
+              <m:t>c</m:t>
+            </m:r>
+            <m:r>
+              <m:rPr>
+                <m:sty m:val="p"/>
+              </m:rPr>
               <m:t>m</m:t>
             </m:r>
           </m:e>
@@ -30723,7 +33891,7 @@
         <w:pStyle w:val="Compact"/>
         <w:numPr>
           <w:ilvl w:val="0"/>
-          <w:numId w:val="1018"/>
+          <w:numId w:val="1025"/>
         </w:numPr>
         <w:ind w:firstLine="420"/>
       </w:pPr>
@@ -31189,7 +34357,7 @@
         <w:pStyle w:val="Compact"/>
         <w:numPr>
           <w:ilvl w:val="0"/>
-          <w:numId w:val="1019"/>
+          <w:numId w:val="1026"/>
         </w:numPr>
         <w:ind w:firstLine="420"/>
       </w:pPr>
@@ -31859,7 +35027,7 @@
         <w:pStyle w:val="Compact"/>
         <w:numPr>
           <w:ilvl w:val="0"/>
-          <w:numId w:val="1020"/>
+          <w:numId w:val="1027"/>
         </w:numPr>
         <w:ind w:firstLine="420"/>
       </w:pPr>
@@ -32877,7 +36045,7 @@
       <w:pPr>
         <w:numPr>
           <w:ilvl w:val="0"/>
-          <w:numId w:val="1021"/>
+          <w:numId w:val="1028"/>
         </w:numPr>
         <w:ind w:firstLine="420"/>
       </w:pPr>
@@ -32898,7 +36066,7 @@
       <w:pPr>
         <w:numPr>
           <w:ilvl w:val="0"/>
-          <w:numId w:val="1021"/>
+          <w:numId w:val="1028"/>
         </w:numPr>
         <w:spacing w:after="80"/>
         <w:ind w:firstLine="420"/>
@@ -34162,7 +37330,7 @@
       <w:pPr>
         <w:numPr>
           <w:ilvl w:val="0"/>
-          <w:numId w:val="1022"/>
+          <w:numId w:val="1029"/>
         </w:numPr>
         <w:ind w:firstLine="420"/>
       </w:pPr>
@@ -34220,7 +37388,7 @@
       <w:pPr>
         <w:numPr>
           <w:ilvl w:val="0"/>
-          <w:numId w:val="1022"/>
+          <w:numId w:val="1029"/>
         </w:numPr>
         <w:ind w:firstLine="420"/>
       </w:pPr>
@@ -35238,7 +38406,7 @@
       <w:pPr>
         <w:numPr>
           <w:ilvl w:val="0"/>
-          <w:numId w:val="1023"/>
+          <w:numId w:val="1030"/>
         </w:numPr>
         <w:ind w:firstLine="420"/>
       </w:pPr>
@@ -35259,7 +38427,7 @@
       <w:pPr>
         <w:numPr>
           <w:ilvl w:val="0"/>
-          <w:numId w:val="1023"/>
+          <w:numId w:val="1030"/>
         </w:numPr>
         <w:ind w:firstLine="420"/>
       </w:pPr>
@@ -35280,7 +38448,7 @@
       <w:pPr>
         <w:numPr>
           <w:ilvl w:val="0"/>
-          <w:numId w:val="1023"/>
+          <w:numId w:val="1030"/>
         </w:numPr>
         <w:spacing w:after="80"/>
         <w:ind w:firstLine="420"/>
@@ -37227,7 +40395,7 @@
       <w:pPr>
         <w:numPr>
           <w:ilvl w:val="0"/>
-          <w:numId w:val="1024"/>
+          <w:numId w:val="1031"/>
         </w:numPr>
         <w:ind w:firstLine="420"/>
       </w:pPr>
@@ -37248,7 +40416,7 @@
       <w:pPr>
         <w:numPr>
           <w:ilvl w:val="0"/>
-          <w:numId w:val="1024"/>
+          <w:numId w:val="1031"/>
         </w:numPr>
         <w:ind w:firstLine="420"/>
       </w:pPr>
@@ -37269,7 +40437,7 @@
       <w:pPr>
         <w:numPr>
           <w:ilvl w:val="0"/>
-          <w:numId w:val="1024"/>
+          <w:numId w:val="1031"/>
         </w:numPr>
         <w:ind w:firstLine="420"/>
       </w:pPr>
@@ -37600,7 +40768,7 @@
         <w:pStyle w:val="Compact"/>
         <w:numPr>
           <w:ilvl w:val="0"/>
-          <w:numId w:val="1025"/>
+          <w:numId w:val="1032"/>
         </w:numPr>
         <w:ind w:firstLine="420"/>
       </w:pPr>
@@ -37697,7 +40865,7 @@
       <w:pPr>
         <w:numPr>
           <w:ilvl w:val="0"/>
-          <w:numId w:val="1026"/>
+          <w:numId w:val="1033"/>
         </w:numPr>
         <w:ind w:firstLine="420"/>
       </w:pPr>
@@ -37771,7 +40939,7 @@
       <w:pPr>
         <w:numPr>
           <w:ilvl w:val="0"/>
-          <w:numId w:val="1026"/>
+          <w:numId w:val="1033"/>
         </w:numPr>
         <w:ind w:firstLine="420"/>
       </w:pPr>
@@ -38700,7 +41868,7 @@
       <w:pPr>
         <w:numPr>
           <w:ilvl w:val="0"/>
-          <w:numId w:val="1027"/>
+          <w:numId w:val="1034"/>
         </w:numPr>
         <w:ind w:firstLine="420"/>
       </w:pPr>
@@ -38789,7 +41957,7 @@
       <w:pPr>
         <w:numPr>
           <w:ilvl w:val="0"/>
-          <w:numId w:val="1027"/>
+          <w:numId w:val="1034"/>
         </w:numPr>
         <w:ind w:firstLine="420"/>
       </w:pPr>
@@ -39086,7 +42254,7 @@
         <w:pStyle w:val="Compact"/>
         <w:numPr>
           <w:ilvl w:val="0"/>
-          <w:numId w:val="1028"/>
+          <w:numId w:val="1035"/>
         </w:numPr>
         <w:ind w:firstLine="420"/>
       </w:pPr>
@@ -39381,12 +42549,18 @@
           </m:rPr>
           <m:t>/</m:t>
         </m:r>
-        <m:r>
-          <m:t>c</m:t>
-        </m:r>
         <m:sSup>
           <m:e>
             <m:r>
+              <m:rPr>
+                <m:sty m:val="p"/>
+              </m:rPr>
+              <m:t>c</m:t>
+            </m:r>
+            <m:r>
+              <m:rPr>
+                <m:sty m:val="p"/>
+              </m:rPr>
               <m:t>m</m:t>
             </m:r>
           </m:e>
@@ -39691,7 +42865,7 @@
         <w:pStyle w:val="Compact"/>
         <w:numPr>
           <w:ilvl w:val="0"/>
-          <w:numId w:val="1029"/>
+          <w:numId w:val="1036"/>
         </w:numPr>
         <w:ind w:firstLine="420"/>
       </w:pPr>
@@ -40002,7 +43176,7 @@
       <w:pPr>
         <w:numPr>
           <w:ilvl w:val="0"/>
-          <w:numId w:val="1030"/>
+          <w:numId w:val="1037"/>
         </w:numPr>
         <w:ind w:firstLine="420"/>
       </w:pPr>
@@ -40017,7 +43191,7 @@
       <w:pPr>
         <w:numPr>
           <w:ilvl w:val="0"/>
-          <w:numId w:val="1030"/>
+          <w:numId w:val="1037"/>
         </w:numPr>
         <w:ind w:firstLine="420"/>
       </w:pPr>
@@ -40032,7 +43206,7 @@
       <w:pPr>
         <w:numPr>
           <w:ilvl w:val="0"/>
-          <w:numId w:val="1030"/>
+          <w:numId w:val="1037"/>
         </w:numPr>
         <w:ind w:firstLine="420"/>
       </w:pPr>
@@ -40047,7 +43221,7 @@
       <w:pPr>
         <w:numPr>
           <w:ilvl w:val="0"/>
-          <w:numId w:val="1030"/>
+          <w:numId w:val="1037"/>
         </w:numPr>
         <w:ind w:firstLine="420"/>
       </w:pPr>
@@ -41464,7 +44638,7 @@
       <w:pPr>
         <w:numPr>
           <w:ilvl w:val="0"/>
-          <w:numId w:val="1031"/>
+          <w:numId w:val="1038"/>
         </w:numPr>
         <w:ind w:firstLine="420"/>
       </w:pPr>
@@ -41712,7 +44886,7 @@
       <w:pPr>
         <w:numPr>
           <w:ilvl w:val="0"/>
-          <w:numId w:val="1031"/>
+          <w:numId w:val="1038"/>
         </w:numPr>
         <w:ind w:firstLine="420"/>
       </w:pPr>
@@ -42024,7 +45198,7 @@
       <w:pPr>
         <w:numPr>
           <w:ilvl w:val="0"/>
-          <w:numId w:val="1031"/>
+          <w:numId w:val="1038"/>
         </w:numPr>
         <w:ind w:firstLine="420"/>
       </w:pPr>
@@ -42215,7 +45389,7 @@
       <w:pPr>
         <w:numPr>
           <w:ilvl w:val="0"/>
-          <w:numId w:val="1031"/>
+          <w:numId w:val="1038"/>
         </w:numPr>
         <w:ind w:firstLine="420"/>
       </w:pPr>
@@ -42272,7 +45446,7 @@
       <w:pPr>
         <w:numPr>
           <w:ilvl w:val="0"/>
-          <w:numId w:val="1031"/>
+          <w:numId w:val="1038"/>
         </w:numPr>
         <w:ind w:firstLine="420"/>
       </w:pPr>
@@ -42329,7 +45503,7 @@
       <w:pPr>
         <w:numPr>
           <w:ilvl w:val="0"/>
-          <w:numId w:val="1031"/>
+          <w:numId w:val="1038"/>
         </w:numPr>
         <w:ind w:firstLine="420"/>
       </w:pPr>
@@ -42794,7 +45968,7 @@
       <w:pPr>
         <w:numPr>
           <w:ilvl w:val="0"/>
-          <w:numId w:val="1032"/>
+          <w:numId w:val="1039"/>
         </w:numPr>
         <w:ind w:firstLine="420"/>
       </w:pPr>
@@ -42900,7 +46074,7 @@
       <w:pPr>
         <w:numPr>
           <w:ilvl w:val="0"/>
-          <w:numId w:val="1032"/>
+          <w:numId w:val="1039"/>
         </w:numPr>
         <w:ind w:firstLine="420"/>
       </w:pPr>
@@ -43124,7 +46298,7 @@
       <w:pPr>
         <w:numPr>
           <w:ilvl w:val="0"/>
-          <w:numId w:val="1032"/>
+          <w:numId w:val="1039"/>
         </w:numPr>
         <w:ind w:firstLine="420"/>
       </w:pPr>
@@ -43924,7 +47098,7 @@
         <w:pStyle w:val="Compact"/>
         <w:numPr>
           <w:ilvl w:val="0"/>
-          <w:numId w:val="1033"/>
+          <w:numId w:val="1040"/>
         </w:numPr>
         <w:ind w:firstLine="420"/>
       </w:pPr>
@@ -45142,6 +48316,36 @@
     </w:lvlOverride>
   </w:num>
   <w:num w:numId="1006">
+    <w:abstractNumId w:val="99431"/>
+    <w:lvlOverride w:ilvl="0">
+      <w:startOverride w:val="1"/>
+    </w:lvlOverride>
+    <w:lvlOverride w:ilvl="1">
+      <w:startOverride w:val="1"/>
+    </w:lvlOverride>
+    <w:lvlOverride w:ilvl="2">
+      <w:startOverride w:val="1"/>
+    </w:lvlOverride>
+    <w:lvlOverride w:ilvl="3">
+      <w:startOverride w:val="1"/>
+    </w:lvlOverride>
+    <w:lvlOverride w:ilvl="4">
+      <w:startOverride w:val="1"/>
+    </w:lvlOverride>
+    <w:lvlOverride w:ilvl="5">
+      <w:startOverride w:val="1"/>
+    </w:lvlOverride>
+    <w:lvlOverride w:ilvl="6">
+      <w:startOverride w:val="1"/>
+    </w:lvlOverride>
+    <w:lvlOverride w:ilvl="7">
+      <w:startOverride w:val="1"/>
+    </w:lvlOverride>
+    <w:lvlOverride w:ilvl="8">
+      <w:startOverride w:val="1"/>
+    </w:lvlOverride>
+  </w:num>
+  <w:num w:numId="1007">
     <w:abstractNumId w:val="99432"/>
     <w:lvlOverride w:ilvl="0">
       <w:startOverride w:val="2"/>
@@ -45171,7 +48375,7 @@
       <w:startOverride w:val="2"/>
     </w:lvlOverride>
   </w:num>
-  <w:num w:numId="1007">
+  <w:num w:numId="1008">
     <w:abstractNumId w:val="99437"/>
     <w:lvlOverride w:ilvl="0">
       <w:startOverride w:val="7"/>
@@ -45199,36 +48403,6 @@
     </w:lvlOverride>
     <w:lvlOverride w:ilvl="8">
       <w:startOverride w:val="7"/>
-    </w:lvlOverride>
-  </w:num>
-  <w:num w:numId="1008">
-    <w:abstractNumId w:val="99431"/>
-    <w:lvlOverride w:ilvl="0">
-      <w:startOverride w:val="1"/>
-    </w:lvlOverride>
-    <w:lvlOverride w:ilvl="1">
-      <w:startOverride w:val="1"/>
-    </w:lvlOverride>
-    <w:lvlOverride w:ilvl="2">
-      <w:startOverride w:val="1"/>
-    </w:lvlOverride>
-    <w:lvlOverride w:ilvl="3">
-      <w:startOverride w:val="1"/>
-    </w:lvlOverride>
-    <w:lvlOverride w:ilvl="4">
-      <w:startOverride w:val="1"/>
-    </w:lvlOverride>
-    <w:lvlOverride w:ilvl="5">
-      <w:startOverride w:val="1"/>
-    </w:lvlOverride>
-    <w:lvlOverride w:ilvl="6">
-      <w:startOverride w:val="1"/>
-    </w:lvlOverride>
-    <w:lvlOverride w:ilvl="7">
-      <w:startOverride w:val="1"/>
-    </w:lvlOverride>
-    <w:lvlOverride w:ilvl="8">
-      <w:startOverride w:val="1"/>
     </w:lvlOverride>
   </w:num>
   <w:num w:numId="1009">
@@ -45262,33 +48436,33 @@
     </w:lvlOverride>
   </w:num>
   <w:num w:numId="1010">
-    <w:abstractNumId w:val="99433"/>
+    <w:abstractNumId w:val="99431"/>
     <w:lvlOverride w:ilvl="0">
-      <w:startOverride w:val="3"/>
+      <w:startOverride w:val="1"/>
     </w:lvlOverride>
     <w:lvlOverride w:ilvl="1">
-      <w:startOverride w:val="3"/>
+      <w:startOverride w:val="1"/>
     </w:lvlOverride>
     <w:lvlOverride w:ilvl="2">
-      <w:startOverride w:val="3"/>
+      <w:startOverride w:val="1"/>
     </w:lvlOverride>
     <w:lvlOverride w:ilvl="3">
-      <w:startOverride w:val="3"/>
+      <w:startOverride w:val="1"/>
     </w:lvlOverride>
     <w:lvlOverride w:ilvl="4">
-      <w:startOverride w:val="3"/>
+      <w:startOverride w:val="1"/>
     </w:lvlOverride>
     <w:lvlOverride w:ilvl="5">
-      <w:startOverride w:val="3"/>
+      <w:startOverride w:val="1"/>
     </w:lvlOverride>
     <w:lvlOverride w:ilvl="6">
-      <w:startOverride w:val="3"/>
+      <w:startOverride w:val="1"/>
     </w:lvlOverride>
     <w:lvlOverride w:ilvl="7">
-      <w:startOverride w:val="3"/>
+      <w:startOverride w:val="1"/>
     </w:lvlOverride>
     <w:lvlOverride w:ilvl="8">
-      <w:startOverride w:val="3"/>
+      <w:startOverride w:val="1"/>
     </w:lvlOverride>
   </w:num>
   <w:num w:numId="1011">
@@ -45352,7 +48526,7 @@
     </w:lvlOverride>
   </w:num>
   <w:num w:numId="1013">
-    <w:abstractNumId w:val="99731"/>
+    <w:abstractNumId w:val="99431"/>
     <w:lvlOverride w:ilvl="0">
       <w:startOverride w:val="1"/>
     </w:lvlOverride>
@@ -45382,63 +48556,63 @@
     </w:lvlOverride>
   </w:num>
   <w:num w:numId="1014">
-    <w:abstractNumId w:val="99732"/>
+    <w:abstractNumId w:val="99431"/>
     <w:lvlOverride w:ilvl="0">
-      <w:startOverride w:val="2"/>
+      <w:startOverride w:val="1"/>
     </w:lvlOverride>
     <w:lvlOverride w:ilvl="1">
-      <w:startOverride w:val="2"/>
+      <w:startOverride w:val="1"/>
     </w:lvlOverride>
     <w:lvlOverride w:ilvl="2">
-      <w:startOverride w:val="2"/>
+      <w:startOverride w:val="1"/>
     </w:lvlOverride>
     <w:lvlOverride w:ilvl="3">
-      <w:startOverride w:val="2"/>
+      <w:startOverride w:val="1"/>
     </w:lvlOverride>
     <w:lvlOverride w:ilvl="4">
-      <w:startOverride w:val="2"/>
+      <w:startOverride w:val="1"/>
     </w:lvlOverride>
     <w:lvlOverride w:ilvl="5">
-      <w:startOverride w:val="2"/>
+      <w:startOverride w:val="1"/>
     </w:lvlOverride>
     <w:lvlOverride w:ilvl="6">
-      <w:startOverride w:val="2"/>
+      <w:startOverride w:val="1"/>
     </w:lvlOverride>
     <w:lvlOverride w:ilvl="7">
-      <w:startOverride w:val="2"/>
+      <w:startOverride w:val="1"/>
     </w:lvlOverride>
     <w:lvlOverride w:ilvl="8">
-      <w:startOverride w:val="2"/>
+      <w:startOverride w:val="1"/>
     </w:lvlOverride>
   </w:num>
   <w:num w:numId="1015">
-    <w:abstractNumId w:val="99733"/>
+    <w:abstractNumId w:val="99431"/>
     <w:lvlOverride w:ilvl="0">
-      <w:startOverride w:val="3"/>
+      <w:startOverride w:val="1"/>
     </w:lvlOverride>
     <w:lvlOverride w:ilvl="1">
-      <w:startOverride w:val="3"/>
+      <w:startOverride w:val="1"/>
     </w:lvlOverride>
     <w:lvlOverride w:ilvl="2">
-      <w:startOverride w:val="3"/>
+      <w:startOverride w:val="1"/>
     </w:lvlOverride>
     <w:lvlOverride w:ilvl="3">
-      <w:startOverride w:val="3"/>
+      <w:startOverride w:val="1"/>
     </w:lvlOverride>
     <w:lvlOverride w:ilvl="4">
-      <w:startOverride w:val="3"/>
+      <w:startOverride w:val="1"/>
     </w:lvlOverride>
     <w:lvlOverride w:ilvl="5">
-      <w:startOverride w:val="3"/>
+      <w:startOverride w:val="1"/>
     </w:lvlOverride>
     <w:lvlOverride w:ilvl="6">
-      <w:startOverride w:val="3"/>
+      <w:startOverride w:val="1"/>
     </w:lvlOverride>
     <w:lvlOverride w:ilvl="7">
-      <w:startOverride w:val="3"/>
+      <w:startOverride w:val="1"/>
     </w:lvlOverride>
     <w:lvlOverride w:ilvl="8">
-      <w:startOverride w:val="3"/>
+      <w:startOverride w:val="1"/>
     </w:lvlOverride>
   </w:num>
   <w:num w:numId="1016">
@@ -45532,66 +48706,6 @@
     </w:lvlOverride>
   </w:num>
   <w:num w:numId="1019">
-    <w:abstractNumId w:val="99432"/>
-    <w:lvlOverride w:ilvl="0">
-      <w:startOverride w:val="2"/>
-    </w:lvlOverride>
-    <w:lvlOverride w:ilvl="1">
-      <w:startOverride w:val="2"/>
-    </w:lvlOverride>
-    <w:lvlOverride w:ilvl="2">
-      <w:startOverride w:val="2"/>
-    </w:lvlOverride>
-    <w:lvlOverride w:ilvl="3">
-      <w:startOverride w:val="2"/>
-    </w:lvlOverride>
-    <w:lvlOverride w:ilvl="4">
-      <w:startOverride w:val="2"/>
-    </w:lvlOverride>
-    <w:lvlOverride w:ilvl="5">
-      <w:startOverride w:val="2"/>
-    </w:lvlOverride>
-    <w:lvlOverride w:ilvl="6">
-      <w:startOverride w:val="2"/>
-    </w:lvlOverride>
-    <w:lvlOverride w:ilvl="7">
-      <w:startOverride w:val="2"/>
-    </w:lvlOverride>
-    <w:lvlOverride w:ilvl="8">
-      <w:startOverride w:val="2"/>
-    </w:lvlOverride>
-  </w:num>
-  <w:num w:numId="1020">
-    <w:abstractNumId w:val="99433"/>
-    <w:lvlOverride w:ilvl="0">
-      <w:startOverride w:val="3"/>
-    </w:lvlOverride>
-    <w:lvlOverride w:ilvl="1">
-      <w:startOverride w:val="3"/>
-    </w:lvlOverride>
-    <w:lvlOverride w:ilvl="2">
-      <w:startOverride w:val="3"/>
-    </w:lvlOverride>
-    <w:lvlOverride w:ilvl="3">
-      <w:startOverride w:val="3"/>
-    </w:lvlOverride>
-    <w:lvlOverride w:ilvl="4">
-      <w:startOverride w:val="3"/>
-    </w:lvlOverride>
-    <w:lvlOverride w:ilvl="5">
-      <w:startOverride w:val="3"/>
-    </w:lvlOverride>
-    <w:lvlOverride w:ilvl="6">
-      <w:startOverride w:val="3"/>
-    </w:lvlOverride>
-    <w:lvlOverride w:ilvl="7">
-      <w:startOverride w:val="3"/>
-    </w:lvlOverride>
-    <w:lvlOverride w:ilvl="8">
-      <w:startOverride w:val="3"/>
-    </w:lvlOverride>
-  </w:num>
-  <w:num w:numId="1021">
     <w:abstractNumId w:val="99431"/>
     <w:lvlOverride w:ilvl="0">
       <w:startOverride w:val="1"/>
@@ -45621,8 +48735,8 @@
       <w:startOverride w:val="1"/>
     </w:lvlOverride>
   </w:num>
-  <w:num w:numId="1022">
-    <w:abstractNumId w:val="99431"/>
+  <w:num w:numId="1020">
+    <w:abstractNumId w:val="99731"/>
     <w:lvlOverride w:ilvl="0">
       <w:startOverride w:val="1"/>
     </w:lvlOverride>
@@ -45649,6 +48763,66 @@
     </w:lvlOverride>
     <w:lvlOverride w:ilvl="8">
       <w:startOverride w:val="1"/>
+    </w:lvlOverride>
+  </w:num>
+  <w:num w:numId="1021">
+    <w:abstractNumId w:val="99732"/>
+    <w:lvlOverride w:ilvl="0">
+      <w:startOverride w:val="2"/>
+    </w:lvlOverride>
+    <w:lvlOverride w:ilvl="1">
+      <w:startOverride w:val="2"/>
+    </w:lvlOverride>
+    <w:lvlOverride w:ilvl="2">
+      <w:startOverride w:val="2"/>
+    </w:lvlOverride>
+    <w:lvlOverride w:ilvl="3">
+      <w:startOverride w:val="2"/>
+    </w:lvlOverride>
+    <w:lvlOverride w:ilvl="4">
+      <w:startOverride w:val="2"/>
+    </w:lvlOverride>
+    <w:lvlOverride w:ilvl="5">
+      <w:startOverride w:val="2"/>
+    </w:lvlOverride>
+    <w:lvlOverride w:ilvl="6">
+      <w:startOverride w:val="2"/>
+    </w:lvlOverride>
+    <w:lvlOverride w:ilvl="7">
+      <w:startOverride w:val="2"/>
+    </w:lvlOverride>
+    <w:lvlOverride w:ilvl="8">
+      <w:startOverride w:val="2"/>
+    </w:lvlOverride>
+  </w:num>
+  <w:num w:numId="1022">
+    <w:abstractNumId w:val="99733"/>
+    <w:lvlOverride w:ilvl="0">
+      <w:startOverride w:val="3"/>
+    </w:lvlOverride>
+    <w:lvlOverride w:ilvl="1">
+      <w:startOverride w:val="3"/>
+    </w:lvlOverride>
+    <w:lvlOverride w:ilvl="2">
+      <w:startOverride w:val="3"/>
+    </w:lvlOverride>
+    <w:lvlOverride w:ilvl="3">
+      <w:startOverride w:val="3"/>
+    </w:lvlOverride>
+    <w:lvlOverride w:ilvl="4">
+      <w:startOverride w:val="3"/>
+    </w:lvlOverride>
+    <w:lvlOverride w:ilvl="5">
+      <w:startOverride w:val="3"/>
+    </w:lvlOverride>
+    <w:lvlOverride w:ilvl="6">
+      <w:startOverride w:val="3"/>
+    </w:lvlOverride>
+    <w:lvlOverride w:ilvl="7">
+      <w:startOverride w:val="3"/>
+    </w:lvlOverride>
+    <w:lvlOverride w:ilvl="8">
+      <w:startOverride w:val="3"/>
     </w:lvlOverride>
   </w:num>
   <w:num w:numId="1023">
@@ -45682,33 +48856,33 @@
     </w:lvlOverride>
   </w:num>
   <w:num w:numId="1024">
-    <w:abstractNumId w:val="99431"/>
+    <w:abstractNumId w:val="99433"/>
     <w:lvlOverride w:ilvl="0">
-      <w:startOverride w:val="1"/>
+      <w:startOverride w:val="3"/>
     </w:lvlOverride>
     <w:lvlOverride w:ilvl="1">
-      <w:startOverride w:val="1"/>
+      <w:startOverride w:val="3"/>
     </w:lvlOverride>
     <w:lvlOverride w:ilvl="2">
-      <w:startOverride w:val="1"/>
+      <w:startOverride w:val="3"/>
     </w:lvlOverride>
     <w:lvlOverride w:ilvl="3">
-      <w:startOverride w:val="1"/>
+      <w:startOverride w:val="3"/>
     </w:lvlOverride>
     <w:lvlOverride w:ilvl="4">
-      <w:startOverride w:val="1"/>
+      <w:startOverride w:val="3"/>
     </w:lvlOverride>
     <w:lvlOverride w:ilvl="5">
-      <w:startOverride w:val="1"/>
+      <w:startOverride w:val="3"/>
     </w:lvlOverride>
     <w:lvlOverride w:ilvl="6">
-      <w:startOverride w:val="1"/>
+      <w:startOverride w:val="3"/>
     </w:lvlOverride>
     <w:lvlOverride w:ilvl="7">
-      <w:startOverride w:val="1"/>
+      <w:startOverride w:val="3"/>
     </w:lvlOverride>
     <w:lvlOverride w:ilvl="8">
-      <w:startOverride w:val="1"/>
+      <w:startOverride w:val="3"/>
     </w:lvlOverride>
   </w:num>
   <w:num w:numId="1025">
@@ -45772,33 +48946,33 @@
     </w:lvlOverride>
   </w:num>
   <w:num w:numId="1027">
-    <w:abstractNumId w:val="99431"/>
+    <w:abstractNumId w:val="99433"/>
     <w:lvlOverride w:ilvl="0">
-      <w:startOverride w:val="1"/>
+      <w:startOverride w:val="3"/>
     </w:lvlOverride>
     <w:lvlOverride w:ilvl="1">
-      <w:startOverride w:val="1"/>
+      <w:startOverride w:val="3"/>
     </w:lvlOverride>
     <w:lvlOverride w:ilvl="2">
-      <w:startOverride w:val="1"/>
+      <w:startOverride w:val="3"/>
     </w:lvlOverride>
     <w:lvlOverride w:ilvl="3">
-      <w:startOverride w:val="1"/>
+      <w:startOverride w:val="3"/>
     </w:lvlOverride>
     <w:lvlOverride w:ilvl="4">
-      <w:startOverride w:val="1"/>
+      <w:startOverride w:val="3"/>
     </w:lvlOverride>
     <w:lvlOverride w:ilvl="5">
-      <w:startOverride w:val="1"/>
+      <w:startOverride w:val="3"/>
     </w:lvlOverride>
     <w:lvlOverride w:ilvl="6">
-      <w:startOverride w:val="1"/>
+      <w:startOverride w:val="3"/>
     </w:lvlOverride>
     <w:lvlOverride w:ilvl="7">
-      <w:startOverride w:val="1"/>
+      <w:startOverride w:val="3"/>
     </w:lvlOverride>
     <w:lvlOverride w:ilvl="8">
-      <w:startOverride w:val="1"/>
+      <w:startOverride w:val="3"/>
     </w:lvlOverride>
   </w:num>
   <w:num w:numId="1028">
@@ -45832,37 +49006,37 @@
     </w:lvlOverride>
   </w:num>
   <w:num w:numId="1029">
-    <w:abstractNumId w:val="99432"/>
+    <w:abstractNumId w:val="99431"/>
     <w:lvlOverride w:ilvl="0">
-      <w:startOverride w:val="2"/>
+      <w:startOverride w:val="1"/>
     </w:lvlOverride>
     <w:lvlOverride w:ilvl="1">
-      <w:startOverride w:val="2"/>
+      <w:startOverride w:val="1"/>
     </w:lvlOverride>
     <w:lvlOverride w:ilvl="2">
-      <w:startOverride w:val="2"/>
+      <w:startOverride w:val="1"/>
     </w:lvlOverride>
     <w:lvlOverride w:ilvl="3">
-      <w:startOverride w:val="2"/>
+      <w:startOverride w:val="1"/>
     </w:lvlOverride>
     <w:lvlOverride w:ilvl="4">
-      <w:startOverride w:val="2"/>
+      <w:startOverride w:val="1"/>
     </w:lvlOverride>
     <w:lvlOverride w:ilvl="5">
-      <w:startOverride w:val="2"/>
+      <w:startOverride w:val="1"/>
     </w:lvlOverride>
     <w:lvlOverride w:ilvl="6">
-      <w:startOverride w:val="2"/>
+      <w:startOverride w:val="1"/>
     </w:lvlOverride>
     <w:lvlOverride w:ilvl="7">
-      <w:startOverride w:val="2"/>
+      <w:startOverride w:val="1"/>
     </w:lvlOverride>
     <w:lvlOverride w:ilvl="8">
-      <w:startOverride w:val="2"/>
+      <w:startOverride w:val="1"/>
     </w:lvlOverride>
   </w:num>
   <w:num w:numId="1030">
-    <w:abstractNumId w:val="99731"/>
+    <w:abstractNumId w:val="99431"/>
     <w:lvlOverride w:ilvl="0">
       <w:startOverride w:val="1"/>
     </w:lvlOverride>
@@ -45952,6 +49126,216 @@
     </w:lvlOverride>
   </w:num>
   <w:num w:numId="1033">
+    <w:abstractNumId w:val="99432"/>
+    <w:lvlOverride w:ilvl="0">
+      <w:startOverride w:val="2"/>
+    </w:lvlOverride>
+    <w:lvlOverride w:ilvl="1">
+      <w:startOverride w:val="2"/>
+    </w:lvlOverride>
+    <w:lvlOverride w:ilvl="2">
+      <w:startOverride w:val="2"/>
+    </w:lvlOverride>
+    <w:lvlOverride w:ilvl="3">
+      <w:startOverride w:val="2"/>
+    </w:lvlOverride>
+    <w:lvlOverride w:ilvl="4">
+      <w:startOverride w:val="2"/>
+    </w:lvlOverride>
+    <w:lvlOverride w:ilvl="5">
+      <w:startOverride w:val="2"/>
+    </w:lvlOverride>
+    <w:lvlOverride w:ilvl="6">
+      <w:startOverride w:val="2"/>
+    </w:lvlOverride>
+    <w:lvlOverride w:ilvl="7">
+      <w:startOverride w:val="2"/>
+    </w:lvlOverride>
+    <w:lvlOverride w:ilvl="8">
+      <w:startOverride w:val="2"/>
+    </w:lvlOverride>
+  </w:num>
+  <w:num w:numId="1034">
+    <w:abstractNumId w:val="99431"/>
+    <w:lvlOverride w:ilvl="0">
+      <w:startOverride w:val="1"/>
+    </w:lvlOverride>
+    <w:lvlOverride w:ilvl="1">
+      <w:startOverride w:val="1"/>
+    </w:lvlOverride>
+    <w:lvlOverride w:ilvl="2">
+      <w:startOverride w:val="1"/>
+    </w:lvlOverride>
+    <w:lvlOverride w:ilvl="3">
+      <w:startOverride w:val="1"/>
+    </w:lvlOverride>
+    <w:lvlOverride w:ilvl="4">
+      <w:startOverride w:val="1"/>
+    </w:lvlOverride>
+    <w:lvlOverride w:ilvl="5">
+      <w:startOverride w:val="1"/>
+    </w:lvlOverride>
+    <w:lvlOverride w:ilvl="6">
+      <w:startOverride w:val="1"/>
+    </w:lvlOverride>
+    <w:lvlOverride w:ilvl="7">
+      <w:startOverride w:val="1"/>
+    </w:lvlOverride>
+    <w:lvlOverride w:ilvl="8">
+      <w:startOverride w:val="1"/>
+    </w:lvlOverride>
+  </w:num>
+  <w:num w:numId="1035">
+    <w:abstractNumId w:val="99431"/>
+    <w:lvlOverride w:ilvl="0">
+      <w:startOverride w:val="1"/>
+    </w:lvlOverride>
+    <w:lvlOverride w:ilvl="1">
+      <w:startOverride w:val="1"/>
+    </w:lvlOverride>
+    <w:lvlOverride w:ilvl="2">
+      <w:startOverride w:val="1"/>
+    </w:lvlOverride>
+    <w:lvlOverride w:ilvl="3">
+      <w:startOverride w:val="1"/>
+    </w:lvlOverride>
+    <w:lvlOverride w:ilvl="4">
+      <w:startOverride w:val="1"/>
+    </w:lvlOverride>
+    <w:lvlOverride w:ilvl="5">
+      <w:startOverride w:val="1"/>
+    </w:lvlOverride>
+    <w:lvlOverride w:ilvl="6">
+      <w:startOverride w:val="1"/>
+    </w:lvlOverride>
+    <w:lvlOverride w:ilvl="7">
+      <w:startOverride w:val="1"/>
+    </w:lvlOverride>
+    <w:lvlOverride w:ilvl="8">
+      <w:startOverride w:val="1"/>
+    </w:lvlOverride>
+  </w:num>
+  <w:num w:numId="1036">
+    <w:abstractNumId w:val="99432"/>
+    <w:lvlOverride w:ilvl="0">
+      <w:startOverride w:val="2"/>
+    </w:lvlOverride>
+    <w:lvlOverride w:ilvl="1">
+      <w:startOverride w:val="2"/>
+    </w:lvlOverride>
+    <w:lvlOverride w:ilvl="2">
+      <w:startOverride w:val="2"/>
+    </w:lvlOverride>
+    <w:lvlOverride w:ilvl="3">
+      <w:startOverride w:val="2"/>
+    </w:lvlOverride>
+    <w:lvlOverride w:ilvl="4">
+      <w:startOverride w:val="2"/>
+    </w:lvlOverride>
+    <w:lvlOverride w:ilvl="5">
+      <w:startOverride w:val="2"/>
+    </w:lvlOverride>
+    <w:lvlOverride w:ilvl="6">
+      <w:startOverride w:val="2"/>
+    </w:lvlOverride>
+    <w:lvlOverride w:ilvl="7">
+      <w:startOverride w:val="2"/>
+    </w:lvlOverride>
+    <w:lvlOverride w:ilvl="8">
+      <w:startOverride w:val="2"/>
+    </w:lvlOverride>
+  </w:num>
+  <w:num w:numId="1037">
+    <w:abstractNumId w:val="99731"/>
+    <w:lvlOverride w:ilvl="0">
+      <w:startOverride w:val="1"/>
+    </w:lvlOverride>
+    <w:lvlOverride w:ilvl="1">
+      <w:startOverride w:val="1"/>
+    </w:lvlOverride>
+    <w:lvlOverride w:ilvl="2">
+      <w:startOverride w:val="1"/>
+    </w:lvlOverride>
+    <w:lvlOverride w:ilvl="3">
+      <w:startOverride w:val="1"/>
+    </w:lvlOverride>
+    <w:lvlOverride w:ilvl="4">
+      <w:startOverride w:val="1"/>
+    </w:lvlOverride>
+    <w:lvlOverride w:ilvl="5">
+      <w:startOverride w:val="1"/>
+    </w:lvlOverride>
+    <w:lvlOverride w:ilvl="6">
+      <w:startOverride w:val="1"/>
+    </w:lvlOverride>
+    <w:lvlOverride w:ilvl="7">
+      <w:startOverride w:val="1"/>
+    </w:lvlOverride>
+    <w:lvlOverride w:ilvl="8">
+      <w:startOverride w:val="1"/>
+    </w:lvlOverride>
+  </w:num>
+  <w:num w:numId="1038">
+    <w:abstractNumId w:val="99431"/>
+    <w:lvlOverride w:ilvl="0">
+      <w:startOverride w:val="1"/>
+    </w:lvlOverride>
+    <w:lvlOverride w:ilvl="1">
+      <w:startOverride w:val="1"/>
+    </w:lvlOverride>
+    <w:lvlOverride w:ilvl="2">
+      <w:startOverride w:val="1"/>
+    </w:lvlOverride>
+    <w:lvlOverride w:ilvl="3">
+      <w:startOverride w:val="1"/>
+    </w:lvlOverride>
+    <w:lvlOverride w:ilvl="4">
+      <w:startOverride w:val="1"/>
+    </w:lvlOverride>
+    <w:lvlOverride w:ilvl="5">
+      <w:startOverride w:val="1"/>
+    </w:lvlOverride>
+    <w:lvlOverride w:ilvl="6">
+      <w:startOverride w:val="1"/>
+    </w:lvlOverride>
+    <w:lvlOverride w:ilvl="7">
+      <w:startOverride w:val="1"/>
+    </w:lvlOverride>
+    <w:lvlOverride w:ilvl="8">
+      <w:startOverride w:val="1"/>
+    </w:lvlOverride>
+  </w:num>
+  <w:num w:numId="1039">
+    <w:abstractNumId w:val="99431"/>
+    <w:lvlOverride w:ilvl="0">
+      <w:startOverride w:val="1"/>
+    </w:lvlOverride>
+    <w:lvlOverride w:ilvl="1">
+      <w:startOverride w:val="1"/>
+    </w:lvlOverride>
+    <w:lvlOverride w:ilvl="2">
+      <w:startOverride w:val="1"/>
+    </w:lvlOverride>
+    <w:lvlOverride w:ilvl="3">
+      <w:startOverride w:val="1"/>
+    </w:lvlOverride>
+    <w:lvlOverride w:ilvl="4">
+      <w:startOverride w:val="1"/>
+    </w:lvlOverride>
+    <w:lvlOverride w:ilvl="5">
+      <w:startOverride w:val="1"/>
+    </w:lvlOverride>
+    <w:lvlOverride w:ilvl="6">
+      <w:startOverride w:val="1"/>
+    </w:lvlOverride>
+    <w:lvlOverride w:ilvl="7">
+      <w:startOverride w:val="1"/>
+    </w:lvlOverride>
+    <w:lvlOverride w:ilvl="8">
+      <w:startOverride w:val="1"/>
+    </w:lvlOverride>
+  </w:num>
+  <w:num w:numId="1040">
     <w:abstractNumId w:val="99434"/>
     <w:lvlOverride w:ilvl="0">
       <w:startOverride w:val="4"/>
